--- a/ICT80004-Internship_Project/FINAL REPORT/ICT80004-Portfolio Template (1).docx
+++ b/ICT80004-Internship_Project/FINAL REPORT/ICT80004-Portfolio Template (1).docx
@@ -210,23 +210,31 @@
           <w:pPr>
             <w:rPr>
               <w:rFonts w:asciiTheme="majorHAnsi" w:eastAsiaTheme="majorEastAsia" w:hAnsiTheme="majorHAnsi" w:cstheme="majorHAnsi"/>
+              <w:sz w:val="22"/>
+              <w:szCs w:val="22"/>
             </w:rPr>
           </w:pPr>
           <w:r>
             <w:rPr>
               <w:rFonts w:asciiTheme="majorHAnsi" w:eastAsiaTheme="majorEastAsia" w:hAnsiTheme="majorHAnsi" w:cstheme="majorHAnsi"/>
+              <w:sz w:val="22"/>
+              <w:szCs w:val="22"/>
             </w:rPr>
             <w:t xml:space="preserve">The following checklists provide an overview of my </w:t>
           </w:r>
           <w:r>
             <w:rPr>
               <w:rFonts w:asciiTheme="majorHAnsi" w:eastAsiaTheme="majorEastAsia" w:hAnsiTheme="majorHAnsi" w:cstheme="majorHAnsi"/>
+              <w:sz w:val="22"/>
+              <w:szCs w:val="22"/>
             </w:rPr>
             <w:t>self-assessment</w:t>
           </w:r>
           <w:r>
             <w:rPr>
               <w:rFonts w:asciiTheme="majorHAnsi" w:eastAsiaTheme="majorEastAsia" w:hAnsiTheme="majorHAnsi" w:cstheme="majorHAnsi"/>
+              <w:sz w:val="22"/>
+              <w:szCs w:val="22"/>
             </w:rPr>
             <w:t xml:space="preserve"> for this unit.</w:t>
           </w:r>
@@ -248,9 +256,9 @@
         <w:tblLook w:val="00A0" w:firstRow="1" w:lastRow="0" w:firstColumn="1" w:lastColumn="0" w:noHBand="0" w:noVBand="0"/>
       </w:tblPr>
       <w:tblGrid>
-        <w:gridCol w:w="1548"/>
-        <w:gridCol w:w="5931"/>
-        <w:gridCol w:w="1757"/>
+        <w:gridCol w:w="1594"/>
+        <w:gridCol w:w="6106"/>
+        <w:gridCol w:w="1808"/>
       </w:tblGrid>
       <w:tr>
         <w:trPr>
@@ -269,12 +277,16 @@
           <w:p>
             <w:pPr>
               <w:rPr>
-                <w:rFonts w:asciiTheme="majorHAnsi" w:hAnsiTheme="majorHAnsi" w:cstheme="majorHAnsi"/>
-              </w:rPr>
-            </w:pPr>
-            <w:r>
-              <w:rPr>
-                <w:rFonts w:asciiTheme="majorHAnsi" w:hAnsiTheme="majorHAnsi" w:cstheme="majorHAnsi"/>
+                <w:rFonts w:ascii="Calibri" w:hAnsi="Calibri" w:cs="Calibri"/>
+                <w:sz w:val="22"/>
+                <w:szCs w:val="22"/>
+              </w:rPr>
+            </w:pPr>
+            <w:r>
+              <w:rPr>
+                <w:rFonts w:ascii="Calibri" w:hAnsi="Calibri" w:cs="Calibri"/>
+                <w:sz w:val="22"/>
+                <w:szCs w:val="22"/>
               </w:rPr>
               <w:t>Self-Assessment (please rate yourself)</w:t>
             </w:r>
@@ -293,42 +305,48 @@
             <w:pPr>
               <w:jc w:val="center"/>
               <w:rPr>
-                <w:rFonts w:asciiTheme="majorHAnsi" w:hAnsiTheme="majorHAnsi" w:cstheme="majorHAnsi"/>
-              </w:rPr>
-            </w:pPr>
-            <w:r>
-              <w:rPr>
-                <w:rFonts w:asciiTheme="majorHAnsi" w:hAnsiTheme="majorHAnsi" w:cstheme="majorHAnsi"/>
+                <w:rFonts w:ascii="Calibri" w:hAnsi="Calibri" w:cs="Calibri"/>
+                <w:sz w:val="22"/>
+                <w:szCs w:val="22"/>
+              </w:rPr>
+            </w:pPr>
+            <w:r>
+              <w:rPr>
+                <w:rFonts w:ascii="Calibri" w:hAnsi="Calibri" w:cs="Calibri"/>
+                <w:sz w:val="22"/>
+                <w:szCs w:val="22"/>
               </w:rPr>
               <w:t xml:space="preserve">Provide your most outstanding </w:t>
             </w:r>
             <w:r>
               <w:rPr>
-                <w:rFonts w:asciiTheme="majorHAnsi" w:hAnsiTheme="majorHAnsi" w:cstheme="majorHAnsi"/>
+                <w:rFonts w:ascii="Calibri" w:hAnsi="Calibri" w:cs="Calibri"/>
+                <w:sz w:val="22"/>
+                <w:szCs w:val="22"/>
               </w:rPr>
               <w:t>achievements</w:t>
             </w:r>
             <w:r>
               <w:rPr>
-                <w:rFonts w:asciiTheme="majorHAnsi" w:hAnsiTheme="majorHAnsi" w:cstheme="majorHAnsi"/>
-              </w:rPr>
-              <w:t xml:space="preserve"> that you achieved </w:t>
-            </w:r>
-            <w:r>
-              <w:rPr>
-                <w:rFonts w:asciiTheme="majorHAnsi" w:hAnsiTheme="majorHAnsi" w:cstheme="majorHAnsi"/>
-              </w:rPr>
-              <w:t>f</w:t>
-            </w:r>
-            <w:r>
-              <w:rPr>
-                <w:rFonts w:asciiTheme="majorHAnsi" w:hAnsiTheme="majorHAnsi" w:cstheme="majorHAnsi"/>
+                <w:rFonts w:ascii="Calibri" w:hAnsi="Calibri" w:cs="Calibri"/>
+                <w:sz w:val="22"/>
+                <w:szCs w:val="22"/>
+              </w:rPr>
+              <w:t xml:space="preserve"> that you achieved f</w:t>
+            </w:r>
+            <w:r>
+              <w:rPr>
+                <w:rFonts w:ascii="Calibri" w:hAnsi="Calibri" w:cs="Calibri"/>
+                <w:sz w:val="22"/>
+                <w:szCs w:val="22"/>
               </w:rPr>
               <w:t>or each learning out</w:t>
             </w:r>
             <w:r>
               <w:rPr>
-                <w:rFonts w:asciiTheme="majorHAnsi" w:hAnsiTheme="majorHAnsi" w:cstheme="majorHAnsi"/>
+                <w:rFonts w:ascii="Calibri" w:hAnsi="Calibri" w:cs="Calibri"/>
+                <w:sz w:val="22"/>
+                <w:szCs w:val="22"/>
               </w:rPr>
               <w:t>come</w:t>
             </w:r>
@@ -348,12 +366,16 @@
               <w:spacing w:before="0"/>
               <w:jc w:val="center"/>
               <w:rPr>
-                <w:rFonts w:asciiTheme="majorHAnsi" w:hAnsiTheme="majorHAnsi" w:cstheme="majorHAnsi"/>
-              </w:rPr>
-            </w:pPr>
-            <w:r>
-              <w:rPr>
-                <w:rFonts w:asciiTheme="majorHAnsi" w:hAnsiTheme="majorHAnsi" w:cstheme="majorHAnsi"/>
+                <w:rFonts w:ascii="Calibri" w:hAnsi="Calibri" w:cs="Calibri"/>
+                <w:sz w:val="22"/>
+                <w:szCs w:val="22"/>
+              </w:rPr>
+            </w:pPr>
+            <w:r>
+              <w:rPr>
+                <w:rFonts w:ascii="Calibri" w:hAnsi="Calibri" w:cs="Calibri"/>
+                <w:sz w:val="22"/>
+                <w:szCs w:val="22"/>
               </w:rPr>
               <w:t>Mark</w:t>
             </w:r>
@@ -363,12 +385,16 @@
               <w:spacing w:before="0"/>
               <w:jc w:val="center"/>
               <w:rPr>
-                <w:rFonts w:asciiTheme="majorHAnsi" w:hAnsiTheme="majorHAnsi" w:cstheme="majorHAnsi"/>
-              </w:rPr>
-            </w:pPr>
-            <w:r>
-              <w:rPr>
-                <w:rFonts w:asciiTheme="majorHAnsi" w:hAnsiTheme="majorHAnsi" w:cstheme="majorHAnsi"/>
+                <w:rFonts w:ascii="Calibri" w:hAnsi="Calibri" w:cs="Calibri"/>
+                <w:sz w:val="22"/>
+                <w:szCs w:val="22"/>
+              </w:rPr>
+            </w:pPr>
+            <w:r>
+              <w:rPr>
+                <w:rFonts w:ascii="Calibri" w:hAnsi="Calibri" w:cs="Calibri"/>
+                <w:sz w:val="22"/>
+                <w:szCs w:val="22"/>
               </w:rPr>
               <w:t>0 – 20 for each LO</w:t>
             </w:r>
@@ -389,30 +415,24 @@
           <w:p>
             <w:pPr>
               <w:rPr>
-                <w:rFonts w:asciiTheme="majorHAnsi" w:hAnsiTheme="majorHAnsi" w:cstheme="majorHAnsi"/>
-              </w:rPr>
-            </w:pPr>
-            <w:r>
-              <w:rPr>
-                <w:rFonts w:asciiTheme="majorHAnsi" w:hAnsiTheme="majorHAnsi" w:cstheme="majorHAnsi"/>
-              </w:rPr>
-              <w:t xml:space="preserve">LO1: </w:t>
-            </w:r>
-            <w:r>
-              <w:rPr>
-                <w:rFonts w:asciiTheme="majorHAnsi" w:hAnsiTheme="majorHAnsi" w:cstheme="majorHAnsi"/>
-              </w:rPr>
-              <w:t>Improve your awareness of a range of issues associa</w:t>
-            </w:r>
-            <w:r>
-              <w:rPr>
-                <w:rFonts w:asciiTheme="majorHAnsi" w:hAnsiTheme="majorHAnsi" w:cstheme="majorHAnsi"/>
-              </w:rPr>
-              <w:t>ted with professional practice</w:t>
-            </w:r>
-            <w:r>
-              <w:rPr>
-                <w:rFonts w:asciiTheme="majorHAnsi" w:hAnsiTheme="majorHAnsi" w:cstheme="majorHAnsi"/>
+                <w:rFonts w:ascii="Calibri" w:hAnsi="Calibri" w:cs="Calibri"/>
+                <w:sz w:val="22"/>
+                <w:szCs w:val="22"/>
+              </w:rPr>
+            </w:pPr>
+            <w:r>
+              <w:rPr>
+                <w:rFonts w:ascii="Calibri" w:hAnsi="Calibri" w:cs="Calibri"/>
+                <w:sz w:val="22"/>
+                <w:szCs w:val="22"/>
+              </w:rPr>
+              <w:t>LO1: Improve your awareness of a range of issues associated with professional practice</w:t>
+            </w:r>
+            <w:r>
+              <w:rPr>
+                <w:rFonts w:ascii="Calibri" w:hAnsi="Calibri" w:cs="Calibri"/>
+                <w:sz w:val="22"/>
+                <w:szCs w:val="22"/>
               </w:rPr>
               <w:tab/>
             </w:r>
@@ -425,201 +445,67 @@
           </w:tcPr>
           <w:p>
             <w:pPr>
-              <w:jc w:val="center"/>
-              <w:rPr>
-                <w:rFonts w:asciiTheme="majorHAnsi" w:hAnsiTheme="majorHAnsi" w:cstheme="majorHAnsi"/>
-              </w:rPr>
-            </w:pPr>
-            <w:r>
-              <w:rPr>
-                <w:rFonts w:asciiTheme="majorHAnsi" w:hAnsiTheme="majorHAnsi" w:cstheme="majorHAnsi"/>
-                <w:noProof/>
-                <w:lang w:eastAsia="zh-TW"/>
-              </w:rPr>
-              <mc:AlternateContent>
-                <mc:Choice Requires="wps">
-                  <w:drawing>
-                    <wp:anchor distT="0" distB="0" distL="114300" distR="114300" simplePos="0" relativeHeight="251660800" behindDoc="0" locked="0" layoutInCell="1" allowOverlap="1" wp14:anchorId="06D819E0" wp14:editId="66C71229">
-                      <wp:simplePos x="0" y="0"/>
-                      <wp:positionH relativeFrom="column">
-                        <wp:posOffset>891540</wp:posOffset>
-                      </wp:positionH>
-                      <wp:positionV relativeFrom="paragraph">
-                        <wp:posOffset>387350</wp:posOffset>
-                      </wp:positionV>
-                      <wp:extent cx="2419985" cy="964565"/>
-                      <wp:effectExtent l="914400" t="209550" r="75565" b="102235"/>
-                      <wp:wrapNone/>
-                      <wp:docPr id="16" name="Rectangular Callout 16"/>
-                      <wp:cNvGraphicFramePr/>
-                      <a:graphic xmlns:a="http://schemas.openxmlformats.org/drawingml/2006/main">
-                        <a:graphicData uri="http://schemas.microsoft.com/office/word/2010/wordprocessingShape">
-                          <wps:wsp>
-                            <wps:cNvSpPr/>
-                            <wps:spPr>
-                              <a:xfrm>
-                                <a:off x="0" y="0"/>
-                                <a:ext cx="2419985" cy="964565"/>
-                              </a:xfrm>
-                              <a:prstGeom prst="wedgeRectCallout">
-                                <a:avLst>
-                                  <a:gd name="adj1" fmla="val -85767"/>
-                                  <a:gd name="adj2" fmla="val -68971"/>
-                                </a:avLst>
-                              </a:prstGeom>
-                            </wps:spPr>
-                            <wps:style>
-                              <a:lnRef idx="1">
-                                <a:schemeClr val="accent1"/>
-                              </a:lnRef>
-                              <a:fillRef idx="3">
-                                <a:schemeClr val="accent1"/>
-                              </a:fillRef>
-                              <a:effectRef idx="2">
-                                <a:schemeClr val="accent1"/>
-                              </a:effectRef>
-                              <a:fontRef idx="minor">
-                                <a:schemeClr val="lt1"/>
-                              </a:fontRef>
-                            </wps:style>
-                            <wps:txbx>
-                              <w:txbxContent>
-                                <w:p>
-                                  <w:pPr>
-                                    <w:jc w:val="center"/>
-                                  </w:pPr>
-                                  <w:r>
-                                    <w:t xml:space="preserve">List 1 most outstanding achievement per LO. Something if placed in your CV will set it apart. Then provide a self-assessment between 0 </w:t>
-                                  </w:r>
-                                  <w:r>
-                                    <w:t>–</w:t>
-                                  </w:r>
-                                  <w:r>
-                                    <w:t xml:space="preserve"> </w:t>
-                                  </w:r>
-                                  <w:r>
-                                    <w:t>20</w:t>
-                                  </w:r>
-                                  <w:r>
-                                    <w:t xml:space="preserve"> using the rubric below</w:t>
-                                  </w:r>
-                                  <w:r>
-                                    <w:t>.</w:t>
-                                  </w:r>
-                                </w:p>
-                                <w:p>
-                                  <w:pPr>
-                                    <w:jc w:val="center"/>
-                                  </w:pPr>
-                                </w:p>
-                              </w:txbxContent>
-                            </wps:txbx>
-                            <wps:bodyPr rot="0" spcFirstLastPara="0" vertOverflow="overflow" horzOverflow="overflow" vert="horz" wrap="square" lIns="91440" tIns="45720" rIns="91440" bIns="45720" numCol="1" spcCol="0" rtlCol="0" fromWordArt="0" anchor="ctr" anchorCtr="0" forceAA="0" compatLnSpc="1">
-                              <a:prstTxWarp prst="textNoShape">
-                                <a:avLst/>
-                              </a:prstTxWarp>
-                              <a:noAutofit/>
-                            </wps:bodyPr>
-                          </wps:wsp>
-                        </a:graphicData>
-                      </a:graphic>
-                      <wp14:sizeRelH relativeFrom="margin">
-                        <wp14:pctWidth>0</wp14:pctWidth>
-                      </wp14:sizeRelH>
-                      <wp14:sizeRelV relativeFrom="margin">
-                        <wp14:pctHeight>0</wp14:pctHeight>
-                      </wp14:sizeRelV>
-                    </wp:anchor>
-                  </w:drawing>
-                </mc:Choice>
-                <mc:Fallback>
-                  <w:pict>
-                    <v:shapetype w14:anchorId="06D819E0" id="_x0000_t61" coordsize="21600,21600" o:spt="61" adj="1350,25920" path="m,l0@8@12@24,0@9,,21600@6,21600@15@27@7,21600,21600,21600,21600@9@18@30,21600@8,21600,0@7,0@21@33@6,xe">
-                      <v:stroke joinstyle="miter"/>
-                      <v:formulas>
-                        <v:f eqn="sum 10800 0 #0"/>
-                        <v:f eqn="sum 10800 0 #1"/>
-                        <v:f eqn="sum #0 0 #1"/>
-                        <v:f eqn="sum @0 @1 0"/>
-                        <v:f eqn="sum 21600 0 #0"/>
-                        <v:f eqn="sum 21600 0 #1"/>
-                        <v:f eqn="if @0 3600 12600"/>
-                        <v:f eqn="if @0 9000 18000"/>
-                        <v:f eqn="if @1 3600 12600"/>
-                        <v:f eqn="if @1 9000 18000"/>
-                        <v:f eqn="if @2 0 #0"/>
-                        <v:f eqn="if @3 @10 0"/>
-                        <v:f eqn="if #0 0 @11"/>
-                        <v:f eqn="if @2 @6 #0"/>
-                        <v:f eqn="if @3 @6 @13"/>
-                        <v:f eqn="if @5 @6 @14"/>
-                        <v:f eqn="if @2 #0 21600"/>
-                        <v:f eqn="if @3 21600 @16"/>
-                        <v:f eqn="if @4 21600 @17"/>
-                        <v:f eqn="if @2 #0 @6"/>
-                        <v:f eqn="if @3 @19 @6"/>
-                        <v:f eqn="if #1 @6 @20"/>
-                        <v:f eqn="if @2 @8 #1"/>
-                        <v:f eqn="if @3 @22 @8"/>
-                        <v:f eqn="if #0 @8 @23"/>
-                        <v:f eqn="if @2 21600 #1"/>
-                        <v:f eqn="if @3 21600 @25"/>
-                        <v:f eqn="if @5 21600 @26"/>
-                        <v:f eqn="if @2 #1 @8"/>
-                        <v:f eqn="if @3 @8 @28"/>
-                        <v:f eqn="if @4 @8 @29"/>
-                        <v:f eqn="if @2 #1 0"/>
-                        <v:f eqn="if @3 @31 0"/>
-                        <v:f eqn="if #1 0 @32"/>
-                        <v:f eqn="val #0"/>
-                        <v:f eqn="val #1"/>
-                      </v:formulas>
-                      <v:path o:connecttype="custom" o:connectlocs="10800,0;0,10800;10800,21600;21600,10800;@34,@35"/>
-                      <v:handles>
-                        <v:h position="#0,#1"/>
-                      </v:handles>
-                    </v:shapetype>
-                    <v:shape id="Rectangular Callout 16" o:spid="_x0000_s1026" type="#_x0000_t61" style="position:absolute;left:0;text-align:left;margin-left:70.2pt;margin-top:30.5pt;width:190.55pt;height:75.95pt;z-index:251660800;visibility:visible;mso-wrap-style:square;mso-width-percent:0;mso-height-percent:0;mso-wrap-distance-left:9pt;mso-wrap-distance-top:0;mso-wrap-distance-right:9pt;mso-wrap-distance-bottom:0;mso-position-horizontal:absolute;mso-position-horizontal-relative:text;mso-position-vertical:absolute;mso-position-vertical-relative:text;mso-width-percent:0;mso-height-percent:0;mso-width-relative:margin;mso-height-relative:margin;v-text-anchor:middle" o:gfxdata="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" adj="-7726,-4098" fillcolor="#4f81bd [3204]" strokecolor="#4579b8 [3044]">
-                      <v:fill color2="#a7bfde [1620]" rotate="t" angle="180" focus="100%" type="gradient">
-                        <o:fill v:ext="view" type="gradientUnscaled"/>
-                      </v:fill>
-                      <v:shadow on="t" color="black" opacity="22937f" origin=",.5" offset="0,.63889mm"/>
-                      <v:textbox>
-                        <w:txbxContent>
-                          <w:p>
-                            <w:pPr>
-                              <w:jc w:val="center"/>
-                            </w:pPr>
-                            <w:r>
-                              <w:t xml:space="preserve">List 1 most outstanding achievement per LO. Something if placed in your CV will set it apart. Then provide a self-assessment between 0 </w:t>
-                            </w:r>
-                            <w:r>
-                              <w:t>–</w:t>
-                            </w:r>
-                            <w:r>
-                              <w:t xml:space="preserve"> </w:t>
-                            </w:r>
-                            <w:r>
-                              <w:t>20</w:t>
-                            </w:r>
-                            <w:r>
-                              <w:t xml:space="preserve"> using the rubric below</w:t>
-                            </w:r>
-                            <w:r>
-                              <w:t>.</w:t>
-                            </w:r>
-                          </w:p>
-                          <w:p>
-                            <w:pPr>
-                              <w:jc w:val="center"/>
-                            </w:pPr>
-                          </w:p>
-                        </w:txbxContent>
-                      </v:textbox>
-                    </v:shape>
-                  </w:pict>
-                </mc:Fallback>
-              </mc:AlternateContent>
+              <w:rPr>
+                <w:rFonts w:ascii="Calibri" w:hAnsi="Calibri" w:cs="Calibri"/>
+                <w:sz w:val="22"/>
+                <w:szCs w:val="22"/>
+              </w:rPr>
+            </w:pPr>
+            <w:r>
+              <w:rPr>
+                <w:rFonts w:ascii="Calibri" w:hAnsi="Calibri" w:cs="Calibri"/>
+                <w:sz w:val="22"/>
+                <w:szCs w:val="22"/>
+              </w:rPr>
+              <w:t xml:space="preserve">I </w:t>
+            </w:r>
+            <w:r>
+              <w:rPr>
+                <w:rFonts w:ascii="Calibri" w:hAnsi="Calibri" w:cs="Calibri"/>
+                <w:sz w:val="22"/>
+                <w:szCs w:val="22"/>
+              </w:rPr>
+              <w:t>setup</w:t>
+            </w:r>
+            <w:r>
+              <w:rPr>
+                <w:rFonts w:ascii="Calibri" w:hAnsi="Calibri" w:cs="Calibri"/>
+                <w:sz w:val="22"/>
+                <w:szCs w:val="22"/>
+              </w:rPr>
+              <w:t xml:space="preserve"> a clear reporting </w:t>
+            </w:r>
+            <w:r>
+              <w:rPr>
+                <w:rFonts w:ascii="Calibri" w:hAnsi="Calibri" w:cs="Calibri"/>
+                <w:sz w:val="22"/>
+                <w:szCs w:val="22"/>
+              </w:rPr>
+              <w:t>and</w:t>
+            </w:r>
+            <w:r>
+              <w:rPr>
+                <w:rFonts w:ascii="Calibri" w:hAnsi="Calibri" w:cs="Calibri"/>
+                <w:sz w:val="22"/>
+                <w:szCs w:val="22"/>
+              </w:rPr>
+              <w:t xml:space="preserve"> evidence </w:t>
+            </w:r>
+            <w:r>
+              <w:rPr>
+                <w:rFonts w:ascii="Calibri" w:hAnsi="Calibri" w:cs="Calibri"/>
+                <w:sz w:val="22"/>
+                <w:szCs w:val="22"/>
+              </w:rPr>
+              <w:t>system</w:t>
+            </w:r>
+            <w:r>
+              <w:rPr>
+                <w:rFonts w:ascii="Calibri" w:hAnsi="Calibri" w:cs="Calibri"/>
+                <w:sz w:val="22"/>
+                <w:szCs w:val="22"/>
+              </w:rPr>
+              <w:t xml:space="preserve"> (agendas, risks/decisions, reproducible logs) that kept CSIRO client requirements and Swinburne internship requirements in an aligned way.</w:t>
             </w:r>
           </w:p>
         </w:tc>
@@ -632,12 +518,24 @@
             <w:pPr>
               <w:jc w:val="center"/>
               <w:rPr>
-                <w:rFonts w:asciiTheme="majorHAnsi" w:hAnsiTheme="majorHAnsi" w:cstheme="majorHAnsi"/>
-              </w:rPr>
-            </w:pPr>
-            <w:r>
-              <w:rPr>
-                <w:rFonts w:asciiTheme="majorHAnsi" w:hAnsiTheme="majorHAnsi" w:cstheme="majorHAnsi"/>
+                <w:rFonts w:ascii="Calibri" w:hAnsi="Calibri" w:cs="Calibri"/>
+                <w:sz w:val="22"/>
+                <w:szCs w:val="22"/>
+              </w:rPr>
+            </w:pPr>
+            <w:r>
+              <w:rPr>
+                <w:rFonts w:ascii="Calibri" w:hAnsi="Calibri" w:cs="Calibri"/>
+                <w:sz w:val="22"/>
+                <w:szCs w:val="22"/>
+              </w:rPr>
+              <w:t>19</w:t>
+            </w:r>
+            <w:r>
+              <w:rPr>
+                <w:rFonts w:ascii="Calibri" w:hAnsi="Calibri" w:cs="Calibri"/>
+                <w:sz w:val="22"/>
+                <w:szCs w:val="22"/>
               </w:rPr>
               <w:t xml:space="preserve"> </w:t>
             </w:r>
@@ -658,26 +556,18 @@
           <w:p>
             <w:pPr>
               <w:rPr>
-                <w:rFonts w:asciiTheme="majorHAnsi" w:hAnsiTheme="majorHAnsi" w:cstheme="majorHAnsi"/>
-              </w:rPr>
-            </w:pPr>
-            <w:r>
-              <w:rPr>
-                <w:rFonts w:asciiTheme="majorHAnsi" w:hAnsiTheme="majorHAnsi" w:cstheme="majorHAnsi"/>
-              </w:rPr>
-              <w:t xml:space="preserve">LO2: </w:t>
-            </w:r>
-            <w:r>
-              <w:rPr>
-                <w:rFonts w:asciiTheme="majorHAnsi" w:hAnsiTheme="majorHAnsi" w:cstheme="majorHAnsi"/>
-              </w:rPr>
-              <w:t>Further develop pr</w:t>
-            </w:r>
-            <w:r>
-              <w:rPr>
-                <w:rFonts w:asciiTheme="majorHAnsi" w:hAnsiTheme="majorHAnsi" w:cstheme="majorHAnsi"/>
-              </w:rPr>
-              <w:t>ofessional and personal skill</w:t>
+                <w:rFonts w:ascii="Calibri" w:hAnsi="Calibri" w:cs="Calibri"/>
+                <w:sz w:val="22"/>
+                <w:szCs w:val="22"/>
+              </w:rPr>
+            </w:pPr>
+            <w:r>
+              <w:rPr>
+                <w:rFonts w:ascii="Calibri" w:hAnsi="Calibri" w:cs="Calibri"/>
+                <w:sz w:val="22"/>
+                <w:szCs w:val="22"/>
+              </w:rPr>
+              <w:t>LO2: Further develop professional and personal skill</w:t>
             </w:r>
           </w:p>
         </w:tc>
@@ -688,11 +578,84 @@
           </w:tcPr>
           <w:p>
             <w:pPr>
-              <w:jc w:val="center"/>
-              <w:rPr>
-                <w:rFonts w:asciiTheme="majorHAnsi" w:hAnsiTheme="majorHAnsi" w:cstheme="majorHAnsi"/>
-              </w:rPr>
-            </w:pPr>
+              <w:rPr>
+                <w:rFonts w:ascii="Calibri" w:hAnsi="Calibri" w:cs="Calibri"/>
+                <w:sz w:val="22"/>
+                <w:szCs w:val="22"/>
+              </w:rPr>
+            </w:pPr>
+            <w:r>
+              <w:rPr>
+                <w:rFonts w:ascii="Calibri" w:hAnsi="Calibri" w:cs="Calibri"/>
+                <w:sz w:val="22"/>
+                <w:szCs w:val="22"/>
+              </w:rPr>
+              <w:t>I t</w:t>
+            </w:r>
+            <w:r>
+              <w:rPr>
+                <w:rFonts w:ascii="Calibri" w:hAnsi="Calibri" w:cs="Calibri"/>
+                <w:sz w:val="22"/>
+                <w:szCs w:val="22"/>
+              </w:rPr>
+              <w:t xml:space="preserve">urned my supervisor’s feedback by doing shorter </w:t>
+            </w:r>
+            <w:r>
+              <w:rPr>
+                <w:rFonts w:ascii="Calibri" w:hAnsi="Calibri" w:cs="Calibri"/>
+                <w:sz w:val="22"/>
+                <w:szCs w:val="22"/>
+              </w:rPr>
+              <w:t>and tighter</w:t>
+            </w:r>
+            <w:r>
+              <w:rPr>
+                <w:rFonts w:ascii="Calibri" w:hAnsi="Calibri" w:cs="Calibri"/>
+                <w:sz w:val="22"/>
+                <w:szCs w:val="22"/>
+              </w:rPr>
+              <w:t xml:space="preserve"> live demo</w:t>
+            </w:r>
+            <w:r>
+              <w:rPr>
+                <w:rFonts w:ascii="Calibri" w:hAnsi="Calibri" w:cs="Calibri"/>
+                <w:sz w:val="22"/>
+                <w:szCs w:val="22"/>
+              </w:rPr>
+              <w:t>s, presentations</w:t>
+            </w:r>
+            <w:r>
+              <w:rPr>
+                <w:rFonts w:ascii="Calibri" w:hAnsi="Calibri" w:cs="Calibri"/>
+                <w:sz w:val="22"/>
+                <w:szCs w:val="22"/>
+              </w:rPr>
+              <w:t xml:space="preserve"> and plain-English slides; delivered all my tasks on time, every week, for 12 weeks</w:t>
+            </w:r>
+            <w:r>
+              <w:rPr>
+                <w:rFonts w:ascii="Calibri" w:hAnsi="Calibri" w:cs="Calibri"/>
+                <w:sz w:val="22"/>
+                <w:szCs w:val="22"/>
+              </w:rPr>
+              <w:t xml:space="preserve"> and sen</w:t>
+            </w:r>
+            <w:r>
+              <w:rPr>
+                <w:rFonts w:ascii="Calibri" w:hAnsi="Calibri" w:cs="Calibri"/>
+                <w:sz w:val="22"/>
+                <w:szCs w:val="22"/>
+              </w:rPr>
+              <w:t>t</w:t>
+            </w:r>
+            <w:r>
+              <w:rPr>
+                <w:rFonts w:ascii="Calibri" w:hAnsi="Calibri" w:cs="Calibri"/>
+                <w:sz w:val="22"/>
+                <w:szCs w:val="22"/>
+              </w:rPr>
+              <w:t xml:space="preserve"> the weekly updates and communication mails for each week.</w:t>
+            </w:r>
           </w:p>
         </w:tc>
         <w:tc>
@@ -704,9 +667,27 @@
             <w:pPr>
               <w:jc w:val="center"/>
               <w:rPr>
-                <w:rFonts w:asciiTheme="majorHAnsi" w:hAnsiTheme="majorHAnsi" w:cstheme="majorHAnsi"/>
-              </w:rPr>
-            </w:pPr>
+                <w:rFonts w:ascii="Calibri" w:hAnsi="Calibri" w:cs="Calibri"/>
+                <w:sz w:val="22"/>
+                <w:szCs w:val="22"/>
+              </w:rPr>
+            </w:pPr>
+            <w:r>
+              <w:rPr>
+                <w:rFonts w:ascii="Calibri" w:hAnsi="Calibri" w:cs="Calibri"/>
+                <w:sz w:val="22"/>
+                <w:szCs w:val="22"/>
+              </w:rPr>
+              <w:t>1</w:t>
+            </w:r>
+            <w:r>
+              <w:rPr>
+                <w:rFonts w:ascii="Calibri" w:hAnsi="Calibri" w:cs="Calibri"/>
+                <w:sz w:val="22"/>
+                <w:szCs w:val="22"/>
+              </w:rPr>
+              <w:t>8</w:t>
+            </w:r>
           </w:p>
         </w:tc>
       </w:tr>
@@ -724,26 +705,18 @@
           <w:p>
             <w:pPr>
               <w:rPr>
-                <w:rFonts w:asciiTheme="majorHAnsi" w:hAnsiTheme="majorHAnsi" w:cstheme="majorHAnsi"/>
-              </w:rPr>
-            </w:pPr>
-            <w:r>
-              <w:rPr>
-                <w:rFonts w:asciiTheme="majorHAnsi" w:hAnsiTheme="majorHAnsi" w:cstheme="majorHAnsi"/>
-              </w:rPr>
-              <w:t xml:space="preserve">LO3: </w:t>
-            </w:r>
-            <w:r>
-              <w:rPr>
-                <w:rFonts w:asciiTheme="majorHAnsi" w:hAnsiTheme="majorHAnsi" w:cstheme="majorHAnsi"/>
-              </w:rPr>
-              <w:t>Apply your practical skills and theoretical knowled</w:t>
-            </w:r>
-            <w:r>
-              <w:rPr>
-                <w:rFonts w:asciiTheme="majorHAnsi" w:hAnsiTheme="majorHAnsi" w:cstheme="majorHAnsi"/>
-              </w:rPr>
-              <w:t>ge into an IT industry context</w:t>
+                <w:rFonts w:ascii="Calibri" w:hAnsi="Calibri" w:cs="Calibri"/>
+                <w:sz w:val="22"/>
+                <w:szCs w:val="22"/>
+              </w:rPr>
+            </w:pPr>
+            <w:r>
+              <w:rPr>
+                <w:rFonts w:ascii="Calibri" w:hAnsi="Calibri" w:cs="Calibri"/>
+                <w:sz w:val="22"/>
+                <w:szCs w:val="22"/>
+              </w:rPr>
+              <w:t>LO3: Apply your practical skills and theoretical knowledge into an IT industry context</w:t>
             </w:r>
           </w:p>
         </w:tc>
@@ -754,11 +727,36 @@
           </w:tcPr>
           <w:p>
             <w:pPr>
-              <w:jc w:val="center"/>
-              <w:rPr>
-                <w:rFonts w:asciiTheme="majorHAnsi" w:hAnsiTheme="majorHAnsi" w:cstheme="majorHAnsi"/>
-              </w:rPr>
-            </w:pPr>
+              <w:rPr>
+                <w:rFonts w:ascii="Calibri" w:hAnsi="Calibri" w:cs="Calibri"/>
+                <w:sz w:val="22"/>
+                <w:szCs w:val="22"/>
+              </w:rPr>
+            </w:pPr>
+            <w:r>
+              <w:rPr>
+                <w:rFonts w:ascii="Calibri" w:hAnsi="Calibri" w:cs="Calibri"/>
+                <w:sz w:val="22"/>
+                <w:szCs w:val="22"/>
+              </w:rPr>
+              <w:t xml:space="preserve">I </w:t>
+            </w:r>
+            <w:r>
+              <w:rPr>
+                <w:rFonts w:ascii="Calibri" w:hAnsi="Calibri" w:cs="Calibri"/>
+                <w:sz w:val="22"/>
+                <w:szCs w:val="22"/>
+              </w:rPr>
+              <w:t>Built an end-to-end LLM security test suite (text attacks, code attacks, and Familiar Pattern Attacks), a single-file CWE-121 demo with ASan/UBSan, and an R validation script that others can re-run, as I made it open-source.</w:t>
+            </w:r>
+            <w:r>
+              <w:rPr>
+                <w:rFonts w:ascii="Calibri" w:hAnsi="Calibri" w:cs="Calibri"/>
+                <w:sz w:val="22"/>
+                <w:szCs w:val="22"/>
+              </w:rPr>
+              <w:t xml:space="preserve"> All of these help a common user to use AI in a safer way without getting harmed or scammed.</w:t>
+            </w:r>
           </w:p>
         </w:tc>
         <w:tc>
@@ -770,9 +768,19 @@
             <w:pPr>
               <w:jc w:val="center"/>
               <w:rPr>
-                <w:rFonts w:asciiTheme="majorHAnsi" w:hAnsiTheme="majorHAnsi" w:cstheme="majorHAnsi"/>
-              </w:rPr>
-            </w:pPr>
+                <w:rFonts w:ascii="Calibri" w:hAnsi="Calibri" w:cs="Calibri"/>
+                <w:sz w:val="22"/>
+                <w:szCs w:val="22"/>
+              </w:rPr>
+            </w:pPr>
+            <w:r>
+              <w:rPr>
+                <w:rFonts w:ascii="Calibri" w:hAnsi="Calibri" w:cs="Calibri"/>
+                <w:sz w:val="22"/>
+                <w:szCs w:val="22"/>
+              </w:rPr>
+              <w:t>19</w:t>
+            </w:r>
           </w:p>
         </w:tc>
       </w:tr>
@@ -790,20 +798,18 @@
           <w:p>
             <w:pPr>
               <w:rPr>
-                <w:rFonts w:asciiTheme="majorHAnsi" w:hAnsiTheme="majorHAnsi" w:cstheme="majorHAnsi"/>
-              </w:rPr>
-            </w:pPr>
-            <w:r>
-              <w:rPr>
-                <w:rFonts w:asciiTheme="majorHAnsi" w:hAnsiTheme="majorHAnsi" w:cstheme="majorHAnsi"/>
-              </w:rPr>
-              <w:t xml:space="preserve">LO4: </w:t>
-            </w:r>
-            <w:r>
-              <w:rPr>
-                <w:rFonts w:asciiTheme="majorHAnsi" w:hAnsiTheme="majorHAnsi" w:cstheme="majorHAnsi"/>
-              </w:rPr>
-              <w:t>Develop your understanding of business processes and organisational structures</w:t>
+                <w:rFonts w:ascii="Calibri" w:hAnsi="Calibri" w:cs="Calibri"/>
+                <w:sz w:val="22"/>
+                <w:szCs w:val="22"/>
+              </w:rPr>
+            </w:pPr>
+            <w:r>
+              <w:rPr>
+                <w:rFonts w:ascii="Calibri" w:hAnsi="Calibri" w:cs="Calibri"/>
+                <w:sz w:val="22"/>
+                <w:szCs w:val="22"/>
+              </w:rPr>
+              <w:t>LO4: Develop your understanding of business processes and organisational structures</w:t>
             </w:r>
           </w:p>
         </w:tc>
@@ -814,11 +820,148 @@
           </w:tcPr>
           <w:p>
             <w:pPr>
-              <w:jc w:val="center"/>
-              <w:rPr>
-                <w:rFonts w:asciiTheme="majorHAnsi" w:hAnsiTheme="majorHAnsi" w:cstheme="majorHAnsi"/>
-              </w:rPr>
-            </w:pPr>
+              <w:rPr>
+                <w:rFonts w:ascii="Calibri" w:hAnsi="Calibri" w:cs="Calibri"/>
+                <w:sz w:val="22"/>
+                <w:szCs w:val="22"/>
+              </w:rPr>
+            </w:pPr>
+            <w:r>
+              <w:rPr>
+                <w:rFonts w:ascii="Calibri" w:hAnsi="Calibri" w:cs="Calibri"/>
+                <w:sz w:val="22"/>
+                <w:szCs w:val="22"/>
+              </w:rPr>
+              <w:t xml:space="preserve">I </w:t>
+            </w:r>
+            <w:r>
+              <w:rPr>
+                <w:rFonts w:ascii="Calibri" w:hAnsi="Calibri" w:cs="Calibri"/>
+                <w:sz w:val="22"/>
+                <w:szCs w:val="22"/>
+              </w:rPr>
+              <w:t>p</w:t>
+            </w:r>
+            <w:r>
+              <w:rPr>
+                <w:rFonts w:ascii="Calibri" w:hAnsi="Calibri" w:cs="Calibri"/>
+                <w:sz w:val="22"/>
+                <w:szCs w:val="22"/>
+              </w:rPr>
+              <w:t>lanned</w:t>
+            </w:r>
+            <w:r>
+              <w:rPr>
+                <w:rFonts w:ascii="Calibri" w:hAnsi="Calibri" w:cs="Calibri"/>
+                <w:sz w:val="22"/>
+                <w:szCs w:val="22"/>
+              </w:rPr>
+              <w:t xml:space="preserve">, coordinated and </w:t>
+            </w:r>
+            <w:r>
+              <w:rPr>
+                <w:rFonts w:ascii="Calibri" w:hAnsi="Calibri" w:cs="Calibri"/>
+                <w:sz w:val="22"/>
+                <w:szCs w:val="22"/>
+              </w:rPr>
+              <w:t>presented</w:t>
+            </w:r>
+            <w:r>
+              <w:rPr>
+                <w:rFonts w:ascii="Calibri" w:hAnsi="Calibri" w:cs="Calibri"/>
+                <w:sz w:val="22"/>
+                <w:szCs w:val="22"/>
+              </w:rPr>
+              <w:t xml:space="preserve"> my</w:t>
+            </w:r>
+            <w:r>
+              <w:rPr>
+                <w:rFonts w:ascii="Calibri" w:hAnsi="Calibri" w:cs="Calibri"/>
+                <w:sz w:val="22"/>
+                <w:szCs w:val="22"/>
+              </w:rPr>
+              <w:t xml:space="preserve"> mid</w:t>
+            </w:r>
+            <w:r>
+              <w:rPr>
+                <w:rFonts w:ascii="Calibri" w:hAnsi="Calibri" w:cs="Calibri"/>
+                <w:sz w:val="22"/>
+                <w:szCs w:val="22"/>
+              </w:rPr>
+              <w:t xml:space="preserve"> and </w:t>
+            </w:r>
+            <w:r>
+              <w:rPr>
+                <w:rFonts w:ascii="Calibri" w:hAnsi="Calibri" w:cs="Calibri"/>
+                <w:sz w:val="22"/>
+                <w:szCs w:val="22"/>
+              </w:rPr>
+              <w:t>final reviews with agendas, roles, and follow-ups</w:t>
+            </w:r>
+            <w:r>
+              <w:rPr>
+                <w:rFonts w:ascii="Calibri" w:hAnsi="Calibri" w:cs="Calibri"/>
+                <w:sz w:val="22"/>
+                <w:szCs w:val="22"/>
+              </w:rPr>
+              <w:t xml:space="preserve"> with my academic and industry supervisors, connecting my</w:t>
+            </w:r>
+            <w:r>
+              <w:rPr>
+                <w:rFonts w:ascii="Calibri" w:hAnsi="Calibri" w:cs="Calibri"/>
+                <w:sz w:val="22"/>
+                <w:szCs w:val="22"/>
+              </w:rPr>
+              <w:t xml:space="preserve"> work to </w:t>
+            </w:r>
+            <w:r>
+              <w:rPr>
+                <w:rFonts w:ascii="Calibri" w:hAnsi="Calibri" w:cs="Calibri"/>
+                <w:sz w:val="22"/>
+                <w:szCs w:val="22"/>
+              </w:rPr>
+              <w:t xml:space="preserve">CSIRO’s </w:t>
+            </w:r>
+            <w:r>
+              <w:rPr>
+                <w:rFonts w:ascii="Calibri" w:hAnsi="Calibri" w:cs="Calibri"/>
+                <w:sz w:val="22"/>
+                <w:szCs w:val="22"/>
+              </w:rPr>
+              <w:t>project</w:t>
+            </w:r>
+            <w:r>
+              <w:rPr>
+                <w:rFonts w:ascii="Calibri" w:hAnsi="Calibri" w:cs="Calibri"/>
+                <w:sz w:val="22"/>
+                <w:szCs w:val="22"/>
+              </w:rPr>
+              <w:t xml:space="preserve"> </w:t>
+            </w:r>
+            <w:r>
+              <w:rPr>
+                <w:rFonts w:ascii="Calibri" w:hAnsi="Calibri" w:cs="Calibri"/>
+                <w:sz w:val="22"/>
+                <w:szCs w:val="22"/>
+              </w:rPr>
+              <w:t xml:space="preserve">delivery </w:t>
+            </w:r>
+            <w:r>
+              <w:rPr>
+                <w:rFonts w:ascii="Calibri" w:hAnsi="Calibri" w:cs="Calibri"/>
+                <w:sz w:val="22"/>
+                <w:szCs w:val="22"/>
+              </w:rPr>
+              <w:t>schedule</w:t>
+            </w:r>
+            <w:r>
+              <w:rPr>
+                <w:rFonts w:ascii="Calibri" w:hAnsi="Calibri" w:cs="Calibri"/>
+                <w:sz w:val="22"/>
+                <w:szCs w:val="22"/>
+              </w:rPr>
+              <w:t xml:space="preserve"> and expectations.</w:t>
+            </w:r>
           </w:p>
         </w:tc>
         <w:tc>
@@ -830,9 +973,19 @@
             <w:pPr>
               <w:jc w:val="center"/>
               <w:rPr>
-                <w:rFonts w:asciiTheme="majorHAnsi" w:hAnsiTheme="majorHAnsi" w:cstheme="majorHAnsi"/>
-              </w:rPr>
-            </w:pPr>
+                <w:rFonts w:ascii="Calibri" w:hAnsi="Calibri" w:cs="Calibri"/>
+                <w:sz w:val="22"/>
+                <w:szCs w:val="22"/>
+              </w:rPr>
+            </w:pPr>
+            <w:r>
+              <w:rPr>
+                <w:rFonts w:ascii="Calibri" w:hAnsi="Calibri" w:cs="Calibri"/>
+                <w:sz w:val="22"/>
+                <w:szCs w:val="22"/>
+              </w:rPr>
+              <w:t>19</w:t>
+            </w:r>
           </w:p>
         </w:tc>
       </w:tr>
@@ -850,20 +1003,18 @@
           <w:p>
             <w:pPr>
               <w:rPr>
-                <w:rFonts w:asciiTheme="majorHAnsi" w:hAnsiTheme="majorHAnsi" w:cstheme="majorHAnsi"/>
-              </w:rPr>
-            </w:pPr>
-            <w:r>
-              <w:rPr>
-                <w:rFonts w:asciiTheme="majorHAnsi" w:hAnsiTheme="majorHAnsi" w:cstheme="majorHAnsi"/>
-              </w:rPr>
-              <w:t xml:space="preserve">LO5: </w:t>
-            </w:r>
-            <w:r>
-              <w:rPr>
-                <w:rFonts w:asciiTheme="majorHAnsi" w:hAnsiTheme="majorHAnsi" w:cstheme="majorHAnsi"/>
-              </w:rPr>
-              <w:t>Develop professional contacts and networks within the IT industry</w:t>
+                <w:rFonts w:ascii="Calibri" w:hAnsi="Calibri" w:cs="Calibri"/>
+                <w:sz w:val="22"/>
+                <w:szCs w:val="22"/>
+              </w:rPr>
+            </w:pPr>
+            <w:r>
+              <w:rPr>
+                <w:rFonts w:ascii="Calibri" w:hAnsi="Calibri" w:cs="Calibri"/>
+                <w:sz w:val="22"/>
+                <w:szCs w:val="22"/>
+              </w:rPr>
+              <w:t>LO5: Develop professional contacts and networks within the IT industry</w:t>
             </w:r>
           </w:p>
         </w:tc>
@@ -874,11 +1025,44 @@
           </w:tcPr>
           <w:p>
             <w:pPr>
-              <w:jc w:val="center"/>
-              <w:rPr>
-                <w:rFonts w:asciiTheme="majorHAnsi" w:hAnsiTheme="majorHAnsi" w:cstheme="majorHAnsi"/>
-              </w:rPr>
-            </w:pPr>
+              <w:rPr>
+                <w:rFonts w:ascii="Calibri" w:hAnsi="Calibri" w:cs="Calibri"/>
+                <w:sz w:val="22"/>
+                <w:szCs w:val="22"/>
+              </w:rPr>
+            </w:pPr>
+            <w:r>
+              <w:rPr>
+                <w:rFonts w:ascii="Calibri" w:hAnsi="Calibri" w:cs="Calibri"/>
+                <w:sz w:val="22"/>
+                <w:szCs w:val="22"/>
+              </w:rPr>
+              <w:t>I b</w:t>
+            </w:r>
+            <w:r>
+              <w:rPr>
+                <w:rFonts w:ascii="Calibri" w:hAnsi="Calibri" w:cs="Calibri"/>
+                <w:sz w:val="22"/>
+                <w:szCs w:val="22"/>
+              </w:rPr>
+              <w:t xml:space="preserve">uilt strong ties at CSIRO through regular check-ins and cross-team introductions, and earned a LinkedIn recommendation from Dr. </w:t>
+            </w:r>
+            <w:r>
+              <w:rPr>
+                <w:rFonts w:ascii="Calibri" w:hAnsi="Calibri" w:cs="Calibri"/>
+                <w:sz w:val="22"/>
+                <w:szCs w:val="22"/>
+              </w:rPr>
+              <w:t xml:space="preserve">Shigang </w:t>
+            </w:r>
+            <w:r>
+              <w:rPr>
+                <w:rFonts w:ascii="Calibri" w:hAnsi="Calibri" w:cs="Calibri"/>
+                <w:sz w:val="22"/>
+                <w:szCs w:val="22"/>
+              </w:rPr>
+              <w:t>Liu, with excellent feedback on my technical skills as well as my soft skills.</w:t>
+            </w:r>
           </w:p>
         </w:tc>
         <w:tc>
@@ -890,9 +1074,19 @@
             <w:pPr>
               <w:jc w:val="center"/>
               <w:rPr>
-                <w:rFonts w:asciiTheme="majorHAnsi" w:hAnsiTheme="majorHAnsi" w:cstheme="majorHAnsi"/>
-              </w:rPr>
-            </w:pPr>
+                <w:rFonts w:ascii="Calibri" w:hAnsi="Calibri" w:cs="Calibri"/>
+                <w:sz w:val="22"/>
+                <w:szCs w:val="22"/>
+              </w:rPr>
+            </w:pPr>
+            <w:r>
+              <w:rPr>
+                <w:rFonts w:ascii="Calibri" w:hAnsi="Calibri" w:cs="Calibri"/>
+                <w:sz w:val="22"/>
+                <w:szCs w:val="22"/>
+              </w:rPr>
+              <w:t>19</w:t>
+            </w:r>
           </w:p>
         </w:tc>
       </w:tr>
@@ -910,7 +1104,9 @@
           <w:p>
             <w:pPr>
               <w:rPr>
-                <w:rFonts w:asciiTheme="majorHAnsi" w:hAnsiTheme="majorHAnsi" w:cstheme="majorHAnsi"/>
+                <w:rFonts w:ascii="Calibri" w:hAnsi="Calibri" w:cs="Calibri"/>
+                <w:sz w:val="22"/>
+                <w:szCs w:val="22"/>
               </w:rPr>
             </w:pPr>
           </w:p>
@@ -924,12 +1120,16 @@
             <w:pPr>
               <w:jc w:val="right"/>
               <w:rPr>
-                <w:rFonts w:asciiTheme="majorHAnsi" w:hAnsiTheme="majorHAnsi" w:cstheme="majorHAnsi"/>
-              </w:rPr>
-            </w:pPr>
-            <w:r>
-              <w:rPr>
-                <w:rFonts w:asciiTheme="majorHAnsi" w:hAnsiTheme="majorHAnsi" w:cstheme="majorHAnsi"/>
+                <w:rFonts w:ascii="Calibri" w:hAnsi="Calibri" w:cs="Calibri"/>
+                <w:sz w:val="22"/>
+                <w:szCs w:val="22"/>
+              </w:rPr>
+            </w:pPr>
+            <w:r>
+              <w:rPr>
+                <w:rFonts w:ascii="Calibri" w:hAnsi="Calibri" w:cs="Calibri"/>
+                <w:sz w:val="22"/>
+                <w:szCs w:val="22"/>
               </w:rPr>
               <w:t>Total</w:t>
             </w:r>
@@ -944,271 +1144,34 @@
             <w:pPr>
               <w:jc w:val="center"/>
               <w:rPr>
-                <w:rFonts w:asciiTheme="majorHAnsi" w:hAnsiTheme="majorHAnsi" w:cstheme="majorHAnsi"/>
-              </w:rPr>
-            </w:pPr>
-          </w:p>
-        </w:tc>
-      </w:tr>
-    </w:tbl>
-    <w:p>
-      <w:pPr>
-        <w:jc w:val="center"/>
-        <w:rPr>
-          <w:rFonts w:asciiTheme="majorHAnsi" w:hAnsiTheme="majorHAnsi" w:cstheme="majorHAnsi"/>
-          <w:i/>
-        </w:rPr>
-      </w:pPr>
-      <w:r>
-        <w:rPr>
-          <w:rFonts w:asciiTheme="majorHAnsi" w:hAnsiTheme="majorHAnsi" w:cstheme="majorHAnsi"/>
-          <w:i/>
-        </w:rPr>
-        <w:t>Self-assessment Statement</w:t>
-      </w:r>
-    </w:p>
-    <w:p>
-      <w:pPr>
-        <w:rPr>
-          <w:rFonts w:asciiTheme="majorHAnsi" w:hAnsiTheme="majorHAnsi" w:cstheme="majorHAnsi"/>
-        </w:rPr>
-      </w:pPr>
-      <w:r>
-        <w:rPr>
-          <w:rFonts w:asciiTheme="majorHAnsi" w:hAnsiTheme="majorHAnsi" w:cstheme="majorHAnsi"/>
-        </w:rPr>
-        <w:t>Mark Rubrics</w:t>
-      </w:r>
-    </w:p>
-    <w:tbl>
-      <w:tblPr>
-        <w:tblStyle w:val="TableGrid"/>
-        <w:tblW w:w="5000" w:type="pct"/>
-        <w:tblLook w:val="04A0" w:firstRow="1" w:lastRow="0" w:firstColumn="1" w:lastColumn="0" w:noHBand="0" w:noVBand="1"/>
-      </w:tblPr>
-      <w:tblGrid>
-        <w:gridCol w:w="8331"/>
-        <w:gridCol w:w="905"/>
-      </w:tblGrid>
-      <w:tr>
-        <w:tc>
-          <w:tcPr>
-            <w:tcW w:w="4510" w:type="pct"/>
-          </w:tcPr>
-          <w:p>
-            <w:pPr>
-              <w:rPr>
-                <w:rFonts w:asciiTheme="majorHAnsi" w:hAnsiTheme="majorHAnsi" w:cstheme="majorHAnsi"/>
-              </w:rPr>
-            </w:pPr>
-            <w:r>
-              <w:rPr>
-                <w:rFonts w:asciiTheme="majorHAnsi" w:hAnsiTheme="majorHAnsi" w:cstheme="majorHAnsi"/>
-              </w:rPr>
-              <w:t>Description</w:t>
-            </w:r>
-          </w:p>
-        </w:tc>
-        <w:tc>
-          <w:tcPr>
-            <w:tcW w:w="490" w:type="pct"/>
-          </w:tcPr>
-          <w:p>
-            <w:pPr>
-              <w:jc w:val="center"/>
-              <w:rPr>
-                <w:rFonts w:asciiTheme="majorHAnsi" w:hAnsiTheme="majorHAnsi" w:cstheme="majorHAnsi"/>
-              </w:rPr>
-            </w:pPr>
-            <w:r>
-              <w:rPr>
-                <w:rFonts w:asciiTheme="majorHAnsi" w:hAnsiTheme="majorHAnsi" w:cstheme="majorHAnsi"/>
-              </w:rPr>
-              <w:t>Mark</w:t>
-            </w:r>
-          </w:p>
-        </w:tc>
-      </w:tr>
-      <w:tr>
-        <w:tc>
-          <w:tcPr>
-            <w:tcW w:w="4510" w:type="pct"/>
-          </w:tcPr>
-          <w:p>
-            <w:pPr>
-              <w:rPr>
-                <w:rFonts w:asciiTheme="majorHAnsi" w:hAnsiTheme="majorHAnsi" w:cstheme="majorHAnsi"/>
-              </w:rPr>
-            </w:pPr>
-            <w:r>
-              <w:rPr>
-                <w:rFonts w:asciiTheme="majorHAnsi" w:hAnsiTheme="majorHAnsi" w:cstheme="majorHAnsi"/>
-              </w:rPr>
-              <w:t>I did it as required by the unit.</w:t>
-            </w:r>
-          </w:p>
-        </w:tc>
-        <w:tc>
-          <w:tcPr>
-            <w:tcW w:w="490" w:type="pct"/>
-          </w:tcPr>
-          <w:p>
-            <w:pPr>
-              <w:jc w:val="center"/>
-              <w:rPr>
-                <w:rFonts w:asciiTheme="majorHAnsi" w:hAnsiTheme="majorHAnsi" w:cstheme="majorHAnsi"/>
-              </w:rPr>
-            </w:pPr>
-            <w:r>
-              <w:rPr>
-                <w:rFonts w:asciiTheme="majorHAnsi" w:hAnsiTheme="majorHAnsi" w:cstheme="majorHAnsi"/>
-              </w:rPr>
-              <w:t>0 – 11</w:t>
-            </w:r>
-          </w:p>
-        </w:tc>
-      </w:tr>
-      <w:tr>
-        <w:tc>
-          <w:tcPr>
-            <w:tcW w:w="4510" w:type="pct"/>
-          </w:tcPr>
-          <w:p>
-            <w:pPr>
-              <w:rPr>
-                <w:rFonts w:asciiTheme="majorHAnsi" w:hAnsiTheme="majorHAnsi" w:cstheme="majorHAnsi"/>
-              </w:rPr>
-            </w:pPr>
-            <w:r>
-              <w:rPr>
-                <w:rFonts w:asciiTheme="majorHAnsi" w:hAnsiTheme="majorHAnsi" w:cstheme="majorHAnsi"/>
-              </w:rPr>
-              <w:t xml:space="preserve">Good work. It is similar to an assignment in one of my </w:t>
-            </w:r>
-            <w:proofErr w:type="gramStart"/>
-            <w:r>
-              <w:rPr>
-                <w:rFonts w:asciiTheme="majorHAnsi" w:hAnsiTheme="majorHAnsi" w:cstheme="majorHAnsi"/>
-              </w:rPr>
-              <w:t>unit</w:t>
-            </w:r>
-            <w:proofErr w:type="gramEnd"/>
-            <w:r>
-              <w:rPr>
-                <w:rFonts w:asciiTheme="majorHAnsi" w:hAnsiTheme="majorHAnsi" w:cstheme="majorHAnsi"/>
-              </w:rPr>
-              <w:t xml:space="preserve"> and I did it better.</w:t>
-            </w:r>
-          </w:p>
-        </w:tc>
-        <w:tc>
-          <w:tcPr>
-            <w:tcW w:w="490" w:type="pct"/>
-          </w:tcPr>
-          <w:p>
-            <w:pPr>
-              <w:jc w:val="center"/>
-              <w:rPr>
-                <w:rFonts w:asciiTheme="majorHAnsi" w:hAnsiTheme="majorHAnsi" w:cstheme="majorHAnsi"/>
-              </w:rPr>
-            </w:pPr>
-            <w:r>
-              <w:rPr>
-                <w:rFonts w:asciiTheme="majorHAnsi" w:hAnsiTheme="majorHAnsi" w:cstheme="majorHAnsi"/>
-              </w:rPr>
-              <w:t>12 – 14</w:t>
-            </w:r>
-          </w:p>
-        </w:tc>
-      </w:tr>
-      <w:tr>
-        <w:tc>
-          <w:tcPr>
-            <w:tcW w:w="4510" w:type="pct"/>
-          </w:tcPr>
-          <w:p>
-            <w:pPr>
-              <w:rPr>
-                <w:rFonts w:asciiTheme="majorHAnsi" w:hAnsiTheme="majorHAnsi" w:cstheme="majorHAnsi"/>
-              </w:rPr>
-            </w:pPr>
-            <w:r>
-              <w:rPr>
-                <w:rFonts w:asciiTheme="majorHAnsi" w:hAnsiTheme="majorHAnsi" w:cstheme="majorHAnsi"/>
-              </w:rPr>
-              <w:t xml:space="preserve">Excellent. It is something that any students have not done as part of an assignment in any unit. </w:t>
-            </w:r>
-          </w:p>
-        </w:tc>
-        <w:tc>
-          <w:tcPr>
-            <w:tcW w:w="490" w:type="pct"/>
-          </w:tcPr>
-          <w:p>
-            <w:pPr>
-              <w:jc w:val="center"/>
-              <w:rPr>
-                <w:rFonts w:asciiTheme="majorHAnsi" w:hAnsiTheme="majorHAnsi" w:cstheme="majorHAnsi"/>
-              </w:rPr>
-            </w:pPr>
-            <w:r>
-              <w:rPr>
-                <w:rFonts w:asciiTheme="majorHAnsi" w:hAnsiTheme="majorHAnsi" w:cstheme="majorHAnsi"/>
-              </w:rPr>
-              <w:t>15 – 17</w:t>
-            </w:r>
-          </w:p>
-        </w:tc>
-      </w:tr>
-      <w:tr>
-        <w:tc>
-          <w:tcPr>
-            <w:tcW w:w="4510" w:type="pct"/>
-          </w:tcPr>
-          <w:p>
-            <w:pPr>
-              <w:rPr>
-                <w:rFonts w:asciiTheme="majorHAnsi" w:hAnsiTheme="majorHAnsi" w:cstheme="majorHAnsi"/>
-              </w:rPr>
-            </w:pPr>
-            <w:r>
-              <w:rPr>
-                <w:rFonts w:asciiTheme="majorHAnsi" w:hAnsiTheme="majorHAnsi" w:cstheme="majorHAnsi"/>
-              </w:rPr>
-              <w:t xml:space="preserve">Outstanding. It is a must that it is placed in my CV, cover letter and/or </w:t>
-            </w:r>
-            <w:proofErr w:type="spellStart"/>
-            <w:r>
-              <w:rPr>
-                <w:rFonts w:asciiTheme="majorHAnsi" w:hAnsiTheme="majorHAnsi" w:cstheme="majorHAnsi"/>
-              </w:rPr>
-              <w:t>linkedin</w:t>
-            </w:r>
-            <w:proofErr w:type="spellEnd"/>
-            <w:r>
-              <w:rPr>
-                <w:rFonts w:asciiTheme="majorHAnsi" w:hAnsiTheme="majorHAnsi" w:cstheme="majorHAnsi"/>
-              </w:rPr>
-              <w:t>.</w:t>
-            </w:r>
-          </w:p>
-        </w:tc>
-        <w:tc>
-          <w:tcPr>
-            <w:tcW w:w="490" w:type="pct"/>
-          </w:tcPr>
-          <w:p>
-            <w:pPr>
-              <w:jc w:val="center"/>
-              <w:rPr>
-                <w:rFonts w:asciiTheme="majorHAnsi" w:hAnsiTheme="majorHAnsi" w:cstheme="majorHAnsi"/>
-              </w:rPr>
-            </w:pPr>
-            <w:r>
-              <w:rPr>
-                <w:rFonts w:asciiTheme="majorHAnsi" w:hAnsiTheme="majorHAnsi" w:cstheme="majorHAnsi"/>
-              </w:rPr>
-              <w:t>18 – 20</w:t>
+                <w:rFonts w:ascii="Calibri" w:hAnsi="Calibri" w:cs="Calibri"/>
+                <w:sz w:val="22"/>
+                <w:szCs w:val="22"/>
+              </w:rPr>
+            </w:pPr>
+            <w:r>
+              <w:rPr>
+                <w:rFonts w:ascii="Calibri" w:hAnsi="Calibri" w:cs="Calibri"/>
+                <w:sz w:val="22"/>
+                <w:szCs w:val="22"/>
+              </w:rPr>
+              <w:t>9</w:t>
+            </w:r>
+            <w:r>
+              <w:rPr>
+                <w:rFonts w:ascii="Calibri" w:hAnsi="Calibri" w:cs="Calibri"/>
+                <w:sz w:val="22"/>
+                <w:szCs w:val="22"/>
+              </w:rPr>
+              <w:t>4</w:t>
+            </w:r>
+            <w:r>
+              <w:rPr>
+                <w:rFonts w:ascii="Calibri" w:hAnsi="Calibri" w:cs="Calibri"/>
+                <w:sz w:val="22"/>
+                <w:szCs w:val="22"/>
+              </w:rPr>
+              <w:t>/100</w:t>
             </w:r>
           </w:p>
         </w:tc>
@@ -1267,118 +1230,174 @@
             <w:pPr>
               <w:rPr>
                 <w:rFonts w:asciiTheme="majorHAnsi" w:hAnsiTheme="majorHAnsi" w:cstheme="majorHAnsi"/>
+                <w:sz w:val="22"/>
+                <w:szCs w:val="22"/>
+              </w:rPr>
+            </w:pPr>
+            <w:r>
+              <w:rPr>
+                <w:rFonts w:asciiTheme="majorHAnsi" w:hAnsiTheme="majorHAnsi" w:cstheme="majorHAnsi"/>
+                <w:sz w:val="22"/>
+                <w:szCs w:val="22"/>
+              </w:rPr>
+              <w:lastRenderedPageBreak/>
+              <w:t>Assessment</w:t>
+            </w:r>
+          </w:p>
+        </w:tc>
+        <w:tc>
+          <w:tcPr>
+            <w:tcW w:w="2247" w:type="dxa"/>
+            <w:shd w:val="pct15" w:color="auto" w:fill="auto"/>
+          </w:tcPr>
+          <w:p>
+            <w:pPr>
+              <w:jc w:val="center"/>
+              <w:rPr>
+                <w:rFonts w:asciiTheme="majorHAnsi" w:hAnsiTheme="majorHAnsi" w:cstheme="majorHAnsi"/>
+                <w:sz w:val="22"/>
+                <w:szCs w:val="22"/>
+              </w:rPr>
+            </w:pPr>
+            <w:bookmarkStart w:id="0" w:name="OLE_LINK1"/>
+            <w:bookmarkStart w:id="1" w:name="OLE_LINK2"/>
+            <w:r>
+              <w:rPr>
+                <w:rFonts w:asciiTheme="majorHAnsi" w:hAnsiTheme="majorHAnsi" w:cstheme="majorHAnsi"/>
+                <w:sz w:val="22"/>
+                <w:szCs w:val="22"/>
+              </w:rPr>
+              <w:t>Completed</w:t>
+            </w:r>
+            <w:r>
+              <w:rPr>
+                <w:rFonts w:asciiTheme="majorHAnsi" w:hAnsiTheme="majorHAnsi" w:cstheme="majorHAnsi"/>
+                <w:sz w:val="22"/>
+                <w:szCs w:val="22"/>
+              </w:rPr>
+              <w:t xml:space="preserve"> (please tick)</w:t>
+            </w:r>
+            <w:bookmarkEnd w:id="0"/>
+            <w:bookmarkEnd w:id="1"/>
+          </w:p>
+        </w:tc>
+      </w:tr>
+      <w:tr>
+        <w:trPr>
+          <w:jc w:val="center"/>
+        </w:trPr>
+        <w:tc>
+          <w:tcPr>
+            <w:tcW w:w="6269" w:type="dxa"/>
+          </w:tcPr>
+          <w:p>
+            <w:pPr>
+              <w:rPr>
+                <w:rFonts w:asciiTheme="majorHAnsi" w:hAnsiTheme="majorHAnsi" w:cstheme="majorHAnsi"/>
+                <w:sz w:val="22"/>
+                <w:szCs w:val="22"/>
+              </w:rPr>
+            </w:pPr>
+            <w:r>
+              <w:rPr>
+                <w:rFonts w:asciiTheme="majorHAnsi" w:hAnsiTheme="majorHAnsi" w:cstheme="majorHAnsi"/>
+                <w:sz w:val="22"/>
+                <w:szCs w:val="22"/>
+              </w:rPr>
+              <w:t xml:space="preserve">Completed </w:t>
+            </w:r>
+            <w:r>
+              <w:rPr>
+                <w:rFonts w:asciiTheme="majorHAnsi" w:hAnsiTheme="majorHAnsi" w:cstheme="majorHAnsi"/>
+                <w:sz w:val="22"/>
+                <w:szCs w:val="22"/>
+              </w:rPr>
+              <w:t>Learning Summary Report</w:t>
+            </w:r>
+            <w:r>
+              <w:rPr>
+                <w:rFonts w:asciiTheme="majorHAnsi" w:hAnsiTheme="majorHAnsi" w:cstheme="majorHAnsi"/>
+                <w:sz w:val="22"/>
+                <w:szCs w:val="22"/>
+              </w:rPr>
+              <w:t xml:space="preserve"> (This report)</w:t>
+            </w:r>
+          </w:p>
+        </w:tc>
+        <w:tc>
+          <w:tcPr>
+            <w:tcW w:w="2247" w:type="dxa"/>
+          </w:tcPr>
+          <w:p>
+            <w:pPr>
+              <w:rPr>
+                <w:rFonts w:asciiTheme="majorHAnsi" w:hAnsiTheme="majorHAnsi" w:cstheme="majorHAnsi"/>
+                <w:sz w:val="22"/>
+                <w:szCs w:val="22"/>
               </w:rPr>
             </w:pPr>
             <w:r>
               <w:rPr>
                 <w:rFonts w:asciiTheme="majorHAnsi" w:hAnsiTheme="majorHAnsi" w:cstheme="majorHAnsi"/>
                 <w:noProof/>
-                <w:lang w:eastAsia="zh-TW"/>
+                <w:sz w:val="22"/>
+                <w:szCs w:val="22"/>
               </w:rPr>
               <mc:AlternateContent>
-                <mc:Choice Requires="wps">
+                <mc:Choice Requires="wpi">
                   <w:drawing>
-                    <wp:anchor distT="0" distB="0" distL="114300" distR="114300" simplePos="0" relativeHeight="251657216" behindDoc="0" locked="0" layoutInCell="1" allowOverlap="1" wp14:anchorId="5192D92E" wp14:editId="11E5BD39">
+                    <wp:anchor distT="0" distB="0" distL="114300" distR="114300" simplePos="0" relativeHeight="251662848" behindDoc="0" locked="0" layoutInCell="1" allowOverlap="1" wp14:anchorId="75B2AA77" wp14:editId="603FE14A">
                       <wp:simplePos x="0" y="0"/>
                       <wp:positionH relativeFrom="column">
-                        <wp:posOffset>4249615</wp:posOffset>
+                        <wp:posOffset>550545</wp:posOffset>
                       </wp:positionH>
                       <wp:positionV relativeFrom="paragraph">
-                        <wp:posOffset>855003</wp:posOffset>
+                        <wp:posOffset>45085</wp:posOffset>
                       </wp:positionV>
-                      <wp:extent cx="1943100" cy="1225062"/>
-                      <wp:effectExtent l="133350" t="419100" r="76200" b="89535"/>
+                      <wp:extent cx="202320" cy="118080"/>
+                      <wp:effectExtent l="38100" t="38100" r="45720" b="34925"/>
                       <wp:wrapNone/>
-                      <wp:docPr id="17" name="Rectangular Callout 17"/>
+                      <wp:docPr id="1157630471" name="Ink 2"/>
                       <wp:cNvGraphicFramePr/>
                       <a:graphic xmlns:a="http://schemas.openxmlformats.org/drawingml/2006/main">
-                        <a:graphicData uri="http://schemas.microsoft.com/office/word/2010/wordprocessingShape">
-                          <wps:wsp>
-                            <wps:cNvSpPr/>
-                            <wps:spPr>
-                              <a:xfrm>
-                                <a:off x="0" y="0"/>
-                                <a:ext cx="1943100" cy="1225062"/>
-                              </a:xfrm>
-                              <a:prstGeom prst="wedgeRectCallout">
-                                <a:avLst>
-                                  <a:gd name="adj1" fmla="val -54398"/>
-                                  <a:gd name="adj2" fmla="val -81830"/>
-                                </a:avLst>
-                              </a:prstGeom>
-                            </wps:spPr>
-                            <wps:style>
-                              <a:lnRef idx="1">
-                                <a:schemeClr val="accent1"/>
-                              </a:lnRef>
-                              <a:fillRef idx="3">
-                                <a:schemeClr val="accent1"/>
-                              </a:fillRef>
-                              <a:effectRef idx="2">
-                                <a:schemeClr val="accent1"/>
-                              </a:effectRef>
-                              <a:fontRef idx="minor">
-                                <a:schemeClr val="lt1"/>
-                              </a:fontRef>
-                            </wps:style>
-                            <wps:txbx>
-                              <w:txbxContent>
-                                <w:p>
-                                  <w:pPr>
-                                    <w:jc w:val="center"/>
-                                  </w:pPr>
-                                  <w:r>
-                                    <w:t>Tick to indicate that you have done this.</w:t>
-                                  </w:r>
-                                  <w:r>
-                                    <w:t xml:space="preserve"> Making false declaration will result to a 0 mark. If you did not complete any item, place a truthful comment.</w:t>
-                                  </w:r>
-                                  <w:r>
-                                    <w:t xml:space="preserve"> Then delete this box.</w:t>
-                                  </w:r>
-                                </w:p>
-                              </w:txbxContent>
-                            </wps:txbx>
-                            <wps:bodyPr rot="0" spcFirstLastPara="0" vertOverflow="overflow" horzOverflow="overflow" vert="horz" wrap="square" lIns="91440" tIns="45720" rIns="91440" bIns="45720" numCol="1" spcCol="0" rtlCol="0" fromWordArt="0" anchor="ctr" anchorCtr="0" forceAA="0" compatLnSpc="1">
-                              <a:prstTxWarp prst="textNoShape">
-                                <a:avLst/>
-                              </a:prstTxWarp>
-                              <a:noAutofit/>
-                            </wps:bodyPr>
-                          </wps:wsp>
+                        <a:graphicData uri="http://schemas.microsoft.com/office/word/2010/wordprocessingInk">
+                          <w14:contentPart bwMode="auto" r:id="rId8">
+                            <w14:nvContentPartPr>
+                              <w14:cNvContentPartPr/>
+                            </w14:nvContentPartPr>
+                            <w14:xfrm>
+                              <a:off x="0" y="0"/>
+                              <a:ext cx="202320" cy="118080"/>
+                            </w14:xfrm>
+                          </w14:contentPart>
                         </a:graphicData>
                       </a:graphic>
-                      <wp14:sizeRelV relativeFrom="margin">
-                        <wp14:pctHeight>0</wp14:pctHeight>
-                      </wp14:sizeRelV>
                     </wp:anchor>
                   </w:drawing>
                 </mc:Choice>
                 <mc:Fallback>
                   <w:pict>
-                    <v:shape w14:anchorId="5192D92E" id="Rectangular Callout 17" o:spid="_x0000_s1027" type="#_x0000_t61" style="position:absolute;margin-left:334.6pt;margin-top:67.3pt;width:153pt;height:96.45pt;z-index:251657216;visibility:visible;mso-wrap-style:square;mso-height-percent:0;mso-wrap-distance-left:9pt;mso-wrap-distance-top:0;mso-wrap-distance-right:9pt;mso-wrap-distance-bottom:0;mso-position-horizontal:absolute;mso-position-horizontal-relative:text;mso-position-vertical:absolute;mso-position-vertical-relative:text;mso-height-percent:0;mso-height-relative:margin;v-text-anchor:middle" o:gfxdata="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" adj="-950,-6875" fillcolor="#4f81bd [3204]" strokecolor="#4579b8 [3044]">
-                      <v:fill color2="#a7bfde [1620]" rotate="t" angle="180" focus="100%" type="gradient">
-                        <o:fill v:ext="view" type="gradientUnscaled"/>
-                      </v:fill>
-                      <v:shadow on="t" color="black" opacity="22937f" origin=",.5" offset="0,.63889mm"/>
-                      <v:textbox>
-                        <w:txbxContent>
-                          <w:p>
-                            <w:pPr>
-                              <w:jc w:val="center"/>
-                            </w:pPr>
-                            <w:r>
-                              <w:t>Tick to indicate that you have done this.</w:t>
-                            </w:r>
-                            <w:r>
-                              <w:t xml:space="preserve"> Making false declaration will result to a 0 mark. If you did not complete any item, place a truthful comment.</w:t>
-                            </w:r>
-                            <w:r>
-                              <w:t xml:space="preserve"> Then delete this box.</w:t>
-                            </w:r>
-                          </w:p>
-                        </w:txbxContent>
-                      </v:textbox>
+                    <v:shapetype w14:anchorId="59632BAB" id="_x0000_t75" coordsize="21600,21600" o:spt="75" o:preferrelative="t" path="m@4@5l@4@11@9@11@9@5xe" filled="f" stroked="f">
+                      <v:stroke joinstyle="miter"/>
+                      <v:formulas>
+                        <v:f eqn="if lineDrawn pixelLineWidth 0"/>
+                        <v:f eqn="sum @0 1 0"/>
+                        <v:f eqn="sum 0 0 @1"/>
+                        <v:f eqn="prod @2 1 2"/>
+                        <v:f eqn="prod @3 21600 pixelWidth"/>
+                        <v:f eqn="prod @3 21600 pixelHeight"/>
+                        <v:f eqn="sum @0 0 1"/>
+                        <v:f eqn="prod @6 1 2"/>
+                        <v:f eqn="prod @7 21600 pixelWidth"/>
+                        <v:f eqn="sum @8 21600 0"/>
+                        <v:f eqn="prod @7 21600 pixelHeight"/>
+                        <v:f eqn="sum @10 21600 0"/>
+                      </v:formulas>
+                      <v:path o:extrusionok="f" gradientshapeok="t" o:connecttype="rect"/>
+                      <o:lock v:ext="edit" aspectratio="t"/>
+                    </v:shapetype>
+                    <v:shape id="Ink 2" o:spid="_x0000_s1026" type="#_x0000_t75" style="position:absolute;margin-left:42.85pt;margin-top:3.1pt;width:16.95pt;height:10.3pt;z-index:251662848;visibility:visible;mso-wrap-style:square;mso-wrap-distance-left:9pt;mso-wrap-distance-top:0;mso-wrap-distance-right:9pt;mso-wrap-distance-bottom:0;mso-position-horizontal:absolute;mso-position-horizontal-relative:text;mso-position-vertical:absolute;mso-position-vertical-relative:text" o:gfxdata="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">
+                      <v:imagedata r:id="rId9" o:title=""/>
                     </v:shape>
                   </w:pict>
                 </mc:Fallback>
@@ -1387,39 +1406,11 @@
             <w:r>
               <w:rPr>
                 <w:rFonts w:asciiTheme="majorHAnsi" w:hAnsiTheme="majorHAnsi" w:cstheme="majorHAnsi"/>
-              </w:rPr>
-              <w:t>Assessment</w:t>
-            </w:r>
-          </w:p>
-        </w:tc>
-        <w:tc>
-          <w:tcPr>
-            <w:tcW w:w="2247" w:type="dxa"/>
-            <w:shd w:val="pct15" w:color="auto" w:fill="auto"/>
-          </w:tcPr>
-          <w:p>
-            <w:pPr>
-              <w:jc w:val="center"/>
-              <w:rPr>
-                <w:rFonts w:asciiTheme="majorHAnsi" w:hAnsiTheme="majorHAnsi" w:cstheme="majorHAnsi"/>
-              </w:rPr>
-            </w:pPr>
-            <w:bookmarkStart w:id="0" w:name="OLE_LINK1"/>
-            <w:bookmarkStart w:id="1" w:name="OLE_LINK2"/>
-            <w:r>
-              <w:rPr>
-                <w:rFonts w:asciiTheme="majorHAnsi" w:hAnsiTheme="majorHAnsi" w:cstheme="majorHAnsi"/>
-              </w:rPr>
-              <w:t>Completed</w:t>
-            </w:r>
-            <w:r>
-              <w:rPr>
-                <w:rFonts w:asciiTheme="majorHAnsi" w:hAnsiTheme="majorHAnsi" w:cstheme="majorHAnsi"/>
-              </w:rPr>
-              <w:t xml:space="preserve"> (please tick)</w:t>
-            </w:r>
-            <w:bookmarkEnd w:id="0"/>
-            <w:bookmarkEnd w:id="1"/>
+                <w:sz w:val="22"/>
+                <w:szCs w:val="22"/>
+              </w:rPr>
+              <w:t xml:space="preserve">                                Yes </w:t>
+            </w:r>
           </w:p>
         </w:tc>
       </w:tr>
@@ -1435,25 +1426,49 @@
             <w:pPr>
               <w:rPr>
                 <w:rFonts w:asciiTheme="majorHAnsi" w:hAnsiTheme="majorHAnsi" w:cstheme="majorHAnsi"/>
-              </w:rPr>
-            </w:pPr>
-            <w:r>
-              <w:rPr>
-                <w:rFonts w:asciiTheme="majorHAnsi" w:hAnsiTheme="majorHAnsi" w:cstheme="majorHAnsi"/>
-              </w:rPr>
-              <w:t xml:space="preserve">Completed </w:t>
-            </w:r>
-            <w:r>
-              <w:rPr>
-                <w:rFonts w:asciiTheme="majorHAnsi" w:hAnsiTheme="majorHAnsi" w:cstheme="majorHAnsi"/>
-              </w:rPr>
-              <w:t>Learning Summary Report</w:t>
-            </w:r>
-            <w:r>
-              <w:rPr>
-                <w:rFonts w:asciiTheme="majorHAnsi" w:hAnsiTheme="majorHAnsi" w:cstheme="majorHAnsi"/>
-              </w:rPr>
-              <w:t xml:space="preserve"> (This report)</w:t>
+                <w:sz w:val="22"/>
+                <w:szCs w:val="22"/>
+              </w:rPr>
+            </w:pPr>
+            <w:r>
+              <w:rPr>
+                <w:rFonts w:asciiTheme="majorHAnsi" w:hAnsiTheme="majorHAnsi" w:cstheme="majorHAnsi"/>
+                <w:sz w:val="22"/>
+                <w:szCs w:val="22"/>
+              </w:rPr>
+              <w:t xml:space="preserve">Submitted </w:t>
+            </w:r>
+            <w:r>
+              <w:rPr>
+                <w:rFonts w:asciiTheme="majorHAnsi" w:hAnsiTheme="majorHAnsi" w:cstheme="majorHAnsi"/>
+                <w:sz w:val="22"/>
+                <w:szCs w:val="22"/>
+              </w:rPr>
+              <w:t xml:space="preserve">at least </w:t>
+            </w:r>
+            <w:r>
+              <w:rPr>
+                <w:rFonts w:asciiTheme="majorHAnsi" w:hAnsiTheme="majorHAnsi" w:cstheme="majorHAnsi"/>
+                <w:sz w:val="22"/>
+                <w:szCs w:val="22"/>
+              </w:rPr>
+              <w:t xml:space="preserve">10 weekly </w:t>
+            </w:r>
+            <w:r>
+              <w:rPr>
+                <w:rFonts w:asciiTheme="majorHAnsi" w:hAnsiTheme="majorHAnsi" w:cstheme="majorHAnsi"/>
+                <w:sz w:val="22"/>
+                <w:szCs w:val="22"/>
+              </w:rPr>
+              <w:t>communications</w:t>
+            </w:r>
+            <w:r>
+              <w:rPr>
+                <w:rFonts w:asciiTheme="majorHAnsi" w:hAnsiTheme="majorHAnsi" w:cstheme="majorHAnsi"/>
+                <w:sz w:val="22"/>
+                <w:szCs w:val="22"/>
+              </w:rPr>
+              <w:t xml:space="preserve"> to the industry supervisor</w:t>
             </w:r>
           </w:p>
         </w:tc>
@@ -1465,8 +1480,74 @@
             <w:pPr>
               <w:rPr>
                 <w:rFonts w:asciiTheme="majorHAnsi" w:hAnsiTheme="majorHAnsi" w:cstheme="majorHAnsi"/>
-              </w:rPr>
-            </w:pPr>
+                <w:sz w:val="22"/>
+                <w:szCs w:val="22"/>
+              </w:rPr>
+            </w:pPr>
+            <w:r>
+              <w:rPr>
+                <w:rFonts w:asciiTheme="majorHAnsi" w:hAnsiTheme="majorHAnsi" w:cstheme="majorHAnsi"/>
+                <w:noProof/>
+                <w:sz w:val="22"/>
+                <w:szCs w:val="22"/>
+              </w:rPr>
+              <mc:AlternateContent>
+                <mc:Choice Requires="wpi">
+                  <w:drawing>
+                    <wp:anchor distT="0" distB="0" distL="114300" distR="114300" simplePos="0" relativeHeight="251655168" behindDoc="0" locked="0" layoutInCell="1" allowOverlap="1" wp14:anchorId="3B6835E4" wp14:editId="4226A54E">
+                      <wp:simplePos x="0" y="0"/>
+                      <wp:positionH relativeFrom="column">
+                        <wp:posOffset>535940</wp:posOffset>
+                      </wp:positionH>
+                      <wp:positionV relativeFrom="paragraph">
+                        <wp:posOffset>156210</wp:posOffset>
+                      </wp:positionV>
+                      <wp:extent cx="202320" cy="118080"/>
+                      <wp:effectExtent l="38100" t="38100" r="45720" b="34925"/>
+                      <wp:wrapNone/>
+                      <wp:docPr id="186929993" name="Ink 2"/>
+                      <wp:cNvGraphicFramePr/>
+                      <a:graphic xmlns:a="http://schemas.openxmlformats.org/drawingml/2006/main">
+                        <a:graphicData uri="http://schemas.microsoft.com/office/word/2010/wordprocessingInk">
+                          <w14:contentPart bwMode="auto" r:id="rId10">
+                            <w14:nvContentPartPr>
+                              <w14:cNvContentPartPr/>
+                            </w14:nvContentPartPr>
+                            <w14:xfrm>
+                              <a:off x="0" y="0"/>
+                              <a:ext cx="202320" cy="118080"/>
+                            </w14:xfrm>
+                          </w14:contentPart>
+                        </a:graphicData>
+                      </a:graphic>
+                    </wp:anchor>
+                  </w:drawing>
+                </mc:Choice>
+                <mc:Fallback>
+                  <w:pict>
+                    <v:shape w14:anchorId="275A92BF" id="Ink 2" o:spid="_x0000_s1026" type="#_x0000_t75" style="position:absolute;margin-left:41.7pt;margin-top:11.85pt;width:16.95pt;height:10.3pt;z-index:251655168;visibility:visible;mso-wrap-style:square;mso-wrap-distance-left:9pt;mso-wrap-distance-top:0;mso-wrap-distance-right:9pt;mso-wrap-distance-bottom:0;mso-position-horizontal:absolute;mso-position-horizontal-relative:text;mso-position-vertical:absolute;mso-position-vertical-relative:text" o:gfxdata="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">
+                      <v:imagedata r:id="rId11" o:title=""/>
+                    </v:shape>
+                  </w:pict>
+                </mc:Fallback>
+              </mc:AlternateContent>
+            </w:r>
+            <w:r>
+              <w:rPr>
+                <w:rFonts w:asciiTheme="majorHAnsi" w:hAnsiTheme="majorHAnsi" w:cstheme="majorHAnsi"/>
+                <w:sz w:val="22"/>
+                <w:szCs w:val="22"/>
+              </w:rPr>
+              <w:t xml:space="preserve">                                </w:t>
+            </w:r>
+            <w:r>
+              <w:rPr>
+                <w:rFonts w:asciiTheme="majorHAnsi" w:hAnsiTheme="majorHAnsi" w:cstheme="majorHAnsi"/>
+                <w:sz w:val="22"/>
+                <w:szCs w:val="22"/>
+              </w:rPr>
+              <w:t>Yes</w:t>
+            </w:r>
           </w:p>
         </w:tc>
       </w:tr>
@@ -1482,37 +1563,25 @@
             <w:pPr>
               <w:rPr>
                 <w:rFonts w:asciiTheme="majorHAnsi" w:hAnsiTheme="majorHAnsi" w:cstheme="majorHAnsi"/>
-              </w:rPr>
-            </w:pPr>
-            <w:r>
-              <w:rPr>
-                <w:rFonts w:asciiTheme="majorHAnsi" w:hAnsiTheme="majorHAnsi" w:cstheme="majorHAnsi"/>
-              </w:rPr>
-              <w:t xml:space="preserve">Submitted </w:t>
-            </w:r>
-            <w:r>
-              <w:rPr>
-                <w:rFonts w:asciiTheme="majorHAnsi" w:hAnsiTheme="majorHAnsi" w:cstheme="majorHAnsi"/>
-              </w:rPr>
-              <w:t xml:space="preserve">at least </w:t>
-            </w:r>
-            <w:r>
-              <w:rPr>
-                <w:rFonts w:asciiTheme="majorHAnsi" w:hAnsiTheme="majorHAnsi" w:cstheme="majorHAnsi"/>
-              </w:rPr>
-              <w:t xml:space="preserve">10 weekly </w:t>
-            </w:r>
-            <w:r>
-              <w:rPr>
-                <w:rFonts w:asciiTheme="majorHAnsi" w:hAnsiTheme="majorHAnsi" w:cstheme="majorHAnsi"/>
-              </w:rPr>
-              <w:t>communications</w:t>
-            </w:r>
-            <w:r>
-              <w:rPr>
-                <w:rFonts w:asciiTheme="majorHAnsi" w:hAnsiTheme="majorHAnsi" w:cstheme="majorHAnsi"/>
-              </w:rPr>
-              <w:t xml:space="preserve"> to the industry supervisor</w:t>
+                <w:sz w:val="22"/>
+                <w:szCs w:val="22"/>
+              </w:rPr>
+            </w:pPr>
+            <w:r>
+              <w:rPr>
+                <w:rFonts w:asciiTheme="majorHAnsi" w:hAnsiTheme="majorHAnsi" w:cstheme="majorHAnsi"/>
+                <w:sz w:val="22"/>
+                <w:szCs w:val="22"/>
+              </w:rPr>
+              <w:t xml:space="preserve">Completed </w:t>
+            </w:r>
+            <w:r>
+              <w:rPr>
+                <w:rFonts w:asciiTheme="majorHAnsi" w:hAnsiTheme="majorHAnsi" w:cstheme="majorHAnsi"/>
+                <w:sz w:val="22"/>
+                <w:szCs w:val="22"/>
+              </w:rPr>
+              <w:t>5 reflections (quizzes)</w:t>
             </w:r>
           </w:p>
         </w:tc>
@@ -1524,8 +1593,74 @@
             <w:pPr>
               <w:rPr>
                 <w:rFonts w:asciiTheme="majorHAnsi" w:hAnsiTheme="majorHAnsi" w:cstheme="majorHAnsi"/>
-              </w:rPr>
-            </w:pPr>
+                <w:sz w:val="22"/>
+                <w:szCs w:val="22"/>
+              </w:rPr>
+            </w:pPr>
+            <w:r>
+              <w:rPr>
+                <w:rFonts w:asciiTheme="majorHAnsi" w:hAnsiTheme="majorHAnsi" w:cstheme="majorHAnsi"/>
+                <w:noProof/>
+                <w:sz w:val="22"/>
+                <w:szCs w:val="22"/>
+              </w:rPr>
+              <mc:AlternateContent>
+                <mc:Choice Requires="wpi">
+                  <w:drawing>
+                    <wp:anchor distT="0" distB="0" distL="114300" distR="114300" simplePos="0" relativeHeight="251658240" behindDoc="0" locked="0" layoutInCell="1" allowOverlap="1" wp14:anchorId="78C108CE" wp14:editId="1E495F4C">
+                      <wp:simplePos x="0" y="0"/>
+                      <wp:positionH relativeFrom="column">
+                        <wp:posOffset>523240</wp:posOffset>
+                      </wp:positionH>
+                      <wp:positionV relativeFrom="paragraph">
+                        <wp:posOffset>66040</wp:posOffset>
+                      </wp:positionV>
+                      <wp:extent cx="202320" cy="118080"/>
+                      <wp:effectExtent l="38100" t="38100" r="45720" b="34925"/>
+                      <wp:wrapNone/>
+                      <wp:docPr id="1347767655" name="Ink 2"/>
+                      <wp:cNvGraphicFramePr/>
+                      <a:graphic xmlns:a="http://schemas.openxmlformats.org/drawingml/2006/main">
+                        <a:graphicData uri="http://schemas.microsoft.com/office/word/2010/wordprocessingInk">
+                          <w14:contentPart bwMode="auto" r:id="rId12">
+                            <w14:nvContentPartPr>
+                              <w14:cNvContentPartPr/>
+                            </w14:nvContentPartPr>
+                            <w14:xfrm>
+                              <a:off x="0" y="0"/>
+                              <a:ext cx="202320" cy="118080"/>
+                            </w14:xfrm>
+                          </w14:contentPart>
+                        </a:graphicData>
+                      </a:graphic>
+                    </wp:anchor>
+                  </w:drawing>
+                </mc:Choice>
+                <mc:Fallback>
+                  <w:pict>
+                    <v:shape w14:anchorId="17D57B9E" id="Ink 2" o:spid="_x0000_s1026" type="#_x0000_t75" style="position:absolute;margin-left:40.7pt;margin-top:4.75pt;width:16.95pt;height:10.3pt;z-index:251658240;visibility:visible;mso-wrap-style:square;mso-wrap-distance-left:9pt;mso-wrap-distance-top:0;mso-wrap-distance-right:9pt;mso-wrap-distance-bottom:0;mso-position-horizontal:absolute;mso-position-horizontal-relative:text;mso-position-vertical:absolute;mso-position-vertical-relative:text" o:gfxdata="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">
+                      <v:imagedata r:id="rId11" o:title=""/>
+                    </v:shape>
+                  </w:pict>
+                </mc:Fallback>
+              </mc:AlternateContent>
+            </w:r>
+            <w:r>
+              <w:rPr>
+                <w:rFonts w:asciiTheme="majorHAnsi" w:hAnsiTheme="majorHAnsi" w:cstheme="majorHAnsi"/>
+                <w:sz w:val="22"/>
+                <w:szCs w:val="22"/>
+              </w:rPr>
+              <w:t xml:space="preserve">                                </w:t>
+            </w:r>
+            <w:r>
+              <w:rPr>
+                <w:rFonts w:asciiTheme="majorHAnsi" w:hAnsiTheme="majorHAnsi" w:cstheme="majorHAnsi"/>
+                <w:sz w:val="22"/>
+                <w:szCs w:val="22"/>
+              </w:rPr>
+              <w:t>Yes</w:t>
+            </w:r>
           </w:p>
         </w:tc>
       </w:tr>
@@ -1541,19 +1676,57 @@
             <w:pPr>
               <w:rPr>
                 <w:rFonts w:asciiTheme="majorHAnsi" w:hAnsiTheme="majorHAnsi" w:cstheme="majorHAnsi"/>
-              </w:rPr>
-            </w:pPr>
-            <w:r>
-              <w:rPr>
-                <w:rFonts w:asciiTheme="majorHAnsi" w:hAnsiTheme="majorHAnsi" w:cstheme="majorHAnsi"/>
+                <w:sz w:val="22"/>
+                <w:szCs w:val="22"/>
+              </w:rPr>
+            </w:pPr>
+            <w:r>
+              <w:rPr>
+                <w:rFonts w:asciiTheme="majorHAnsi" w:hAnsiTheme="majorHAnsi" w:cstheme="majorHAnsi"/>
+                <w:sz w:val="22"/>
+                <w:szCs w:val="22"/>
               </w:rPr>
               <w:t xml:space="preserve">Completed </w:t>
             </w:r>
             <w:r>
               <w:rPr>
                 <w:rFonts w:asciiTheme="majorHAnsi" w:hAnsiTheme="majorHAnsi" w:cstheme="majorHAnsi"/>
-              </w:rPr>
-              <w:t>5 reflections (quizzes)</w:t>
+                <w:sz w:val="22"/>
+                <w:szCs w:val="22"/>
+              </w:rPr>
+              <w:t>3</w:t>
+            </w:r>
+            <w:r>
+              <w:rPr>
+                <w:rFonts w:asciiTheme="majorHAnsi" w:hAnsiTheme="majorHAnsi" w:cstheme="majorHAnsi"/>
+                <w:sz w:val="22"/>
+                <w:szCs w:val="22"/>
+              </w:rPr>
+              <w:t xml:space="preserve"> (pre, mid and final) </w:t>
+            </w:r>
+            <w:r>
+              <w:rPr>
+                <w:rFonts w:asciiTheme="majorHAnsi" w:hAnsiTheme="majorHAnsi" w:cstheme="majorHAnsi"/>
+                <w:sz w:val="22"/>
+                <w:szCs w:val="22"/>
+              </w:rPr>
+              <w:t xml:space="preserve">internship project </w:t>
+            </w:r>
+            <w:r>
+              <w:rPr>
+                <w:rFonts w:asciiTheme="majorHAnsi" w:hAnsiTheme="majorHAnsi" w:cstheme="majorHAnsi"/>
+                <w:sz w:val="22"/>
+                <w:szCs w:val="22"/>
+              </w:rPr>
+              <w:t>review</w:t>
+            </w:r>
+            <w:r>
+              <w:rPr>
+                <w:rFonts w:asciiTheme="majorHAnsi" w:hAnsiTheme="majorHAnsi" w:cstheme="majorHAnsi"/>
+                <w:sz w:val="22"/>
+                <w:szCs w:val="22"/>
+              </w:rPr>
+              <w:t>s</w:t>
             </w:r>
           </w:p>
         </w:tc>
@@ -1565,8 +1738,74 @@
             <w:pPr>
               <w:rPr>
                 <w:rFonts w:asciiTheme="majorHAnsi" w:hAnsiTheme="majorHAnsi" w:cstheme="majorHAnsi"/>
-              </w:rPr>
-            </w:pPr>
+                <w:sz w:val="22"/>
+                <w:szCs w:val="22"/>
+              </w:rPr>
+            </w:pPr>
+            <w:r>
+              <w:rPr>
+                <w:rFonts w:asciiTheme="majorHAnsi" w:hAnsiTheme="majorHAnsi" w:cstheme="majorHAnsi"/>
+                <w:noProof/>
+                <w:sz w:val="22"/>
+                <w:szCs w:val="22"/>
+              </w:rPr>
+              <mc:AlternateContent>
+                <mc:Choice Requires="wpi">
+                  <w:drawing>
+                    <wp:anchor distT="0" distB="0" distL="114300" distR="114300" simplePos="0" relativeHeight="251661312" behindDoc="0" locked="0" layoutInCell="1" allowOverlap="1" wp14:anchorId="1965F8D6" wp14:editId="05E444F2">
+                      <wp:simplePos x="0" y="0"/>
+                      <wp:positionH relativeFrom="column">
+                        <wp:posOffset>523240</wp:posOffset>
+                      </wp:positionH>
+                      <wp:positionV relativeFrom="paragraph">
+                        <wp:posOffset>66675</wp:posOffset>
+                      </wp:positionV>
+                      <wp:extent cx="202320" cy="118080"/>
+                      <wp:effectExtent l="38100" t="38100" r="45720" b="34925"/>
+                      <wp:wrapNone/>
+                      <wp:docPr id="416868642" name="Ink 2"/>
+                      <wp:cNvGraphicFramePr/>
+                      <a:graphic xmlns:a="http://schemas.openxmlformats.org/drawingml/2006/main">
+                        <a:graphicData uri="http://schemas.microsoft.com/office/word/2010/wordprocessingInk">
+                          <w14:contentPart bwMode="auto" r:id="rId13">
+                            <w14:nvContentPartPr>
+                              <w14:cNvContentPartPr/>
+                            </w14:nvContentPartPr>
+                            <w14:xfrm>
+                              <a:off x="0" y="0"/>
+                              <a:ext cx="202320" cy="118080"/>
+                            </w14:xfrm>
+                          </w14:contentPart>
+                        </a:graphicData>
+                      </a:graphic>
+                    </wp:anchor>
+                  </w:drawing>
+                </mc:Choice>
+                <mc:Fallback>
+                  <w:pict>
+                    <v:shape w14:anchorId="6A4C49BA" id="Ink 2" o:spid="_x0000_s1026" type="#_x0000_t75" style="position:absolute;margin-left:40.7pt;margin-top:4.8pt;width:16.95pt;height:10.3pt;z-index:251661312;visibility:visible;mso-wrap-style:square;mso-wrap-distance-left:9pt;mso-wrap-distance-top:0;mso-wrap-distance-right:9pt;mso-wrap-distance-bottom:0;mso-position-horizontal:absolute;mso-position-horizontal-relative:text;mso-position-vertical:absolute;mso-position-vertical-relative:text" o:gfxdata="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">
+                      <v:imagedata r:id="rId11" o:title=""/>
+                    </v:shape>
+                  </w:pict>
+                </mc:Fallback>
+              </mc:AlternateContent>
+            </w:r>
+            <w:r>
+              <w:rPr>
+                <w:rFonts w:asciiTheme="majorHAnsi" w:hAnsiTheme="majorHAnsi" w:cstheme="majorHAnsi"/>
+                <w:sz w:val="22"/>
+                <w:szCs w:val="22"/>
+              </w:rPr>
+              <w:t xml:space="preserve">                                </w:t>
+            </w:r>
+            <w:r>
+              <w:rPr>
+                <w:rFonts w:asciiTheme="majorHAnsi" w:hAnsiTheme="majorHAnsi" w:cstheme="majorHAnsi"/>
+                <w:sz w:val="22"/>
+                <w:szCs w:val="22"/>
+              </w:rPr>
+              <w:t>Yes</w:t>
+            </w:r>
           </w:p>
         </w:tc>
       </w:tr>
@@ -1582,43 +1821,33 @@
             <w:pPr>
               <w:rPr>
                 <w:rFonts w:asciiTheme="majorHAnsi" w:hAnsiTheme="majorHAnsi" w:cstheme="majorHAnsi"/>
-              </w:rPr>
-            </w:pPr>
-            <w:r>
-              <w:rPr>
-                <w:rFonts w:asciiTheme="majorHAnsi" w:hAnsiTheme="majorHAnsi" w:cstheme="majorHAnsi"/>
-              </w:rPr>
-              <w:t xml:space="preserve">Completed </w:t>
-            </w:r>
-            <w:r>
-              <w:rPr>
-                <w:rFonts w:asciiTheme="majorHAnsi" w:hAnsiTheme="majorHAnsi" w:cstheme="majorHAnsi"/>
-              </w:rPr>
-              <w:t>3</w:t>
-            </w:r>
-            <w:r>
-              <w:rPr>
-                <w:rFonts w:asciiTheme="majorHAnsi" w:hAnsiTheme="majorHAnsi" w:cstheme="majorHAnsi"/>
-              </w:rPr>
-              <w:t xml:space="preserve"> (pre, mid and final) </w:t>
-            </w:r>
-            <w:r>
-              <w:rPr>
-                <w:rFonts w:asciiTheme="majorHAnsi" w:hAnsiTheme="majorHAnsi" w:cstheme="majorHAnsi"/>
-              </w:rPr>
-              <w:t xml:space="preserve">internship project </w:t>
-            </w:r>
-            <w:r>
-              <w:rPr>
-                <w:rFonts w:asciiTheme="majorHAnsi" w:hAnsiTheme="majorHAnsi" w:cstheme="majorHAnsi"/>
-              </w:rPr>
-              <w:t>review</w:t>
-            </w:r>
-            <w:r>
-              <w:rPr>
-                <w:rFonts w:asciiTheme="majorHAnsi" w:hAnsiTheme="majorHAnsi" w:cstheme="majorHAnsi"/>
-              </w:rPr>
-              <w:t>s</w:t>
+                <w:sz w:val="22"/>
+                <w:szCs w:val="22"/>
+              </w:rPr>
+            </w:pPr>
+            <w:r>
+              <w:rPr>
+                <w:rFonts w:asciiTheme="majorHAnsi" w:hAnsiTheme="majorHAnsi" w:cstheme="majorHAnsi"/>
+                <w:sz w:val="22"/>
+                <w:szCs w:val="22"/>
+              </w:rPr>
+              <w:t xml:space="preserve">Completed the internship </w:t>
+            </w:r>
+            <w:r>
+              <w:rPr>
+                <w:rFonts w:asciiTheme="majorHAnsi" w:hAnsiTheme="majorHAnsi" w:cstheme="majorHAnsi"/>
+                <w:sz w:val="22"/>
+                <w:szCs w:val="22"/>
+              </w:rPr>
+              <w:t>project video</w:t>
+            </w:r>
+            <w:r>
+              <w:rPr>
+                <w:rFonts w:asciiTheme="majorHAnsi" w:hAnsiTheme="majorHAnsi" w:cstheme="majorHAnsi"/>
+                <w:sz w:val="22"/>
+                <w:szCs w:val="22"/>
+              </w:rPr>
+              <w:t xml:space="preserve"> report</w:t>
             </w:r>
           </w:p>
         </w:tc>
@@ -1630,8 +1859,74 @@
             <w:pPr>
               <w:rPr>
                 <w:rFonts w:asciiTheme="majorHAnsi" w:hAnsiTheme="majorHAnsi" w:cstheme="majorHAnsi"/>
-              </w:rPr>
-            </w:pPr>
+                <w:sz w:val="22"/>
+                <w:szCs w:val="22"/>
+              </w:rPr>
+            </w:pPr>
+            <w:r>
+              <w:rPr>
+                <w:rFonts w:asciiTheme="majorHAnsi" w:hAnsiTheme="majorHAnsi" w:cstheme="majorHAnsi"/>
+                <w:noProof/>
+                <w:sz w:val="22"/>
+                <w:szCs w:val="22"/>
+              </w:rPr>
+              <mc:AlternateContent>
+                <mc:Choice Requires="wpi">
+                  <w:drawing>
+                    <wp:anchor distT="0" distB="0" distL="114300" distR="114300" simplePos="0" relativeHeight="251664384" behindDoc="0" locked="0" layoutInCell="1" allowOverlap="1" wp14:anchorId="4AC809B7" wp14:editId="16255B48">
+                      <wp:simplePos x="0" y="0"/>
+                      <wp:positionH relativeFrom="column">
+                        <wp:posOffset>504507</wp:posOffset>
+                      </wp:positionH>
+                      <wp:positionV relativeFrom="paragraph">
+                        <wp:posOffset>50800</wp:posOffset>
+                      </wp:positionV>
+                      <wp:extent cx="202320" cy="118080"/>
+                      <wp:effectExtent l="38100" t="38100" r="45720" b="34925"/>
+                      <wp:wrapNone/>
+                      <wp:docPr id="316256939" name="Ink 2"/>
+                      <wp:cNvGraphicFramePr/>
+                      <a:graphic xmlns:a="http://schemas.openxmlformats.org/drawingml/2006/main">
+                        <a:graphicData uri="http://schemas.microsoft.com/office/word/2010/wordprocessingInk">
+                          <w14:contentPart bwMode="auto" r:id="rId14">
+                            <w14:nvContentPartPr>
+                              <w14:cNvContentPartPr/>
+                            </w14:nvContentPartPr>
+                            <w14:xfrm>
+                              <a:off x="0" y="0"/>
+                              <a:ext cx="202320" cy="118080"/>
+                            </w14:xfrm>
+                          </w14:contentPart>
+                        </a:graphicData>
+                      </a:graphic>
+                    </wp:anchor>
+                  </w:drawing>
+                </mc:Choice>
+                <mc:Fallback>
+                  <w:pict>
+                    <v:shape w14:anchorId="0D72216A" id="Ink 2" o:spid="_x0000_s1026" type="#_x0000_t75" style="position:absolute;margin-left:39.2pt;margin-top:3.55pt;width:16.95pt;height:10.3pt;z-index:251664384;visibility:visible;mso-wrap-style:square;mso-wrap-distance-left:9pt;mso-wrap-distance-top:0;mso-wrap-distance-right:9pt;mso-wrap-distance-bottom:0;mso-position-horizontal:absolute;mso-position-horizontal-relative:text;mso-position-vertical:absolute;mso-position-vertical-relative:text" o:gfxdata="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">
+                      <v:imagedata r:id="rId11" o:title=""/>
+                    </v:shape>
+                  </w:pict>
+                </mc:Fallback>
+              </mc:AlternateContent>
+            </w:r>
+            <w:r>
+              <w:rPr>
+                <w:rFonts w:asciiTheme="majorHAnsi" w:hAnsiTheme="majorHAnsi" w:cstheme="majorHAnsi"/>
+                <w:sz w:val="22"/>
+                <w:szCs w:val="22"/>
+              </w:rPr>
+              <w:t xml:space="preserve">                                </w:t>
+            </w:r>
+            <w:r>
+              <w:rPr>
+                <w:rFonts w:asciiTheme="majorHAnsi" w:hAnsiTheme="majorHAnsi" w:cstheme="majorHAnsi"/>
+                <w:sz w:val="22"/>
+                <w:szCs w:val="22"/>
+              </w:rPr>
+              <w:t>Yes</w:t>
+            </w:r>
           </w:p>
         </w:tc>
       </w:tr>
@@ -1647,25 +1942,49 @@
             <w:pPr>
               <w:rPr>
                 <w:rFonts w:asciiTheme="majorHAnsi" w:hAnsiTheme="majorHAnsi" w:cstheme="majorHAnsi"/>
-              </w:rPr>
-            </w:pPr>
-            <w:r>
-              <w:rPr>
-                <w:rFonts w:asciiTheme="majorHAnsi" w:hAnsiTheme="majorHAnsi" w:cstheme="majorHAnsi"/>
-              </w:rPr>
-              <w:t xml:space="preserve">Completed the internship </w:t>
-            </w:r>
-            <w:r>
-              <w:rPr>
-                <w:rFonts w:asciiTheme="majorHAnsi" w:hAnsiTheme="majorHAnsi" w:cstheme="majorHAnsi"/>
-              </w:rPr>
-              <w:t>project video</w:t>
-            </w:r>
-            <w:r>
-              <w:rPr>
-                <w:rFonts w:asciiTheme="majorHAnsi" w:hAnsiTheme="majorHAnsi" w:cstheme="majorHAnsi"/>
-              </w:rPr>
-              <w:t xml:space="preserve"> report</w:t>
+                <w:sz w:val="22"/>
+                <w:szCs w:val="22"/>
+              </w:rPr>
+            </w:pPr>
+            <w:r>
+              <w:rPr>
+                <w:rFonts w:asciiTheme="majorHAnsi" w:hAnsiTheme="majorHAnsi" w:cstheme="majorHAnsi"/>
+                <w:sz w:val="22"/>
+                <w:szCs w:val="22"/>
+              </w:rPr>
+              <w:t xml:space="preserve">Presented </w:t>
+            </w:r>
+            <w:r>
+              <w:rPr>
+                <w:rFonts w:asciiTheme="majorHAnsi" w:hAnsiTheme="majorHAnsi" w:cstheme="majorHAnsi"/>
+                <w:sz w:val="22"/>
+                <w:szCs w:val="22"/>
+              </w:rPr>
+              <w:t>internship work</w:t>
+            </w:r>
+            <w:r>
+              <w:rPr>
+                <w:rFonts w:asciiTheme="majorHAnsi" w:hAnsiTheme="majorHAnsi" w:cstheme="majorHAnsi"/>
+                <w:sz w:val="22"/>
+                <w:szCs w:val="22"/>
+              </w:rPr>
+              <w:t xml:space="preserve"> </w:t>
+            </w:r>
+            <w:r>
+              <w:rPr>
+                <w:rFonts w:asciiTheme="majorHAnsi" w:hAnsiTheme="majorHAnsi" w:cstheme="majorHAnsi"/>
+                <w:sz w:val="22"/>
+                <w:szCs w:val="22"/>
+              </w:rPr>
+              <w:t xml:space="preserve">completed </w:t>
+            </w:r>
+            <w:r>
+              <w:rPr>
+                <w:rFonts w:asciiTheme="majorHAnsi" w:hAnsiTheme="majorHAnsi" w:cstheme="majorHAnsi"/>
+                <w:sz w:val="22"/>
+                <w:szCs w:val="22"/>
+              </w:rPr>
+              <w:t>during the final presentation</w:t>
             </w:r>
           </w:p>
         </w:tc>
@@ -1677,8 +1996,74 @@
             <w:pPr>
               <w:rPr>
                 <w:rFonts w:asciiTheme="majorHAnsi" w:hAnsiTheme="majorHAnsi" w:cstheme="majorHAnsi"/>
-              </w:rPr>
-            </w:pPr>
+                <w:sz w:val="22"/>
+                <w:szCs w:val="22"/>
+              </w:rPr>
+            </w:pPr>
+            <w:r>
+              <w:rPr>
+                <w:rFonts w:asciiTheme="majorHAnsi" w:hAnsiTheme="majorHAnsi" w:cstheme="majorHAnsi"/>
+                <w:noProof/>
+                <w:sz w:val="22"/>
+                <w:szCs w:val="22"/>
+              </w:rPr>
+              <mc:AlternateContent>
+                <mc:Choice Requires="wpi">
+                  <w:drawing>
+                    <wp:anchor distT="0" distB="0" distL="114300" distR="114300" simplePos="0" relativeHeight="251667456" behindDoc="0" locked="0" layoutInCell="1" allowOverlap="1" wp14:anchorId="44233883" wp14:editId="517228ED">
+                      <wp:simplePos x="0" y="0"/>
+                      <wp:positionH relativeFrom="column">
+                        <wp:posOffset>488632</wp:posOffset>
+                      </wp:positionH>
+                      <wp:positionV relativeFrom="paragraph">
+                        <wp:posOffset>65405</wp:posOffset>
+                      </wp:positionV>
+                      <wp:extent cx="202320" cy="118080"/>
+                      <wp:effectExtent l="38100" t="38100" r="45720" b="34925"/>
+                      <wp:wrapNone/>
+                      <wp:docPr id="278821820" name="Ink 2"/>
+                      <wp:cNvGraphicFramePr/>
+                      <a:graphic xmlns:a="http://schemas.openxmlformats.org/drawingml/2006/main">
+                        <a:graphicData uri="http://schemas.microsoft.com/office/word/2010/wordprocessingInk">
+                          <w14:contentPart bwMode="auto" r:id="rId15">
+                            <w14:nvContentPartPr>
+                              <w14:cNvContentPartPr/>
+                            </w14:nvContentPartPr>
+                            <w14:xfrm>
+                              <a:off x="0" y="0"/>
+                              <a:ext cx="202320" cy="118080"/>
+                            </w14:xfrm>
+                          </w14:contentPart>
+                        </a:graphicData>
+                      </a:graphic>
+                    </wp:anchor>
+                  </w:drawing>
+                </mc:Choice>
+                <mc:Fallback>
+                  <w:pict>
+                    <v:shape w14:anchorId="595E3256" id="Ink 2" o:spid="_x0000_s1026" type="#_x0000_t75" style="position:absolute;margin-left:37.95pt;margin-top:4.7pt;width:16.95pt;height:10.3pt;z-index:251667456;visibility:visible;mso-wrap-style:square;mso-wrap-distance-left:9pt;mso-wrap-distance-top:0;mso-wrap-distance-right:9pt;mso-wrap-distance-bottom:0;mso-position-horizontal:absolute;mso-position-horizontal-relative:text;mso-position-vertical:absolute;mso-position-vertical-relative:text" o:gfxdata="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">
+                      <v:imagedata r:id="rId11" o:title=""/>
+                    </v:shape>
+                  </w:pict>
+                </mc:Fallback>
+              </mc:AlternateContent>
+            </w:r>
+            <w:r>
+              <w:rPr>
+                <w:rFonts w:asciiTheme="majorHAnsi" w:hAnsiTheme="majorHAnsi" w:cstheme="majorHAnsi"/>
+                <w:sz w:val="22"/>
+                <w:szCs w:val="22"/>
+              </w:rPr>
+              <w:t xml:space="preserve">                                </w:t>
+            </w:r>
+            <w:r>
+              <w:rPr>
+                <w:rFonts w:asciiTheme="majorHAnsi" w:hAnsiTheme="majorHAnsi" w:cstheme="majorHAnsi"/>
+                <w:sz w:val="22"/>
+                <w:szCs w:val="22"/>
+              </w:rPr>
+              <w:t>Yes</w:t>
+            </w:r>
           </w:p>
         </w:tc>
       </w:tr>
@@ -1694,37 +2079,17 @@
             <w:pPr>
               <w:rPr>
                 <w:rFonts w:asciiTheme="majorHAnsi" w:hAnsiTheme="majorHAnsi" w:cstheme="majorHAnsi"/>
-              </w:rPr>
-            </w:pPr>
-            <w:r>
-              <w:rPr>
-                <w:rFonts w:asciiTheme="majorHAnsi" w:hAnsiTheme="majorHAnsi" w:cstheme="majorHAnsi"/>
-              </w:rPr>
-              <w:t xml:space="preserve">Presented </w:t>
-            </w:r>
-            <w:r>
-              <w:rPr>
-                <w:rFonts w:asciiTheme="majorHAnsi" w:hAnsiTheme="majorHAnsi" w:cstheme="majorHAnsi"/>
-              </w:rPr>
-              <w:t>internship work</w:t>
-            </w:r>
-            <w:r>
-              <w:rPr>
-                <w:rFonts w:asciiTheme="majorHAnsi" w:hAnsiTheme="majorHAnsi" w:cstheme="majorHAnsi"/>
-              </w:rPr>
-              <w:t xml:space="preserve"> </w:t>
-            </w:r>
-            <w:r>
-              <w:rPr>
-                <w:rFonts w:asciiTheme="majorHAnsi" w:hAnsiTheme="majorHAnsi" w:cstheme="majorHAnsi"/>
-              </w:rPr>
-              <w:t xml:space="preserve">completed </w:t>
-            </w:r>
-            <w:r>
-              <w:rPr>
-                <w:rFonts w:asciiTheme="majorHAnsi" w:hAnsiTheme="majorHAnsi" w:cstheme="majorHAnsi"/>
-              </w:rPr>
-              <w:t>during the final presentation</w:t>
+                <w:sz w:val="22"/>
+                <w:szCs w:val="22"/>
+              </w:rPr>
+            </w:pPr>
+            <w:r>
+              <w:rPr>
+                <w:rFonts w:asciiTheme="majorHAnsi" w:hAnsiTheme="majorHAnsi" w:cstheme="majorHAnsi"/>
+                <w:sz w:val="22"/>
+                <w:szCs w:val="22"/>
+              </w:rPr>
+              <w:t>Completed the Internship Role Video Consent and Release Form</w:t>
             </w:r>
           </w:p>
         </w:tc>
@@ -1736,49 +2101,74 @@
             <w:pPr>
               <w:rPr>
                 <w:rFonts w:asciiTheme="majorHAnsi" w:hAnsiTheme="majorHAnsi" w:cstheme="majorHAnsi"/>
-              </w:rPr>
-            </w:pPr>
-          </w:p>
-        </w:tc>
-      </w:tr>
-      <w:tr>
-        <w:trPr>
-          <w:jc w:val="center"/>
-        </w:trPr>
-        <w:tc>
-          <w:tcPr>
-            <w:tcW w:w="6269" w:type="dxa"/>
-          </w:tcPr>
-          <w:p>
-            <w:pPr>
-              <w:rPr>
-                <w:rFonts w:asciiTheme="majorHAnsi" w:hAnsiTheme="majorHAnsi" w:cstheme="majorHAnsi"/>
-              </w:rPr>
-            </w:pPr>
-            <w:r>
-              <w:rPr>
-                <w:rFonts w:asciiTheme="majorHAnsi" w:hAnsiTheme="majorHAnsi" w:cstheme="majorHAnsi"/>
-              </w:rPr>
-              <w:t xml:space="preserve">Completed the </w:t>
-            </w:r>
-            <w:r>
-              <w:rPr>
-                <w:rFonts w:asciiTheme="majorHAnsi" w:hAnsiTheme="majorHAnsi" w:cstheme="majorHAnsi"/>
-              </w:rPr>
-              <w:t>Internship Role Video Consent and Release Form</w:t>
-            </w:r>
-          </w:p>
-        </w:tc>
-        <w:tc>
-          <w:tcPr>
-            <w:tcW w:w="2247" w:type="dxa"/>
-          </w:tcPr>
-          <w:p>
-            <w:pPr>
-              <w:rPr>
-                <w:rFonts w:asciiTheme="majorHAnsi" w:hAnsiTheme="majorHAnsi" w:cstheme="majorHAnsi"/>
-              </w:rPr>
-            </w:pPr>
+                <w:sz w:val="22"/>
+                <w:szCs w:val="22"/>
+              </w:rPr>
+            </w:pPr>
+            <w:r>
+              <w:rPr>
+                <w:rFonts w:asciiTheme="majorHAnsi" w:hAnsiTheme="majorHAnsi" w:cstheme="majorHAnsi"/>
+                <w:noProof/>
+                <w:sz w:val="22"/>
+                <w:szCs w:val="22"/>
+              </w:rPr>
+              <mc:AlternateContent>
+                <mc:Choice Requires="wpi">
+                  <w:drawing>
+                    <wp:anchor distT="0" distB="0" distL="114300" distR="114300" simplePos="0" relativeHeight="251670528" behindDoc="0" locked="0" layoutInCell="1" allowOverlap="1" wp14:anchorId="6A5F8476" wp14:editId="69AA8A54">
+                      <wp:simplePos x="0" y="0"/>
+                      <wp:positionH relativeFrom="column">
+                        <wp:posOffset>485457</wp:posOffset>
+                      </wp:positionH>
+                      <wp:positionV relativeFrom="paragraph">
+                        <wp:posOffset>59690</wp:posOffset>
+                      </wp:positionV>
+                      <wp:extent cx="202320" cy="118080"/>
+                      <wp:effectExtent l="38100" t="38100" r="45720" b="34925"/>
+                      <wp:wrapNone/>
+                      <wp:docPr id="923261064" name="Ink 2"/>
+                      <wp:cNvGraphicFramePr/>
+                      <a:graphic xmlns:a="http://schemas.openxmlformats.org/drawingml/2006/main">
+                        <a:graphicData uri="http://schemas.microsoft.com/office/word/2010/wordprocessingInk">
+                          <w14:contentPart bwMode="auto" r:id="rId16">
+                            <w14:nvContentPartPr>
+                              <w14:cNvContentPartPr/>
+                            </w14:nvContentPartPr>
+                            <w14:xfrm>
+                              <a:off x="0" y="0"/>
+                              <a:ext cx="202320" cy="118080"/>
+                            </w14:xfrm>
+                          </w14:contentPart>
+                        </a:graphicData>
+                      </a:graphic>
+                    </wp:anchor>
+                  </w:drawing>
+                </mc:Choice>
+                <mc:Fallback>
+                  <w:pict>
+                    <v:shape w14:anchorId="11CB8319" id="Ink 2" o:spid="_x0000_s1026" type="#_x0000_t75" style="position:absolute;margin-left:37.7pt;margin-top:4.25pt;width:16.95pt;height:10.3pt;z-index:251670528;visibility:visible;mso-wrap-style:square;mso-wrap-distance-left:9pt;mso-wrap-distance-top:0;mso-wrap-distance-right:9pt;mso-wrap-distance-bottom:0;mso-position-horizontal:absolute;mso-position-horizontal-relative:text;mso-position-vertical:absolute;mso-position-vertical-relative:text" o:gfxdata="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">
+                      <v:imagedata r:id="rId11" o:title=""/>
+                    </v:shape>
+                  </w:pict>
+                </mc:Fallback>
+              </mc:AlternateContent>
+            </w:r>
+            <w:r>
+              <w:rPr>
+                <w:rFonts w:asciiTheme="majorHAnsi" w:hAnsiTheme="majorHAnsi" w:cstheme="majorHAnsi"/>
+                <w:sz w:val="22"/>
+                <w:szCs w:val="22"/>
+              </w:rPr>
+              <w:t xml:space="preserve">                                </w:t>
+            </w:r>
+            <w:r>
+              <w:rPr>
+                <w:rFonts w:asciiTheme="majorHAnsi" w:hAnsiTheme="majorHAnsi" w:cstheme="majorHAnsi"/>
+                <w:sz w:val="22"/>
+                <w:szCs w:val="22"/>
+              </w:rPr>
+              <w:t>Yes</w:t>
+            </w:r>
           </w:p>
         </w:tc>
       </w:tr>
@@ -1799,8 +2189,8 @@
         <w:tblLook w:val="04A0" w:firstRow="1" w:lastRow="0" w:firstColumn="1" w:lastColumn="0" w:noHBand="0" w:noVBand="1"/>
       </w:tblPr>
       <w:tblGrid>
-        <w:gridCol w:w="6269"/>
-        <w:gridCol w:w="2247"/>
+        <w:gridCol w:w="5844"/>
+        <w:gridCol w:w="2672"/>
       </w:tblGrid>
       <w:tr>
         <w:trPr>
@@ -1808,121 +2198,22 @@
         </w:trPr>
         <w:tc>
           <w:tcPr>
-            <w:tcW w:w="6269" w:type="dxa"/>
+            <w:tcW w:w="5844" w:type="dxa"/>
             <w:shd w:val="pct15" w:color="auto" w:fill="auto"/>
           </w:tcPr>
           <w:p>
             <w:pPr>
               <w:rPr>
                 <w:rFonts w:asciiTheme="majorHAnsi" w:hAnsiTheme="majorHAnsi" w:cstheme="majorHAnsi"/>
-              </w:rPr>
-            </w:pPr>
-            <w:r>
-              <w:rPr>
-                <w:rFonts w:asciiTheme="majorHAnsi" w:hAnsiTheme="majorHAnsi" w:cstheme="majorHAnsi"/>
-                <w:noProof/>
-                <w:lang w:eastAsia="zh-TW"/>
-              </w:rPr>
-              <mc:AlternateContent>
-                <mc:Choice Requires="wps">
-                  <w:drawing>
-                    <wp:anchor distT="0" distB="0" distL="114300" distR="114300" simplePos="0" relativeHeight="251663872" behindDoc="0" locked="0" layoutInCell="1" allowOverlap="1" wp14:anchorId="594D9555" wp14:editId="1066BD91">
-                      <wp:simplePos x="0" y="0"/>
-                      <wp:positionH relativeFrom="column">
-                        <wp:posOffset>4249615</wp:posOffset>
-                      </wp:positionH>
-                      <wp:positionV relativeFrom="paragraph">
-                        <wp:posOffset>855003</wp:posOffset>
-                      </wp:positionV>
-                      <wp:extent cx="1943100" cy="1225062"/>
-                      <wp:effectExtent l="133350" t="419100" r="76200" b="89535"/>
-                      <wp:wrapNone/>
-                      <wp:docPr id="14" name="Rectangular Callout 17"/>
-                      <wp:cNvGraphicFramePr/>
-                      <a:graphic xmlns:a="http://schemas.openxmlformats.org/drawingml/2006/main">
-                        <a:graphicData uri="http://schemas.microsoft.com/office/word/2010/wordprocessingShape">
-                          <wps:wsp>
-                            <wps:cNvSpPr/>
-                            <wps:spPr>
-                              <a:xfrm>
-                                <a:off x="0" y="0"/>
-                                <a:ext cx="1943100" cy="1225062"/>
-                              </a:xfrm>
-                              <a:prstGeom prst="wedgeRectCallout">
-                                <a:avLst>
-                                  <a:gd name="adj1" fmla="val -54398"/>
-                                  <a:gd name="adj2" fmla="val -81830"/>
-                                </a:avLst>
-                              </a:prstGeom>
-                            </wps:spPr>
-                            <wps:style>
-                              <a:lnRef idx="1">
-                                <a:schemeClr val="accent1"/>
-                              </a:lnRef>
-                              <a:fillRef idx="3">
-                                <a:schemeClr val="accent1"/>
-                              </a:fillRef>
-                              <a:effectRef idx="2">
-                                <a:schemeClr val="accent1"/>
-                              </a:effectRef>
-                              <a:fontRef idx="minor">
-                                <a:schemeClr val="lt1"/>
-                              </a:fontRef>
-                            </wps:style>
-                            <wps:txbx>
-                              <w:txbxContent>
-                                <w:p>
-                                  <w:pPr>
-                                    <w:jc w:val="center"/>
-                                  </w:pPr>
-                                  <w:r>
-                                    <w:t>Complete the following questions. Making false declaration will result to a 0 mark. Then delete this box.</w:t>
-                                  </w:r>
-                                </w:p>
-                              </w:txbxContent>
-                            </wps:txbx>
-                            <wps:bodyPr rot="0" spcFirstLastPara="0" vertOverflow="overflow" horzOverflow="overflow" vert="horz" wrap="square" lIns="91440" tIns="45720" rIns="91440" bIns="45720" numCol="1" spcCol="0" rtlCol="0" fromWordArt="0" anchor="ctr" anchorCtr="0" forceAA="0" compatLnSpc="1">
-                              <a:prstTxWarp prst="textNoShape">
-                                <a:avLst/>
-                              </a:prstTxWarp>
-                              <a:noAutofit/>
-                            </wps:bodyPr>
-                          </wps:wsp>
-                        </a:graphicData>
-                      </a:graphic>
-                      <wp14:sizeRelV relativeFrom="margin">
-                        <wp14:pctHeight>0</wp14:pctHeight>
-                      </wp14:sizeRelV>
-                    </wp:anchor>
-                  </w:drawing>
-                </mc:Choice>
-                <mc:Fallback>
-                  <w:pict>
-                    <v:shape w14:anchorId="594D9555" id="_x0000_s1028" type="#_x0000_t61" style="position:absolute;margin-left:334.6pt;margin-top:67.3pt;width:153pt;height:96.45pt;z-index:251663872;visibility:visible;mso-wrap-style:square;mso-height-percent:0;mso-wrap-distance-left:9pt;mso-wrap-distance-top:0;mso-wrap-distance-right:9pt;mso-wrap-distance-bottom:0;mso-position-horizontal:absolute;mso-position-horizontal-relative:text;mso-position-vertical:absolute;mso-position-vertical-relative:text;mso-height-percent:0;mso-height-relative:margin;v-text-anchor:middle" o:gfxdata="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" adj="-950,-6875" fillcolor="#4f81bd [3204]" strokecolor="#4579b8 [3044]">
-                      <v:fill color2="#a7bfde [1620]" rotate="t" angle="180" focus="100%" type="gradient">
-                        <o:fill v:ext="view" type="gradientUnscaled"/>
-                      </v:fill>
-                      <v:shadow on="t" color="black" opacity="22937f" origin=",.5" offset="0,.63889mm"/>
-                      <v:textbox>
-                        <w:txbxContent>
-                          <w:p>
-                            <w:pPr>
-                              <w:jc w:val="center"/>
-                            </w:pPr>
-                            <w:r>
-                              <w:t>Complete the following questions. Making false declaration will result to a 0 mark. Then delete this box.</w:t>
-                            </w:r>
-                          </w:p>
-                        </w:txbxContent>
-                      </v:textbox>
-                    </v:shape>
-                  </w:pict>
-                </mc:Fallback>
-              </mc:AlternateContent>
-            </w:r>
-            <w:r>
-              <w:rPr>
-                <w:rFonts w:asciiTheme="majorHAnsi" w:hAnsiTheme="majorHAnsi" w:cstheme="majorHAnsi"/>
+                <w:sz w:val="22"/>
+                <w:szCs w:val="22"/>
+              </w:rPr>
+            </w:pPr>
+            <w:r>
+              <w:rPr>
+                <w:rFonts w:asciiTheme="majorHAnsi" w:hAnsiTheme="majorHAnsi" w:cstheme="majorHAnsi"/>
+                <w:sz w:val="22"/>
+                <w:szCs w:val="22"/>
               </w:rPr>
               <w:t>Professional Practice</w:t>
             </w:r>
@@ -1930,7 +2221,7 @@
         </w:tc>
         <w:tc>
           <w:tcPr>
-            <w:tcW w:w="2247" w:type="dxa"/>
+            <w:tcW w:w="2672" w:type="dxa"/>
             <w:shd w:val="pct15" w:color="auto" w:fill="auto"/>
           </w:tcPr>
           <w:p>
@@ -1938,11 +2229,15 @@
               <w:jc w:val="center"/>
               <w:rPr>
                 <w:rFonts w:asciiTheme="majorHAnsi" w:hAnsiTheme="majorHAnsi" w:cstheme="majorHAnsi"/>
-              </w:rPr>
-            </w:pPr>
-            <w:r>
-              <w:rPr>
-                <w:rFonts w:asciiTheme="majorHAnsi" w:hAnsiTheme="majorHAnsi" w:cstheme="majorHAnsi"/>
+                <w:sz w:val="22"/>
+                <w:szCs w:val="22"/>
+              </w:rPr>
+            </w:pPr>
+            <w:r>
+              <w:rPr>
+                <w:rFonts w:asciiTheme="majorHAnsi" w:hAnsiTheme="majorHAnsi" w:cstheme="majorHAnsi"/>
+                <w:sz w:val="22"/>
+                <w:szCs w:val="22"/>
               </w:rPr>
               <w:t>Response</w:t>
             </w:r>
@@ -1955,17 +2250,21 @@
         </w:trPr>
         <w:tc>
           <w:tcPr>
-            <w:tcW w:w="6269" w:type="dxa"/>
-          </w:tcPr>
-          <w:p>
-            <w:pPr>
-              <w:rPr>
-                <w:rFonts w:asciiTheme="majorHAnsi" w:hAnsiTheme="majorHAnsi" w:cstheme="majorHAnsi"/>
-              </w:rPr>
-            </w:pPr>
-            <w:r>
-              <w:rPr>
-                <w:rFonts w:asciiTheme="majorHAnsi" w:hAnsiTheme="majorHAnsi" w:cstheme="majorHAnsi"/>
+            <w:tcW w:w="5844" w:type="dxa"/>
+          </w:tcPr>
+          <w:p>
+            <w:pPr>
+              <w:rPr>
+                <w:rFonts w:asciiTheme="majorHAnsi" w:hAnsiTheme="majorHAnsi" w:cstheme="majorHAnsi"/>
+                <w:sz w:val="22"/>
+                <w:szCs w:val="22"/>
+              </w:rPr>
+            </w:pPr>
+            <w:r>
+              <w:rPr>
+                <w:rFonts w:asciiTheme="majorHAnsi" w:hAnsiTheme="majorHAnsi" w:cstheme="majorHAnsi"/>
+                <w:sz w:val="22"/>
+                <w:szCs w:val="22"/>
               </w:rPr>
               <w:t>Did you answered ‘Yes’ to attending lectures during the interview?</w:t>
             </w:r>
@@ -1973,14 +2272,25 @@
         </w:tc>
         <w:tc>
           <w:tcPr>
-            <w:tcW w:w="2247" w:type="dxa"/>
-          </w:tcPr>
-          <w:p>
-            <w:pPr>
-              <w:rPr>
-                <w:rFonts w:asciiTheme="majorHAnsi" w:hAnsiTheme="majorHAnsi" w:cstheme="majorHAnsi"/>
-              </w:rPr>
-            </w:pPr>
+            <w:tcW w:w="2672" w:type="dxa"/>
+          </w:tcPr>
+          <w:p>
+            <w:pPr>
+              <w:jc w:val="center"/>
+              <w:rPr>
+                <w:rFonts w:asciiTheme="majorHAnsi" w:hAnsiTheme="majorHAnsi" w:cstheme="majorHAnsi"/>
+                <w:sz w:val="22"/>
+                <w:szCs w:val="22"/>
+              </w:rPr>
+            </w:pPr>
+            <w:r>
+              <w:rPr>
+                <w:rFonts w:asciiTheme="majorHAnsi" w:hAnsiTheme="majorHAnsi" w:cstheme="majorHAnsi"/>
+                <w:sz w:val="22"/>
+                <w:szCs w:val="22"/>
+              </w:rPr>
+              <w:t>Yes</w:t>
+            </w:r>
           </w:p>
         </w:tc>
       </w:tr>
@@ -1990,17 +2300,21 @@
         </w:trPr>
         <w:tc>
           <w:tcPr>
-            <w:tcW w:w="6269" w:type="dxa"/>
-          </w:tcPr>
-          <w:p>
-            <w:pPr>
-              <w:rPr>
-                <w:rFonts w:asciiTheme="majorHAnsi" w:hAnsiTheme="majorHAnsi" w:cstheme="majorHAnsi"/>
-              </w:rPr>
-            </w:pPr>
-            <w:r>
-              <w:rPr>
-                <w:rFonts w:asciiTheme="majorHAnsi" w:hAnsiTheme="majorHAnsi" w:cstheme="majorHAnsi"/>
+            <w:tcW w:w="5844" w:type="dxa"/>
+          </w:tcPr>
+          <w:p>
+            <w:pPr>
+              <w:rPr>
+                <w:rFonts w:asciiTheme="majorHAnsi" w:hAnsiTheme="majorHAnsi" w:cstheme="majorHAnsi"/>
+                <w:sz w:val="22"/>
+                <w:szCs w:val="22"/>
+              </w:rPr>
+            </w:pPr>
+            <w:r>
+              <w:rPr>
+                <w:rFonts w:asciiTheme="majorHAnsi" w:hAnsiTheme="majorHAnsi" w:cstheme="majorHAnsi"/>
+                <w:sz w:val="22"/>
+                <w:szCs w:val="22"/>
               </w:rPr>
               <w:t>How many times did you attend the lecture?</w:t>
             </w:r>
@@ -2008,14 +2322,38 @@
         </w:tc>
         <w:tc>
           <w:tcPr>
-            <w:tcW w:w="2247" w:type="dxa"/>
-          </w:tcPr>
-          <w:p>
-            <w:pPr>
-              <w:rPr>
-                <w:rFonts w:asciiTheme="majorHAnsi" w:hAnsiTheme="majorHAnsi" w:cstheme="majorHAnsi"/>
-              </w:rPr>
-            </w:pPr>
+            <w:tcW w:w="2672" w:type="dxa"/>
+          </w:tcPr>
+          <w:p>
+            <w:pPr>
+              <w:rPr>
+                <w:rFonts w:asciiTheme="majorHAnsi" w:hAnsiTheme="majorHAnsi" w:cstheme="majorHAnsi"/>
+                <w:b/>
+                <w:bCs/>
+                <w:sz w:val="22"/>
+                <w:szCs w:val="22"/>
+              </w:rPr>
+            </w:pPr>
+            <w:r>
+              <w:rPr>
+                <w:rFonts w:asciiTheme="majorHAnsi" w:hAnsiTheme="majorHAnsi" w:cstheme="majorHAnsi"/>
+                <w:b/>
+                <w:bCs/>
+                <w:sz w:val="22"/>
+                <w:szCs w:val="22"/>
+              </w:rPr>
+              <w:t xml:space="preserve">  </w:t>
+            </w:r>
+            <w:r>
+              <w:rPr>
+                <w:rFonts w:asciiTheme="majorHAnsi" w:hAnsiTheme="majorHAnsi" w:cstheme="majorHAnsi"/>
+                <w:b/>
+                <w:bCs/>
+                <w:sz w:val="22"/>
+                <w:szCs w:val="22"/>
+              </w:rPr>
+              <w:t xml:space="preserve">9 </w:t>
+            </w:r>
           </w:p>
         </w:tc>
       </w:tr>
@@ -2025,17 +2363,21 @@
         </w:trPr>
         <w:tc>
           <w:tcPr>
-            <w:tcW w:w="6269" w:type="dxa"/>
-          </w:tcPr>
-          <w:p>
-            <w:pPr>
-              <w:rPr>
-                <w:rFonts w:asciiTheme="majorHAnsi" w:hAnsiTheme="majorHAnsi" w:cstheme="majorHAnsi"/>
-              </w:rPr>
-            </w:pPr>
-            <w:r>
-              <w:rPr>
-                <w:rFonts w:asciiTheme="majorHAnsi" w:hAnsiTheme="majorHAnsi" w:cstheme="majorHAnsi"/>
+            <w:tcW w:w="5844" w:type="dxa"/>
+          </w:tcPr>
+          <w:p>
+            <w:pPr>
+              <w:rPr>
+                <w:rFonts w:asciiTheme="majorHAnsi" w:hAnsiTheme="majorHAnsi" w:cstheme="majorHAnsi"/>
+                <w:sz w:val="22"/>
+                <w:szCs w:val="22"/>
+              </w:rPr>
+            </w:pPr>
+            <w:r>
+              <w:rPr>
+                <w:rFonts w:asciiTheme="majorHAnsi" w:hAnsiTheme="majorHAnsi" w:cstheme="majorHAnsi"/>
+                <w:sz w:val="22"/>
+                <w:szCs w:val="22"/>
               </w:rPr>
               <w:t>How many lecture recordings have you viewed if you cannot attend?</w:t>
             </w:r>
@@ -2043,14 +2385,52 @@
         </w:tc>
         <w:tc>
           <w:tcPr>
-            <w:tcW w:w="2247" w:type="dxa"/>
-          </w:tcPr>
-          <w:p>
-            <w:pPr>
-              <w:rPr>
-                <w:rFonts w:asciiTheme="majorHAnsi" w:hAnsiTheme="majorHAnsi" w:cstheme="majorHAnsi"/>
-              </w:rPr>
-            </w:pPr>
+            <w:tcW w:w="2672" w:type="dxa"/>
+          </w:tcPr>
+          <w:p>
+            <w:pPr>
+              <w:rPr>
+                <w:rFonts w:asciiTheme="majorHAnsi" w:hAnsiTheme="majorHAnsi" w:cstheme="majorHAnsi"/>
+                <w:sz w:val="22"/>
+                <w:szCs w:val="22"/>
+              </w:rPr>
+            </w:pPr>
+            <w:r>
+              <w:rPr>
+                <w:rFonts w:asciiTheme="majorHAnsi" w:hAnsiTheme="majorHAnsi" w:cstheme="majorHAnsi"/>
+                <w:b/>
+                <w:bCs/>
+                <w:sz w:val="22"/>
+                <w:szCs w:val="22"/>
+              </w:rPr>
+              <w:t xml:space="preserve">   </w:t>
+            </w:r>
+            <w:r>
+              <w:rPr>
+                <w:rFonts w:asciiTheme="majorHAnsi" w:hAnsiTheme="majorHAnsi" w:cstheme="majorHAnsi"/>
+                <w:b/>
+                <w:bCs/>
+                <w:sz w:val="22"/>
+                <w:szCs w:val="22"/>
+              </w:rPr>
+              <w:t>3</w:t>
+            </w:r>
+            <w:r>
+              <w:rPr>
+                <w:rFonts w:asciiTheme="majorHAnsi" w:hAnsiTheme="majorHAnsi" w:cstheme="majorHAnsi"/>
+                <w:sz w:val="22"/>
+                <w:szCs w:val="22"/>
+              </w:rPr>
+              <w:t xml:space="preserve"> (I viewed all the recordings that I missed due to some unavoidable commitment)</w:t>
+            </w:r>
+            <w:r>
+              <w:rPr>
+                <w:rFonts w:asciiTheme="majorHAnsi" w:hAnsiTheme="majorHAnsi" w:cstheme="majorHAnsi"/>
+                <w:sz w:val="22"/>
+                <w:szCs w:val="22"/>
+              </w:rPr>
+              <w:t>.</w:t>
+            </w:r>
           </w:p>
         </w:tc>
       </w:tr>
@@ -2060,35 +2440,45 @@
         </w:trPr>
         <w:tc>
           <w:tcPr>
-            <w:tcW w:w="6269" w:type="dxa"/>
-          </w:tcPr>
-          <w:p>
-            <w:pPr>
-              <w:rPr>
-                <w:rFonts w:asciiTheme="majorHAnsi" w:hAnsiTheme="majorHAnsi" w:cstheme="majorHAnsi"/>
-              </w:rPr>
-            </w:pPr>
-            <w:r>
-              <w:rPr>
-                <w:rFonts w:asciiTheme="majorHAnsi" w:hAnsiTheme="majorHAnsi" w:cstheme="majorHAnsi"/>
+            <w:tcW w:w="5844" w:type="dxa"/>
+          </w:tcPr>
+          <w:p>
+            <w:pPr>
+              <w:rPr>
+                <w:rFonts w:asciiTheme="majorHAnsi" w:hAnsiTheme="majorHAnsi" w:cstheme="majorHAnsi"/>
+                <w:sz w:val="22"/>
+                <w:szCs w:val="22"/>
+              </w:rPr>
+            </w:pPr>
+            <w:r>
+              <w:rPr>
+                <w:rFonts w:asciiTheme="majorHAnsi" w:hAnsiTheme="majorHAnsi" w:cstheme="majorHAnsi"/>
+                <w:sz w:val="22"/>
+                <w:szCs w:val="22"/>
               </w:rPr>
               <w:t>Did you attempt to schedule a visit on a</w:t>
             </w:r>
             <w:r>
               <w:rPr>
                 <w:rFonts w:asciiTheme="majorHAnsi" w:hAnsiTheme="majorHAnsi" w:cstheme="majorHAnsi"/>
+                <w:sz w:val="22"/>
+                <w:szCs w:val="22"/>
               </w:rPr>
               <w:t xml:space="preserve">n unavailable </w:t>
             </w:r>
             <w:r>
               <w:rPr>
                 <w:rFonts w:asciiTheme="majorHAnsi" w:hAnsiTheme="majorHAnsi" w:cstheme="majorHAnsi"/>
+                <w:sz w:val="22"/>
+                <w:szCs w:val="22"/>
               </w:rPr>
               <w:t>as posted on Canvas</w:t>
             </w:r>
             <w:r>
               <w:rPr>
                 <w:rFonts w:asciiTheme="majorHAnsi" w:hAnsiTheme="majorHAnsi" w:cstheme="majorHAnsi"/>
+                <w:sz w:val="22"/>
+                <w:szCs w:val="22"/>
               </w:rPr>
               <w:t>?</w:t>
             </w:r>
@@ -2096,14 +2486,24 @@
         </w:tc>
         <w:tc>
           <w:tcPr>
-            <w:tcW w:w="2247" w:type="dxa"/>
-          </w:tcPr>
-          <w:p>
-            <w:pPr>
-              <w:rPr>
-                <w:rFonts w:asciiTheme="majorHAnsi" w:hAnsiTheme="majorHAnsi" w:cstheme="majorHAnsi"/>
-              </w:rPr>
-            </w:pPr>
+            <w:tcW w:w="2672" w:type="dxa"/>
+          </w:tcPr>
+          <w:p>
+            <w:pPr>
+              <w:rPr>
+                <w:rFonts w:asciiTheme="majorHAnsi" w:hAnsiTheme="majorHAnsi" w:cstheme="majorHAnsi"/>
+                <w:sz w:val="22"/>
+                <w:szCs w:val="22"/>
+              </w:rPr>
+            </w:pPr>
+            <w:r>
+              <w:rPr>
+                <w:rFonts w:asciiTheme="majorHAnsi" w:hAnsiTheme="majorHAnsi" w:cstheme="majorHAnsi"/>
+                <w:sz w:val="22"/>
+                <w:szCs w:val="22"/>
+              </w:rPr>
+              <w:t>No</w:t>
+            </w:r>
           </w:p>
         </w:tc>
       </w:tr>
@@ -2113,17 +2513,21 @@
         </w:trPr>
         <w:tc>
           <w:tcPr>
-            <w:tcW w:w="6269" w:type="dxa"/>
-          </w:tcPr>
-          <w:p>
-            <w:pPr>
-              <w:rPr>
-                <w:rFonts w:asciiTheme="majorHAnsi" w:hAnsiTheme="majorHAnsi" w:cstheme="majorHAnsi"/>
-              </w:rPr>
-            </w:pPr>
-            <w:r>
-              <w:rPr>
-                <w:rFonts w:asciiTheme="majorHAnsi" w:hAnsiTheme="majorHAnsi" w:cstheme="majorHAnsi"/>
+            <w:tcW w:w="5844" w:type="dxa"/>
+          </w:tcPr>
+          <w:p>
+            <w:pPr>
+              <w:rPr>
+                <w:rFonts w:asciiTheme="majorHAnsi" w:hAnsiTheme="majorHAnsi" w:cstheme="majorHAnsi"/>
+                <w:sz w:val="22"/>
+                <w:szCs w:val="22"/>
+              </w:rPr>
+            </w:pPr>
+            <w:r>
+              <w:rPr>
+                <w:rFonts w:asciiTheme="majorHAnsi" w:hAnsiTheme="majorHAnsi" w:cstheme="majorHAnsi"/>
+                <w:sz w:val="22"/>
+                <w:szCs w:val="22"/>
               </w:rPr>
               <w:t>How many opportunities did you took up from the announcement?</w:t>
             </w:r>
@@ -2131,14 +2535,102 @@
         </w:tc>
         <w:tc>
           <w:tcPr>
-            <w:tcW w:w="2247" w:type="dxa"/>
-          </w:tcPr>
-          <w:p>
-            <w:pPr>
-              <w:rPr>
-                <w:rFonts w:asciiTheme="majorHAnsi" w:hAnsiTheme="majorHAnsi" w:cstheme="majorHAnsi"/>
-              </w:rPr>
-            </w:pPr>
+            <w:tcW w:w="2672" w:type="dxa"/>
+          </w:tcPr>
+          <w:p>
+            <w:pPr>
+              <w:rPr>
+                <w:rFonts w:asciiTheme="majorHAnsi" w:hAnsiTheme="majorHAnsi" w:cstheme="majorHAnsi"/>
+                <w:b/>
+                <w:bCs/>
+                <w:sz w:val="22"/>
+                <w:szCs w:val="22"/>
+              </w:rPr>
+            </w:pPr>
+            <w:r>
+              <w:rPr>
+                <w:rFonts w:asciiTheme="majorHAnsi" w:hAnsiTheme="majorHAnsi" w:cstheme="majorHAnsi"/>
+                <w:b/>
+                <w:bCs/>
+                <w:sz w:val="22"/>
+                <w:szCs w:val="22"/>
+              </w:rPr>
+              <w:t>3</w:t>
+            </w:r>
+            <w:r>
+              <w:rPr>
+                <w:rFonts w:asciiTheme="majorHAnsi" w:hAnsiTheme="majorHAnsi" w:cstheme="majorHAnsi"/>
+                <w:b/>
+                <w:bCs/>
+                <w:sz w:val="22"/>
+                <w:szCs w:val="22"/>
+              </w:rPr>
+              <w:t xml:space="preserve"> </w:t>
+            </w:r>
+            <w:r>
+              <w:rPr>
+                <w:rFonts w:asciiTheme="majorHAnsi" w:hAnsiTheme="majorHAnsi" w:cstheme="majorHAnsi"/>
+                <w:sz w:val="22"/>
+                <w:szCs w:val="22"/>
+              </w:rPr>
+              <w:t>(</w:t>
+            </w:r>
+            <w:r>
+              <w:rPr>
+                <w:rFonts w:asciiTheme="majorHAnsi" w:hAnsiTheme="majorHAnsi" w:cstheme="majorHAnsi"/>
+                <w:sz w:val="22"/>
+                <w:szCs w:val="22"/>
+              </w:rPr>
+              <w:t>Adobe Express Workshop</w:t>
+            </w:r>
+            <w:r>
+              <w:rPr>
+                <w:rFonts w:asciiTheme="majorHAnsi" w:hAnsiTheme="majorHAnsi" w:cstheme="majorHAnsi"/>
+                <w:sz w:val="22"/>
+                <w:szCs w:val="22"/>
+              </w:rPr>
+              <w:t xml:space="preserve">, </w:t>
+            </w:r>
+            <w:r>
+              <w:rPr>
+                <w:rFonts w:asciiTheme="majorHAnsi" w:hAnsiTheme="majorHAnsi" w:cstheme="majorHAnsi"/>
+                <w:sz w:val="22"/>
+                <w:szCs w:val="22"/>
+              </w:rPr>
+              <w:t>Stepping into Industry (Linda Mork)</w:t>
+            </w:r>
+            <w:r>
+              <w:rPr>
+                <w:rFonts w:asciiTheme="majorHAnsi" w:hAnsiTheme="majorHAnsi" w:cstheme="majorHAnsi"/>
+                <w:sz w:val="22"/>
+                <w:szCs w:val="22"/>
+              </w:rPr>
+              <w:t xml:space="preserve"> and </w:t>
+            </w:r>
+            <w:r>
+              <w:rPr>
+                <w:rFonts w:asciiTheme="majorHAnsi" w:hAnsiTheme="majorHAnsi" w:cstheme="majorHAnsi"/>
+                <w:sz w:val="22"/>
+                <w:szCs w:val="22"/>
+              </w:rPr>
+              <w:t>Guest Speaker – Hansi Nissanka</w:t>
+            </w:r>
+            <w:r>
+              <w:rPr>
+                <w:rFonts w:asciiTheme="majorHAnsi" w:hAnsiTheme="majorHAnsi" w:cstheme="majorHAnsi"/>
+                <w:sz w:val="22"/>
+                <w:szCs w:val="22"/>
+              </w:rPr>
+              <w:t>)</w:t>
+            </w:r>
+            <w:r>
+              <w:rPr>
+                <w:rFonts w:asciiTheme="majorHAnsi" w:hAnsiTheme="majorHAnsi" w:cstheme="majorHAnsi"/>
+                <w:sz w:val="22"/>
+                <w:szCs w:val="22"/>
+              </w:rPr>
+              <w:t>.</w:t>
+            </w:r>
           </w:p>
         </w:tc>
       </w:tr>
@@ -2148,17 +2640,21 @@
         </w:trPr>
         <w:tc>
           <w:tcPr>
-            <w:tcW w:w="6269" w:type="dxa"/>
-          </w:tcPr>
-          <w:p>
-            <w:pPr>
-              <w:rPr>
-                <w:rFonts w:asciiTheme="majorHAnsi" w:hAnsiTheme="majorHAnsi" w:cstheme="majorHAnsi"/>
-              </w:rPr>
-            </w:pPr>
-            <w:r>
-              <w:rPr>
-                <w:rFonts w:asciiTheme="majorHAnsi" w:hAnsiTheme="majorHAnsi" w:cstheme="majorHAnsi"/>
+            <w:tcW w:w="5844" w:type="dxa"/>
+          </w:tcPr>
+          <w:p>
+            <w:pPr>
+              <w:rPr>
+                <w:rFonts w:asciiTheme="majorHAnsi" w:hAnsiTheme="majorHAnsi" w:cstheme="majorHAnsi"/>
+                <w:sz w:val="22"/>
+                <w:szCs w:val="22"/>
+              </w:rPr>
+            </w:pPr>
+            <w:r>
+              <w:rPr>
+                <w:rFonts w:asciiTheme="majorHAnsi" w:hAnsiTheme="majorHAnsi" w:cstheme="majorHAnsi"/>
+                <w:sz w:val="22"/>
+                <w:szCs w:val="22"/>
               </w:rPr>
               <w:t>How many internship agreements did you sign this semester?</w:t>
             </w:r>
@@ -2166,14 +2662,76 @@
         </w:tc>
         <w:tc>
           <w:tcPr>
-            <w:tcW w:w="2247" w:type="dxa"/>
-          </w:tcPr>
-          <w:p>
-            <w:pPr>
-              <w:rPr>
-                <w:rFonts w:asciiTheme="majorHAnsi" w:hAnsiTheme="majorHAnsi" w:cstheme="majorHAnsi"/>
-              </w:rPr>
-            </w:pPr>
+            <w:tcW w:w="2672" w:type="dxa"/>
+          </w:tcPr>
+          <w:p>
+            <w:pPr>
+              <w:rPr>
+                <w:rFonts w:asciiTheme="majorHAnsi" w:hAnsiTheme="majorHAnsi" w:cstheme="majorHAnsi"/>
+                <w:sz w:val="22"/>
+                <w:szCs w:val="22"/>
+              </w:rPr>
+            </w:pPr>
+            <w:r>
+              <w:rPr>
+                <w:rFonts w:asciiTheme="majorHAnsi" w:hAnsiTheme="majorHAnsi" w:cstheme="majorHAnsi"/>
+                <w:b/>
+                <w:bCs/>
+                <w:sz w:val="22"/>
+                <w:szCs w:val="22"/>
+              </w:rPr>
+              <w:t>1</w:t>
+            </w:r>
+            <w:r>
+              <w:rPr>
+                <w:rFonts w:asciiTheme="majorHAnsi" w:hAnsiTheme="majorHAnsi" w:cstheme="majorHAnsi"/>
+                <w:b/>
+                <w:bCs/>
+                <w:sz w:val="22"/>
+                <w:szCs w:val="22"/>
+              </w:rPr>
+              <w:t xml:space="preserve"> Internship agreement</w:t>
+            </w:r>
+            <w:r>
+              <w:rPr>
+                <w:rFonts w:asciiTheme="majorHAnsi" w:hAnsiTheme="majorHAnsi" w:cstheme="majorHAnsi"/>
+                <w:sz w:val="22"/>
+                <w:szCs w:val="22"/>
+              </w:rPr>
+              <w:t xml:space="preserve"> </w:t>
+            </w:r>
+            <w:r>
+              <w:rPr>
+                <w:rFonts w:asciiTheme="majorHAnsi" w:hAnsiTheme="majorHAnsi" w:cstheme="majorHAnsi"/>
+                <w:sz w:val="22"/>
+                <w:szCs w:val="22"/>
+              </w:rPr>
+              <w:t>(</w:t>
+            </w:r>
+            <w:r>
+              <w:rPr>
+                <w:rFonts w:asciiTheme="majorHAnsi" w:hAnsiTheme="majorHAnsi" w:cstheme="majorHAnsi"/>
+                <w:sz w:val="22"/>
+                <w:szCs w:val="22"/>
+              </w:rPr>
+              <w:t xml:space="preserve">with CSIRO as the client. Signed 2 </w:t>
+            </w:r>
+            <w:r>
+              <w:rPr>
+                <w:rFonts w:asciiTheme="majorHAnsi" w:hAnsiTheme="majorHAnsi" w:cstheme="majorHAnsi"/>
+                <w:sz w:val="22"/>
+                <w:szCs w:val="22"/>
+              </w:rPr>
+              <w:t>documents, one</w:t>
+            </w:r>
+            <w:r>
+              <w:rPr>
+                <w:rFonts w:asciiTheme="majorHAnsi" w:hAnsiTheme="majorHAnsi" w:cstheme="majorHAnsi"/>
+                <w:sz w:val="22"/>
+                <w:szCs w:val="22"/>
+              </w:rPr>
+              <w:t xml:space="preserve"> between Swinburne and CSIRO and one at CSIRO just before joining).</w:t>
+            </w:r>
           </w:p>
         </w:tc>
       </w:tr>
@@ -2185,24 +2743,73 @@
           <w:rFonts w:asciiTheme="majorHAnsi" w:hAnsiTheme="majorHAnsi" w:cstheme="majorHAnsi"/>
         </w:rPr>
       </w:pPr>
+      <w:r>
+        <w:rPr>
+          <w:rFonts w:asciiTheme="majorHAnsi" w:hAnsiTheme="majorHAnsi" w:cstheme="majorHAnsi"/>
+        </w:rPr>
+        <w:t>Declaration</w:t>
+      </w:r>
     </w:p>
     <w:p>
       <w:pPr>
-        <w:pStyle w:val="Heading1"/>
-        <w:rPr>
-          <w:rFonts w:asciiTheme="majorHAnsi" w:hAnsiTheme="majorHAnsi" w:cstheme="majorHAnsi"/>
-        </w:rPr>
-      </w:pPr>
-      <w:r>
-        <w:rPr>
-          <w:rFonts w:asciiTheme="majorHAnsi" w:hAnsiTheme="majorHAnsi" w:cstheme="majorHAnsi"/>
-        </w:rPr>
-        <w:t>Declaration</w:t>
+        <w:jc w:val="both"/>
+        <w:rPr>
+          <w:rFonts w:asciiTheme="majorHAnsi" w:hAnsiTheme="majorHAnsi" w:cstheme="majorHAnsi"/>
+          <w:lang w:val="en-US"/>
+        </w:rPr>
+      </w:pPr>
+      <w:r>
+        <w:rPr>
+          <w:rFonts w:asciiTheme="majorHAnsi" w:hAnsiTheme="majorHAnsi" w:cstheme="majorHAnsi"/>
+          <w:lang w:val="en-US"/>
+        </w:rPr>
+        <w:t>I declare that this portfolio is my individual work</w:t>
+      </w:r>
+      <w:r>
+        <w:rPr>
+          <w:rFonts w:asciiTheme="majorHAnsi" w:hAnsiTheme="majorHAnsi" w:cstheme="majorHAnsi"/>
+          <w:lang w:val="en-US"/>
+        </w:rPr>
+        <w:t xml:space="preserve"> including the above self-assessment</w:t>
+      </w:r>
+      <w:r>
+        <w:rPr>
+          <w:rFonts w:asciiTheme="majorHAnsi" w:hAnsiTheme="majorHAnsi" w:cstheme="majorHAnsi"/>
+          <w:lang w:val="en-US"/>
+        </w:rPr>
+        <w:t xml:space="preserve">. </w:t>
+      </w:r>
+      <w:r>
+        <w:rPr>
+          <w:rFonts w:asciiTheme="majorHAnsi" w:hAnsiTheme="majorHAnsi" w:cstheme="majorHAnsi"/>
+          <w:lang w:val="en-US"/>
+        </w:rPr>
+        <w:t xml:space="preserve">All responses are </w:t>
+      </w:r>
+      <w:r>
+        <w:rPr>
+          <w:rFonts w:asciiTheme="majorHAnsi" w:hAnsiTheme="majorHAnsi" w:cstheme="majorHAnsi"/>
+          <w:lang w:val="en-US"/>
+        </w:rPr>
+        <w:t>correct,</w:t>
+      </w:r>
+      <w:r>
+        <w:rPr>
+          <w:rFonts w:asciiTheme="majorHAnsi" w:hAnsiTheme="majorHAnsi" w:cstheme="majorHAnsi"/>
+          <w:lang w:val="en-US"/>
+        </w:rPr>
+        <w:t xml:space="preserve"> and </w:t>
+      </w:r>
+      <w:r>
+        <w:rPr>
+          <w:rFonts w:asciiTheme="majorHAnsi" w:hAnsiTheme="majorHAnsi" w:cstheme="majorHAnsi"/>
+          <w:lang w:val="en-US"/>
+        </w:rPr>
+        <w:t>I have not copied from any other student’s work or from any other source except where due acknowledgment is made explicitly in the text, nor has any part of this submission been written for me by another person.</w:t>
       </w:r>
     </w:p>
     <w:p>
       <w:pPr>
-        <w:jc w:val="both"/>
         <w:rPr>
           <w:rFonts w:asciiTheme="majorHAnsi" w:hAnsiTheme="majorHAnsi" w:cstheme="majorHAnsi"/>
           <w:lang w:val="en-US"/>
@@ -2211,275 +2818,366 @@
       <w:r>
         <w:rPr>
           <w:rFonts w:asciiTheme="majorHAnsi" w:hAnsiTheme="majorHAnsi" w:cstheme="majorHAnsi"/>
+          <w:noProof/>
           <w:lang w:val="en-US"/>
         </w:rPr>
-        <w:t>I declare that this portfolio is my individual work</w:t>
-      </w:r>
-      <w:r>
-        <w:rPr>
-          <w:rFonts w:asciiTheme="majorHAnsi" w:hAnsiTheme="majorHAnsi" w:cstheme="majorHAnsi"/>
-          <w:lang w:val="en-US"/>
-        </w:rPr>
-        <w:t xml:space="preserve"> including the above self-assessment</w:t>
-      </w:r>
-      <w:r>
-        <w:rPr>
-          <w:rFonts w:asciiTheme="majorHAnsi" w:hAnsiTheme="majorHAnsi" w:cstheme="majorHAnsi"/>
-          <w:lang w:val="en-US"/>
-        </w:rPr>
-        <w:t xml:space="preserve">. </w:t>
-      </w:r>
-      <w:r>
-        <w:rPr>
-          <w:rFonts w:asciiTheme="majorHAnsi" w:hAnsiTheme="majorHAnsi" w:cstheme="majorHAnsi"/>
-          <w:lang w:val="en-US"/>
-        </w:rPr>
-        <w:t xml:space="preserve">All responses are </w:t>
-      </w:r>
-      <w:r>
-        <w:rPr>
-          <w:rFonts w:asciiTheme="majorHAnsi" w:hAnsiTheme="majorHAnsi" w:cstheme="majorHAnsi"/>
-          <w:lang w:val="en-US"/>
-        </w:rPr>
-        <w:t>correct,</w:t>
-      </w:r>
-      <w:r>
-        <w:rPr>
-          <w:rFonts w:asciiTheme="majorHAnsi" w:hAnsiTheme="majorHAnsi" w:cstheme="majorHAnsi"/>
-          <w:lang w:val="en-US"/>
-        </w:rPr>
-        <w:t xml:space="preserve"> and </w:t>
-      </w:r>
-      <w:r>
-        <w:rPr>
-          <w:rFonts w:asciiTheme="majorHAnsi" w:hAnsiTheme="majorHAnsi" w:cstheme="majorHAnsi"/>
-          <w:lang w:val="en-US"/>
-        </w:rPr>
-        <w:t>I have not copied from any other student’s work or from any other source except where due acknowledgment is made explicitly in the text, nor has any part of this submission been written for me by another person.</w:t>
-      </w:r>
-    </w:p>
-    <w:p>
-      <w:pPr>
-        <w:rPr>
-          <w:rFonts w:asciiTheme="majorHAnsi" w:hAnsiTheme="majorHAnsi" w:cstheme="majorHAnsi"/>
-          <w:lang w:val="en-US"/>
-        </w:rPr>
-      </w:pPr>
-    </w:p>
-    <w:p>
-      <w:pPr>
-        <w:rPr>
-          <w:rFonts w:asciiTheme="majorHAnsi" w:hAnsiTheme="majorHAnsi" w:cstheme="majorHAnsi"/>
-          <w:lang w:val="en-US"/>
-        </w:rPr>
-      </w:pPr>
-    </w:p>
-    <w:p>
-      <w:pPr>
-        <w:spacing w:before="0" w:after="200"/>
-        <w:ind w:right="100"/>
-        <w:jc w:val="right"/>
-        <w:rPr>
-          <w:rFonts w:asciiTheme="majorHAnsi" w:hAnsiTheme="majorHAnsi" w:cstheme="majorHAnsi"/>
-          <w:b/>
-          <w:kern w:val="28"/>
-          <w:sz w:val="28"/>
-        </w:rPr>
-      </w:pPr>
-      <w:r>
-        <w:rPr>
-          <w:rFonts w:asciiTheme="majorHAnsi" w:hAnsiTheme="majorHAnsi" w:cstheme="majorHAnsi"/>
-          <w:lang w:val="en-US"/>
-        </w:rPr>
-        <w:t>S</w:t>
-      </w:r>
-      <w:r>
-        <w:rPr>
-          <w:rFonts w:asciiTheme="majorHAnsi" w:hAnsiTheme="majorHAnsi" w:cstheme="majorHAnsi"/>
-          <w:lang w:val="en-US"/>
-        </w:rPr>
-        <w:t>ignature:</w:t>
-      </w:r>
-      <w:r>
-        <w:rPr>
-          <w:rFonts w:asciiTheme="majorHAnsi" w:hAnsiTheme="majorHAnsi" w:cstheme="majorHAnsi"/>
-          <w:u w:val="single"/>
-        </w:rPr>
-        <w:t xml:space="preserve"> </w:t>
-      </w:r>
-      <w:r>
-        <w:rPr>
-          <w:rFonts w:asciiTheme="majorHAnsi" w:hAnsiTheme="majorHAnsi" w:cstheme="majorHAnsi"/>
-          <w:u w:val="single"/>
-        </w:rPr>
-        <w:tab/>
-      </w:r>
-      <w:r>
-        <w:rPr>
-          <w:rFonts w:asciiTheme="majorHAnsi" w:hAnsiTheme="majorHAnsi" w:cstheme="majorHAnsi"/>
-          <w:u w:val="single"/>
-        </w:rPr>
-        <w:tab/>
-      </w:r>
-      <w:r>
-        <w:rPr>
-          <w:rFonts w:asciiTheme="majorHAnsi" w:hAnsiTheme="majorHAnsi" w:cstheme="majorHAnsi"/>
-          <w:u w:val="single"/>
-        </w:rPr>
-        <w:tab/>
-      </w:r>
-      <w:r>
-        <w:rPr>
-          <w:rFonts w:asciiTheme="majorHAnsi" w:hAnsiTheme="majorHAnsi" w:cstheme="majorHAnsi"/>
-          <w:u w:val="single"/>
-        </w:rPr>
-        <w:tab/>
-      </w:r>
-      <w:r>
-        <w:rPr>
-          <w:rFonts w:asciiTheme="majorHAnsi" w:hAnsiTheme="majorHAnsi" w:cstheme="majorHAnsi"/>
-        </w:rPr>
-        <w:br w:type="page"/>
-      </w:r>
-    </w:p>
-    <w:p>
-      <w:pPr>
-        <w:shd w:val="clear" w:color="auto" w:fill="DDD9C3" w:themeFill="background2" w:themeFillShade="E6"/>
-        <w:rPr>
-          <w:rStyle w:val="Heading1Char"/>
-          <w:rFonts w:asciiTheme="majorHAnsi" w:eastAsiaTheme="majorEastAsia" w:hAnsiTheme="majorHAnsi" w:cstheme="majorHAnsi"/>
-          <w:sz w:val="36"/>
-        </w:rPr>
-      </w:pPr>
-      <w:r>
-        <w:rPr>
-          <w:rFonts w:asciiTheme="majorHAnsi" w:hAnsiTheme="majorHAnsi" w:cstheme="majorHAnsi"/>
-          <w:noProof/>
-          <w:lang w:eastAsia="zh-TW"/>
-        </w:rPr>
-        <w:lastRenderedPageBreak/>
         <mc:AlternateContent>
-          <mc:Choice Requires="wps">
+          <mc:Choice Requires="wpi">
             <w:drawing>
-              <wp:anchor distT="0" distB="0" distL="114300" distR="114300" simplePos="0" relativeHeight="251661824" behindDoc="0" locked="0" layoutInCell="1" allowOverlap="1" wp14:anchorId="08C06E36" wp14:editId="60D8376E">
+              <wp:anchor distT="0" distB="0" distL="114300" distR="114300" simplePos="0" relativeHeight="251676160" behindDoc="0" locked="0" layoutInCell="1" allowOverlap="1" wp14:anchorId="304F0B57" wp14:editId="295D9AA1">
                 <wp:simplePos x="0" y="0"/>
                 <wp:positionH relativeFrom="column">
-                  <wp:posOffset>3391766</wp:posOffset>
+                  <wp:posOffset>5053005</wp:posOffset>
                 </wp:positionH>
                 <wp:positionV relativeFrom="paragraph">
-                  <wp:posOffset>-97486</wp:posOffset>
+                  <wp:posOffset>-34615</wp:posOffset>
                 </wp:positionV>
-                <wp:extent cx="2285670" cy="1085475"/>
-                <wp:effectExtent l="57150" t="19050" r="76835" b="476885"/>
+                <wp:extent cx="812160" cy="411120"/>
+                <wp:effectExtent l="38100" t="38100" r="45720" b="46355"/>
                 <wp:wrapNone/>
-                <wp:docPr id="12" name="Rectangular Callout 12"/>
+                <wp:docPr id="339420964" name="Ink 20"/>
                 <wp:cNvGraphicFramePr/>
                 <a:graphic xmlns:a="http://schemas.openxmlformats.org/drawingml/2006/main">
-                  <a:graphicData uri="http://schemas.microsoft.com/office/word/2010/wordprocessingShape">
-                    <wps:wsp>
-                      <wps:cNvSpPr/>
-                      <wps:spPr>
-                        <a:xfrm>
-                          <a:off x="0" y="0"/>
-                          <a:ext cx="2285670" cy="1085475"/>
-                        </a:xfrm>
-                        <a:prstGeom prst="wedgeRectCallout">
-                          <a:avLst>
-                            <a:gd name="adj1" fmla="val -48968"/>
-                            <a:gd name="adj2" fmla="val 85176"/>
-                          </a:avLst>
-                        </a:prstGeom>
-                      </wps:spPr>
-                      <wps:style>
-                        <a:lnRef idx="1">
-                          <a:schemeClr val="accent1"/>
-                        </a:lnRef>
-                        <a:fillRef idx="3">
-                          <a:schemeClr val="accent1"/>
-                        </a:fillRef>
-                        <a:effectRef idx="2">
-                          <a:schemeClr val="accent1"/>
-                        </a:effectRef>
-                        <a:fontRef idx="minor">
-                          <a:schemeClr val="lt1"/>
-                        </a:fontRef>
-                      </wps:style>
-                      <wps:txbx>
-                        <w:txbxContent>
-                          <w:p>
-                            <w:pPr>
-                              <w:jc w:val="center"/>
-                            </w:pPr>
-                            <w:r>
-                              <w:t>Answer all questions accurately and succinctly</w:t>
-                            </w:r>
-                            <w:r>
-                              <w:t xml:space="preserve">. </w:t>
-                            </w:r>
-                          </w:p>
-                          <w:p>
-                            <w:pPr>
-                              <w:jc w:val="center"/>
-                            </w:pPr>
-                            <w:r>
-                              <w:t>Then delete this box.</w:t>
-                            </w:r>
-                          </w:p>
-                        </w:txbxContent>
-                      </wps:txbx>
-                      <wps:bodyPr rot="0" spcFirstLastPara="0" vertOverflow="overflow" horzOverflow="overflow" vert="horz" wrap="square" lIns="91440" tIns="45720" rIns="91440" bIns="45720" numCol="1" spcCol="0" rtlCol="0" fromWordArt="0" anchor="ctr" anchorCtr="0" forceAA="0" compatLnSpc="1">
-                        <a:prstTxWarp prst="textNoShape">
-                          <a:avLst/>
-                        </a:prstTxWarp>
-                        <a:noAutofit/>
-                      </wps:bodyPr>
-                    </wps:wsp>
+                  <a:graphicData uri="http://schemas.microsoft.com/office/word/2010/wordprocessingInk">
+                    <w14:contentPart bwMode="auto" r:id="rId17">
+                      <w14:nvContentPartPr>
+                        <w14:cNvContentPartPr/>
+                      </w14:nvContentPartPr>
+                      <w14:xfrm>
+                        <a:off x="0" y="0"/>
+                        <a:ext cx="812160" cy="411120"/>
+                      </w14:xfrm>
+                    </w14:contentPart>
+                  </a:graphicData>
+                </a:graphic>
+              </wp:anchor>
+            </w:drawing>
+          </mc:Choice>
+          <mc:Fallback>
+            <w:pict>
+              <v:shape w14:anchorId="4820EA34" id="Ink 20" o:spid="_x0000_s1026" type="#_x0000_t75" style="position:absolute;margin-left:397.35pt;margin-top:-3.25pt;width:64.95pt;height:33.35pt;z-index:251676160;visibility:visible;mso-wrap-style:square;mso-wrap-distance-left:9pt;mso-wrap-distance-top:0;mso-wrap-distance-right:9pt;mso-wrap-distance-bottom:0;mso-position-horizontal:absolute;mso-position-horizontal-relative:text;mso-position-vertical:absolute;mso-position-vertical-relative:text" o:gfxdata="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">
+                <v:imagedata r:id="rId18" o:title=""/>
+              </v:shape>
+            </w:pict>
+          </mc:Fallback>
+        </mc:AlternateContent>
+      </w:r>
+      <w:r>
+        <w:rPr>
+          <w:rFonts w:asciiTheme="majorHAnsi" w:hAnsiTheme="majorHAnsi" w:cstheme="majorHAnsi"/>
+          <w:noProof/>
+          <w:lang w:val="en-US"/>
+        </w:rPr>
+        <mc:AlternateContent>
+          <mc:Choice Requires="wpi">
+            <w:drawing>
+              <wp:anchor distT="0" distB="0" distL="114300" distR="114300" simplePos="0" relativeHeight="251675136" behindDoc="0" locked="0" layoutInCell="1" allowOverlap="1" wp14:anchorId="4FD06A88" wp14:editId="600AB542">
+                <wp:simplePos x="0" y="0"/>
+                <wp:positionH relativeFrom="column">
+                  <wp:posOffset>4947885</wp:posOffset>
+                </wp:positionH>
+                <wp:positionV relativeFrom="paragraph">
+                  <wp:posOffset>145025</wp:posOffset>
+                </wp:positionV>
+                <wp:extent cx="89280" cy="111240"/>
+                <wp:effectExtent l="38100" t="38100" r="44450" b="41275"/>
+                <wp:wrapNone/>
+                <wp:docPr id="572543342" name="Ink 19"/>
+                <wp:cNvGraphicFramePr/>
+                <a:graphic xmlns:a="http://schemas.openxmlformats.org/drawingml/2006/main">
+                  <a:graphicData uri="http://schemas.microsoft.com/office/word/2010/wordprocessingInk">
+                    <w14:contentPart bwMode="auto" r:id="rId19">
+                      <w14:nvContentPartPr>
+                        <w14:cNvContentPartPr/>
+                      </w14:nvContentPartPr>
+                      <w14:xfrm>
+                        <a:off x="0" y="0"/>
+                        <a:ext cx="89280" cy="111240"/>
+                      </w14:xfrm>
+                    </w14:contentPart>
+                  </a:graphicData>
+                </a:graphic>
+              </wp:anchor>
+            </w:drawing>
+          </mc:Choice>
+          <mc:Fallback>
+            <w:pict>
+              <v:shape w14:anchorId="59A0BE3B" id="Ink 19" o:spid="_x0000_s1026" type="#_x0000_t75" style="position:absolute;margin-left:389.1pt;margin-top:10.9pt;width:8.05pt;height:9.7pt;z-index:251675136;visibility:visible;mso-wrap-style:square;mso-wrap-distance-left:9pt;mso-wrap-distance-top:0;mso-wrap-distance-right:9pt;mso-wrap-distance-bottom:0;mso-position-horizontal:absolute;mso-position-horizontal-relative:text;mso-position-vertical:absolute;mso-position-vertical-relative:text" o:gfxdata="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">
+                <v:imagedata r:id="rId20" o:title=""/>
+              </v:shape>
+            </w:pict>
+          </mc:Fallback>
+        </mc:AlternateContent>
+      </w:r>
+      <w:r>
+        <w:rPr>
+          <w:rFonts w:asciiTheme="majorHAnsi" w:hAnsiTheme="majorHAnsi" w:cstheme="majorHAnsi"/>
+          <w:noProof/>
+          <w:lang w:val="en-US"/>
+        </w:rPr>
+        <mc:AlternateContent>
+          <mc:Choice Requires="wpi">
+            <w:drawing>
+              <wp:anchor distT="0" distB="0" distL="114300" distR="114300" simplePos="0" relativeHeight="251674112" behindDoc="0" locked="0" layoutInCell="1" allowOverlap="1" wp14:anchorId="3EBC4937" wp14:editId="4923C9DC">
+                <wp:simplePos x="0" y="0"/>
+                <wp:positionH relativeFrom="column">
+                  <wp:posOffset>4943565</wp:posOffset>
+                </wp:positionH>
+                <wp:positionV relativeFrom="paragraph">
+                  <wp:posOffset>18305</wp:posOffset>
+                </wp:positionV>
+                <wp:extent cx="125280" cy="214200"/>
+                <wp:effectExtent l="38100" t="38100" r="46355" b="52705"/>
+                <wp:wrapNone/>
+                <wp:docPr id="1408252070" name="Ink 14"/>
+                <wp:cNvGraphicFramePr/>
+                <a:graphic xmlns:a="http://schemas.openxmlformats.org/drawingml/2006/main">
+                  <a:graphicData uri="http://schemas.microsoft.com/office/word/2010/wordprocessingInk">
+                    <w14:contentPart bwMode="auto" r:id="rId21">
+                      <w14:nvContentPartPr>
+                        <w14:cNvContentPartPr/>
+                      </w14:nvContentPartPr>
+                      <w14:xfrm>
+                        <a:off x="0" y="0"/>
+                        <a:ext cx="125280" cy="214200"/>
+                      </w14:xfrm>
+                    </w14:contentPart>
+                  </a:graphicData>
+                </a:graphic>
+              </wp:anchor>
+            </w:drawing>
+          </mc:Choice>
+          <mc:Fallback>
+            <w:pict>
+              <v:shape w14:anchorId="278D339C" id="Ink 14" o:spid="_x0000_s1026" type="#_x0000_t75" style="position:absolute;margin-left:388.75pt;margin-top:.95pt;width:10.85pt;height:17.85pt;z-index:251674112;visibility:visible;mso-wrap-style:square;mso-wrap-distance-left:9pt;mso-wrap-distance-top:0;mso-wrap-distance-right:9pt;mso-wrap-distance-bottom:0;mso-position-horizontal:absolute;mso-position-horizontal-relative:text;mso-position-vertical:absolute;mso-position-vertical-relative:text" o:gfxdata="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">
+                <v:imagedata r:id="rId22" o:title=""/>
+              </v:shape>
+            </w:pict>
+          </mc:Fallback>
+        </mc:AlternateContent>
+      </w:r>
+      <w:r>
+        <w:rPr>
+          <w:rFonts w:asciiTheme="majorHAnsi" w:hAnsiTheme="majorHAnsi" w:cstheme="majorHAnsi"/>
+          <w:noProof/>
+          <w:lang w:val="en-US"/>
+        </w:rPr>
+        <mc:AlternateContent>
+          <mc:Choice Requires="wpi">
+            <w:drawing>
+              <wp:anchor distT="0" distB="0" distL="114300" distR="114300" simplePos="0" relativeHeight="251673088" behindDoc="0" locked="0" layoutInCell="1" allowOverlap="1" wp14:anchorId="073641F4" wp14:editId="52DBF329">
+                <wp:simplePos x="0" y="0"/>
+                <wp:positionH relativeFrom="column">
+                  <wp:posOffset>4290885</wp:posOffset>
+                </wp:positionH>
+                <wp:positionV relativeFrom="paragraph">
+                  <wp:posOffset>154745</wp:posOffset>
+                </wp:positionV>
+                <wp:extent cx="469440" cy="106200"/>
+                <wp:effectExtent l="38100" t="38100" r="45085" b="46355"/>
+                <wp:wrapNone/>
+                <wp:docPr id="1796637557" name="Ink 13"/>
+                <wp:cNvGraphicFramePr/>
+                <a:graphic xmlns:a="http://schemas.openxmlformats.org/drawingml/2006/main">
+                  <a:graphicData uri="http://schemas.microsoft.com/office/word/2010/wordprocessingInk">
+                    <w14:contentPart bwMode="auto" r:id="rId23">
+                      <w14:nvContentPartPr>
+                        <w14:cNvContentPartPr/>
+                      </w14:nvContentPartPr>
+                      <w14:xfrm>
+                        <a:off x="0" y="0"/>
+                        <a:ext cx="469440" cy="106200"/>
+                      </w14:xfrm>
+                    </w14:contentPart>
+                  </a:graphicData>
+                </a:graphic>
+              </wp:anchor>
+            </w:drawing>
+          </mc:Choice>
+          <mc:Fallback>
+            <w:pict>
+              <v:shape w14:anchorId="1C4D5BA3" id="Ink 13" o:spid="_x0000_s1026" type="#_x0000_t75" style="position:absolute;margin-left:337.35pt;margin-top:11.7pt;width:37.95pt;height:9.35pt;z-index:251673088;visibility:visible;mso-wrap-style:square;mso-wrap-distance-left:9pt;mso-wrap-distance-top:0;mso-wrap-distance-right:9pt;mso-wrap-distance-bottom:0;mso-position-horizontal:absolute;mso-position-horizontal-relative:text;mso-position-vertical:absolute;mso-position-vertical-relative:text" o:gfxdata="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">
+                <v:imagedata r:id="rId24" o:title=""/>
+              </v:shape>
+            </w:pict>
+          </mc:Fallback>
+        </mc:AlternateContent>
+      </w:r>
+      <w:r>
+        <w:rPr>
+          <w:rFonts w:asciiTheme="majorHAnsi" w:hAnsiTheme="majorHAnsi" w:cstheme="majorHAnsi"/>
+          <w:noProof/>
+          <w:lang w:val="en-US"/>
+        </w:rPr>
+        <mc:AlternateContent>
+          <mc:Choice Requires="wpi">
+            <w:drawing>
+              <wp:anchor distT="0" distB="0" distL="114300" distR="114300" simplePos="0" relativeHeight="251672064" behindDoc="0" locked="0" layoutInCell="1" allowOverlap="1" wp14:anchorId="742CBDB8" wp14:editId="166836C8">
+                <wp:simplePos x="0" y="0"/>
+                <wp:positionH relativeFrom="column">
+                  <wp:posOffset>4161790</wp:posOffset>
+                </wp:positionH>
+                <wp:positionV relativeFrom="paragraph">
+                  <wp:posOffset>178435</wp:posOffset>
+                </wp:positionV>
+                <wp:extent cx="190500" cy="64770"/>
+                <wp:effectExtent l="38100" t="38100" r="38100" b="49530"/>
+                <wp:wrapNone/>
+                <wp:docPr id="1875010515" name="Ink 12"/>
+                <wp:cNvGraphicFramePr/>
+                <a:graphic xmlns:a="http://schemas.openxmlformats.org/drawingml/2006/main">
+                  <a:graphicData uri="http://schemas.microsoft.com/office/word/2010/wordprocessingInk">
+                    <w14:contentPart bwMode="auto" r:id="rId25">
+                      <w14:nvContentPartPr>
+                        <w14:cNvContentPartPr/>
+                      </w14:nvContentPartPr>
+                      <w14:xfrm>
+                        <a:off x="0" y="0"/>
+                        <a:ext cx="190500" cy="64770"/>
+                      </w14:xfrm>
+                    </w14:contentPart>
                   </a:graphicData>
                 </a:graphic>
                 <wp14:sizeRelH relativeFrom="margin">
                   <wp14:pctWidth>0</wp14:pctWidth>
                 </wp14:sizeRelH>
-                <wp14:sizeRelV relativeFrom="margin">
-                  <wp14:pctHeight>0</wp14:pctHeight>
-                </wp14:sizeRelV>
               </wp:anchor>
             </w:drawing>
           </mc:Choice>
           <mc:Fallback>
             <w:pict>
-              <v:shape w14:anchorId="08C06E36" id="Rectangular Callout 12" o:spid="_x0000_s1029" type="#_x0000_t61" style="position:absolute;margin-left:267.05pt;margin-top:-7.7pt;width:179.95pt;height:85.45pt;z-index:251661824;visibility:visible;mso-wrap-style:square;mso-width-percent:0;mso-height-percent:0;mso-wrap-distance-left:9pt;mso-wrap-distance-top:0;mso-wrap-distance-right:9pt;mso-wrap-distance-bottom:0;mso-position-horizontal:absolute;mso-position-horizontal-relative:text;mso-position-vertical:absolute;mso-position-vertical-relative:text;mso-width-percent:0;mso-height-percent:0;mso-width-relative:margin;mso-height-relative:margin;v-text-anchor:middle" o:gfxdata="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" adj="223,29198" fillcolor="#4f81bd [3204]" strokecolor="#4579b8 [3044]">
-                <v:fill color2="#a7bfde [1620]" rotate="t" angle="180" focus="100%" type="gradient">
-                  <o:fill v:ext="view" type="gradientUnscaled"/>
-                </v:fill>
-                <v:shadow on="t" color="black" opacity="22937f" origin=",.5" offset="0,.63889mm"/>
-                <v:textbox>
-                  <w:txbxContent>
-                    <w:p>
-                      <w:pPr>
-                        <w:jc w:val="center"/>
-                      </w:pPr>
-                      <w:r>
-                        <w:t>Answer all questions accurately and succinctly</w:t>
-                      </w:r>
-                      <w:r>
-                        <w:t xml:space="preserve">. </w:t>
-                      </w:r>
-                    </w:p>
-                    <w:p>
-                      <w:pPr>
-                        <w:jc w:val="center"/>
-                      </w:pPr>
-                      <w:r>
-                        <w:t>Then delete this box.</w:t>
-                      </w:r>
-                    </w:p>
-                  </w:txbxContent>
-                </v:textbox>
+              <v:shape w14:anchorId="439C9810" id="Ink 12" o:spid="_x0000_s1026" type="#_x0000_t75" style="position:absolute;margin-left:327.2pt;margin-top:13.6pt;width:15.95pt;height:6pt;z-index:251672064;visibility:visible;mso-wrap-style:square;mso-width-percent:0;mso-wrap-distance-left:9pt;mso-wrap-distance-top:0;mso-wrap-distance-right:9pt;mso-wrap-distance-bottom:0;mso-position-horizontal:absolute;mso-position-horizontal-relative:text;mso-position-vertical:absolute;mso-position-vertical-relative:text;mso-width-percent:0;mso-width-relative:margin" o:gfxdata="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">
+                <v:imagedata r:id="rId26" o:title=""/>
               </v:shape>
             </w:pict>
           </mc:Fallback>
         </mc:AlternateContent>
       </w:r>
+      <w:r>
+        <w:rPr>
+          <w:rFonts w:asciiTheme="majorHAnsi" w:hAnsiTheme="majorHAnsi" w:cstheme="majorHAnsi"/>
+          <w:noProof/>
+          <w:lang w:val="en-US"/>
+        </w:rPr>
+        <mc:AlternateContent>
+          <mc:Choice Requires="wpi">
+            <w:drawing>
+              <wp:anchor distT="0" distB="0" distL="114300" distR="114300" simplePos="0" relativeHeight="251670016" behindDoc="0" locked="0" layoutInCell="1" allowOverlap="1" wp14:anchorId="56F8368D" wp14:editId="23600F9B">
+                <wp:simplePos x="0" y="0"/>
+                <wp:positionH relativeFrom="column">
+                  <wp:posOffset>4128885</wp:posOffset>
+                </wp:positionH>
+                <wp:positionV relativeFrom="paragraph">
+                  <wp:posOffset>60065</wp:posOffset>
+                </wp:positionV>
+                <wp:extent cx="99720" cy="247320"/>
+                <wp:effectExtent l="38100" t="38100" r="14605" b="38735"/>
+                <wp:wrapNone/>
+                <wp:docPr id="1517941348" name="Ink 10"/>
+                <wp:cNvGraphicFramePr/>
+                <a:graphic xmlns:a="http://schemas.openxmlformats.org/drawingml/2006/main">
+                  <a:graphicData uri="http://schemas.microsoft.com/office/word/2010/wordprocessingInk">
+                    <w14:contentPart bwMode="auto" r:id="rId27">
+                      <w14:nvContentPartPr>
+                        <w14:cNvContentPartPr/>
+                      </w14:nvContentPartPr>
+                      <w14:xfrm>
+                        <a:off x="0" y="0"/>
+                        <a:ext cx="99720" cy="247320"/>
+                      </w14:xfrm>
+                    </w14:contentPart>
+                  </a:graphicData>
+                </a:graphic>
+              </wp:anchor>
+            </w:drawing>
+          </mc:Choice>
+          <mc:Fallback>
+            <w:pict>
+              <v:shape w14:anchorId="541E1BFF" id="Ink 10" o:spid="_x0000_s1026" type="#_x0000_t75" style="position:absolute;margin-left:324.6pt;margin-top:4.25pt;width:8.8pt;height:20.45pt;z-index:251670016;visibility:visible;mso-wrap-style:square;mso-wrap-distance-left:9pt;mso-wrap-distance-top:0;mso-wrap-distance-right:9pt;mso-wrap-distance-bottom:0;mso-position-horizontal:absolute;mso-position-horizontal-relative:text;mso-position-vertical:absolute;mso-position-vertical-relative:text" o:gfxdata="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">
+                <v:imagedata r:id="rId28" o:title=""/>
+              </v:shape>
+            </w:pict>
+          </mc:Fallback>
+        </mc:AlternateContent>
+      </w:r>
+    </w:p>
+    <w:p>
+      <w:pPr>
+        <w:spacing w:before="0" w:after="200"/>
+        <w:ind w:right="100"/>
+        <w:jc w:val="right"/>
+        <w:rPr>
+          <w:rFonts w:asciiTheme="majorHAnsi" w:hAnsiTheme="majorHAnsi" w:cstheme="majorHAnsi"/>
+          <w:b/>
+          <w:kern w:val="28"/>
+          <w:sz w:val="28"/>
+        </w:rPr>
+      </w:pPr>
+      <w:r>
+        <w:rPr>
+          <w:rFonts w:asciiTheme="majorHAnsi" w:hAnsiTheme="majorHAnsi" w:cstheme="majorHAnsi"/>
+          <w:lang w:val="en-US"/>
+        </w:rPr>
+        <w:t>S</w:t>
+      </w:r>
+      <w:r>
+        <w:rPr>
+          <w:rFonts w:asciiTheme="majorHAnsi" w:hAnsiTheme="majorHAnsi" w:cstheme="majorHAnsi"/>
+          <w:lang w:val="en-US"/>
+        </w:rPr>
+        <w:t>ignature:</w:t>
+      </w:r>
+      <w:r>
+        <w:rPr>
+          <w:rFonts w:asciiTheme="majorHAnsi" w:hAnsiTheme="majorHAnsi" w:cstheme="majorHAnsi"/>
+          <w:u w:val="single"/>
+        </w:rPr>
+        <w:t xml:space="preserve"> </w:t>
+      </w:r>
+      <w:r>
+        <w:rPr>
+          <w:rFonts w:asciiTheme="majorHAnsi" w:hAnsiTheme="majorHAnsi" w:cstheme="majorHAnsi"/>
+          <w:u w:val="single"/>
+        </w:rPr>
+        <w:tab/>
+      </w:r>
+      <w:r>
+        <w:rPr>
+          <w:rFonts w:asciiTheme="majorHAnsi" w:hAnsiTheme="majorHAnsi" w:cstheme="majorHAnsi"/>
+          <w:u w:val="single"/>
+        </w:rPr>
+        <w:tab/>
+      </w:r>
+      <w:r>
+        <w:rPr>
+          <w:rFonts w:asciiTheme="majorHAnsi" w:hAnsiTheme="majorHAnsi" w:cstheme="majorHAnsi"/>
+          <w:u w:val="single"/>
+        </w:rPr>
+        <w:tab/>
+      </w:r>
+      <w:r>
+        <w:rPr>
+          <w:rFonts w:asciiTheme="majorHAnsi" w:hAnsiTheme="majorHAnsi" w:cstheme="majorHAnsi"/>
+          <w:u w:val="single"/>
+        </w:rPr>
+        <w:tab/>
+      </w:r>
+      <w:r>
+        <w:rPr>
+          <w:rFonts w:asciiTheme="majorHAnsi" w:hAnsiTheme="majorHAnsi" w:cstheme="majorHAnsi"/>
+        </w:rPr>
+        <w:br w:type="page"/>
+      </w:r>
+    </w:p>
+    <w:p>
+      <w:pPr>
+        <w:shd w:val="clear" w:color="auto" w:fill="DDD9C3" w:themeFill="background2" w:themeFillShade="E6"/>
+        <w:rPr>
+          <w:rStyle w:val="Heading1Char"/>
+          <w:rFonts w:asciiTheme="majorHAnsi" w:eastAsiaTheme="majorEastAsia" w:hAnsiTheme="majorHAnsi" w:cstheme="majorHAnsi"/>
+          <w:sz w:val="36"/>
+        </w:rPr>
+      </w:pPr>
       <w:sdt>
         <w:sdtPr>
           <w:rPr>
@@ -2706,29 +3404,39 @@
         </w:numPr>
         <w:rPr>
           <w:rFonts w:asciiTheme="majorHAnsi" w:hAnsiTheme="majorHAnsi" w:cstheme="majorHAnsi"/>
-        </w:rPr>
-      </w:pPr>
-      <w:r>
-        <w:rPr>
-          <w:rFonts w:asciiTheme="majorHAnsi" w:hAnsiTheme="majorHAnsi" w:cstheme="majorHAnsi"/>
+          <w:b/>
+          <w:bCs/>
+        </w:rPr>
+      </w:pPr>
+      <w:r>
+        <w:rPr>
+          <w:rFonts w:asciiTheme="majorHAnsi" w:hAnsiTheme="majorHAnsi" w:cstheme="majorHAnsi"/>
+          <w:b/>
+          <w:bCs/>
         </w:rPr>
         <w:t>Internship</w:t>
       </w:r>
       <w:r>
         <w:rPr>
           <w:rFonts w:asciiTheme="majorHAnsi" w:hAnsiTheme="majorHAnsi" w:cstheme="majorHAnsi"/>
+          <w:b/>
+          <w:bCs/>
         </w:rPr>
         <w:t xml:space="preserve"> Role</w:t>
       </w:r>
       <w:r>
         <w:rPr>
           <w:rFonts w:asciiTheme="majorHAnsi" w:hAnsiTheme="majorHAnsi" w:cstheme="majorHAnsi"/>
+          <w:b/>
+          <w:bCs/>
         </w:rPr>
         <w:t xml:space="preserve"> (LO1, LO2 and LO5)</w:t>
       </w:r>
       <w:r>
         <w:rPr>
           <w:rFonts w:asciiTheme="majorHAnsi" w:hAnsiTheme="majorHAnsi" w:cstheme="majorHAnsi"/>
+          <w:b/>
+          <w:bCs/>
         </w:rPr>
         <w:t>. Before the start of the semester</w:t>
       </w:r>
@@ -2776,8 +3484,8 @@
         <w:tblLook w:val="04A0" w:firstRow="1" w:lastRow="0" w:firstColumn="1" w:lastColumn="0" w:noHBand="0" w:noVBand="1"/>
       </w:tblPr>
       <w:tblGrid>
-        <w:gridCol w:w="2551"/>
-        <w:gridCol w:w="2552"/>
+        <w:gridCol w:w="2410"/>
+        <w:gridCol w:w="2693"/>
         <w:gridCol w:w="935"/>
         <w:gridCol w:w="935"/>
         <w:gridCol w:w="935"/>
@@ -2786,7 +3494,7 @@
       <w:tr>
         <w:tc>
           <w:tcPr>
-            <w:tcW w:w="2551" w:type="dxa"/>
+            <w:tcW w:w="2410" w:type="dxa"/>
             <w:vAlign w:val="center"/>
           </w:tcPr>
           <w:p>
@@ -2826,7 +3534,7 @@
         </w:tc>
         <w:tc>
           <w:tcPr>
-            <w:tcW w:w="2552" w:type="dxa"/>
+            <w:tcW w:w="2693" w:type="dxa"/>
             <w:vAlign w:val="center"/>
           </w:tcPr>
           <w:p>
@@ -2948,26 +3656,38 @@
       <w:tr>
         <w:tc>
           <w:tcPr>
-            <w:tcW w:w="2551" w:type="dxa"/>
-          </w:tcPr>
-          <w:p>
-            <w:pPr>
-              <w:rPr>
-                <w:rFonts w:asciiTheme="majorHAnsi" w:hAnsiTheme="majorHAnsi" w:cstheme="majorHAnsi"/>
-              </w:rPr>
-            </w:pPr>
-          </w:p>
-        </w:tc>
-        <w:tc>
-          <w:tcPr>
-            <w:tcW w:w="2552" w:type="dxa"/>
-          </w:tcPr>
-          <w:p>
-            <w:pPr>
-              <w:rPr>
-                <w:rFonts w:asciiTheme="majorHAnsi" w:hAnsiTheme="majorHAnsi" w:cstheme="majorHAnsi"/>
-              </w:rPr>
-            </w:pPr>
+            <w:tcW w:w="2410" w:type="dxa"/>
+          </w:tcPr>
+          <w:p>
+            <w:pPr>
+              <w:rPr>
+                <w:rFonts w:asciiTheme="majorHAnsi" w:hAnsiTheme="majorHAnsi" w:cstheme="majorHAnsi"/>
+              </w:rPr>
+            </w:pPr>
+            <w:r>
+              <w:rPr>
+                <w:rFonts w:asciiTheme="majorHAnsi" w:hAnsiTheme="majorHAnsi" w:cstheme="majorHAnsi"/>
+              </w:rPr>
+              <w:t>CSIRO (Data61)</w:t>
+            </w:r>
+          </w:p>
+        </w:tc>
+        <w:tc>
+          <w:tcPr>
+            <w:tcW w:w="2693" w:type="dxa"/>
+          </w:tcPr>
+          <w:p>
+            <w:pPr>
+              <w:rPr>
+                <w:rFonts w:asciiTheme="majorHAnsi" w:hAnsiTheme="majorHAnsi" w:cstheme="majorHAnsi"/>
+              </w:rPr>
+            </w:pPr>
+            <w:r>
+              <w:rPr>
+                <w:rFonts w:asciiTheme="majorHAnsi" w:hAnsiTheme="majorHAnsi" w:cstheme="majorHAnsi"/>
+              </w:rPr>
+              <w:t>ML/AI Engineer &amp; Software Developer Intern</w:t>
+            </w:r>
           </w:p>
         </w:tc>
         <w:tc>
@@ -2980,6 +3700,12 @@
                 <w:rFonts w:asciiTheme="majorHAnsi" w:hAnsiTheme="majorHAnsi" w:cstheme="majorHAnsi"/>
               </w:rPr>
             </w:pPr>
+            <w:r>
+              <w:rPr>
+                <w:rFonts w:asciiTheme="majorHAnsi" w:hAnsiTheme="majorHAnsi" w:cstheme="majorHAnsi"/>
+              </w:rPr>
+              <w:t xml:space="preserve">Yes </w:t>
+            </w:r>
           </w:p>
         </w:tc>
         <w:tc>
@@ -2992,6 +3718,12 @@
                 <w:rFonts w:asciiTheme="majorHAnsi" w:hAnsiTheme="majorHAnsi" w:cstheme="majorHAnsi"/>
               </w:rPr>
             </w:pPr>
+            <w:r>
+              <w:rPr>
+                <w:rFonts w:asciiTheme="majorHAnsi" w:hAnsiTheme="majorHAnsi" w:cstheme="majorHAnsi"/>
+              </w:rPr>
+              <w:t xml:space="preserve">Yes </w:t>
+            </w:r>
           </w:p>
         </w:tc>
         <w:tc>
@@ -3004,6 +3736,12 @@
                 <w:rFonts w:asciiTheme="majorHAnsi" w:hAnsiTheme="majorHAnsi" w:cstheme="majorHAnsi"/>
               </w:rPr>
             </w:pPr>
+            <w:r>
+              <w:rPr>
+                <w:rFonts w:asciiTheme="majorHAnsi" w:hAnsiTheme="majorHAnsi" w:cstheme="majorHAnsi"/>
+              </w:rPr>
+              <w:t>Yes</w:t>
+            </w:r>
           </w:p>
         </w:tc>
         <w:tc>
@@ -3016,32 +3754,50 @@
                 <w:rFonts w:asciiTheme="majorHAnsi" w:hAnsiTheme="majorHAnsi" w:cstheme="majorHAnsi"/>
               </w:rPr>
             </w:pPr>
+            <w:r>
+              <w:rPr>
+                <w:rFonts w:asciiTheme="majorHAnsi" w:hAnsiTheme="majorHAnsi" w:cstheme="majorHAnsi"/>
+              </w:rPr>
+              <w:t>No</w:t>
+            </w:r>
           </w:p>
         </w:tc>
       </w:tr>
       <w:tr>
         <w:tc>
           <w:tcPr>
-            <w:tcW w:w="2551" w:type="dxa"/>
-          </w:tcPr>
-          <w:p>
-            <w:pPr>
-              <w:rPr>
-                <w:rFonts w:asciiTheme="majorHAnsi" w:hAnsiTheme="majorHAnsi" w:cstheme="majorHAnsi"/>
-              </w:rPr>
-            </w:pPr>
-          </w:p>
-        </w:tc>
-        <w:tc>
-          <w:tcPr>
-            <w:tcW w:w="2552" w:type="dxa"/>
-          </w:tcPr>
-          <w:p>
-            <w:pPr>
-              <w:rPr>
-                <w:rFonts w:asciiTheme="majorHAnsi" w:hAnsiTheme="majorHAnsi" w:cstheme="majorHAnsi"/>
-              </w:rPr>
-            </w:pPr>
+            <w:tcW w:w="2410" w:type="dxa"/>
+          </w:tcPr>
+          <w:p>
+            <w:pPr>
+              <w:rPr>
+                <w:rFonts w:asciiTheme="majorHAnsi" w:hAnsiTheme="majorHAnsi" w:cstheme="majorHAnsi"/>
+              </w:rPr>
+            </w:pPr>
+            <w:r>
+              <w:rPr>
+                <w:rFonts w:asciiTheme="majorHAnsi" w:hAnsiTheme="majorHAnsi" w:cstheme="majorHAnsi"/>
+              </w:rPr>
+              <w:t>Focus Bear</w:t>
+            </w:r>
+          </w:p>
+        </w:tc>
+        <w:tc>
+          <w:tcPr>
+            <w:tcW w:w="2693" w:type="dxa"/>
+          </w:tcPr>
+          <w:p>
+            <w:pPr>
+              <w:rPr>
+                <w:rFonts w:asciiTheme="majorHAnsi" w:hAnsiTheme="majorHAnsi" w:cstheme="majorHAnsi"/>
+              </w:rPr>
+            </w:pPr>
+            <w:r>
+              <w:rPr>
+                <w:rFonts w:asciiTheme="majorHAnsi" w:hAnsiTheme="majorHAnsi" w:cstheme="majorHAnsi"/>
+              </w:rPr>
+              <w:t>Backend Developer Intern</w:t>
+            </w:r>
           </w:p>
         </w:tc>
         <w:tc>
@@ -3054,6 +3810,12 @@
                 <w:rFonts w:asciiTheme="majorHAnsi" w:hAnsiTheme="majorHAnsi" w:cstheme="majorHAnsi"/>
               </w:rPr>
             </w:pPr>
+            <w:r>
+              <w:rPr>
+                <w:rFonts w:asciiTheme="majorHAnsi" w:hAnsiTheme="majorHAnsi" w:cstheme="majorHAnsi"/>
+              </w:rPr>
+              <w:t>Yes</w:t>
+            </w:r>
           </w:p>
         </w:tc>
         <w:tc>
@@ -3066,6 +3828,12 @@
                 <w:rFonts w:asciiTheme="majorHAnsi" w:hAnsiTheme="majorHAnsi" w:cstheme="majorHAnsi"/>
               </w:rPr>
             </w:pPr>
+            <w:r>
+              <w:rPr>
+                <w:rFonts w:asciiTheme="majorHAnsi" w:hAnsiTheme="majorHAnsi" w:cstheme="majorHAnsi"/>
+              </w:rPr>
+              <w:t>Yes</w:t>
+            </w:r>
           </w:p>
         </w:tc>
         <w:tc>
@@ -3078,6 +3846,12 @@
                 <w:rFonts w:asciiTheme="majorHAnsi" w:hAnsiTheme="majorHAnsi" w:cstheme="majorHAnsi"/>
               </w:rPr>
             </w:pPr>
+            <w:r>
+              <w:rPr>
+                <w:rFonts w:asciiTheme="majorHAnsi" w:hAnsiTheme="majorHAnsi" w:cstheme="majorHAnsi"/>
+              </w:rPr>
+              <w:t>No</w:t>
+            </w:r>
           </w:p>
         </w:tc>
         <w:tc>
@@ -3090,32 +3864,50 @@
                 <w:rFonts w:asciiTheme="majorHAnsi" w:hAnsiTheme="majorHAnsi" w:cstheme="majorHAnsi"/>
               </w:rPr>
             </w:pPr>
+            <w:r>
+              <w:rPr>
+                <w:rFonts w:asciiTheme="majorHAnsi" w:hAnsiTheme="majorHAnsi" w:cstheme="majorHAnsi"/>
+              </w:rPr>
+              <w:t>No</w:t>
+            </w:r>
           </w:p>
         </w:tc>
       </w:tr>
       <w:tr>
         <w:tc>
           <w:tcPr>
-            <w:tcW w:w="2551" w:type="dxa"/>
-          </w:tcPr>
-          <w:p>
-            <w:pPr>
-              <w:rPr>
-                <w:rFonts w:asciiTheme="majorHAnsi" w:hAnsiTheme="majorHAnsi" w:cstheme="majorHAnsi"/>
-              </w:rPr>
-            </w:pPr>
-          </w:p>
-        </w:tc>
-        <w:tc>
-          <w:tcPr>
-            <w:tcW w:w="2552" w:type="dxa"/>
-          </w:tcPr>
-          <w:p>
-            <w:pPr>
-              <w:rPr>
-                <w:rFonts w:asciiTheme="majorHAnsi" w:hAnsiTheme="majorHAnsi" w:cstheme="majorHAnsi"/>
-              </w:rPr>
-            </w:pPr>
+            <w:tcW w:w="2410" w:type="dxa"/>
+          </w:tcPr>
+          <w:p>
+            <w:pPr>
+              <w:rPr>
+                <w:rFonts w:asciiTheme="majorHAnsi" w:hAnsiTheme="majorHAnsi" w:cstheme="majorHAnsi"/>
+              </w:rPr>
+            </w:pPr>
+            <w:r>
+              <w:rPr>
+                <w:rFonts w:asciiTheme="majorHAnsi" w:hAnsiTheme="majorHAnsi" w:cstheme="majorHAnsi"/>
+              </w:rPr>
+              <w:t>Vision Verse Interactive</w:t>
+            </w:r>
+          </w:p>
+        </w:tc>
+        <w:tc>
+          <w:tcPr>
+            <w:tcW w:w="2693" w:type="dxa"/>
+          </w:tcPr>
+          <w:p>
+            <w:pPr>
+              <w:rPr>
+                <w:rFonts w:asciiTheme="majorHAnsi" w:hAnsiTheme="majorHAnsi" w:cstheme="majorHAnsi"/>
+              </w:rPr>
+            </w:pPr>
+            <w:r>
+              <w:rPr>
+                <w:rFonts w:asciiTheme="majorHAnsi" w:hAnsiTheme="majorHAnsi" w:cstheme="majorHAnsi"/>
+              </w:rPr>
+              <w:t>Full-Stack Developer Intern</w:t>
+            </w:r>
           </w:p>
         </w:tc>
         <w:tc>
@@ -3128,6 +3920,12 @@
                 <w:rFonts w:asciiTheme="majorHAnsi" w:hAnsiTheme="majorHAnsi" w:cstheme="majorHAnsi"/>
               </w:rPr>
             </w:pPr>
+            <w:r>
+              <w:rPr>
+                <w:rFonts w:asciiTheme="majorHAnsi" w:hAnsiTheme="majorHAnsi" w:cstheme="majorHAnsi"/>
+              </w:rPr>
+              <w:t>Yes</w:t>
+            </w:r>
           </w:p>
         </w:tc>
         <w:tc>
@@ -3140,6 +3938,12 @@
                 <w:rFonts w:asciiTheme="majorHAnsi" w:hAnsiTheme="majorHAnsi" w:cstheme="majorHAnsi"/>
               </w:rPr>
             </w:pPr>
+            <w:r>
+              <w:rPr>
+                <w:rFonts w:asciiTheme="majorHAnsi" w:hAnsiTheme="majorHAnsi" w:cstheme="majorHAnsi"/>
+              </w:rPr>
+              <w:t>Yes</w:t>
+            </w:r>
           </w:p>
         </w:tc>
         <w:tc>
@@ -3152,6 +3956,12 @@
                 <w:rFonts w:asciiTheme="majorHAnsi" w:hAnsiTheme="majorHAnsi" w:cstheme="majorHAnsi"/>
               </w:rPr>
             </w:pPr>
+            <w:r>
+              <w:rPr>
+                <w:rFonts w:asciiTheme="majorHAnsi" w:hAnsiTheme="majorHAnsi" w:cstheme="majorHAnsi"/>
+              </w:rPr>
+              <w:t>No</w:t>
+            </w:r>
           </w:p>
         </w:tc>
         <w:tc>
@@ -3164,259 +3974,390 @@
                 <w:rFonts w:asciiTheme="majorHAnsi" w:hAnsiTheme="majorHAnsi" w:cstheme="majorHAnsi"/>
               </w:rPr>
             </w:pPr>
-          </w:p>
-        </w:tc>
-      </w:tr>
-      <w:tr>
-        <w:tc>
-          <w:tcPr>
-            <w:tcW w:w="2551" w:type="dxa"/>
-          </w:tcPr>
-          <w:p>
-            <w:pPr>
-              <w:rPr>
-                <w:rFonts w:asciiTheme="majorHAnsi" w:hAnsiTheme="majorHAnsi" w:cstheme="majorHAnsi"/>
-              </w:rPr>
-            </w:pPr>
-          </w:p>
-        </w:tc>
-        <w:tc>
-          <w:tcPr>
-            <w:tcW w:w="2552" w:type="dxa"/>
-          </w:tcPr>
-          <w:p>
-            <w:pPr>
-              <w:rPr>
-                <w:rFonts w:asciiTheme="majorHAnsi" w:hAnsiTheme="majorHAnsi" w:cstheme="majorHAnsi"/>
-              </w:rPr>
-            </w:pPr>
-          </w:p>
-        </w:tc>
-        <w:tc>
-          <w:tcPr>
-            <w:tcW w:w="935" w:type="dxa"/>
-          </w:tcPr>
-          <w:p>
-            <w:pPr>
-              <w:rPr>
-                <w:rFonts w:asciiTheme="majorHAnsi" w:hAnsiTheme="majorHAnsi" w:cstheme="majorHAnsi"/>
-              </w:rPr>
-            </w:pPr>
-          </w:p>
-        </w:tc>
-        <w:tc>
-          <w:tcPr>
-            <w:tcW w:w="935" w:type="dxa"/>
-          </w:tcPr>
-          <w:p>
-            <w:pPr>
-              <w:rPr>
-                <w:rFonts w:asciiTheme="majorHAnsi" w:hAnsiTheme="majorHAnsi" w:cstheme="majorHAnsi"/>
-              </w:rPr>
-            </w:pPr>
-          </w:p>
-        </w:tc>
-        <w:tc>
-          <w:tcPr>
-            <w:tcW w:w="935" w:type="dxa"/>
-          </w:tcPr>
-          <w:p>
-            <w:pPr>
-              <w:rPr>
-                <w:rFonts w:asciiTheme="majorHAnsi" w:hAnsiTheme="majorHAnsi" w:cstheme="majorHAnsi"/>
-              </w:rPr>
-            </w:pPr>
-          </w:p>
-        </w:tc>
-        <w:tc>
-          <w:tcPr>
-            <w:tcW w:w="936" w:type="dxa"/>
-          </w:tcPr>
-          <w:p>
-            <w:pPr>
-              <w:rPr>
-                <w:rFonts w:asciiTheme="majorHAnsi" w:hAnsiTheme="majorHAnsi" w:cstheme="majorHAnsi"/>
-              </w:rPr>
-            </w:pPr>
-          </w:p>
-        </w:tc>
-      </w:tr>
-      <w:tr>
-        <w:tc>
-          <w:tcPr>
-            <w:tcW w:w="2551" w:type="dxa"/>
-          </w:tcPr>
-          <w:p>
-            <w:pPr>
-              <w:rPr>
-                <w:rFonts w:asciiTheme="majorHAnsi" w:hAnsiTheme="majorHAnsi" w:cstheme="majorHAnsi"/>
-              </w:rPr>
-            </w:pPr>
-          </w:p>
-        </w:tc>
-        <w:tc>
-          <w:tcPr>
-            <w:tcW w:w="2552" w:type="dxa"/>
-          </w:tcPr>
-          <w:p>
-            <w:pPr>
-              <w:rPr>
-                <w:rFonts w:asciiTheme="majorHAnsi" w:hAnsiTheme="majorHAnsi" w:cstheme="majorHAnsi"/>
-              </w:rPr>
-            </w:pPr>
-          </w:p>
-        </w:tc>
-        <w:tc>
-          <w:tcPr>
-            <w:tcW w:w="935" w:type="dxa"/>
-          </w:tcPr>
-          <w:p>
-            <w:pPr>
-              <w:rPr>
-                <w:rFonts w:asciiTheme="majorHAnsi" w:hAnsiTheme="majorHAnsi" w:cstheme="majorHAnsi"/>
-              </w:rPr>
-            </w:pPr>
-          </w:p>
-        </w:tc>
-        <w:tc>
-          <w:tcPr>
-            <w:tcW w:w="935" w:type="dxa"/>
-          </w:tcPr>
-          <w:p>
-            <w:pPr>
-              <w:rPr>
-                <w:rFonts w:asciiTheme="majorHAnsi" w:hAnsiTheme="majorHAnsi" w:cstheme="majorHAnsi"/>
-              </w:rPr>
-            </w:pPr>
-          </w:p>
-        </w:tc>
-        <w:tc>
-          <w:tcPr>
-            <w:tcW w:w="935" w:type="dxa"/>
-          </w:tcPr>
-          <w:p>
-            <w:pPr>
-              <w:rPr>
-                <w:rFonts w:asciiTheme="majorHAnsi" w:hAnsiTheme="majorHAnsi" w:cstheme="majorHAnsi"/>
-              </w:rPr>
-            </w:pPr>
-          </w:p>
-        </w:tc>
-        <w:tc>
-          <w:tcPr>
-            <w:tcW w:w="936" w:type="dxa"/>
-          </w:tcPr>
-          <w:p>
-            <w:pPr>
-              <w:rPr>
-                <w:rFonts w:asciiTheme="majorHAnsi" w:hAnsiTheme="majorHAnsi" w:cstheme="majorHAnsi"/>
-              </w:rPr>
-            </w:pPr>
-          </w:p>
-        </w:tc>
-      </w:tr>
-      <w:tr>
-        <w:tc>
-          <w:tcPr>
-            <w:tcW w:w="2551" w:type="dxa"/>
-          </w:tcPr>
-          <w:p>
-            <w:pPr>
-              <w:rPr>
-                <w:rFonts w:asciiTheme="majorHAnsi" w:hAnsiTheme="majorHAnsi" w:cstheme="majorHAnsi"/>
-              </w:rPr>
-            </w:pPr>
-          </w:p>
-        </w:tc>
-        <w:tc>
-          <w:tcPr>
-            <w:tcW w:w="2552" w:type="dxa"/>
-          </w:tcPr>
-          <w:p>
-            <w:pPr>
-              <w:rPr>
-                <w:rFonts w:asciiTheme="majorHAnsi" w:hAnsiTheme="majorHAnsi" w:cstheme="majorHAnsi"/>
-              </w:rPr>
-            </w:pPr>
-          </w:p>
-        </w:tc>
-        <w:tc>
-          <w:tcPr>
-            <w:tcW w:w="935" w:type="dxa"/>
-          </w:tcPr>
-          <w:p>
-            <w:pPr>
-              <w:rPr>
-                <w:rFonts w:asciiTheme="majorHAnsi" w:hAnsiTheme="majorHAnsi" w:cstheme="majorHAnsi"/>
-              </w:rPr>
-            </w:pPr>
-          </w:p>
-        </w:tc>
-        <w:tc>
-          <w:tcPr>
-            <w:tcW w:w="935" w:type="dxa"/>
-          </w:tcPr>
-          <w:p>
-            <w:pPr>
-              <w:rPr>
-                <w:rFonts w:asciiTheme="majorHAnsi" w:hAnsiTheme="majorHAnsi" w:cstheme="majorHAnsi"/>
-              </w:rPr>
-            </w:pPr>
-          </w:p>
-        </w:tc>
-        <w:tc>
-          <w:tcPr>
-            <w:tcW w:w="935" w:type="dxa"/>
-          </w:tcPr>
-          <w:p>
-            <w:pPr>
-              <w:rPr>
-                <w:rFonts w:asciiTheme="majorHAnsi" w:hAnsiTheme="majorHAnsi" w:cstheme="majorHAnsi"/>
-              </w:rPr>
-            </w:pPr>
-          </w:p>
-        </w:tc>
-        <w:tc>
-          <w:tcPr>
-            <w:tcW w:w="936" w:type="dxa"/>
-          </w:tcPr>
-          <w:p>
-            <w:pPr>
-              <w:rPr>
-                <w:rFonts w:asciiTheme="majorHAnsi" w:hAnsiTheme="majorHAnsi" w:cstheme="majorHAnsi"/>
-              </w:rPr>
-            </w:pPr>
+            <w:r>
+              <w:rPr>
+                <w:rFonts w:asciiTheme="majorHAnsi" w:hAnsiTheme="majorHAnsi" w:cstheme="majorHAnsi"/>
+              </w:rPr>
+              <w:t>No</w:t>
+            </w:r>
           </w:p>
         </w:tc>
       </w:tr>
     </w:tbl>
     <w:p>
       <w:pPr>
-        <w:pStyle w:val="ListParagraph"/>
-        <w:ind w:left="709" w:hanging="142"/>
-        <w:rPr>
-          <w:rFonts w:asciiTheme="majorHAnsi" w:hAnsiTheme="majorHAnsi" w:cstheme="majorHAnsi"/>
-        </w:rPr>
-      </w:pPr>
-      <w:r>
-        <w:rPr>
-          <w:rFonts w:asciiTheme="majorHAnsi" w:hAnsiTheme="majorHAnsi" w:cstheme="majorHAnsi"/>
-        </w:rPr>
-        <w:t xml:space="preserve">* </w:t>
-      </w:r>
-      <w:r>
-        <w:rPr>
-          <w:rFonts w:asciiTheme="majorHAnsi" w:hAnsiTheme="majorHAnsi" w:cstheme="majorHAnsi"/>
-        </w:rPr>
-        <w:t>Add more rows if needed. I will be cross referencing these with Professional Placement Office and the organisations</w:t>
-      </w:r>
+        <w:rPr>
+          <w:rFonts w:asciiTheme="majorHAnsi" w:hAnsiTheme="majorHAnsi" w:cstheme="majorHAnsi"/>
+        </w:rPr>
+      </w:pPr>
     </w:p>
     <w:p>
       <w:pPr>
+        <w:pStyle w:val="NormalWeb"/>
+        <w:jc w:val="both"/>
+        <w:rPr>
+          <w:rFonts w:asciiTheme="majorHAnsi" w:hAnsiTheme="majorHAnsi" w:cstheme="majorHAnsi"/>
+          <w:b/>
+          <w:bCs/>
+          <w:sz w:val="20"/>
+          <w:szCs w:val="20"/>
+        </w:rPr>
+      </w:pPr>
+      <w:r>
+        <w:rPr>
+          <w:rFonts w:asciiTheme="majorHAnsi" w:hAnsiTheme="majorHAnsi" w:cstheme="majorHAnsi"/>
+          <w:b/>
+          <w:bCs/>
+          <w:sz w:val="20"/>
+          <w:szCs w:val="20"/>
+        </w:rPr>
+        <w:t xml:space="preserve">I chose </w:t>
+      </w:r>
+      <w:r>
+        <w:rPr>
+          <w:rStyle w:val="Strong"/>
+          <w:rFonts w:asciiTheme="majorHAnsi" w:hAnsiTheme="majorHAnsi" w:cstheme="majorHAnsi"/>
+          <w:sz w:val="20"/>
+          <w:szCs w:val="20"/>
+        </w:rPr>
+        <w:t>CSIRO (Data61)</w:t>
+      </w:r>
+      <w:r>
+        <w:rPr>
+          <w:rFonts w:asciiTheme="majorHAnsi" w:hAnsiTheme="majorHAnsi" w:cstheme="majorHAnsi"/>
+          <w:b/>
+          <w:bCs/>
+          <w:sz w:val="20"/>
+          <w:szCs w:val="20"/>
+        </w:rPr>
+        <w:t xml:space="preserve"> because it</w:t>
+      </w:r>
+      <w:r>
+        <w:rPr>
+          <w:rFonts w:asciiTheme="majorHAnsi" w:hAnsiTheme="majorHAnsi" w:cstheme="majorHAnsi"/>
+          <w:b/>
+          <w:bCs/>
+          <w:sz w:val="20"/>
+          <w:szCs w:val="20"/>
+        </w:rPr>
+        <w:t xml:space="preserve"> is</w:t>
+      </w:r>
+      <w:r>
+        <w:rPr>
+          <w:rFonts w:asciiTheme="majorHAnsi" w:hAnsiTheme="majorHAnsi" w:cstheme="majorHAnsi"/>
+          <w:b/>
+          <w:bCs/>
+          <w:sz w:val="20"/>
+          <w:szCs w:val="20"/>
+        </w:rPr>
+        <w:t xml:space="preserve"> a top research organisation, the project was </w:t>
+      </w:r>
+      <w:r>
+        <w:rPr>
+          <w:rStyle w:val="Strong"/>
+          <w:rFonts w:asciiTheme="majorHAnsi" w:hAnsiTheme="majorHAnsi" w:cstheme="majorHAnsi"/>
+          <w:sz w:val="20"/>
+          <w:szCs w:val="20"/>
+        </w:rPr>
+        <w:t>AI/ML-based software engineering</w:t>
+      </w:r>
+      <w:r>
+        <w:rPr>
+          <w:rFonts w:asciiTheme="majorHAnsi" w:hAnsiTheme="majorHAnsi" w:cstheme="majorHAnsi"/>
+          <w:sz w:val="20"/>
+          <w:szCs w:val="20"/>
+        </w:rPr>
+        <w:t>,</w:t>
+      </w:r>
+      <w:r>
+        <w:rPr>
+          <w:rFonts w:asciiTheme="majorHAnsi" w:hAnsiTheme="majorHAnsi" w:cstheme="majorHAnsi"/>
+          <w:b/>
+          <w:bCs/>
+          <w:sz w:val="20"/>
+          <w:szCs w:val="20"/>
+        </w:rPr>
+        <w:t xml:space="preserve"> and I wanted to work under </w:t>
+      </w:r>
+      <w:r>
+        <w:rPr>
+          <w:rStyle w:val="Strong"/>
+          <w:rFonts w:asciiTheme="majorHAnsi" w:hAnsiTheme="majorHAnsi" w:cstheme="majorHAnsi"/>
+          <w:sz w:val="20"/>
+          <w:szCs w:val="20"/>
+        </w:rPr>
+        <w:t>Dr. Shigang Liu</w:t>
+      </w:r>
+      <w:r>
+        <w:rPr>
+          <w:rFonts w:asciiTheme="majorHAnsi" w:hAnsiTheme="majorHAnsi" w:cstheme="majorHAnsi"/>
+          <w:sz w:val="20"/>
+          <w:szCs w:val="20"/>
+        </w:rPr>
+        <w:t>.</w:t>
+      </w:r>
+      <w:r>
+        <w:rPr>
+          <w:rFonts w:asciiTheme="majorHAnsi" w:hAnsiTheme="majorHAnsi" w:cstheme="majorHAnsi"/>
+          <w:b/>
+          <w:bCs/>
+          <w:sz w:val="20"/>
+          <w:szCs w:val="20"/>
+        </w:rPr>
+        <w:t xml:space="preserve"> It was the best fit, so I accepted and signed the agreement</w:t>
+      </w:r>
+      <w:r>
+        <w:rPr>
+          <w:rFonts w:asciiTheme="majorHAnsi" w:hAnsiTheme="majorHAnsi" w:cstheme="majorHAnsi"/>
+          <w:b/>
+          <w:bCs/>
+          <w:sz w:val="20"/>
+          <w:szCs w:val="20"/>
+        </w:rPr>
+        <w:t xml:space="preserve"> with CSIRO.</w:t>
+      </w:r>
+    </w:p>
+    <w:p>
+      <w:pPr>
         <w:pStyle w:val="ListParagraph"/>
         <w:ind w:left="709"/>
-        <w:rPr>
-          <w:rFonts w:asciiTheme="majorHAnsi" w:hAnsiTheme="majorHAnsi" w:cstheme="majorHAnsi"/>
+        <w:jc w:val="center"/>
+        <w:rPr>
+          <w:rFonts w:asciiTheme="majorHAnsi" w:hAnsiTheme="majorHAnsi" w:cstheme="majorHAnsi"/>
+        </w:rPr>
+      </w:pPr>
+      <w:r>
+        <w:rPr>
+          <w:rFonts w:asciiTheme="majorHAnsi" w:hAnsiTheme="majorHAnsi" w:cstheme="majorHAnsi"/>
+        </w:rPr>
+        <w:t>Evidence of Internship offers from all three organisation I applied for:</w:t>
+      </w:r>
+    </w:p>
+    <w:p>
+      <w:pPr>
+        <w:pStyle w:val="ListParagraph"/>
+        <w:ind w:left="709"/>
+        <w:rPr>
+          <w:rFonts w:asciiTheme="majorHAnsi" w:hAnsiTheme="majorHAnsi" w:cstheme="majorHAnsi"/>
+        </w:rPr>
+      </w:pPr>
+    </w:p>
+    <w:p>
+      <w:pPr>
+        <w:jc w:val="both"/>
+        <w:rPr>
+          <w:rFonts w:asciiTheme="majorHAnsi" w:hAnsiTheme="majorHAnsi" w:cstheme="majorHAnsi"/>
+        </w:rPr>
+      </w:pPr>
+      <w:r>
+        <w:rPr>
+          <w:rFonts w:asciiTheme="majorHAnsi" w:hAnsiTheme="majorHAnsi" w:cstheme="majorHAnsi"/>
+        </w:rPr>
+        <w:t xml:space="preserve">Internship Offer from CSIRO </w:t>
+      </w:r>
+    </w:p>
+    <w:p>
+      <w:pPr>
+        <w:jc w:val="center"/>
+        <w:rPr>
+          <w:rFonts w:asciiTheme="majorHAnsi" w:hAnsiTheme="majorHAnsi" w:cstheme="majorHAnsi"/>
+        </w:rPr>
+      </w:pPr>
+      <w:r>
+        <w:rPr>
+          <w:rFonts w:asciiTheme="majorHAnsi" w:hAnsiTheme="majorHAnsi" w:cstheme="majorHAnsi"/>
+        </w:rPr>
+        <w:drawing>
+          <wp:inline distT="0" distB="0" distL="0" distR="0" wp14:anchorId="07A1BD6C" wp14:editId="0DD5BBF7">
+            <wp:extent cx="5421086" cy="2964168"/>
+            <wp:effectExtent l="0" t="0" r="8255" b="8255"/>
+            <wp:docPr id="1309366432" name="Picture 1" descr="A screenshot of a computer&#10;&#10;AI-generated content may be incorrect."/>
+            <wp:cNvGraphicFramePr>
+              <a:graphicFrameLocks xmlns:a="http://schemas.openxmlformats.org/drawingml/2006/main" noChangeAspect="1"/>
+            </wp:cNvGraphicFramePr>
+            <a:graphic xmlns:a="http://schemas.openxmlformats.org/drawingml/2006/main">
+              <a:graphicData uri="http://schemas.openxmlformats.org/drawingml/2006/picture">
+                <pic:pic xmlns:pic="http://schemas.openxmlformats.org/drawingml/2006/picture">
+                  <pic:nvPicPr>
+                    <pic:cNvPr id="1309366432" name="Picture 1" descr="A screenshot of a computer&#10;&#10;AI-generated content may be incorrect."/>
+                    <pic:cNvPicPr/>
+                  </pic:nvPicPr>
+                  <pic:blipFill>
+                    <a:blip r:embed="rId29"/>
+                    <a:stretch>
+                      <a:fillRect/>
+                    </a:stretch>
+                  </pic:blipFill>
+                  <pic:spPr>
+                    <a:xfrm>
+                      <a:off x="0" y="0"/>
+                      <a:ext cx="5424585" cy="2966081"/>
+                    </a:xfrm>
+                    <a:prstGeom prst="rect">
+                      <a:avLst/>
+                    </a:prstGeom>
+                  </pic:spPr>
+                </pic:pic>
+              </a:graphicData>
+            </a:graphic>
+          </wp:inline>
+        </w:drawing>
+      </w:r>
+    </w:p>
+    <w:p>
+      <w:pPr>
+        <w:rPr>
+          <w:rFonts w:asciiTheme="majorHAnsi" w:hAnsiTheme="majorHAnsi" w:cstheme="majorHAnsi"/>
+        </w:rPr>
+      </w:pPr>
+      <w:r>
+        <w:rPr>
+          <w:rFonts w:asciiTheme="majorHAnsi" w:hAnsiTheme="majorHAnsi" w:cstheme="majorHAnsi"/>
+        </w:rPr>
+        <w:t xml:space="preserve">Internship offer from Focus bear </w:t>
+      </w:r>
+    </w:p>
+    <w:p>
+      <w:pPr>
+        <w:jc w:val="center"/>
+        <w:rPr>
+          <w:rFonts w:asciiTheme="majorHAnsi" w:hAnsiTheme="majorHAnsi" w:cstheme="majorHAnsi"/>
+        </w:rPr>
+      </w:pPr>
+      <w:r>
+        <w:rPr>
+          <w:rFonts w:asciiTheme="majorHAnsi" w:hAnsiTheme="majorHAnsi" w:cstheme="majorHAnsi"/>
+        </w:rPr>
+        <w:lastRenderedPageBreak/>
+        <w:drawing>
+          <wp:inline distT="0" distB="0" distL="0" distR="0" wp14:anchorId="25237489" wp14:editId="2D7EEC72">
+            <wp:extent cx="5624012" cy="2576945"/>
+            <wp:effectExtent l="0" t="0" r="0" b="0"/>
+            <wp:docPr id="1679627890" name="Picture 1" descr="A screenshot of a email&#10;&#10;AI-generated content may be incorrect."/>
+            <wp:cNvGraphicFramePr>
+              <a:graphicFrameLocks xmlns:a="http://schemas.openxmlformats.org/drawingml/2006/main" noChangeAspect="1"/>
+            </wp:cNvGraphicFramePr>
+            <a:graphic xmlns:a="http://schemas.openxmlformats.org/drawingml/2006/main">
+              <a:graphicData uri="http://schemas.openxmlformats.org/drawingml/2006/picture">
+                <pic:pic xmlns:pic="http://schemas.openxmlformats.org/drawingml/2006/picture">
+                  <pic:nvPicPr>
+                    <pic:cNvPr id="1679627890" name="Picture 1" descr="A screenshot of a email&#10;&#10;AI-generated content may be incorrect."/>
+                    <pic:cNvPicPr/>
+                  </pic:nvPicPr>
+                  <pic:blipFill>
+                    <a:blip r:embed="rId30"/>
+                    <a:stretch>
+                      <a:fillRect/>
+                    </a:stretch>
+                  </pic:blipFill>
+                  <pic:spPr>
+                    <a:xfrm>
+                      <a:off x="0" y="0"/>
+                      <a:ext cx="5635556" cy="2582234"/>
+                    </a:xfrm>
+                    <a:prstGeom prst="rect">
+                      <a:avLst/>
+                    </a:prstGeom>
+                  </pic:spPr>
+                </pic:pic>
+              </a:graphicData>
+            </a:graphic>
+          </wp:inline>
+        </w:drawing>
+      </w:r>
+    </w:p>
+    <w:p>
+      <w:pPr>
+        <w:jc w:val="center"/>
+        <w:rPr>
+          <w:rFonts w:asciiTheme="majorHAnsi" w:hAnsiTheme="majorHAnsi" w:cstheme="majorHAnsi"/>
+        </w:rPr>
+      </w:pPr>
+    </w:p>
+    <w:p>
+      <w:pPr>
+        <w:jc w:val="center"/>
+        <w:rPr>
+          <w:rFonts w:asciiTheme="majorHAnsi" w:hAnsiTheme="majorHAnsi" w:cstheme="majorHAnsi"/>
+        </w:rPr>
+      </w:pPr>
+    </w:p>
+    <w:p>
+      <w:pPr>
+        <w:rPr>
+          <w:rFonts w:asciiTheme="majorHAnsi" w:hAnsiTheme="majorHAnsi" w:cstheme="majorHAnsi"/>
+        </w:rPr>
+      </w:pPr>
+      <w:r>
+        <w:rPr>
+          <w:rFonts w:asciiTheme="majorHAnsi" w:hAnsiTheme="majorHAnsi" w:cstheme="majorHAnsi"/>
+        </w:rPr>
+        <w:t>Internship Offer from Vision Verse Interactive</w:t>
+      </w:r>
+    </w:p>
+    <w:p>
+      <w:pPr>
+        <w:jc w:val="center"/>
+        <w:rPr>
+          <w:rFonts w:asciiTheme="majorHAnsi" w:hAnsiTheme="majorHAnsi" w:cstheme="majorHAnsi"/>
+        </w:rPr>
+      </w:pPr>
+      <w:r>
+        <w:rPr>
+          <w:rFonts w:asciiTheme="majorHAnsi" w:hAnsiTheme="majorHAnsi" w:cstheme="majorHAnsi"/>
+        </w:rPr>
+        <w:drawing>
+          <wp:inline distT="0" distB="0" distL="0" distR="0" wp14:anchorId="4A641785" wp14:editId="5BEE3FE5">
+            <wp:extent cx="5639843" cy="2416628"/>
+            <wp:effectExtent l="0" t="0" r="0" b="3175"/>
+            <wp:docPr id="1853492459" name="Picture 1" descr="A white background with black text&#10;&#10;AI-generated content may be incorrect."/>
+            <wp:cNvGraphicFramePr>
+              <a:graphicFrameLocks xmlns:a="http://schemas.openxmlformats.org/drawingml/2006/main" noChangeAspect="1"/>
+            </wp:cNvGraphicFramePr>
+            <a:graphic xmlns:a="http://schemas.openxmlformats.org/drawingml/2006/main">
+              <a:graphicData uri="http://schemas.openxmlformats.org/drawingml/2006/picture">
+                <pic:pic xmlns:pic="http://schemas.openxmlformats.org/drawingml/2006/picture">
+                  <pic:nvPicPr>
+                    <pic:cNvPr id="1853492459" name="Picture 1" descr="A white background with black text&#10;&#10;AI-generated content may be incorrect."/>
+                    <pic:cNvPicPr/>
+                  </pic:nvPicPr>
+                  <pic:blipFill>
+                    <a:blip r:embed="rId31"/>
+                    <a:stretch>
+                      <a:fillRect/>
+                    </a:stretch>
+                  </pic:blipFill>
+                  <pic:spPr>
+                    <a:xfrm>
+                      <a:off x="0" y="0"/>
+                      <a:ext cx="5651288" cy="2421532"/>
+                    </a:xfrm>
+                    <a:prstGeom prst="rect">
+                      <a:avLst/>
+                    </a:prstGeom>
+                  </pic:spPr>
+                </pic:pic>
+              </a:graphicData>
+            </a:graphic>
+          </wp:inline>
+        </w:drawing>
+      </w:r>
+    </w:p>
+    <w:p>
+      <w:pPr>
+        <w:jc w:val="center"/>
+        <w:rPr>
+          <w:rFonts w:asciiTheme="majorHAnsi" w:hAnsiTheme="majorHAnsi" w:cstheme="majorHAnsi"/>
+        </w:rPr>
+      </w:pPr>
+    </w:p>
+    <w:p>
+      <w:pPr>
+        <w:pStyle w:val="ListParagraph"/>
+        <w:ind w:left="709"/>
+        <w:rPr>
+          <w:rFonts w:asciiTheme="majorHAnsi" w:hAnsiTheme="majorHAnsi" w:cstheme="majorHAnsi"/>
+          <w:szCs w:val="20"/>
         </w:rPr>
       </w:pPr>
     </w:p>
@@ -3430,34 +4371,97 @@
         <w:ind w:left="709"/>
         <w:rPr>
           <w:rFonts w:asciiTheme="majorHAnsi" w:hAnsiTheme="majorHAnsi" w:cstheme="majorHAnsi"/>
-        </w:rPr>
-      </w:pPr>
-      <w:r>
-        <w:rPr>
-          <w:rFonts w:asciiTheme="majorHAnsi" w:hAnsiTheme="majorHAnsi" w:cstheme="majorHAnsi"/>
+          <w:b/>
+          <w:bCs/>
+          <w:szCs w:val="20"/>
+        </w:rPr>
+      </w:pPr>
+      <w:r>
+        <w:rPr>
+          <w:rFonts w:asciiTheme="majorHAnsi" w:hAnsiTheme="majorHAnsi" w:cstheme="majorHAnsi"/>
+          <w:b/>
+          <w:bCs/>
+          <w:szCs w:val="20"/>
         </w:rPr>
         <w:t xml:space="preserve">If you applied in only </w:t>
       </w:r>
       <w:r>
         <w:rPr>
           <w:rFonts w:asciiTheme="majorHAnsi" w:hAnsiTheme="majorHAnsi" w:cstheme="majorHAnsi"/>
+          <w:b/>
+          <w:bCs/>
+          <w:szCs w:val="20"/>
         </w:rPr>
         <w:t>one organisation, please a brief rationale if this is not self-sourced.</w:t>
       </w:r>
     </w:p>
     <w:p>
       <w:pPr>
-        <w:rPr>
-          <w:rFonts w:asciiTheme="majorHAnsi" w:hAnsiTheme="majorHAnsi" w:cstheme="majorHAnsi"/>
-        </w:rPr>
-      </w:pPr>
-    </w:p>
-    <w:p>
-      <w:pPr>
-        <w:rPr>
-          <w:rFonts w:asciiTheme="majorHAnsi" w:hAnsiTheme="majorHAnsi" w:cstheme="majorHAnsi"/>
-        </w:rPr>
-      </w:pPr>
+        <w:pStyle w:val="NormalWeb"/>
+        <w:ind w:left="709"/>
+        <w:jc w:val="both"/>
+        <w:rPr>
+          <w:rFonts w:asciiTheme="majorHAnsi" w:hAnsiTheme="majorHAnsi" w:cstheme="majorHAnsi"/>
+          <w:sz w:val="20"/>
+          <w:szCs w:val="20"/>
+        </w:rPr>
+      </w:pPr>
+      <w:r>
+        <w:rPr>
+          <w:rFonts w:asciiTheme="majorHAnsi" w:hAnsiTheme="majorHAnsi" w:cstheme="majorHAnsi"/>
+          <w:sz w:val="20"/>
+          <w:szCs w:val="20"/>
+        </w:rPr>
+        <w:t>This is n</w:t>
+      </w:r>
+      <w:r>
+        <w:rPr>
+          <w:rFonts w:asciiTheme="majorHAnsi" w:hAnsiTheme="majorHAnsi" w:cstheme="majorHAnsi"/>
+          <w:sz w:val="20"/>
+          <w:szCs w:val="20"/>
+        </w:rPr>
+        <w:t>ot applicable</w:t>
+      </w:r>
+      <w:r>
+        <w:rPr>
+          <w:rFonts w:asciiTheme="majorHAnsi" w:hAnsiTheme="majorHAnsi" w:cstheme="majorHAnsi"/>
+          <w:sz w:val="20"/>
+          <w:szCs w:val="20"/>
+        </w:rPr>
+        <w:t>, as</w:t>
+      </w:r>
+      <w:r>
+        <w:rPr>
+          <w:rFonts w:asciiTheme="majorHAnsi" w:hAnsiTheme="majorHAnsi" w:cstheme="majorHAnsi"/>
+          <w:sz w:val="20"/>
+          <w:szCs w:val="20"/>
+        </w:rPr>
+        <w:t xml:space="preserve"> I applied to three organisations </w:t>
+      </w:r>
+      <w:r>
+        <w:rPr>
+          <w:rFonts w:asciiTheme="majorHAnsi" w:hAnsiTheme="majorHAnsi" w:cstheme="majorHAnsi"/>
+          <w:sz w:val="20"/>
+          <w:szCs w:val="20"/>
+        </w:rPr>
+        <w:t>through</w:t>
+      </w:r>
+      <w:r>
+        <w:rPr>
+          <w:rFonts w:asciiTheme="majorHAnsi" w:hAnsiTheme="majorHAnsi" w:cstheme="majorHAnsi"/>
+          <w:sz w:val="20"/>
+          <w:szCs w:val="20"/>
+        </w:rPr>
+        <w:t xml:space="preserve"> the Swinburne portal (CSIRO Data61, Focus Bear, Vision Verse Interactive).</w:t>
+      </w:r>
+      <w:r>
+        <w:rPr>
+          <w:rFonts w:asciiTheme="majorHAnsi" w:hAnsiTheme="majorHAnsi" w:cstheme="majorHAnsi"/>
+          <w:sz w:val="20"/>
+          <w:szCs w:val="20"/>
+        </w:rPr>
+        <w:t xml:space="preserve"> </w:t>
+      </w:r>
     </w:p>
     <w:p>
       <w:pPr>
@@ -3469,78 +4473,149 @@
         <w:ind w:left="709"/>
         <w:rPr>
           <w:rFonts w:asciiTheme="majorHAnsi" w:hAnsiTheme="majorHAnsi" w:cstheme="majorHAnsi"/>
-        </w:rPr>
-      </w:pPr>
-      <w:r>
-        <w:rPr>
-          <w:rFonts w:asciiTheme="majorHAnsi" w:hAnsiTheme="majorHAnsi" w:cstheme="majorHAnsi"/>
-        </w:rPr>
-        <w:t xml:space="preserve">What </w:t>
-      </w:r>
-      <w:r>
-        <w:rPr>
-          <w:rFonts w:asciiTheme="majorHAnsi" w:hAnsiTheme="majorHAnsi" w:cstheme="majorHAnsi"/>
-        </w:rPr>
-        <w:t>response</w:t>
-      </w:r>
-      <w:r>
-        <w:rPr>
-          <w:rFonts w:asciiTheme="majorHAnsi" w:hAnsiTheme="majorHAnsi" w:cstheme="majorHAnsi"/>
-        </w:rPr>
-        <w:t xml:space="preserve"> </w:t>
-      </w:r>
-      <w:r>
-        <w:rPr>
-          <w:rFonts w:asciiTheme="majorHAnsi" w:hAnsiTheme="majorHAnsi" w:cstheme="majorHAnsi"/>
-        </w:rPr>
-        <w:t xml:space="preserve">did you provide in </w:t>
-      </w:r>
-      <w:r>
-        <w:rPr>
-          <w:rFonts w:asciiTheme="majorHAnsi" w:hAnsiTheme="majorHAnsi" w:cstheme="majorHAnsi"/>
-        </w:rPr>
-        <w:t xml:space="preserve">your interview </w:t>
-      </w:r>
-      <w:r>
-        <w:rPr>
-          <w:rFonts w:asciiTheme="majorHAnsi" w:hAnsiTheme="majorHAnsi" w:cstheme="majorHAnsi"/>
-        </w:rPr>
-        <w:t xml:space="preserve">that </w:t>
-      </w:r>
-      <w:r>
-        <w:rPr>
-          <w:rFonts w:asciiTheme="majorHAnsi" w:hAnsiTheme="majorHAnsi" w:cstheme="majorHAnsi"/>
-        </w:rPr>
-        <w:t xml:space="preserve">you think got you </w:t>
-      </w:r>
-      <w:r>
-        <w:rPr>
-          <w:rFonts w:asciiTheme="majorHAnsi" w:hAnsiTheme="majorHAnsi" w:cstheme="majorHAnsi"/>
-        </w:rPr>
-        <w:t>the</w:t>
-      </w:r>
-      <w:r>
-        <w:rPr>
-          <w:rFonts w:asciiTheme="majorHAnsi" w:hAnsiTheme="majorHAnsi" w:cstheme="majorHAnsi"/>
-        </w:rPr>
-        <w:t xml:space="preserve"> offer</w:t>
-      </w:r>
-      <w:r>
-        <w:rPr>
-          <w:rFonts w:asciiTheme="majorHAnsi" w:hAnsiTheme="majorHAnsi" w:cstheme="majorHAnsi"/>
+          <w:b/>
+          <w:bCs/>
+          <w:szCs w:val="20"/>
+        </w:rPr>
+      </w:pPr>
+      <w:r>
+        <w:rPr>
+          <w:rFonts w:asciiTheme="majorHAnsi" w:hAnsiTheme="majorHAnsi" w:cstheme="majorHAnsi"/>
+          <w:b/>
+          <w:bCs/>
+          <w:szCs w:val="20"/>
+        </w:rPr>
+        <w:t>What response did you provide in your interview that you think got you the offer</w:t>
+      </w:r>
+      <w:r>
+        <w:rPr>
+          <w:rFonts w:asciiTheme="majorHAnsi" w:hAnsiTheme="majorHAnsi" w:cstheme="majorHAnsi"/>
+          <w:b/>
+          <w:bCs/>
+          <w:szCs w:val="20"/>
         </w:rPr>
         <w:t>?</w:t>
       </w:r>
     </w:p>
     <w:p>
       <w:pPr>
-        <w:rPr>
-          <w:rFonts w:asciiTheme="majorHAnsi" w:hAnsiTheme="majorHAnsi" w:cstheme="majorHAnsi"/>
-        </w:rPr>
-      </w:pPr>
+        <w:spacing w:line="276" w:lineRule="auto"/>
+        <w:ind w:left="709"/>
+        <w:jc w:val="both"/>
+        <w:rPr>
+          <w:rFonts w:asciiTheme="majorHAnsi" w:hAnsiTheme="majorHAnsi" w:cstheme="majorHAnsi"/>
+        </w:rPr>
+      </w:pPr>
+      <w:r>
+        <w:rPr>
+          <w:rFonts w:asciiTheme="majorHAnsi" w:hAnsiTheme="majorHAnsi" w:cstheme="majorHAnsi"/>
+        </w:rPr>
+        <w:t xml:space="preserve">In the interview, I explained </w:t>
+      </w:r>
+      <w:r>
+        <w:rPr>
+          <w:rFonts w:asciiTheme="majorHAnsi" w:hAnsiTheme="majorHAnsi" w:cstheme="majorHAnsi"/>
+        </w:rPr>
+        <w:t xml:space="preserve">about </w:t>
+      </w:r>
+      <w:r>
+        <w:rPr>
+          <w:rFonts w:asciiTheme="majorHAnsi" w:hAnsiTheme="majorHAnsi" w:cstheme="majorHAnsi"/>
+        </w:rPr>
+        <w:t>my two years of software development experience and my goal to use AI responsibly for the community</w:t>
+      </w:r>
+      <w:r>
+        <w:rPr>
+          <w:rFonts w:asciiTheme="majorHAnsi" w:hAnsiTheme="majorHAnsi" w:cstheme="majorHAnsi"/>
+        </w:rPr>
+        <w:t xml:space="preserve">, by </w:t>
+      </w:r>
+      <w:r>
+        <w:rPr>
+          <w:rFonts w:asciiTheme="majorHAnsi" w:hAnsiTheme="majorHAnsi" w:cstheme="majorHAnsi"/>
+        </w:rPr>
+        <w:t xml:space="preserve">building tools that </w:t>
+      </w:r>
+      <w:r>
+        <w:rPr>
+          <w:rFonts w:asciiTheme="majorHAnsi" w:hAnsiTheme="majorHAnsi" w:cstheme="majorHAnsi"/>
+        </w:rPr>
+        <w:t xml:space="preserve">would </w:t>
+      </w:r>
+      <w:r>
+        <w:rPr>
+          <w:rFonts w:asciiTheme="majorHAnsi" w:hAnsiTheme="majorHAnsi" w:cstheme="majorHAnsi"/>
+        </w:rPr>
+        <w:t>protect</w:t>
+      </w:r>
+      <w:r>
+        <w:rPr>
+          <w:rFonts w:asciiTheme="majorHAnsi" w:hAnsiTheme="majorHAnsi" w:cstheme="majorHAnsi"/>
+        </w:rPr>
+        <w:t xml:space="preserve"> an everyday user</w:t>
+      </w:r>
+      <w:r>
+        <w:rPr>
+          <w:rFonts w:asciiTheme="majorHAnsi" w:hAnsiTheme="majorHAnsi" w:cstheme="majorHAnsi"/>
+        </w:rPr>
+        <w:t xml:space="preserve"> from scams and harm. I walked through my full-stack project work and, in person at the CSIRO Clayton site, showed Dr. Shigang Liu a malware detection system I built to detect, classify, and remove malicious or corrupted files. He </w:t>
+      </w:r>
+      <w:r>
+        <w:rPr>
+          <w:rFonts w:asciiTheme="majorHAnsi" w:hAnsiTheme="majorHAnsi" w:cstheme="majorHAnsi"/>
+        </w:rPr>
+        <w:t>liked</w:t>
+      </w:r>
+      <w:r>
+        <w:rPr>
+          <w:rFonts w:asciiTheme="majorHAnsi" w:hAnsiTheme="majorHAnsi" w:cstheme="majorHAnsi"/>
+        </w:rPr>
+        <w:t xml:space="preserve"> </w:t>
+      </w:r>
+      <w:r>
+        <w:rPr>
+          <w:rFonts w:asciiTheme="majorHAnsi" w:hAnsiTheme="majorHAnsi" w:cstheme="majorHAnsi"/>
+        </w:rPr>
+        <w:t>my</w:t>
+      </w:r>
+      <w:r>
+        <w:rPr>
+          <w:rFonts w:asciiTheme="majorHAnsi" w:hAnsiTheme="majorHAnsi" w:cstheme="majorHAnsi"/>
+        </w:rPr>
+        <w:t xml:space="preserve"> community focus</w:t>
+      </w:r>
+      <w:r>
+        <w:rPr>
+          <w:rFonts w:asciiTheme="majorHAnsi" w:hAnsiTheme="majorHAnsi" w:cstheme="majorHAnsi"/>
+        </w:rPr>
+        <w:t xml:space="preserve"> approach</w:t>
+      </w:r>
+      <w:r>
+        <w:rPr>
+          <w:rFonts w:asciiTheme="majorHAnsi" w:hAnsiTheme="majorHAnsi" w:cstheme="majorHAnsi"/>
+        </w:rPr>
+        <w:t xml:space="preserve"> and the way I build with real users in mind</w:t>
+      </w:r>
+      <w:r>
+        <w:rPr>
+          <w:rFonts w:asciiTheme="majorHAnsi" w:hAnsiTheme="majorHAnsi" w:cstheme="majorHAnsi"/>
+        </w:rPr>
+        <w:t>, which I think helped me get this internship offer.</w:t>
+      </w:r>
     </w:p>
     <w:p>
       <w:pPr>
+        <w:spacing w:line="276" w:lineRule="auto"/>
+        <w:ind w:left="709"/>
+        <w:rPr>
+          <w:rFonts w:asciiTheme="majorHAnsi" w:hAnsiTheme="majorHAnsi" w:cstheme="majorHAnsi"/>
+        </w:rPr>
+      </w:pPr>
+    </w:p>
+    <w:p>
+      <w:pPr>
+        <w:spacing w:line="276" w:lineRule="auto"/>
+        <w:ind w:left="709"/>
         <w:rPr>
           <w:rFonts w:asciiTheme="majorHAnsi" w:hAnsiTheme="majorHAnsi" w:cstheme="majorHAnsi"/>
         </w:rPr>
@@ -3556,34 +4631,289 @@
         <w:ind w:left="709"/>
         <w:rPr>
           <w:rFonts w:asciiTheme="majorHAnsi" w:hAnsiTheme="majorHAnsi" w:cstheme="majorHAnsi"/>
-        </w:rPr>
-      </w:pPr>
-      <w:r>
-        <w:rPr>
-          <w:rFonts w:asciiTheme="majorHAnsi" w:hAnsiTheme="majorHAnsi" w:cstheme="majorHAnsi"/>
-        </w:rPr>
-        <w:t>What would you differently in the future, when applying for a role</w:t>
-      </w:r>
-      <w:r>
-        <w:rPr>
-          <w:rFonts w:asciiTheme="majorHAnsi" w:hAnsiTheme="majorHAnsi" w:cstheme="majorHAnsi"/>
-        </w:rPr>
-        <w:t>?</w:t>
+          <w:b/>
+          <w:bCs/>
+          <w:szCs w:val="20"/>
+        </w:rPr>
+      </w:pPr>
+      <w:r>
+        <w:rPr>
+          <w:rFonts w:asciiTheme="majorHAnsi" w:hAnsiTheme="majorHAnsi" w:cstheme="majorHAnsi"/>
+          <w:b/>
+          <w:bCs/>
+          <w:szCs w:val="20"/>
+        </w:rPr>
+        <w:lastRenderedPageBreak/>
+        <w:t>What would you differently in the future, when applying for a role?</w:t>
       </w:r>
     </w:p>
     <w:p>
       <w:pPr>
-        <w:rPr>
-          <w:rFonts w:asciiTheme="majorHAnsi" w:hAnsiTheme="majorHAnsi" w:cstheme="majorHAnsi"/>
-        </w:rPr>
-      </w:pPr>
-    </w:p>
-    <w:p>
-      <w:pPr>
-        <w:rPr>
-          <w:rFonts w:asciiTheme="majorHAnsi" w:hAnsiTheme="majorHAnsi" w:cstheme="majorHAnsi"/>
-        </w:rPr>
-      </w:pPr>
+        <w:spacing w:line="276" w:lineRule="auto"/>
+        <w:ind w:left="698"/>
+        <w:jc w:val="both"/>
+        <w:rPr>
+          <w:rFonts w:asciiTheme="majorHAnsi" w:hAnsiTheme="majorHAnsi" w:cstheme="majorHAnsi"/>
+        </w:rPr>
+      </w:pPr>
+      <w:r>
+        <w:rPr>
+          <w:rFonts w:asciiTheme="majorHAnsi" w:hAnsiTheme="majorHAnsi" w:cstheme="majorHAnsi"/>
+        </w:rPr>
+        <w:t xml:space="preserve">Next time, I will focus even more on the impact on people and community. For each </w:t>
+      </w:r>
+      <w:r>
+        <w:rPr>
+          <w:rFonts w:asciiTheme="majorHAnsi" w:hAnsiTheme="majorHAnsi" w:cstheme="majorHAnsi"/>
+        </w:rPr>
+        <w:t>product I build</w:t>
+      </w:r>
+      <w:r>
+        <w:rPr>
+          <w:rFonts w:asciiTheme="majorHAnsi" w:hAnsiTheme="majorHAnsi" w:cstheme="majorHAnsi"/>
+        </w:rPr>
+        <w:t>, I</w:t>
+      </w:r>
+      <w:r>
+        <w:rPr>
+          <w:rFonts w:asciiTheme="majorHAnsi" w:hAnsiTheme="majorHAnsi" w:cstheme="majorHAnsi"/>
+        </w:rPr>
+        <w:t xml:space="preserve"> will</w:t>
+      </w:r>
+      <w:r>
+        <w:rPr>
+          <w:rFonts w:asciiTheme="majorHAnsi" w:hAnsiTheme="majorHAnsi" w:cstheme="majorHAnsi"/>
+        </w:rPr>
+        <w:t xml:space="preserve"> share a short case study</w:t>
+      </w:r>
+      <w:r>
+        <w:rPr>
+          <w:rFonts w:asciiTheme="majorHAnsi" w:hAnsiTheme="majorHAnsi" w:cstheme="majorHAnsi"/>
+        </w:rPr>
+        <w:t xml:space="preserve">, describing </w:t>
+      </w:r>
+      <w:r>
+        <w:rPr>
+          <w:rFonts w:asciiTheme="majorHAnsi" w:hAnsiTheme="majorHAnsi" w:cstheme="majorHAnsi"/>
+        </w:rPr>
+        <w:t>the problem, what I built, what changed for users</w:t>
+      </w:r>
+      <w:r>
+        <w:rPr>
+          <w:rFonts w:asciiTheme="majorHAnsi" w:hAnsiTheme="majorHAnsi" w:cstheme="majorHAnsi"/>
+        </w:rPr>
+        <w:t xml:space="preserve">, </w:t>
+      </w:r>
+      <w:r>
+        <w:rPr>
+          <w:rFonts w:asciiTheme="majorHAnsi" w:hAnsiTheme="majorHAnsi" w:cstheme="majorHAnsi"/>
+        </w:rPr>
+        <w:t>plus a quick video or link</w:t>
+      </w:r>
+      <w:r>
+        <w:rPr>
+          <w:rFonts w:asciiTheme="majorHAnsi" w:hAnsiTheme="majorHAnsi" w:cstheme="majorHAnsi"/>
+        </w:rPr>
+        <w:t xml:space="preserve"> on how this can be useful for the community</w:t>
+      </w:r>
+      <w:r>
+        <w:rPr>
+          <w:rFonts w:asciiTheme="majorHAnsi" w:hAnsiTheme="majorHAnsi" w:cstheme="majorHAnsi"/>
+        </w:rPr>
+        <w:t>. I</w:t>
+      </w:r>
+      <w:r>
+        <w:rPr>
+          <w:rFonts w:asciiTheme="majorHAnsi" w:hAnsiTheme="majorHAnsi" w:cstheme="majorHAnsi"/>
+        </w:rPr>
+        <w:t xml:space="preserve"> will</w:t>
+      </w:r>
+      <w:r>
+        <w:rPr>
+          <w:rFonts w:asciiTheme="majorHAnsi" w:hAnsiTheme="majorHAnsi" w:cstheme="majorHAnsi"/>
+        </w:rPr>
+        <w:t xml:space="preserve"> draw on what I learned at CSIRO</w:t>
+      </w:r>
+      <w:r>
+        <w:rPr>
+          <w:rFonts w:asciiTheme="majorHAnsi" w:hAnsiTheme="majorHAnsi" w:cstheme="majorHAnsi"/>
+        </w:rPr>
+        <w:t>, which was about</w:t>
+      </w:r>
+      <w:r>
+        <w:rPr>
+          <w:rFonts w:asciiTheme="majorHAnsi" w:hAnsiTheme="majorHAnsi" w:cstheme="majorHAnsi"/>
+        </w:rPr>
+        <w:t xml:space="preserve"> clear</w:t>
+      </w:r>
+      <w:r>
+        <w:rPr>
+          <w:rFonts w:asciiTheme="majorHAnsi" w:hAnsiTheme="majorHAnsi" w:cstheme="majorHAnsi"/>
+        </w:rPr>
+        <w:t>ly looking at the</w:t>
+      </w:r>
+      <w:r>
+        <w:rPr>
+          <w:rFonts w:asciiTheme="majorHAnsi" w:hAnsiTheme="majorHAnsi" w:cstheme="majorHAnsi"/>
+        </w:rPr>
+        <w:t xml:space="preserve"> problem, </w:t>
+      </w:r>
+      <w:r>
+        <w:rPr>
+          <w:rFonts w:asciiTheme="majorHAnsi" w:hAnsiTheme="majorHAnsi" w:cstheme="majorHAnsi"/>
+        </w:rPr>
+        <w:t xml:space="preserve">deriving a </w:t>
+      </w:r>
+      <w:r>
+        <w:rPr>
+          <w:rFonts w:asciiTheme="majorHAnsi" w:hAnsiTheme="majorHAnsi" w:cstheme="majorHAnsi"/>
+        </w:rPr>
+        <w:t>simple method</w:t>
+      </w:r>
+      <w:r>
+        <w:rPr>
+          <w:rFonts w:asciiTheme="majorHAnsi" w:hAnsiTheme="majorHAnsi" w:cstheme="majorHAnsi"/>
+        </w:rPr>
+        <w:t xml:space="preserve"> with</w:t>
+      </w:r>
+      <w:r>
+        <w:rPr>
+          <w:rFonts w:asciiTheme="majorHAnsi" w:hAnsiTheme="majorHAnsi" w:cstheme="majorHAnsi"/>
+        </w:rPr>
+        <w:t xml:space="preserve"> real evidence</w:t>
+      </w:r>
+      <w:r>
+        <w:rPr>
+          <w:rFonts w:asciiTheme="majorHAnsi" w:hAnsiTheme="majorHAnsi" w:cstheme="majorHAnsi"/>
+        </w:rPr>
+        <w:t xml:space="preserve"> </w:t>
+      </w:r>
+      <w:r>
+        <w:rPr>
+          <w:rFonts w:asciiTheme="majorHAnsi" w:hAnsiTheme="majorHAnsi" w:cstheme="majorHAnsi"/>
+        </w:rPr>
+        <w:t>and honest limit</w:t>
+      </w:r>
+      <w:r>
+        <w:rPr>
+          <w:rFonts w:asciiTheme="majorHAnsi" w:hAnsiTheme="majorHAnsi" w:cstheme="majorHAnsi"/>
+        </w:rPr>
+        <w:t>ations,</w:t>
+      </w:r>
+      <w:r>
+        <w:rPr>
+          <w:rFonts w:asciiTheme="majorHAnsi" w:hAnsiTheme="majorHAnsi" w:cstheme="majorHAnsi"/>
+        </w:rPr>
+        <w:t xml:space="preserve"> and </w:t>
+      </w:r>
+      <w:r>
+        <w:rPr>
+          <w:rFonts w:asciiTheme="majorHAnsi" w:hAnsiTheme="majorHAnsi" w:cstheme="majorHAnsi"/>
+        </w:rPr>
+        <w:t>collaborating with team members in</w:t>
+      </w:r>
+      <w:r>
+        <w:rPr>
+          <w:rFonts w:asciiTheme="majorHAnsi" w:hAnsiTheme="majorHAnsi" w:cstheme="majorHAnsi"/>
+        </w:rPr>
+        <w:t xml:space="preserve"> Australian </w:t>
+      </w:r>
+      <w:r>
+        <w:rPr>
+          <w:rFonts w:asciiTheme="majorHAnsi" w:hAnsiTheme="majorHAnsi" w:cstheme="majorHAnsi"/>
+        </w:rPr>
+        <w:t>work environments. I will aim for more</w:t>
+      </w:r>
+      <w:r>
+        <w:rPr>
+          <w:rFonts w:asciiTheme="majorHAnsi" w:hAnsiTheme="majorHAnsi" w:cstheme="majorHAnsi"/>
+        </w:rPr>
+        <w:t xml:space="preserve"> concise updates, respectful discussion</w:t>
+      </w:r>
+      <w:r>
+        <w:rPr>
+          <w:rFonts w:asciiTheme="majorHAnsi" w:hAnsiTheme="majorHAnsi" w:cstheme="majorHAnsi"/>
+        </w:rPr>
+        <w:t>s</w:t>
+      </w:r>
+      <w:r>
+        <w:rPr>
+          <w:rFonts w:asciiTheme="majorHAnsi" w:hAnsiTheme="majorHAnsi" w:cstheme="majorHAnsi"/>
+        </w:rPr>
+        <w:t>, and reliable follow-through. I</w:t>
+      </w:r>
+      <w:r>
+        <w:rPr>
+          <w:rFonts w:asciiTheme="majorHAnsi" w:hAnsiTheme="majorHAnsi" w:cstheme="majorHAnsi"/>
+        </w:rPr>
+        <w:t xml:space="preserve"> will</w:t>
+      </w:r>
+      <w:r>
+        <w:rPr>
+          <w:rFonts w:asciiTheme="majorHAnsi" w:hAnsiTheme="majorHAnsi" w:cstheme="majorHAnsi"/>
+        </w:rPr>
+        <w:t xml:space="preserve"> include my </w:t>
+      </w:r>
+      <w:r>
+        <w:rPr>
+          <w:rFonts w:asciiTheme="majorHAnsi" w:hAnsiTheme="majorHAnsi" w:cstheme="majorHAnsi"/>
+        </w:rPr>
+        <w:t xml:space="preserve">LinkedIn </w:t>
+      </w:r>
+      <w:r>
+        <w:rPr>
+          <w:rFonts w:asciiTheme="majorHAnsi" w:hAnsiTheme="majorHAnsi" w:cstheme="majorHAnsi"/>
+        </w:rPr>
+        <w:t>recommendation from Dr. Liu and highlight results that help everyday users. I</w:t>
+      </w:r>
+      <w:r>
+        <w:rPr>
+          <w:rFonts w:asciiTheme="majorHAnsi" w:hAnsiTheme="majorHAnsi" w:cstheme="majorHAnsi"/>
+        </w:rPr>
+        <w:t xml:space="preserve"> will</w:t>
+      </w:r>
+      <w:r>
+        <w:rPr>
+          <w:rFonts w:asciiTheme="majorHAnsi" w:hAnsiTheme="majorHAnsi" w:cstheme="majorHAnsi"/>
+        </w:rPr>
+        <w:t xml:space="preserve"> also state what I</w:t>
+      </w:r>
+      <w:r>
+        <w:rPr>
+          <w:rFonts w:asciiTheme="majorHAnsi" w:hAnsiTheme="majorHAnsi" w:cstheme="majorHAnsi"/>
+        </w:rPr>
+        <w:t xml:space="preserve"> am</w:t>
+      </w:r>
+      <w:r>
+        <w:rPr>
+          <w:rFonts w:asciiTheme="majorHAnsi" w:hAnsiTheme="majorHAnsi" w:cstheme="majorHAnsi"/>
+        </w:rPr>
+        <w:t xml:space="preserve"> still improving</w:t>
+      </w:r>
+      <w:r>
+        <w:rPr>
+          <w:rFonts w:asciiTheme="majorHAnsi" w:hAnsiTheme="majorHAnsi" w:cstheme="majorHAnsi"/>
+        </w:rPr>
+        <w:t xml:space="preserve"> at</w:t>
+      </w:r>
+      <w:r>
+        <w:rPr>
+          <w:rFonts w:asciiTheme="majorHAnsi" w:hAnsiTheme="majorHAnsi" w:cstheme="majorHAnsi"/>
+        </w:rPr>
+        <w:t xml:space="preserve"> (security, privacy, cleaner data) so</w:t>
+      </w:r>
+      <w:r>
+        <w:rPr>
+          <w:rFonts w:asciiTheme="majorHAnsi" w:hAnsiTheme="majorHAnsi" w:cstheme="majorHAnsi"/>
+        </w:rPr>
+        <w:t xml:space="preserve"> that</w:t>
+      </w:r>
+      <w:r>
+        <w:rPr>
+          <w:rFonts w:asciiTheme="majorHAnsi" w:hAnsiTheme="majorHAnsi" w:cstheme="majorHAnsi"/>
+        </w:rPr>
+        <w:t xml:space="preserve"> employers can see how I plan to grow and contribute.</w:t>
+      </w:r>
     </w:p>
     <w:p>
       <w:pPr>
@@ -3594,11 +4924,15 @@
         </w:numPr>
         <w:rPr>
           <w:rFonts w:asciiTheme="majorHAnsi" w:hAnsiTheme="majorHAnsi" w:cstheme="majorHAnsi"/>
-        </w:rPr>
-      </w:pPr>
-      <w:r>
-        <w:rPr>
-          <w:rFonts w:asciiTheme="majorHAnsi" w:hAnsiTheme="majorHAnsi" w:cstheme="majorHAnsi"/>
+          <w:b/>
+          <w:bCs/>
+        </w:rPr>
+      </w:pPr>
+      <w:r>
+        <w:rPr>
+          <w:rFonts w:asciiTheme="majorHAnsi" w:hAnsiTheme="majorHAnsi" w:cstheme="majorHAnsi"/>
+          <w:b/>
+          <w:bCs/>
         </w:rPr>
         <w:t>Review Forms (LO1 and LO2)</w:t>
       </w:r>
@@ -3642,8 +4976,8 @@
       <w:tblGrid>
         <w:gridCol w:w="1561"/>
         <w:gridCol w:w="2691"/>
-        <w:gridCol w:w="2410"/>
-        <w:gridCol w:w="2184"/>
+        <w:gridCol w:w="2127"/>
+        <w:gridCol w:w="2467"/>
       </w:tblGrid>
       <w:tr>
         <w:tc>
@@ -3696,7 +5030,7 @@
         </w:tc>
         <w:tc>
           <w:tcPr>
-            <w:tcW w:w="2410" w:type="dxa"/>
+            <w:tcW w:w="2127" w:type="dxa"/>
             <w:vAlign w:val="center"/>
           </w:tcPr>
           <w:p>
@@ -3720,7 +5054,7 @@
         </w:tc>
         <w:tc>
           <w:tcPr>
-            <w:tcW w:w="2184" w:type="dxa"/>
+            <w:tcW w:w="2467" w:type="dxa"/>
             <w:vAlign w:val="center"/>
           </w:tcPr>
           <w:p>
@@ -3778,30 +5112,61 @@
                 <w:rFonts w:asciiTheme="majorHAnsi" w:hAnsiTheme="majorHAnsi" w:cstheme="majorHAnsi"/>
               </w:rPr>
             </w:pPr>
-          </w:p>
-        </w:tc>
-        <w:tc>
-          <w:tcPr>
-            <w:tcW w:w="2410" w:type="dxa"/>
-          </w:tcPr>
-          <w:p>
-            <w:pPr>
-              <w:rPr>
-                <w:rFonts w:asciiTheme="majorHAnsi" w:hAnsiTheme="majorHAnsi" w:cstheme="majorHAnsi"/>
-              </w:rPr>
-            </w:pPr>
-          </w:p>
-        </w:tc>
-        <w:tc>
-          <w:tcPr>
-            <w:tcW w:w="2184" w:type="dxa"/>
-          </w:tcPr>
-          <w:p>
-            <w:pPr>
-              <w:rPr>
-                <w:rFonts w:asciiTheme="majorHAnsi" w:hAnsiTheme="majorHAnsi" w:cstheme="majorHAnsi"/>
-              </w:rPr>
-            </w:pPr>
+            <w:r>
+              <w:rPr>
+                <w:rFonts w:asciiTheme="majorHAnsi" w:hAnsiTheme="majorHAnsi" w:cstheme="majorHAnsi"/>
+              </w:rPr>
+              <w:t xml:space="preserve">      07 Aug 2025 (Week 1)</w:t>
+            </w:r>
+          </w:p>
+        </w:tc>
+        <w:tc>
+          <w:tcPr>
+            <w:tcW w:w="2127" w:type="dxa"/>
+          </w:tcPr>
+          <w:p>
+            <w:pPr>
+              <w:jc w:val="center"/>
+              <w:rPr>
+                <w:rFonts w:asciiTheme="majorHAnsi" w:hAnsiTheme="majorHAnsi" w:cstheme="majorHAnsi"/>
+              </w:rPr>
+            </w:pPr>
+            <w:r>
+              <w:rPr>
+                <w:rFonts w:asciiTheme="majorHAnsi" w:hAnsiTheme="majorHAnsi" w:cstheme="majorHAnsi"/>
+              </w:rPr>
+              <w:t>30 Minutes</w:t>
+            </w:r>
+          </w:p>
+        </w:tc>
+        <w:tc>
+          <w:tcPr>
+            <w:tcW w:w="2467" w:type="dxa"/>
+          </w:tcPr>
+          <w:p>
+            <w:pPr>
+              <w:rPr>
+                <w:rFonts w:asciiTheme="majorHAnsi" w:hAnsiTheme="majorHAnsi" w:cstheme="majorHAnsi"/>
+              </w:rPr>
+            </w:pPr>
+            <w:r>
+              <w:rPr>
+                <w:rFonts w:asciiTheme="majorHAnsi" w:hAnsiTheme="majorHAnsi" w:cstheme="majorHAnsi"/>
+              </w:rPr>
+              <w:t>Dr. Shigang Liu</w:t>
+            </w:r>
+            <w:r>
+              <w:rPr>
+                <w:rFonts w:asciiTheme="majorHAnsi" w:hAnsiTheme="majorHAnsi" w:cstheme="majorHAnsi"/>
+              </w:rPr>
+              <w:t>, Myself</w:t>
+            </w:r>
+            <w:r>
+              <w:rPr>
+                <w:rFonts w:asciiTheme="majorHAnsi" w:hAnsiTheme="majorHAnsi" w:cstheme="majorHAnsi"/>
+              </w:rPr>
+              <w:t xml:space="preserve"> (Arun)</w:t>
+            </w:r>
           </w:p>
         </w:tc>
       </w:tr>
@@ -3815,6 +5180,7 @@
           </w:tcPr>
           <w:p>
             <w:pPr>
+              <w:jc w:val="center"/>
               <w:rPr>
                 <w:rFonts w:asciiTheme="majorHAnsi" w:hAnsiTheme="majorHAnsi" w:cstheme="majorHAnsi"/>
               </w:rPr>
@@ -3836,35 +5202,84 @@
           </w:tcPr>
           <w:p>
             <w:pPr>
-              <w:rPr>
-                <w:rFonts w:asciiTheme="majorHAnsi" w:hAnsiTheme="majorHAnsi" w:cstheme="majorHAnsi"/>
-              </w:rPr>
-            </w:pPr>
-          </w:p>
-        </w:tc>
-        <w:tc>
-          <w:tcPr>
-            <w:tcW w:w="2410" w:type="dxa"/>
-          </w:tcPr>
-          <w:p>
-            <w:pPr>
               <w:jc w:val="center"/>
               <w:rPr>
                 <w:rFonts w:asciiTheme="majorHAnsi" w:hAnsiTheme="majorHAnsi" w:cstheme="majorHAnsi"/>
               </w:rPr>
             </w:pPr>
-          </w:p>
-        </w:tc>
-        <w:tc>
-          <w:tcPr>
-            <w:tcW w:w="2184" w:type="dxa"/>
-          </w:tcPr>
-          <w:p>
-            <w:pPr>
-              <w:rPr>
-                <w:rFonts w:asciiTheme="majorHAnsi" w:hAnsiTheme="majorHAnsi" w:cstheme="majorHAnsi"/>
-              </w:rPr>
-            </w:pPr>
+            <w:r>
+              <w:rPr>
+                <w:rFonts w:asciiTheme="majorHAnsi" w:hAnsiTheme="majorHAnsi" w:cstheme="majorHAnsi"/>
+              </w:rPr>
+              <w:t xml:space="preserve">12 Sep 2025 (Week </w:t>
+            </w:r>
+            <w:r>
+              <w:rPr>
+                <w:rFonts w:asciiTheme="majorHAnsi" w:hAnsiTheme="majorHAnsi" w:cstheme="majorHAnsi"/>
+              </w:rPr>
+              <w:t>6</w:t>
+            </w:r>
+            <w:r>
+              <w:rPr>
+                <w:rFonts w:asciiTheme="majorHAnsi" w:hAnsiTheme="majorHAnsi" w:cstheme="majorHAnsi"/>
+              </w:rPr>
+              <w:t>)</w:t>
+            </w:r>
+          </w:p>
+        </w:tc>
+        <w:tc>
+          <w:tcPr>
+            <w:tcW w:w="2127" w:type="dxa"/>
+          </w:tcPr>
+          <w:p>
+            <w:pPr>
+              <w:jc w:val="center"/>
+              <w:rPr>
+                <w:rFonts w:asciiTheme="majorHAnsi" w:hAnsiTheme="majorHAnsi" w:cstheme="majorHAnsi"/>
+              </w:rPr>
+            </w:pPr>
+            <w:r>
+              <w:rPr>
+                <w:rFonts w:asciiTheme="majorHAnsi" w:hAnsiTheme="majorHAnsi" w:cstheme="majorHAnsi"/>
+              </w:rPr>
+              <w:t>50 Minutes</w:t>
+            </w:r>
+          </w:p>
+        </w:tc>
+        <w:tc>
+          <w:tcPr>
+            <w:tcW w:w="2467" w:type="dxa"/>
+          </w:tcPr>
+          <w:p>
+            <w:pPr>
+              <w:rPr>
+                <w:rFonts w:asciiTheme="majorHAnsi" w:hAnsiTheme="majorHAnsi" w:cstheme="majorHAnsi"/>
+              </w:rPr>
+            </w:pPr>
+            <w:r>
+              <w:rPr>
+                <w:rFonts w:asciiTheme="majorHAnsi" w:hAnsiTheme="majorHAnsi" w:cstheme="majorHAnsi"/>
+              </w:rPr>
+              <w:t>Dr. Shigang Liu (Industry Supervisor), Dr. Bita Zaferanloo (Academic Supervisor), M</w:t>
+            </w:r>
+            <w:r>
+              <w:rPr>
+                <w:rFonts w:asciiTheme="majorHAnsi" w:hAnsiTheme="majorHAnsi" w:cstheme="majorHAnsi"/>
+              </w:rPr>
+              <w:t>yself</w:t>
+            </w:r>
+            <w:r>
+              <w:rPr>
+                <w:rFonts w:asciiTheme="majorHAnsi" w:hAnsiTheme="majorHAnsi" w:cstheme="majorHAnsi"/>
+              </w:rPr>
+              <w:t xml:space="preserve"> </w:t>
+            </w:r>
+            <w:r>
+              <w:rPr>
+                <w:rFonts w:asciiTheme="majorHAnsi" w:hAnsiTheme="majorHAnsi" w:cstheme="majorHAnsi"/>
+              </w:rPr>
+              <w:t>(Arun)</w:t>
+            </w:r>
           </w:p>
         </w:tc>
       </w:tr>
@@ -3878,6 +5293,7 @@
           </w:tcPr>
           <w:p>
             <w:pPr>
+              <w:jc w:val="center"/>
               <w:rPr>
                 <w:rFonts w:asciiTheme="majorHAnsi" w:hAnsiTheme="majorHAnsi" w:cstheme="majorHAnsi"/>
               </w:rPr>
@@ -3899,34 +5315,72 @@
           </w:tcPr>
           <w:p>
             <w:pPr>
-              <w:rPr>
-                <w:rFonts w:asciiTheme="majorHAnsi" w:hAnsiTheme="majorHAnsi" w:cstheme="majorHAnsi"/>
-              </w:rPr>
-            </w:pPr>
-          </w:p>
-        </w:tc>
-        <w:tc>
-          <w:tcPr>
-            <w:tcW w:w="2410" w:type="dxa"/>
-          </w:tcPr>
-          <w:p>
-            <w:pPr>
-              <w:rPr>
-                <w:rFonts w:asciiTheme="majorHAnsi" w:hAnsiTheme="majorHAnsi" w:cstheme="majorHAnsi"/>
-              </w:rPr>
-            </w:pPr>
-          </w:p>
-        </w:tc>
-        <w:tc>
-          <w:tcPr>
-            <w:tcW w:w="2184" w:type="dxa"/>
-          </w:tcPr>
-          <w:p>
-            <w:pPr>
-              <w:rPr>
-                <w:rFonts w:asciiTheme="majorHAnsi" w:hAnsiTheme="majorHAnsi" w:cstheme="majorHAnsi"/>
-              </w:rPr>
-            </w:pPr>
+              <w:jc w:val="center"/>
+              <w:rPr>
+                <w:rFonts w:asciiTheme="majorHAnsi" w:hAnsiTheme="majorHAnsi" w:cstheme="majorHAnsi"/>
+              </w:rPr>
+            </w:pPr>
+            <w:r>
+              <w:rPr>
+                <w:rFonts w:asciiTheme="majorHAnsi" w:hAnsiTheme="majorHAnsi" w:cstheme="majorHAnsi"/>
+              </w:rPr>
+              <w:t>24 Oct 2025 (Week 12)</w:t>
+            </w:r>
+          </w:p>
+        </w:tc>
+        <w:tc>
+          <w:tcPr>
+            <w:tcW w:w="2127" w:type="dxa"/>
+          </w:tcPr>
+          <w:p>
+            <w:pPr>
+              <w:jc w:val="center"/>
+              <w:rPr>
+                <w:rFonts w:asciiTheme="majorHAnsi" w:hAnsiTheme="majorHAnsi" w:cstheme="majorHAnsi"/>
+              </w:rPr>
+            </w:pPr>
+            <w:r>
+              <w:rPr>
+                <w:rFonts w:asciiTheme="majorHAnsi" w:hAnsiTheme="majorHAnsi" w:cstheme="majorHAnsi"/>
+              </w:rPr>
+              <w:t>30 Minutes</w:t>
+            </w:r>
+          </w:p>
+        </w:tc>
+        <w:tc>
+          <w:tcPr>
+            <w:tcW w:w="2467" w:type="dxa"/>
+          </w:tcPr>
+          <w:p>
+            <w:pPr>
+              <w:rPr>
+                <w:rFonts w:asciiTheme="majorHAnsi" w:hAnsiTheme="majorHAnsi" w:cstheme="majorHAnsi"/>
+              </w:rPr>
+            </w:pPr>
+            <w:r>
+              <w:rPr>
+                <w:rFonts w:asciiTheme="majorHAnsi" w:hAnsiTheme="majorHAnsi" w:cstheme="majorHAnsi"/>
+              </w:rPr>
+              <w:t>Dr. Shigang Liu (Industry Supervisor), Dr. Bita Zaferanloo (Academic Supervisor), M</w:t>
+            </w:r>
+            <w:r>
+              <w:rPr>
+                <w:rFonts w:asciiTheme="majorHAnsi" w:hAnsiTheme="majorHAnsi" w:cstheme="majorHAnsi"/>
+              </w:rPr>
+              <w:t>yself</w:t>
+            </w:r>
+            <w:r>
+              <w:rPr>
+                <w:rFonts w:asciiTheme="majorHAnsi" w:hAnsiTheme="majorHAnsi" w:cstheme="majorHAnsi"/>
+              </w:rPr>
+              <w:t xml:space="preserve"> </w:t>
+            </w:r>
+            <w:r>
+              <w:rPr>
+                <w:rFonts w:asciiTheme="majorHAnsi" w:hAnsiTheme="majorHAnsi" w:cstheme="majorHAnsi"/>
+              </w:rPr>
+              <w:t>(Arun)</w:t>
+            </w:r>
           </w:p>
         </w:tc>
       </w:tr>
@@ -3956,7 +5410,6 @@
         <w:rPr>
           <w:rFonts w:asciiTheme="majorHAnsi" w:hAnsiTheme="majorHAnsi" w:cstheme="majorHAnsi"/>
         </w:rPr>
-        <w:lastRenderedPageBreak/>
         <w:t xml:space="preserve">Complete the table below. </w:t>
       </w:r>
       <w:r>
@@ -4082,6 +5535,12 @@
                 <w:rFonts w:asciiTheme="majorHAnsi" w:hAnsiTheme="majorHAnsi" w:cstheme="majorHAnsi"/>
               </w:rPr>
             </w:pPr>
+            <w:r>
+              <w:rPr>
+                <w:rFonts w:asciiTheme="majorHAnsi" w:hAnsiTheme="majorHAnsi" w:cstheme="majorHAnsi"/>
+              </w:rPr>
+              <w:t>Practice Australian workplace habits (short updates, respectful discussion)</w:t>
+            </w:r>
           </w:p>
         </w:tc>
         <w:tc>
@@ -4097,6 +5556,12 @@
                 <w:rFonts w:asciiTheme="majorHAnsi" w:hAnsiTheme="majorHAnsi" w:cstheme="majorHAnsi"/>
               </w:rPr>
             </w:pPr>
+            <w:r>
+              <w:rPr>
+                <w:rFonts w:asciiTheme="majorHAnsi" w:hAnsiTheme="majorHAnsi" w:cstheme="majorHAnsi"/>
+              </w:rPr>
+              <w:t>Yes</w:t>
+            </w:r>
           </w:p>
         </w:tc>
         <w:tc>
@@ -4109,6 +5574,24 @@
                 <w:rFonts w:asciiTheme="majorHAnsi" w:hAnsiTheme="majorHAnsi" w:cstheme="majorHAnsi"/>
               </w:rPr>
             </w:pPr>
+            <w:r>
+              <w:rPr>
+                <w:rFonts w:asciiTheme="majorHAnsi" w:hAnsiTheme="majorHAnsi" w:cstheme="majorHAnsi"/>
+              </w:rPr>
+              <w:t>Before and after mid</w:t>
+            </w:r>
+            <w:r>
+              <w:rPr>
+                <w:rFonts w:asciiTheme="majorHAnsi" w:hAnsiTheme="majorHAnsi" w:cstheme="majorHAnsi"/>
+              </w:rPr>
+              <w:t>-semester</w:t>
+            </w:r>
+            <w:r>
+              <w:rPr>
+                <w:rFonts w:asciiTheme="majorHAnsi" w:hAnsiTheme="majorHAnsi" w:cstheme="majorHAnsi"/>
+              </w:rPr>
+              <w:t xml:space="preserve"> (weekly check-ins with Dr. Liu)</w:t>
+            </w:r>
           </w:p>
         </w:tc>
       </w:tr>
@@ -4126,6 +5609,24 @@
                 <w:rFonts w:asciiTheme="majorHAnsi" w:hAnsiTheme="majorHAnsi" w:cstheme="majorHAnsi"/>
               </w:rPr>
             </w:pPr>
+            <w:r>
+              <w:rPr>
+                <w:rFonts w:asciiTheme="majorHAnsi" w:hAnsiTheme="majorHAnsi" w:cstheme="majorHAnsi"/>
+              </w:rPr>
+              <w:t xml:space="preserve">Carry out </w:t>
+            </w:r>
+            <w:r>
+              <w:rPr>
+                <w:rFonts w:asciiTheme="majorHAnsi" w:hAnsiTheme="majorHAnsi" w:cstheme="majorHAnsi"/>
+              </w:rPr>
+              <w:t xml:space="preserve">weekly project discussion </w:t>
+            </w:r>
+            <w:r>
+              <w:rPr>
+                <w:rFonts w:asciiTheme="majorHAnsi" w:hAnsiTheme="majorHAnsi" w:cstheme="majorHAnsi"/>
+              </w:rPr>
+              <w:t>meetings with a clear agenda and minutes</w:t>
+            </w:r>
           </w:p>
         </w:tc>
         <w:tc>
@@ -4141,6 +5642,12 @@
                 <w:rFonts w:asciiTheme="majorHAnsi" w:hAnsiTheme="majorHAnsi" w:cstheme="majorHAnsi"/>
               </w:rPr>
             </w:pPr>
+            <w:r>
+              <w:rPr>
+                <w:rFonts w:asciiTheme="majorHAnsi" w:hAnsiTheme="majorHAnsi" w:cstheme="majorHAnsi"/>
+              </w:rPr>
+              <w:t>Yes</w:t>
+            </w:r>
           </w:p>
         </w:tc>
         <w:tc>
@@ -4153,6 +5660,12 @@
                 <w:rFonts w:asciiTheme="majorHAnsi" w:hAnsiTheme="majorHAnsi" w:cstheme="majorHAnsi"/>
               </w:rPr>
             </w:pPr>
+            <w:r>
+              <w:rPr>
+                <w:rFonts w:asciiTheme="majorHAnsi" w:hAnsiTheme="majorHAnsi" w:cstheme="majorHAnsi"/>
+              </w:rPr>
+              <w:t>Conducted each week for all 12 weeks with Dr. Liu, every Thursday morning.</w:t>
+            </w:r>
           </w:p>
         </w:tc>
       </w:tr>
@@ -4170,6 +5683,12 @@
                 <w:rFonts w:asciiTheme="majorHAnsi" w:hAnsiTheme="majorHAnsi" w:cstheme="majorHAnsi"/>
               </w:rPr>
             </w:pPr>
+            <w:r>
+              <w:rPr>
+                <w:rFonts w:asciiTheme="majorHAnsi" w:hAnsiTheme="majorHAnsi" w:cstheme="majorHAnsi"/>
+              </w:rPr>
+              <w:t>Present to a mixed audience (industry + academic)</w:t>
+            </w:r>
           </w:p>
         </w:tc>
         <w:tc>
@@ -4185,6 +5704,12 @@
                 <w:rFonts w:asciiTheme="majorHAnsi" w:hAnsiTheme="majorHAnsi" w:cstheme="majorHAnsi"/>
               </w:rPr>
             </w:pPr>
+            <w:r>
+              <w:rPr>
+                <w:rFonts w:asciiTheme="majorHAnsi" w:hAnsiTheme="majorHAnsi" w:cstheme="majorHAnsi"/>
+              </w:rPr>
+              <w:t>Yes</w:t>
+            </w:r>
           </w:p>
         </w:tc>
         <w:tc>
@@ -4193,6 +5718,293 @@
           </w:tcPr>
           <w:p>
             <w:pPr>
+              <w:rPr>
+                <w:rFonts w:asciiTheme="majorHAnsi" w:hAnsiTheme="majorHAnsi" w:cstheme="majorHAnsi"/>
+              </w:rPr>
+            </w:pPr>
+            <w:r>
+              <w:rPr>
+                <w:rFonts w:asciiTheme="majorHAnsi" w:hAnsiTheme="majorHAnsi" w:cstheme="majorHAnsi"/>
+              </w:rPr>
+              <w:t>At Mid-semester(presentation) and end of semester (final review and project presentation).</w:t>
+            </w:r>
+          </w:p>
+        </w:tc>
+      </w:tr>
+      <w:tr>
+        <w:tc>
+          <w:tcPr>
+            <w:tcW w:w="2835" w:type="dxa"/>
+            <w:tcBorders>
+              <w:right w:val="single" w:sz="4" w:space="0" w:color="auto"/>
+            </w:tcBorders>
+          </w:tcPr>
+          <w:p>
+            <w:pPr>
+              <w:rPr>
+                <w:rFonts w:asciiTheme="majorHAnsi" w:hAnsiTheme="majorHAnsi" w:cstheme="majorHAnsi"/>
+              </w:rPr>
+            </w:pPr>
+            <w:r>
+              <w:rPr>
+                <w:rFonts w:asciiTheme="majorHAnsi" w:hAnsiTheme="majorHAnsi" w:cstheme="majorHAnsi"/>
+              </w:rPr>
+              <w:t>Build my professional network and get supervisor feedback</w:t>
+            </w:r>
+          </w:p>
+        </w:tc>
+        <w:tc>
+          <w:tcPr>
+            <w:tcW w:w="1701" w:type="dxa"/>
+            <w:tcBorders>
+              <w:left w:val="single" w:sz="4" w:space="0" w:color="auto"/>
+            </w:tcBorders>
+          </w:tcPr>
+          <w:p>
+            <w:pPr>
+              <w:rPr>
+                <w:rFonts w:asciiTheme="majorHAnsi" w:hAnsiTheme="majorHAnsi" w:cstheme="majorHAnsi"/>
+              </w:rPr>
+            </w:pPr>
+            <w:r>
+              <w:rPr>
+                <w:rFonts w:asciiTheme="majorHAnsi" w:hAnsiTheme="majorHAnsi" w:cstheme="majorHAnsi"/>
+              </w:rPr>
+              <w:t>Yes</w:t>
+            </w:r>
+          </w:p>
+        </w:tc>
+        <w:tc>
+          <w:tcPr>
+            <w:tcW w:w="4310" w:type="dxa"/>
+          </w:tcPr>
+          <w:p>
+            <w:pPr>
+              <w:rPr>
+                <w:rFonts w:asciiTheme="majorHAnsi" w:hAnsiTheme="majorHAnsi" w:cstheme="majorHAnsi"/>
+              </w:rPr>
+            </w:pPr>
+            <w:r>
+              <w:rPr>
+                <w:rFonts w:asciiTheme="majorHAnsi" w:hAnsiTheme="majorHAnsi" w:cstheme="majorHAnsi"/>
+              </w:rPr>
+              <w:t xml:space="preserve">Both </w:t>
+            </w:r>
+            <w:r>
+              <w:rPr>
+                <w:rFonts w:asciiTheme="majorHAnsi" w:hAnsiTheme="majorHAnsi" w:cstheme="majorHAnsi"/>
+              </w:rPr>
+              <w:t>Before and after mid</w:t>
+            </w:r>
+            <w:r>
+              <w:rPr>
+                <w:rFonts w:asciiTheme="majorHAnsi" w:hAnsiTheme="majorHAnsi" w:cstheme="majorHAnsi"/>
+              </w:rPr>
+              <w:t>-semester</w:t>
+            </w:r>
+            <w:r>
+              <w:rPr>
+                <w:rFonts w:asciiTheme="majorHAnsi" w:hAnsiTheme="majorHAnsi" w:cstheme="majorHAnsi"/>
+              </w:rPr>
+              <w:t xml:space="preserve"> (</w:t>
+            </w:r>
+            <w:r>
+              <w:rPr>
+                <w:rFonts w:asciiTheme="majorHAnsi" w:hAnsiTheme="majorHAnsi" w:cstheme="majorHAnsi"/>
+              </w:rPr>
+              <w:t>meeting CSIRO colleagues,</w:t>
+            </w:r>
+            <w:r>
+              <w:rPr>
+                <w:rFonts w:asciiTheme="majorHAnsi" w:hAnsiTheme="majorHAnsi" w:cstheme="majorHAnsi"/>
+              </w:rPr>
+              <w:t xml:space="preserve"> LinkedIn recommendation</w:t>
+            </w:r>
+            <w:r>
+              <w:rPr>
+                <w:rFonts w:asciiTheme="majorHAnsi" w:hAnsiTheme="majorHAnsi" w:cstheme="majorHAnsi"/>
+              </w:rPr>
+              <w:t xml:space="preserve"> from Dr. Liu</w:t>
+            </w:r>
+            <w:r>
+              <w:rPr>
+                <w:rFonts w:asciiTheme="majorHAnsi" w:hAnsiTheme="majorHAnsi" w:cstheme="majorHAnsi"/>
+              </w:rPr>
+              <w:t>)</w:t>
+            </w:r>
+            <w:r>
+              <w:rPr>
+                <w:rFonts w:asciiTheme="majorHAnsi" w:hAnsiTheme="majorHAnsi" w:cstheme="majorHAnsi"/>
+              </w:rPr>
+              <w:t>.</w:t>
+            </w:r>
+          </w:p>
+        </w:tc>
+      </w:tr>
+      <w:tr>
+        <w:tc>
+          <w:tcPr>
+            <w:tcW w:w="2835" w:type="dxa"/>
+            <w:tcBorders>
+              <w:right w:val="single" w:sz="4" w:space="0" w:color="auto"/>
+            </w:tcBorders>
+          </w:tcPr>
+          <w:p>
+            <w:pPr>
+              <w:rPr>
+                <w:rFonts w:asciiTheme="majorHAnsi" w:hAnsiTheme="majorHAnsi" w:cstheme="majorHAnsi"/>
+              </w:rPr>
+            </w:pPr>
+            <w:r>
+              <w:rPr>
+                <w:rFonts w:asciiTheme="majorHAnsi" w:hAnsiTheme="majorHAnsi" w:cstheme="majorHAnsi"/>
+              </w:rPr>
+              <w:t>Explore community needs and gather feedback from different people in the community</w:t>
+            </w:r>
+          </w:p>
+        </w:tc>
+        <w:tc>
+          <w:tcPr>
+            <w:tcW w:w="1701" w:type="dxa"/>
+            <w:tcBorders>
+              <w:left w:val="single" w:sz="4" w:space="0" w:color="auto"/>
+            </w:tcBorders>
+          </w:tcPr>
+          <w:p>
+            <w:pPr>
+              <w:rPr>
+                <w:rFonts w:asciiTheme="majorHAnsi" w:hAnsiTheme="majorHAnsi" w:cstheme="majorHAnsi"/>
+              </w:rPr>
+            </w:pPr>
+            <w:r>
+              <w:rPr>
+                <w:rFonts w:asciiTheme="majorHAnsi" w:hAnsiTheme="majorHAnsi" w:cstheme="majorHAnsi"/>
+              </w:rPr>
+              <w:t>No</w:t>
+            </w:r>
+          </w:p>
+        </w:tc>
+        <w:tc>
+          <w:tcPr>
+            <w:tcW w:w="4310" w:type="dxa"/>
+          </w:tcPr>
+          <w:p>
+            <w:pPr>
+              <w:rPr>
+                <w:rFonts w:asciiTheme="majorHAnsi" w:hAnsiTheme="majorHAnsi" w:cstheme="majorHAnsi"/>
+              </w:rPr>
+            </w:pPr>
+            <w:r>
+              <w:rPr>
+                <w:rFonts w:asciiTheme="majorHAnsi" w:hAnsiTheme="majorHAnsi" w:cstheme="majorHAnsi"/>
+              </w:rPr>
+              <w:t>Will try to s</w:t>
+            </w:r>
+            <w:r>
+              <w:rPr>
+                <w:rFonts w:asciiTheme="majorHAnsi" w:hAnsiTheme="majorHAnsi" w:cstheme="majorHAnsi"/>
+              </w:rPr>
+              <w:t>et up a simple feedback loop (1-minute survey or quick chats, with consent) and capture 3–5 comments each iteration</w:t>
+            </w:r>
+          </w:p>
+        </w:tc>
+      </w:tr>
+      <w:tr>
+        <w:trPr>
+          <w:trHeight w:val="47"/>
+        </w:trPr>
+        <w:tc>
+          <w:tcPr>
+            <w:tcW w:w="2835" w:type="dxa"/>
+            <w:tcBorders>
+              <w:right w:val="single" w:sz="4" w:space="0" w:color="auto"/>
+            </w:tcBorders>
+          </w:tcPr>
+          <w:p>
+            <w:pPr>
+              <w:rPr>
+                <w:rFonts w:asciiTheme="majorHAnsi" w:hAnsiTheme="majorHAnsi" w:cstheme="majorHAnsi"/>
+              </w:rPr>
+            </w:pPr>
+            <w:r>
+              <w:rPr>
+                <w:rFonts w:asciiTheme="majorHAnsi" w:hAnsiTheme="majorHAnsi" w:cstheme="majorHAnsi"/>
+              </w:rPr>
+              <w:t>Understand how the organisation works (who to involve, approvals, stakeholder</w:t>
+            </w:r>
+            <w:r>
+              <w:rPr>
+                <w:rFonts w:asciiTheme="majorHAnsi" w:hAnsiTheme="majorHAnsi" w:cstheme="majorHAnsi"/>
+              </w:rPr>
+              <w:t xml:space="preserve"> roles)</w:t>
+            </w:r>
+            <w:r>
+              <w:rPr>
+                <w:rFonts w:asciiTheme="majorHAnsi" w:hAnsiTheme="majorHAnsi" w:cstheme="majorHAnsi"/>
+              </w:rPr>
+              <w:t>.</w:t>
+            </w:r>
+          </w:p>
+        </w:tc>
+        <w:tc>
+          <w:tcPr>
+            <w:tcW w:w="1701" w:type="dxa"/>
+            <w:tcBorders>
+              <w:left w:val="single" w:sz="4" w:space="0" w:color="auto"/>
+            </w:tcBorders>
+          </w:tcPr>
+          <w:p>
+            <w:pPr>
+              <w:rPr>
+                <w:rFonts w:asciiTheme="majorHAnsi" w:hAnsiTheme="majorHAnsi" w:cstheme="majorHAnsi"/>
+              </w:rPr>
+            </w:pPr>
+            <w:r>
+              <w:rPr>
+                <w:rFonts w:asciiTheme="majorHAnsi" w:hAnsiTheme="majorHAnsi" w:cstheme="majorHAnsi"/>
+              </w:rPr>
+              <w:t>Yes</w:t>
+            </w:r>
+          </w:p>
+        </w:tc>
+        <w:tc>
+          <w:tcPr>
+            <w:tcW w:w="4310" w:type="dxa"/>
+          </w:tcPr>
+          <w:p>
+            <w:pPr>
+              <w:rPr>
+                <w:rFonts w:asciiTheme="majorHAnsi" w:hAnsiTheme="majorHAnsi" w:cstheme="majorHAnsi"/>
+              </w:rPr>
+            </w:pPr>
+            <w:r>
+              <w:rPr>
+                <w:rFonts w:asciiTheme="majorHAnsi" w:hAnsiTheme="majorHAnsi" w:cstheme="majorHAnsi"/>
+              </w:rPr>
+              <w:t>Before and after mid</w:t>
+            </w:r>
+            <w:r>
+              <w:rPr>
+                <w:rFonts w:asciiTheme="majorHAnsi" w:hAnsiTheme="majorHAnsi" w:cstheme="majorHAnsi"/>
+              </w:rPr>
+              <w:t>-semester</w:t>
+            </w:r>
+            <w:r>
+              <w:rPr>
+                <w:rFonts w:asciiTheme="majorHAnsi" w:hAnsiTheme="majorHAnsi" w:cstheme="majorHAnsi"/>
+              </w:rPr>
+              <w:t xml:space="preserve"> (co-ordinating joint meetings clarified roles and decision paths)</w:t>
+            </w:r>
+            <w:r>
+              <w:rPr>
+                <w:rFonts w:asciiTheme="majorHAnsi" w:hAnsiTheme="majorHAnsi" w:cstheme="majorHAnsi"/>
+              </w:rPr>
+              <w:t>.</w:t>
+            </w:r>
+          </w:p>
+          <w:p>
+            <w:pPr>
+              <w:jc w:val="center"/>
               <w:rPr>
                 <w:rFonts w:asciiTheme="majorHAnsi" w:hAnsiTheme="majorHAnsi" w:cstheme="majorHAnsi"/>
               </w:rPr>
@@ -4203,18 +6015,10 @@
     </w:tbl>
     <w:p>
       <w:pPr>
-        <w:pStyle w:val="ListParagraph"/>
-        <w:ind w:left="709" w:hanging="142"/>
-        <w:rPr>
-          <w:rFonts w:asciiTheme="majorHAnsi" w:hAnsiTheme="majorHAnsi" w:cstheme="majorHAnsi"/>
-        </w:rPr>
-      </w:pPr>
-      <w:r>
-        <w:rPr>
-          <w:rFonts w:asciiTheme="majorHAnsi" w:hAnsiTheme="majorHAnsi" w:cstheme="majorHAnsi"/>
-        </w:rPr>
-        <w:t xml:space="preserve">* Add more rows if needed. </w:t>
-      </w:r>
+        <w:rPr>
+          <w:rFonts w:asciiTheme="majorHAnsi" w:hAnsiTheme="majorHAnsi" w:cstheme="majorHAnsi"/>
+        </w:rPr>
+      </w:pPr>
     </w:p>
     <w:p>
       <w:pPr>
@@ -4235,47 +6039,141 @@
         <w:ind w:left="709"/>
         <w:rPr>
           <w:rFonts w:asciiTheme="majorHAnsi" w:hAnsiTheme="majorHAnsi" w:cstheme="majorHAnsi"/>
-        </w:rPr>
-      </w:pPr>
-      <w:r>
-        <w:rPr>
-          <w:rFonts w:asciiTheme="majorHAnsi" w:hAnsiTheme="majorHAnsi" w:cstheme="majorHAnsi"/>
-        </w:rPr>
+          <w:b/>
+          <w:bCs/>
+        </w:rPr>
+      </w:pPr>
+      <w:r>
+        <w:rPr>
+          <w:rFonts w:asciiTheme="majorHAnsi" w:hAnsiTheme="majorHAnsi" w:cstheme="majorHAnsi"/>
+          <w:b/>
+          <w:bCs/>
+        </w:rPr>
+        <w:lastRenderedPageBreak/>
         <w:t>What would you differently in the future</w:t>
       </w:r>
       <w:r>
         <w:rPr>
           <w:rFonts w:asciiTheme="majorHAnsi" w:hAnsiTheme="majorHAnsi" w:cstheme="majorHAnsi"/>
+          <w:b/>
+          <w:bCs/>
         </w:rPr>
         <w:t xml:space="preserve"> when meeting with team lead, supervisors, or managers</w:t>
       </w:r>
       <w:r>
         <w:rPr>
           <w:rFonts w:asciiTheme="majorHAnsi" w:hAnsiTheme="majorHAnsi" w:cstheme="majorHAnsi"/>
+          <w:b/>
+          <w:bCs/>
         </w:rPr>
         <w:t>?</w:t>
       </w:r>
     </w:p>
     <w:p>
       <w:pPr>
-        <w:rPr>
-          <w:rFonts w:asciiTheme="majorHAnsi" w:hAnsiTheme="majorHAnsi" w:cstheme="majorHAnsi"/>
-        </w:rPr>
-      </w:pPr>
-    </w:p>
-    <w:p>
-      <w:pPr>
-        <w:rPr>
-          <w:rFonts w:asciiTheme="majorHAnsi" w:hAnsiTheme="majorHAnsi" w:cstheme="majorHAnsi"/>
-        </w:rPr>
-      </w:pPr>
-    </w:p>
-    <w:p>
-      <w:pPr>
-        <w:rPr>
-          <w:rFonts w:asciiTheme="majorHAnsi" w:hAnsiTheme="majorHAnsi" w:cstheme="majorHAnsi"/>
-        </w:rPr>
-      </w:pPr>
+        <w:spacing w:line="276" w:lineRule="auto"/>
+        <w:ind w:left="709"/>
+        <w:jc w:val="both"/>
+        <w:rPr>
+          <w:rFonts w:asciiTheme="majorHAnsi" w:hAnsiTheme="majorHAnsi" w:cstheme="majorHAnsi"/>
+        </w:rPr>
+      </w:pPr>
+      <w:r>
+        <w:rPr>
+          <w:rFonts w:asciiTheme="majorHAnsi" w:hAnsiTheme="majorHAnsi" w:cstheme="majorHAnsi"/>
+        </w:rPr>
+        <w:t xml:space="preserve">Going forward, I will </w:t>
+      </w:r>
+      <w:r>
+        <w:rPr>
+          <w:rFonts w:asciiTheme="majorHAnsi" w:hAnsiTheme="majorHAnsi" w:cstheme="majorHAnsi"/>
+        </w:rPr>
+        <w:t>update the</w:t>
+      </w:r>
+      <w:r>
+        <w:rPr>
+          <w:rFonts w:asciiTheme="majorHAnsi" w:hAnsiTheme="majorHAnsi" w:cstheme="majorHAnsi"/>
+        </w:rPr>
+        <w:t xml:space="preserve"> weekly updates </w:t>
+      </w:r>
+      <w:r>
+        <w:rPr>
+          <w:rFonts w:asciiTheme="majorHAnsi" w:hAnsiTheme="majorHAnsi" w:cstheme="majorHAnsi"/>
+        </w:rPr>
+        <w:t>with</w:t>
+      </w:r>
+      <w:r>
+        <w:rPr>
+          <w:rFonts w:asciiTheme="majorHAnsi" w:hAnsiTheme="majorHAnsi" w:cstheme="majorHAnsi"/>
+        </w:rPr>
+        <w:t xml:space="preserve"> a</w:t>
+      </w:r>
+      <w:r>
+        <w:rPr>
+          <w:rFonts w:asciiTheme="majorHAnsi" w:hAnsiTheme="majorHAnsi" w:cstheme="majorHAnsi"/>
+        </w:rPr>
+        <w:t>n additional</w:t>
+      </w:r>
+      <w:r>
+        <w:rPr>
+          <w:rFonts w:asciiTheme="majorHAnsi" w:hAnsiTheme="majorHAnsi" w:cstheme="majorHAnsi"/>
+        </w:rPr>
+        <w:t xml:space="preserve"> one-page </w:t>
+      </w:r>
+      <w:r>
+        <w:rPr>
+          <w:rFonts w:asciiTheme="majorHAnsi" w:hAnsiTheme="majorHAnsi" w:cstheme="majorHAnsi"/>
+        </w:rPr>
+        <w:t xml:space="preserve">work </w:t>
+      </w:r>
+      <w:r>
+        <w:rPr>
+          <w:rFonts w:asciiTheme="majorHAnsi" w:hAnsiTheme="majorHAnsi" w:cstheme="majorHAnsi"/>
+        </w:rPr>
+        <w:t>plan</w:t>
+      </w:r>
+      <w:r>
+        <w:rPr>
+          <w:rFonts w:asciiTheme="majorHAnsi" w:hAnsiTheme="majorHAnsi" w:cstheme="majorHAnsi"/>
+        </w:rPr>
+        <w:t xml:space="preserve"> with all the details</w:t>
+      </w:r>
+      <w:r>
+        <w:rPr>
+          <w:rFonts w:asciiTheme="majorHAnsi" w:hAnsiTheme="majorHAnsi" w:cstheme="majorHAnsi"/>
+        </w:rPr>
+        <w:t xml:space="preserve"> (agenda, progress, risks, decisions, requests). In meetings</w:t>
+      </w:r>
+      <w:r>
+        <w:rPr>
+          <w:rFonts w:asciiTheme="majorHAnsi" w:hAnsiTheme="majorHAnsi" w:cstheme="majorHAnsi"/>
+        </w:rPr>
+        <w:t>,</w:t>
+      </w:r>
+      <w:r>
+        <w:rPr>
+          <w:rFonts w:asciiTheme="majorHAnsi" w:hAnsiTheme="majorHAnsi" w:cstheme="majorHAnsi"/>
+        </w:rPr>
+        <w:t xml:space="preserve"> I will keep the presentation short, state what changed for users and the community, confirm attendees, record actions with owners, and send </w:t>
+      </w:r>
+      <w:r>
+        <w:rPr>
+          <w:rFonts w:asciiTheme="majorHAnsi" w:hAnsiTheme="majorHAnsi" w:cstheme="majorHAnsi"/>
+        </w:rPr>
+        <w:t>meeting minutes/</w:t>
+      </w:r>
+      <w:r>
+        <w:rPr>
+          <w:rFonts w:asciiTheme="majorHAnsi" w:hAnsiTheme="majorHAnsi" w:cstheme="majorHAnsi"/>
+        </w:rPr>
+        <w:t>notes within two hours. I will follow Australian workplace norms and bring a brief snapshot of community feedback to guide decision</w:t>
+      </w:r>
+      <w:r>
+        <w:rPr>
+          <w:rFonts w:asciiTheme="majorHAnsi" w:hAnsiTheme="majorHAnsi" w:cstheme="majorHAnsi"/>
+        </w:rPr>
+        <w:t>s.</w:t>
+      </w:r>
     </w:p>
     <w:p>
       <w:pPr>
@@ -4293,17 +6191,23 @@
         </w:numPr>
         <w:rPr>
           <w:rFonts w:asciiTheme="majorHAnsi" w:hAnsiTheme="majorHAnsi" w:cstheme="majorHAnsi"/>
-        </w:rPr>
-      </w:pPr>
-      <w:r>
-        <w:rPr>
-          <w:rFonts w:asciiTheme="majorHAnsi" w:hAnsiTheme="majorHAnsi" w:cstheme="majorHAnsi"/>
+          <w:b/>
+          <w:bCs/>
+        </w:rPr>
+      </w:pPr>
+      <w:r>
+        <w:rPr>
+          <w:rFonts w:asciiTheme="majorHAnsi" w:hAnsiTheme="majorHAnsi" w:cstheme="majorHAnsi"/>
+          <w:b/>
+          <w:bCs/>
         </w:rPr>
         <w:t>Communication</w:t>
       </w:r>
       <w:r>
         <w:rPr>
           <w:rFonts w:asciiTheme="majorHAnsi" w:hAnsiTheme="majorHAnsi" w:cstheme="majorHAnsi"/>
+          <w:b/>
+          <w:bCs/>
         </w:rPr>
         <w:t xml:space="preserve"> (LO1 and LO4)</w:t>
       </w:r>
@@ -4420,10 +6324,19 @@
           </w:tcPr>
           <w:p>
             <w:pPr>
-              <w:rPr>
-                <w:rFonts w:asciiTheme="majorHAnsi" w:hAnsiTheme="majorHAnsi" w:cstheme="majorHAnsi"/>
-              </w:rPr>
-            </w:pPr>
+              <w:tabs>
+                <w:tab w:val="left" w:pos="1739"/>
+              </w:tabs>
+              <w:rPr>
+                <w:rFonts w:asciiTheme="majorHAnsi" w:hAnsiTheme="majorHAnsi" w:cstheme="majorHAnsi"/>
+              </w:rPr>
+            </w:pPr>
+            <w:r>
+              <w:rPr>
+                <w:rFonts w:asciiTheme="majorHAnsi" w:hAnsiTheme="majorHAnsi" w:cstheme="majorHAnsi"/>
+              </w:rPr>
+              <w:t>Weekly email update (with tasks, evidence links, next week plan)</w:t>
+            </w:r>
           </w:p>
         </w:tc>
         <w:tc>
@@ -4439,6 +6352,12 @@
                 <w:rFonts w:asciiTheme="majorHAnsi" w:hAnsiTheme="majorHAnsi" w:cstheme="majorHAnsi"/>
               </w:rPr>
             </w:pPr>
+            <w:r>
+              <w:rPr>
+                <w:rFonts w:asciiTheme="majorHAnsi" w:hAnsiTheme="majorHAnsi" w:cstheme="majorHAnsi"/>
+              </w:rPr>
+              <w:t>Weekly (Weeks 1–12)</w:t>
+            </w:r>
           </w:p>
         </w:tc>
       </w:tr>
@@ -4456,6 +6375,12 @@
                 <w:rFonts w:asciiTheme="majorHAnsi" w:hAnsiTheme="majorHAnsi" w:cstheme="majorHAnsi"/>
               </w:rPr>
             </w:pPr>
+            <w:r>
+              <w:rPr>
+                <w:rFonts w:asciiTheme="majorHAnsi" w:hAnsiTheme="majorHAnsi" w:cstheme="majorHAnsi"/>
+              </w:rPr>
+              <w:t>Microsoft Teams chat (quick questions, small updates)</w:t>
+            </w:r>
           </w:p>
         </w:tc>
         <w:tc>
@@ -4471,6 +6396,12 @@
                 <w:rFonts w:asciiTheme="majorHAnsi" w:hAnsiTheme="majorHAnsi" w:cstheme="majorHAnsi"/>
               </w:rPr>
             </w:pPr>
+            <w:r>
+              <w:rPr>
+                <w:rFonts w:asciiTheme="majorHAnsi" w:hAnsiTheme="majorHAnsi" w:cstheme="majorHAnsi"/>
+              </w:rPr>
+              <w:t>2–3 times per week</w:t>
+            </w:r>
           </w:p>
         </w:tc>
       </w:tr>
@@ -4488,6 +6419,36 @@
                 <w:rFonts w:asciiTheme="majorHAnsi" w:hAnsiTheme="majorHAnsi" w:cstheme="majorHAnsi"/>
               </w:rPr>
             </w:pPr>
+            <w:r>
+              <w:rPr>
+                <w:rFonts w:asciiTheme="majorHAnsi" w:hAnsiTheme="majorHAnsi" w:cstheme="majorHAnsi"/>
+              </w:rPr>
+              <w:t>Microsoft Teams video calls</w:t>
+            </w:r>
+            <w:r>
+              <w:rPr>
+                <w:rFonts w:asciiTheme="majorHAnsi" w:hAnsiTheme="majorHAnsi" w:cstheme="majorHAnsi"/>
+              </w:rPr>
+              <w:t xml:space="preserve"> and meetings</w:t>
+            </w:r>
+            <w:r>
+              <w:rPr>
+                <w:rFonts w:asciiTheme="majorHAnsi" w:hAnsiTheme="majorHAnsi" w:cstheme="majorHAnsi"/>
+              </w:rPr>
+              <w:t xml:space="preserve"> (</w:t>
+            </w:r>
+            <w:r>
+              <w:rPr>
+                <w:rFonts w:asciiTheme="majorHAnsi" w:hAnsiTheme="majorHAnsi" w:cstheme="majorHAnsi"/>
+              </w:rPr>
+              <w:t xml:space="preserve">weekly project progressions, </w:t>
+            </w:r>
+            <w:r>
+              <w:rPr>
+                <w:rFonts w:asciiTheme="majorHAnsi" w:hAnsiTheme="majorHAnsi" w:cstheme="majorHAnsi"/>
+              </w:rPr>
+              <w:t>check-ins, reviews)</w:t>
+            </w:r>
           </w:p>
         </w:tc>
         <w:tc>
@@ -4503,25 +6464,343 @@
                 <w:rFonts w:asciiTheme="majorHAnsi" w:hAnsiTheme="majorHAnsi" w:cstheme="majorHAnsi"/>
               </w:rPr>
             </w:pPr>
+            <w:r>
+              <w:rPr>
+                <w:rFonts w:asciiTheme="majorHAnsi" w:hAnsiTheme="majorHAnsi" w:cstheme="majorHAnsi"/>
+              </w:rPr>
+              <w:t>As scheduled; more in Weeks 7–12</w:t>
+            </w:r>
+          </w:p>
+        </w:tc>
+      </w:tr>
+      <w:tr>
+        <w:tc>
+          <w:tcPr>
+            <w:tcW w:w="4961" w:type="dxa"/>
+            <w:tcBorders>
+              <w:right w:val="single" w:sz="4" w:space="0" w:color="auto"/>
+            </w:tcBorders>
+          </w:tcPr>
+          <w:p>
+            <w:pPr>
+              <w:rPr>
+                <w:rFonts w:asciiTheme="majorHAnsi" w:hAnsiTheme="majorHAnsi" w:cstheme="majorHAnsi"/>
+              </w:rPr>
+            </w:pPr>
+            <w:r>
+              <w:rPr>
+                <w:rFonts w:asciiTheme="majorHAnsi" w:hAnsiTheme="majorHAnsi" w:cstheme="majorHAnsi"/>
+              </w:rPr>
+              <w:t>Calendar invites (pre/mid/final reviews)</w:t>
+            </w:r>
+          </w:p>
+        </w:tc>
+        <w:tc>
+          <w:tcPr>
+            <w:tcW w:w="3885" w:type="dxa"/>
+            <w:tcBorders>
+              <w:left w:val="single" w:sz="4" w:space="0" w:color="auto"/>
+            </w:tcBorders>
+          </w:tcPr>
+          <w:p>
+            <w:pPr>
+              <w:tabs>
+                <w:tab w:val="left" w:pos="1262"/>
+              </w:tabs>
+              <w:rPr>
+                <w:rFonts w:asciiTheme="majorHAnsi" w:hAnsiTheme="majorHAnsi" w:cstheme="majorHAnsi"/>
+              </w:rPr>
+            </w:pPr>
+            <w:r>
+              <w:rPr>
+                <w:rFonts w:asciiTheme="majorHAnsi" w:hAnsiTheme="majorHAnsi" w:cstheme="majorHAnsi"/>
+              </w:rPr>
+              <w:t>For each meeting</w:t>
+            </w:r>
+          </w:p>
+        </w:tc>
+      </w:tr>
+      <w:tr>
+        <w:tc>
+          <w:tcPr>
+            <w:tcW w:w="4961" w:type="dxa"/>
+            <w:tcBorders>
+              <w:right w:val="single" w:sz="4" w:space="0" w:color="auto"/>
+            </w:tcBorders>
+          </w:tcPr>
+          <w:p>
+            <w:pPr>
+              <w:rPr>
+                <w:rFonts w:asciiTheme="majorHAnsi" w:hAnsiTheme="majorHAnsi" w:cstheme="majorHAnsi"/>
+              </w:rPr>
+            </w:pPr>
+            <w:r>
+              <w:rPr>
+                <w:rFonts w:asciiTheme="majorHAnsi" w:hAnsiTheme="majorHAnsi" w:cstheme="majorHAnsi"/>
+              </w:rPr>
+              <w:t>OneDrive/SharePoint links (slides, code, screenshots)</w:t>
+            </w:r>
+          </w:p>
+        </w:tc>
+        <w:tc>
+          <w:tcPr>
+            <w:tcW w:w="3885" w:type="dxa"/>
+            <w:tcBorders>
+              <w:left w:val="single" w:sz="4" w:space="0" w:color="auto"/>
+            </w:tcBorders>
+          </w:tcPr>
+          <w:p>
+            <w:pPr>
+              <w:rPr>
+                <w:rFonts w:asciiTheme="majorHAnsi" w:hAnsiTheme="majorHAnsi" w:cstheme="majorHAnsi"/>
+              </w:rPr>
+            </w:pPr>
+            <w:r>
+              <w:rPr>
+                <w:rFonts w:asciiTheme="majorHAnsi" w:hAnsiTheme="majorHAnsi" w:cstheme="majorHAnsi"/>
+              </w:rPr>
+              <w:t>Whenever sharing artefacts</w:t>
+            </w:r>
+          </w:p>
+        </w:tc>
+      </w:tr>
+      <w:tr>
+        <w:tc>
+          <w:tcPr>
+            <w:tcW w:w="4961" w:type="dxa"/>
+            <w:tcBorders>
+              <w:right w:val="single" w:sz="4" w:space="0" w:color="auto"/>
+            </w:tcBorders>
+          </w:tcPr>
+          <w:p>
+            <w:pPr>
+              <w:tabs>
+                <w:tab w:val="left" w:pos="3104"/>
+              </w:tabs>
+              <w:rPr>
+                <w:rFonts w:asciiTheme="majorHAnsi" w:hAnsiTheme="majorHAnsi" w:cstheme="majorHAnsi"/>
+              </w:rPr>
+            </w:pPr>
+            <w:r>
+              <w:rPr>
+                <w:rFonts w:asciiTheme="majorHAnsi" w:hAnsiTheme="majorHAnsi" w:cstheme="majorHAnsi"/>
+              </w:rPr>
+              <w:t xml:space="preserve">Post-meeting </w:t>
+            </w:r>
+            <w:r>
+              <w:rPr>
+                <w:rFonts w:asciiTheme="majorHAnsi" w:hAnsiTheme="majorHAnsi" w:cstheme="majorHAnsi"/>
+              </w:rPr>
+              <w:t>minutes</w:t>
+            </w:r>
+            <w:r>
+              <w:rPr>
+                <w:rFonts w:asciiTheme="majorHAnsi" w:hAnsiTheme="majorHAnsi" w:cstheme="majorHAnsi"/>
+              </w:rPr>
+              <w:t xml:space="preserve"> email (actions, owners, dates)</w:t>
+            </w:r>
+          </w:p>
+        </w:tc>
+        <w:tc>
+          <w:tcPr>
+            <w:tcW w:w="3885" w:type="dxa"/>
+            <w:tcBorders>
+              <w:left w:val="single" w:sz="4" w:space="0" w:color="auto"/>
+            </w:tcBorders>
+          </w:tcPr>
+          <w:p>
+            <w:pPr>
+              <w:rPr>
+                <w:rFonts w:asciiTheme="majorHAnsi" w:hAnsiTheme="majorHAnsi" w:cstheme="majorHAnsi"/>
+              </w:rPr>
+            </w:pPr>
+            <w:r>
+              <w:rPr>
+                <w:rFonts w:asciiTheme="majorHAnsi" w:hAnsiTheme="majorHAnsi" w:cstheme="majorHAnsi"/>
+              </w:rPr>
+              <w:t>Within 2 hours after meetings</w:t>
+            </w:r>
+          </w:p>
+        </w:tc>
+      </w:tr>
+      <w:tr>
+        <w:tc>
+          <w:tcPr>
+            <w:tcW w:w="4961" w:type="dxa"/>
+            <w:tcBorders>
+              <w:right w:val="single" w:sz="4" w:space="0" w:color="auto"/>
+            </w:tcBorders>
+          </w:tcPr>
+          <w:p>
+            <w:pPr>
+              <w:tabs>
+                <w:tab w:val="left" w:pos="3104"/>
+              </w:tabs>
+              <w:rPr>
+                <w:rFonts w:asciiTheme="majorHAnsi" w:hAnsiTheme="majorHAnsi" w:cstheme="majorHAnsi"/>
+              </w:rPr>
+            </w:pPr>
+            <w:r>
+              <w:rPr>
+                <w:rFonts w:asciiTheme="majorHAnsi" w:hAnsiTheme="majorHAnsi" w:cstheme="majorHAnsi"/>
+              </w:rPr>
+              <w:t>Final p</w:t>
+            </w:r>
+            <w:r>
+              <w:rPr>
+                <w:rFonts w:asciiTheme="majorHAnsi" w:hAnsiTheme="majorHAnsi" w:cstheme="majorHAnsi"/>
+              </w:rPr>
+              <w:t xml:space="preserve">resentation </w:t>
+            </w:r>
+            <w:r>
+              <w:rPr>
+                <w:rFonts w:asciiTheme="majorHAnsi" w:hAnsiTheme="majorHAnsi" w:cstheme="majorHAnsi"/>
+              </w:rPr>
+              <w:t>checking and verification</w:t>
+            </w:r>
+            <w:r>
+              <w:rPr>
+                <w:rFonts w:asciiTheme="majorHAnsi" w:hAnsiTheme="majorHAnsi" w:cstheme="majorHAnsi"/>
+              </w:rPr>
+              <w:t xml:space="preserve"> (with supervisor)</w:t>
+            </w:r>
+          </w:p>
+        </w:tc>
+        <w:tc>
+          <w:tcPr>
+            <w:tcW w:w="3885" w:type="dxa"/>
+            <w:tcBorders>
+              <w:left w:val="single" w:sz="4" w:space="0" w:color="auto"/>
+            </w:tcBorders>
+          </w:tcPr>
+          <w:p>
+            <w:pPr>
+              <w:rPr>
+                <w:rFonts w:asciiTheme="majorHAnsi" w:hAnsiTheme="majorHAnsi" w:cstheme="majorHAnsi"/>
+              </w:rPr>
+            </w:pPr>
+            <w:r>
+              <w:rPr>
+                <w:rFonts w:asciiTheme="majorHAnsi" w:hAnsiTheme="majorHAnsi" w:cstheme="majorHAnsi"/>
+              </w:rPr>
+              <w:t>1–2 sessions in Weeks 11</w:t>
+            </w:r>
+            <w:r>
+              <w:rPr>
+                <w:rFonts w:asciiTheme="majorHAnsi" w:hAnsiTheme="majorHAnsi" w:cstheme="majorHAnsi"/>
+              </w:rPr>
+              <w:t>-12</w:t>
+            </w:r>
+          </w:p>
+        </w:tc>
+      </w:tr>
+      <w:tr>
+        <w:tc>
+          <w:tcPr>
+            <w:tcW w:w="4961" w:type="dxa"/>
+            <w:tcBorders>
+              <w:right w:val="single" w:sz="4" w:space="0" w:color="auto"/>
+            </w:tcBorders>
+          </w:tcPr>
+          <w:p>
+            <w:pPr>
+              <w:tabs>
+                <w:tab w:val="left" w:pos="3104"/>
+              </w:tabs>
+              <w:rPr>
+                <w:rFonts w:asciiTheme="majorHAnsi" w:hAnsiTheme="majorHAnsi" w:cstheme="majorHAnsi"/>
+              </w:rPr>
+            </w:pPr>
+            <w:r>
+              <w:rPr>
+                <w:rFonts w:asciiTheme="majorHAnsi" w:hAnsiTheme="majorHAnsi" w:cstheme="majorHAnsi"/>
+              </w:rPr>
+              <w:t>Phone call (urgent items)</w:t>
+            </w:r>
+          </w:p>
+        </w:tc>
+        <w:tc>
+          <w:tcPr>
+            <w:tcW w:w="3885" w:type="dxa"/>
+            <w:tcBorders>
+              <w:left w:val="single" w:sz="4" w:space="0" w:color="auto"/>
+            </w:tcBorders>
+          </w:tcPr>
+          <w:p>
+            <w:pPr>
+              <w:rPr>
+                <w:rFonts w:asciiTheme="majorHAnsi" w:hAnsiTheme="majorHAnsi" w:cstheme="majorHAnsi"/>
+              </w:rPr>
+            </w:pPr>
+            <w:r>
+              <w:rPr>
+                <w:rFonts w:asciiTheme="majorHAnsi" w:hAnsiTheme="majorHAnsi" w:cstheme="majorHAnsi"/>
+              </w:rPr>
+              <w:t>This was never used during the internship</w:t>
+            </w:r>
+          </w:p>
+        </w:tc>
+      </w:tr>
+      <w:tr>
+        <w:tc>
+          <w:tcPr>
+            <w:tcW w:w="4961" w:type="dxa"/>
+            <w:tcBorders>
+              <w:right w:val="single" w:sz="4" w:space="0" w:color="auto"/>
+            </w:tcBorders>
+          </w:tcPr>
+          <w:p>
+            <w:pPr>
+              <w:tabs>
+                <w:tab w:val="left" w:pos="3104"/>
+              </w:tabs>
+              <w:rPr>
+                <w:rFonts w:asciiTheme="majorHAnsi" w:hAnsiTheme="majorHAnsi" w:cstheme="majorHAnsi"/>
+              </w:rPr>
+            </w:pPr>
+            <w:r>
+              <w:rPr>
+                <w:rFonts w:asciiTheme="majorHAnsi" w:hAnsiTheme="majorHAnsi" w:cstheme="majorHAnsi"/>
+              </w:rPr>
+              <w:t xml:space="preserve">GitHub Repository </w:t>
+            </w:r>
+            <w:r>
+              <w:rPr>
+                <w:rFonts w:asciiTheme="majorHAnsi" w:hAnsiTheme="majorHAnsi" w:cstheme="majorHAnsi"/>
+              </w:rPr>
+              <w:t>(complete</w:t>
+            </w:r>
+            <w:r>
+              <w:rPr>
+                <w:rFonts w:asciiTheme="majorHAnsi" w:hAnsiTheme="majorHAnsi" w:cstheme="majorHAnsi"/>
+              </w:rPr>
+              <w:t xml:space="preserve"> project source code, all files and user manual</w:t>
+            </w:r>
+          </w:p>
+        </w:tc>
+        <w:tc>
+          <w:tcPr>
+            <w:tcW w:w="3885" w:type="dxa"/>
+            <w:tcBorders>
+              <w:left w:val="single" w:sz="4" w:space="0" w:color="auto"/>
+            </w:tcBorders>
+          </w:tcPr>
+          <w:p>
+            <w:pPr>
+              <w:rPr>
+                <w:rFonts w:asciiTheme="majorHAnsi" w:hAnsiTheme="majorHAnsi" w:cstheme="majorHAnsi"/>
+              </w:rPr>
+            </w:pPr>
+            <w:r>
+              <w:rPr>
+                <w:rFonts w:asciiTheme="majorHAnsi" w:hAnsiTheme="majorHAnsi" w:cstheme="majorHAnsi"/>
+              </w:rPr>
+              <w:t>Once, at the end of the internship in week 12.</w:t>
+            </w:r>
           </w:p>
         </w:tc>
       </w:tr>
     </w:tbl>
-    <w:p>
-      <w:pPr>
-        <w:pStyle w:val="ListParagraph"/>
-        <w:ind w:left="709" w:hanging="142"/>
-        <w:rPr>
-          <w:rFonts w:asciiTheme="majorHAnsi" w:hAnsiTheme="majorHAnsi" w:cstheme="majorHAnsi"/>
-        </w:rPr>
-      </w:pPr>
-      <w:r>
-        <w:rPr>
-          <w:rFonts w:asciiTheme="majorHAnsi" w:hAnsiTheme="majorHAnsi" w:cstheme="majorHAnsi"/>
-        </w:rPr>
-        <w:t xml:space="preserve">* Add more rows if needed. </w:t>
-      </w:r>
-    </w:p>
     <w:p>
       <w:pPr>
         <w:pStyle w:val="ListParagraph"/>
@@ -4541,21 +6820,56 @@
         <w:ind w:left="709"/>
         <w:rPr>
           <w:rFonts w:asciiTheme="majorHAnsi" w:hAnsiTheme="majorHAnsi" w:cstheme="majorHAnsi"/>
-        </w:rPr>
-      </w:pPr>
-      <w:r>
-        <w:rPr>
-          <w:rFonts w:asciiTheme="majorHAnsi" w:hAnsiTheme="majorHAnsi" w:cstheme="majorHAnsi"/>
+          <w:b/>
+          <w:bCs/>
+        </w:rPr>
+      </w:pPr>
+      <w:r>
+        <w:rPr>
+          <w:rFonts w:asciiTheme="majorHAnsi" w:hAnsiTheme="majorHAnsi" w:cstheme="majorHAnsi"/>
+          <w:b/>
+          <w:bCs/>
         </w:rPr>
         <w:t>Did you continue the weekly communication update up to week 12?</w:t>
       </w:r>
     </w:p>
     <w:p>
       <w:pPr>
-        <w:rPr>
-          <w:rFonts w:asciiTheme="majorHAnsi" w:hAnsiTheme="majorHAnsi" w:cstheme="majorHAnsi"/>
-        </w:rPr>
-      </w:pPr>
+        <w:ind w:left="709"/>
+        <w:rPr>
+          <w:rFonts w:asciiTheme="majorHAnsi" w:hAnsiTheme="majorHAnsi" w:cstheme="majorHAnsi"/>
+        </w:rPr>
+      </w:pPr>
+      <w:r>
+        <w:rPr>
+          <w:rFonts w:asciiTheme="majorHAnsi" w:hAnsiTheme="majorHAnsi" w:cstheme="majorHAnsi"/>
+        </w:rPr>
+        <w:t>Yes</w:t>
+      </w:r>
+      <w:r>
+        <w:rPr>
+          <w:rFonts w:asciiTheme="majorHAnsi" w:hAnsiTheme="majorHAnsi" w:cstheme="majorHAnsi"/>
+        </w:rPr>
+        <w:t>,</w:t>
+      </w:r>
+      <w:r>
+        <w:rPr>
+          <w:rFonts w:asciiTheme="majorHAnsi" w:hAnsiTheme="majorHAnsi" w:cstheme="majorHAnsi"/>
+        </w:rPr>
+        <w:t xml:space="preserve"> </w:t>
+      </w:r>
+      <w:r>
+        <w:rPr>
+          <w:rFonts w:asciiTheme="majorHAnsi" w:hAnsiTheme="majorHAnsi" w:cstheme="majorHAnsi"/>
+        </w:rPr>
+        <w:t xml:space="preserve">weekly updates were sent for Weeks 1–12 (evidence attached in the </w:t>
+      </w:r>
+      <w:r>
+        <w:rPr>
+          <w:rFonts w:asciiTheme="majorHAnsi" w:hAnsiTheme="majorHAnsi" w:cstheme="majorHAnsi"/>
+        </w:rPr>
+        <w:t>supporting documents section)</w:t>
+      </w:r>
     </w:p>
     <w:p>
       <w:pPr>
@@ -4567,54 +6881,97 @@
         <w:ind w:left="709"/>
         <w:rPr>
           <w:rFonts w:asciiTheme="majorHAnsi" w:hAnsiTheme="majorHAnsi" w:cstheme="majorHAnsi"/>
-        </w:rPr>
-      </w:pPr>
-      <w:r>
-        <w:rPr>
-          <w:rFonts w:asciiTheme="majorHAnsi" w:hAnsiTheme="majorHAnsi" w:cstheme="majorHAnsi"/>
+          <w:b/>
+          <w:bCs/>
+        </w:rPr>
+      </w:pPr>
+      <w:r>
+        <w:rPr>
+          <w:rFonts w:asciiTheme="majorHAnsi" w:hAnsiTheme="majorHAnsi" w:cstheme="majorHAnsi"/>
+          <w:b/>
+          <w:bCs/>
         </w:rPr>
         <w:t>What would you differently in the future</w:t>
       </w:r>
       <w:r>
         <w:rPr>
           <w:rFonts w:asciiTheme="majorHAnsi" w:hAnsiTheme="majorHAnsi" w:cstheme="majorHAnsi"/>
+          <w:b/>
+          <w:bCs/>
         </w:rPr>
         <w:t xml:space="preserve"> when communicating</w:t>
       </w:r>
       <w:r>
         <w:rPr>
           <w:rFonts w:asciiTheme="majorHAnsi" w:hAnsiTheme="majorHAnsi" w:cstheme="majorHAnsi"/>
+          <w:b/>
+          <w:bCs/>
         </w:rPr>
         <w:t>?</w:t>
       </w:r>
     </w:p>
     <w:p>
       <w:pPr>
-        <w:rPr>
-          <w:rFonts w:asciiTheme="majorHAnsi" w:hAnsiTheme="majorHAnsi" w:cstheme="majorHAnsi"/>
-        </w:rPr>
-      </w:pPr>
-    </w:p>
-    <w:p>
-      <w:pPr>
-        <w:rPr>
-          <w:rFonts w:asciiTheme="majorHAnsi" w:hAnsiTheme="majorHAnsi" w:cstheme="majorHAnsi"/>
-        </w:rPr>
-      </w:pPr>
-    </w:p>
-    <w:p>
-      <w:pPr>
-        <w:rPr>
-          <w:rFonts w:asciiTheme="majorHAnsi" w:hAnsiTheme="majorHAnsi" w:cstheme="majorHAnsi"/>
-        </w:rPr>
-      </w:pPr>
-    </w:p>
-    <w:p>
-      <w:pPr>
-        <w:rPr>
-          <w:rFonts w:asciiTheme="majorHAnsi" w:hAnsiTheme="majorHAnsi" w:cstheme="majorHAnsi"/>
-        </w:rPr>
-      </w:pPr>
+        <w:spacing w:line="276" w:lineRule="auto"/>
+        <w:ind w:left="709"/>
+        <w:rPr>
+          <w:rFonts w:asciiTheme="majorHAnsi" w:hAnsiTheme="majorHAnsi" w:cstheme="majorHAnsi"/>
+        </w:rPr>
+      </w:pPr>
+      <w:r>
+        <w:rPr>
+          <w:rFonts w:asciiTheme="majorHAnsi" w:hAnsiTheme="majorHAnsi" w:cstheme="majorHAnsi"/>
+        </w:rPr>
+        <w:t xml:space="preserve">I will </w:t>
+      </w:r>
+      <w:r>
+        <w:rPr>
+          <w:rFonts w:asciiTheme="majorHAnsi" w:hAnsiTheme="majorHAnsi" w:cstheme="majorHAnsi"/>
+        </w:rPr>
+        <w:t>update the</w:t>
+      </w:r>
+      <w:r>
+        <w:rPr>
+          <w:rFonts w:asciiTheme="majorHAnsi" w:hAnsiTheme="majorHAnsi" w:cstheme="majorHAnsi"/>
+        </w:rPr>
+        <w:t xml:space="preserve"> weekly updates and make them easy to read and act on. I</w:t>
+      </w:r>
+      <w:r>
+        <w:rPr>
+          <w:rFonts w:asciiTheme="majorHAnsi" w:hAnsiTheme="majorHAnsi" w:cstheme="majorHAnsi"/>
+        </w:rPr>
+        <w:t xml:space="preserve"> will </w:t>
+      </w:r>
+      <w:r>
+        <w:rPr>
+          <w:rFonts w:asciiTheme="majorHAnsi" w:hAnsiTheme="majorHAnsi" w:cstheme="majorHAnsi"/>
+        </w:rPr>
+        <w:t>use a regular subject line and a one-sentence summary, keep one shared folder link for all files, and clearly list what decisions are needed and by when. I</w:t>
+      </w:r>
+      <w:r>
+        <w:rPr>
+          <w:rFonts w:asciiTheme="majorHAnsi" w:hAnsiTheme="majorHAnsi" w:cstheme="majorHAnsi"/>
+        </w:rPr>
+        <w:t xml:space="preserve"> </w:t>
+      </w:r>
+      <w:r>
+        <w:rPr>
+          <w:rFonts w:asciiTheme="majorHAnsi" w:hAnsiTheme="majorHAnsi" w:cstheme="majorHAnsi"/>
+        </w:rPr>
+        <w:t>will</w:t>
+      </w:r>
+      <w:r>
+        <w:rPr>
+          <w:rFonts w:asciiTheme="majorHAnsi" w:hAnsiTheme="majorHAnsi" w:cstheme="majorHAnsi"/>
+        </w:rPr>
+        <w:t xml:space="preserve"> use one pinned Teams thread per project, reply within one business day, and send short notes with actions and owners the same day. Each update will include a simple visual (screenshot or short clip) and plain-English wording so non-technical readers can follow</w:t>
+      </w:r>
+      <w:r>
+        <w:rPr>
+          <w:rFonts w:asciiTheme="majorHAnsi" w:hAnsiTheme="majorHAnsi" w:cstheme="majorHAnsi"/>
+        </w:rPr>
+        <w:t>.</w:t>
+      </w:r>
     </w:p>
     <w:p>
       <w:pPr>
@@ -4625,17 +6982,23 @@
         </w:numPr>
         <w:rPr>
           <w:rFonts w:asciiTheme="majorHAnsi" w:hAnsiTheme="majorHAnsi" w:cstheme="majorHAnsi"/>
-        </w:rPr>
-      </w:pPr>
-      <w:r>
-        <w:rPr>
-          <w:rFonts w:asciiTheme="majorHAnsi" w:hAnsiTheme="majorHAnsi" w:cstheme="majorHAnsi"/>
+          <w:b/>
+          <w:bCs/>
+        </w:rPr>
+      </w:pPr>
+      <w:r>
+        <w:rPr>
+          <w:rFonts w:asciiTheme="majorHAnsi" w:hAnsiTheme="majorHAnsi" w:cstheme="majorHAnsi"/>
+          <w:b/>
+          <w:bCs/>
         </w:rPr>
         <w:t>Visit Scheduling</w:t>
       </w:r>
       <w:r>
         <w:rPr>
           <w:rFonts w:asciiTheme="majorHAnsi" w:hAnsiTheme="majorHAnsi" w:cstheme="majorHAnsi"/>
+          <w:b/>
+          <w:bCs/>
         </w:rPr>
         <w:t xml:space="preserve"> (LO1, LO3 and LO4)</w:t>
       </w:r>
@@ -4650,11 +7013,15 @@
         <w:ind w:left="709"/>
         <w:rPr>
           <w:rFonts w:asciiTheme="majorHAnsi" w:hAnsiTheme="majorHAnsi" w:cstheme="majorHAnsi"/>
-        </w:rPr>
-      </w:pPr>
-      <w:r>
-        <w:rPr>
-          <w:rFonts w:asciiTheme="majorHAnsi" w:hAnsiTheme="majorHAnsi" w:cstheme="majorHAnsi"/>
+          <w:b/>
+          <w:bCs/>
+        </w:rPr>
+      </w:pPr>
+      <w:r>
+        <w:rPr>
+          <w:rFonts w:asciiTheme="majorHAnsi" w:hAnsiTheme="majorHAnsi" w:cstheme="majorHAnsi"/>
+          <w:b/>
+          <w:bCs/>
         </w:rPr>
         <w:t>Complete the table below</w:t>
       </w:r>
@@ -4662,7 +7029,7 @@
     <w:tbl>
       <w:tblPr>
         <w:tblStyle w:val="TableGrid"/>
-        <w:tblW w:w="0" w:type="auto"/>
+        <w:tblW w:w="9385" w:type="dxa"/>
         <w:tblInd w:w="392" w:type="dxa"/>
         <w:tblLayout w:type="fixed"/>
         <w:tblLook w:val="04A0" w:firstRow="1" w:lastRow="0" w:firstColumn="1" w:lastColumn="0" w:noHBand="0" w:noVBand="1"/>
@@ -4670,9 +7037,9 @@
       <w:tblGrid>
         <w:gridCol w:w="1417"/>
         <w:gridCol w:w="2268"/>
+        <w:gridCol w:w="1843"/>
         <w:gridCol w:w="1985"/>
-        <w:gridCol w:w="1303"/>
-        <w:gridCol w:w="1871"/>
+        <w:gridCol w:w="1872"/>
       </w:tblGrid>
       <w:tr>
         <w:tc>
@@ -4725,7 +7092,7 @@
         </w:tc>
         <w:tc>
           <w:tcPr>
-            <w:tcW w:w="1985" w:type="dxa"/>
+            <w:tcW w:w="1843" w:type="dxa"/>
             <w:vAlign w:val="center"/>
           </w:tcPr>
           <w:p>
@@ -4749,7 +7116,7 @@
         </w:tc>
         <w:tc>
           <w:tcPr>
-            <w:tcW w:w="3174" w:type="dxa"/>
+            <w:tcW w:w="3857" w:type="dxa"/>
             <w:gridSpan w:val="2"/>
             <w:vAlign w:val="center"/>
           </w:tcPr>
@@ -4788,7 +7155,7 @@
               <w:rPr>
                 <w:rFonts w:asciiTheme="majorHAnsi" w:hAnsiTheme="majorHAnsi" w:cstheme="majorHAnsi"/>
               </w:rPr>
-              <w:t>Mid Semester</w:t>
+              <w:t xml:space="preserve">Week 5 Clayton Site visit </w:t>
             </w:r>
           </w:p>
         </w:tc>
@@ -4798,27 +7165,46 @@
           </w:tcPr>
           <w:p>
             <w:pPr>
-              <w:rPr>
-                <w:rFonts w:asciiTheme="majorHAnsi" w:hAnsiTheme="majorHAnsi" w:cstheme="majorHAnsi"/>
-              </w:rPr>
-            </w:pPr>
-          </w:p>
-        </w:tc>
-        <w:tc>
-          <w:tcPr>
-            <w:tcW w:w="1985" w:type="dxa"/>
-          </w:tcPr>
-          <w:p>
-            <w:pPr>
-              <w:rPr>
-                <w:rFonts w:asciiTheme="majorHAnsi" w:hAnsiTheme="majorHAnsi" w:cstheme="majorHAnsi"/>
-              </w:rPr>
-            </w:pPr>
-          </w:p>
-        </w:tc>
-        <w:tc>
-          <w:tcPr>
-            <w:tcW w:w="3174" w:type="dxa"/>
+              <w:jc w:val="center"/>
+              <w:rPr>
+                <w:rFonts w:asciiTheme="majorHAnsi" w:hAnsiTheme="majorHAnsi" w:cstheme="majorHAnsi"/>
+              </w:rPr>
+            </w:pPr>
+            <w:r>
+              <w:rPr>
+                <w:rFonts w:asciiTheme="majorHAnsi" w:hAnsiTheme="majorHAnsi" w:cstheme="majorHAnsi"/>
+              </w:rPr>
+              <w:t>My industry supervisor, Dr. Liu arranged a site visit to CSIRO clayton</w:t>
+            </w:r>
+          </w:p>
+        </w:tc>
+        <w:tc>
+          <w:tcPr>
+            <w:tcW w:w="1843" w:type="dxa"/>
+          </w:tcPr>
+          <w:p>
+            <w:pPr>
+              <w:rPr>
+                <w:rFonts w:asciiTheme="majorHAnsi" w:hAnsiTheme="majorHAnsi" w:cstheme="majorHAnsi"/>
+              </w:rPr>
+            </w:pPr>
+            <w:r>
+              <w:rPr>
+                <w:rFonts w:asciiTheme="majorHAnsi" w:hAnsiTheme="majorHAnsi" w:cstheme="majorHAnsi"/>
+              </w:rPr>
+              <w:t xml:space="preserve"> </w:t>
+            </w:r>
+            <w:r>
+              <w:rPr>
+                <w:rFonts w:asciiTheme="majorHAnsi" w:hAnsiTheme="majorHAnsi" w:cstheme="majorHAnsi"/>
+              </w:rPr>
+              <w:t xml:space="preserve">4 Sept 2025 </w:t>
+            </w:r>
+          </w:p>
+        </w:tc>
+        <w:tc>
+          <w:tcPr>
+            <w:tcW w:w="3857" w:type="dxa"/>
             <w:gridSpan w:val="2"/>
           </w:tcPr>
           <w:p>
@@ -4827,6 +7213,37 @@
                 <w:rFonts w:asciiTheme="majorHAnsi" w:hAnsiTheme="majorHAnsi" w:cstheme="majorHAnsi"/>
               </w:rPr>
             </w:pPr>
+            <w:r>
+              <w:rPr>
+                <w:rFonts w:asciiTheme="majorHAnsi" w:hAnsiTheme="majorHAnsi" w:cstheme="majorHAnsi"/>
+              </w:rPr>
+              <w:t xml:space="preserve">Industry Supervisor: </w:t>
+            </w:r>
+          </w:p>
+          <w:p>
+            <w:pPr>
+              <w:rPr>
+                <w:rFonts w:asciiTheme="majorHAnsi" w:hAnsiTheme="majorHAnsi" w:cstheme="majorHAnsi"/>
+              </w:rPr>
+            </w:pPr>
+            <w:r>
+              <w:rPr>
+                <w:rFonts w:asciiTheme="majorHAnsi" w:hAnsiTheme="majorHAnsi" w:cstheme="majorHAnsi"/>
+              </w:rPr>
+              <w:t>Dr. Shigang Liu</w:t>
+            </w:r>
+            <w:r>
+              <w:rPr>
+                <w:rFonts w:asciiTheme="majorHAnsi" w:hAnsiTheme="majorHAnsi" w:cstheme="majorHAnsi"/>
+              </w:rPr>
+              <w:t xml:space="preserve"> </w:t>
+            </w:r>
+            <w:r>
+              <w:rPr>
+                <w:rFonts w:asciiTheme="majorHAnsi" w:hAnsiTheme="majorHAnsi" w:cstheme="majorHAnsi"/>
+              </w:rPr>
+              <w:t>(CSIRO)</w:t>
+            </w:r>
           </w:p>
         </w:tc>
       </w:tr>
@@ -4845,7 +7262,20 @@
               <w:rPr>
                 <w:rFonts w:asciiTheme="majorHAnsi" w:hAnsiTheme="majorHAnsi" w:cstheme="majorHAnsi"/>
               </w:rPr>
-              <w:t>Final Semester</w:t>
+              <w:t>Week 10</w:t>
+            </w:r>
+          </w:p>
+          <w:p>
+            <w:pPr>
+              <w:rPr>
+                <w:rFonts w:asciiTheme="majorHAnsi" w:hAnsiTheme="majorHAnsi" w:cstheme="majorHAnsi"/>
+              </w:rPr>
+            </w:pPr>
+            <w:r>
+              <w:rPr>
+                <w:rFonts w:asciiTheme="majorHAnsi" w:hAnsiTheme="majorHAnsi" w:cstheme="majorHAnsi"/>
+              </w:rPr>
+              <w:t xml:space="preserve">Visit at Swinburne </w:t>
             </w:r>
           </w:p>
         </w:tc>
@@ -4859,33 +7289,80 @@
                 <w:rFonts w:asciiTheme="majorHAnsi" w:hAnsiTheme="majorHAnsi" w:cstheme="majorHAnsi"/>
               </w:rPr>
             </w:pPr>
+            <w:r>
+              <w:rPr>
+                <w:rFonts w:asciiTheme="majorHAnsi" w:hAnsiTheme="majorHAnsi" w:cstheme="majorHAnsi"/>
+              </w:rPr>
+              <w:t xml:space="preserve">My industry supervisor, Dr. Liu arranged a meeting at Swinburne Library </w:t>
+            </w:r>
+          </w:p>
+        </w:tc>
+        <w:tc>
+          <w:tcPr>
+            <w:tcW w:w="1843" w:type="dxa"/>
+          </w:tcPr>
+          <w:p>
+            <w:pPr>
+              <w:rPr>
+                <w:rFonts w:asciiTheme="majorHAnsi" w:hAnsiTheme="majorHAnsi" w:cstheme="majorHAnsi"/>
+              </w:rPr>
+            </w:pPr>
+            <w:r>
+              <w:rPr>
+                <w:rFonts w:asciiTheme="majorHAnsi" w:hAnsiTheme="majorHAnsi" w:cstheme="majorHAnsi"/>
+              </w:rPr>
+              <w:t>24 Oct 2025</w:t>
+            </w:r>
           </w:p>
         </w:tc>
         <w:tc>
           <w:tcPr>
             <w:tcW w:w="1985" w:type="dxa"/>
-          </w:tcPr>
-          <w:p>
-            <w:pPr>
-              <w:rPr>
-                <w:rFonts w:asciiTheme="majorHAnsi" w:hAnsiTheme="majorHAnsi" w:cstheme="majorHAnsi"/>
-              </w:rPr>
-            </w:pPr>
-          </w:p>
-        </w:tc>
-        <w:tc>
-          <w:tcPr>
-            <w:tcW w:w="1303" w:type="dxa"/>
             <w:tcBorders>
               <w:right w:val="nil"/>
             </w:tcBorders>
           </w:tcPr>
           <w:p>
             <w:pPr>
-              <w:rPr>
-                <w:rFonts w:asciiTheme="majorHAnsi" w:hAnsiTheme="majorHAnsi" w:cstheme="majorHAnsi"/>
-              </w:rPr>
-            </w:pPr>
+              <w:ind w:right="-360"/>
+              <w:jc w:val="both"/>
+              <w:rPr>
+                <w:rFonts w:asciiTheme="majorHAnsi" w:hAnsiTheme="majorHAnsi" w:cstheme="majorHAnsi"/>
+              </w:rPr>
+            </w:pPr>
+            <w:r>
+              <w:rPr>
+                <w:rFonts w:asciiTheme="majorHAnsi" w:hAnsiTheme="majorHAnsi" w:cstheme="majorHAnsi"/>
+              </w:rPr>
+              <w:t xml:space="preserve">Industry Supervisor:  </w:t>
+            </w:r>
+          </w:p>
+          <w:p>
+            <w:pPr>
+              <w:ind w:right="-360"/>
+              <w:jc w:val="both"/>
+              <w:rPr>
+                <w:rFonts w:asciiTheme="majorHAnsi" w:hAnsiTheme="majorHAnsi" w:cstheme="majorHAnsi"/>
+              </w:rPr>
+            </w:pPr>
+            <w:r>
+              <w:rPr>
+                <w:rFonts w:asciiTheme="majorHAnsi" w:hAnsiTheme="majorHAnsi" w:cstheme="majorHAnsi"/>
+              </w:rPr>
+              <w:t xml:space="preserve">Dr. </w:t>
+            </w:r>
+            <w:r>
+              <w:rPr>
+                <w:rFonts w:asciiTheme="majorHAnsi" w:hAnsiTheme="majorHAnsi" w:cstheme="majorHAnsi"/>
+              </w:rPr>
+              <w:t>Shigang Liu</w:t>
+            </w:r>
+            <w:r>
+              <w:rPr>
+                <w:rFonts w:asciiTheme="majorHAnsi" w:hAnsiTheme="majorHAnsi" w:cstheme="majorHAnsi"/>
+              </w:rPr>
+              <w:t xml:space="preserve"> (CSIRO)</w:t>
+            </w:r>
           </w:p>
         </w:tc>
         <w:tc>
@@ -4924,40 +7401,129 @@
         <w:ind w:left="709"/>
         <w:rPr>
           <w:rFonts w:asciiTheme="majorHAnsi" w:hAnsiTheme="majorHAnsi" w:cstheme="majorHAnsi"/>
-        </w:rPr>
-      </w:pPr>
-      <w:r>
-        <w:rPr>
-          <w:rFonts w:asciiTheme="majorHAnsi" w:hAnsiTheme="majorHAnsi" w:cstheme="majorHAnsi"/>
-        </w:rPr>
+          <w:b/>
+          <w:bCs/>
+        </w:rPr>
+      </w:pPr>
+      <w:r>
+        <w:rPr>
+          <w:rFonts w:asciiTheme="majorHAnsi" w:hAnsiTheme="majorHAnsi" w:cstheme="majorHAnsi"/>
+          <w:b/>
+          <w:bCs/>
+        </w:rPr>
+        <w:lastRenderedPageBreak/>
         <w:t>What would you differently in the future</w:t>
       </w:r>
       <w:r>
         <w:rPr>
           <w:rFonts w:asciiTheme="majorHAnsi" w:hAnsiTheme="majorHAnsi" w:cstheme="majorHAnsi"/>
+          <w:b/>
+          <w:bCs/>
         </w:rPr>
         <w:t xml:space="preserve"> when scheduling meetings</w:t>
       </w:r>
       <w:r>
         <w:rPr>
           <w:rFonts w:asciiTheme="majorHAnsi" w:hAnsiTheme="majorHAnsi" w:cstheme="majorHAnsi"/>
+          <w:b/>
+          <w:bCs/>
         </w:rPr>
         <w:t>?</w:t>
       </w:r>
     </w:p>
     <w:p>
       <w:pPr>
-        <w:rPr>
-          <w:rFonts w:asciiTheme="majorHAnsi" w:hAnsiTheme="majorHAnsi" w:cstheme="majorHAnsi"/>
-        </w:rPr>
-      </w:pPr>
-    </w:p>
-    <w:p>
-      <w:pPr>
-        <w:rPr>
-          <w:rFonts w:asciiTheme="majorHAnsi" w:hAnsiTheme="majorHAnsi" w:cstheme="majorHAnsi"/>
-        </w:rPr>
-      </w:pPr>
+        <w:spacing w:line="276" w:lineRule="auto"/>
+        <w:ind w:left="709"/>
+        <w:jc w:val="both"/>
+        <w:rPr>
+          <w:rFonts w:asciiTheme="majorHAnsi" w:hAnsiTheme="majorHAnsi" w:cstheme="majorHAnsi"/>
+        </w:rPr>
+      </w:pPr>
+      <w:r>
+        <w:rPr>
+          <w:rFonts w:asciiTheme="majorHAnsi" w:hAnsiTheme="majorHAnsi" w:cstheme="majorHAnsi"/>
+        </w:rPr>
+        <w:t>These visits were kindly scheduled by Dr. Liu. Next time, I will take more ownership</w:t>
+      </w:r>
+      <w:r>
+        <w:rPr>
+          <w:rFonts w:asciiTheme="majorHAnsi" w:hAnsiTheme="majorHAnsi" w:cstheme="majorHAnsi"/>
+        </w:rPr>
+        <w:t>, by</w:t>
+      </w:r>
+      <w:r>
+        <w:rPr>
+          <w:rFonts w:asciiTheme="majorHAnsi" w:hAnsiTheme="majorHAnsi" w:cstheme="majorHAnsi"/>
+        </w:rPr>
+        <w:t xml:space="preserve"> </w:t>
+      </w:r>
+      <w:r>
+        <w:rPr>
+          <w:rFonts w:asciiTheme="majorHAnsi" w:hAnsiTheme="majorHAnsi" w:cstheme="majorHAnsi"/>
+        </w:rPr>
+        <w:t>suggesting schedules</w:t>
+      </w:r>
+      <w:r>
+        <w:rPr>
+          <w:rFonts w:asciiTheme="majorHAnsi" w:hAnsiTheme="majorHAnsi" w:cstheme="majorHAnsi"/>
+        </w:rPr>
+        <w:t xml:space="preserve"> early, send</w:t>
+      </w:r>
+      <w:r>
+        <w:rPr>
+          <w:rFonts w:asciiTheme="majorHAnsi" w:hAnsiTheme="majorHAnsi" w:cstheme="majorHAnsi"/>
+        </w:rPr>
+        <w:t>ing</w:t>
+      </w:r>
+      <w:r>
+        <w:rPr>
+          <w:rFonts w:asciiTheme="majorHAnsi" w:hAnsiTheme="majorHAnsi" w:cstheme="majorHAnsi"/>
+        </w:rPr>
+        <w:t xml:space="preserve"> one clear invite with agenda, goals, attendees, and a short pre-</w:t>
+      </w:r>
+      <w:r>
+        <w:rPr>
+          <w:rFonts w:asciiTheme="majorHAnsi" w:hAnsiTheme="majorHAnsi" w:cstheme="majorHAnsi"/>
+        </w:rPr>
+        <w:t>plan</w:t>
+      </w:r>
+      <w:r>
+        <w:rPr>
+          <w:rFonts w:asciiTheme="majorHAnsi" w:hAnsiTheme="majorHAnsi" w:cstheme="majorHAnsi"/>
+        </w:rPr>
+        <w:t xml:space="preserve">. For on-site meetings, I will confirm room and access </w:t>
+      </w:r>
+      <w:r>
+        <w:rPr>
+          <w:rFonts w:asciiTheme="majorHAnsi" w:hAnsiTheme="majorHAnsi" w:cstheme="majorHAnsi"/>
+        </w:rPr>
+        <w:t xml:space="preserve">at the </w:t>
+      </w:r>
+      <w:r>
+        <w:rPr>
+          <w:rFonts w:asciiTheme="majorHAnsi" w:hAnsiTheme="majorHAnsi" w:cstheme="majorHAnsi"/>
+        </w:rPr>
+        <w:t>office</w:t>
+      </w:r>
+      <w:r>
+        <w:rPr>
+          <w:rFonts w:asciiTheme="majorHAnsi" w:hAnsiTheme="majorHAnsi" w:cstheme="majorHAnsi"/>
+        </w:rPr>
+        <w:t xml:space="preserve"> site</w:t>
+      </w:r>
+      <w:r>
+        <w:rPr>
+          <w:rFonts w:asciiTheme="majorHAnsi" w:hAnsiTheme="majorHAnsi" w:cstheme="majorHAnsi"/>
+        </w:rPr>
+        <w:t xml:space="preserve"> </w:t>
+      </w:r>
+      <w:r>
+        <w:rPr>
+          <w:rFonts w:asciiTheme="majorHAnsi" w:hAnsiTheme="majorHAnsi" w:cstheme="majorHAnsi"/>
+        </w:rPr>
+        <w:t>and include a backup online link. After each meeting, I will send brief notes the same day with actions and dates.</w:t>
+      </w:r>
     </w:p>
     <w:p>
       <w:pPr>
@@ -4977,26 +7543,23 @@
         </w:numPr>
         <w:rPr>
           <w:rFonts w:asciiTheme="majorHAnsi" w:hAnsiTheme="majorHAnsi" w:cstheme="majorHAnsi"/>
-        </w:rPr>
-      </w:pPr>
-      <w:proofErr w:type="gramStart"/>
-      <w:r>
-        <w:rPr>
-          <w:rFonts w:asciiTheme="majorHAnsi" w:hAnsiTheme="majorHAnsi" w:cstheme="majorHAnsi"/>
-        </w:rPr>
-        <w:lastRenderedPageBreak/>
-        <w:t>Presentation</w:t>
-      </w:r>
-      <w:r>
-        <w:rPr>
-          <w:rFonts w:asciiTheme="majorHAnsi" w:hAnsiTheme="majorHAnsi" w:cstheme="majorHAnsi"/>
-        </w:rPr>
-        <w:t xml:space="preserve">  (</w:t>
-      </w:r>
-      <w:proofErr w:type="gramEnd"/>
-      <w:r>
-        <w:rPr>
-          <w:rFonts w:asciiTheme="majorHAnsi" w:hAnsiTheme="majorHAnsi" w:cstheme="majorHAnsi"/>
+          <w:b/>
+          <w:bCs/>
+        </w:rPr>
+      </w:pPr>
+      <w:r>
+        <w:rPr>
+          <w:rFonts w:asciiTheme="majorHAnsi" w:hAnsiTheme="majorHAnsi" w:cstheme="majorHAnsi"/>
+          <w:b/>
+          <w:bCs/>
+        </w:rPr>
+        <w:t>Presentation (</w:t>
+      </w:r>
+      <w:r>
+        <w:rPr>
+          <w:rFonts w:asciiTheme="majorHAnsi" w:hAnsiTheme="majorHAnsi" w:cstheme="majorHAnsi"/>
+          <w:b/>
+          <w:bCs/>
         </w:rPr>
         <w:t>LO2, LO3, LO4 and LO5)</w:t>
       </w:r>
@@ -5011,19 +7574,17 @@
         <w:ind w:left="709"/>
         <w:rPr>
           <w:rFonts w:asciiTheme="majorHAnsi" w:hAnsiTheme="majorHAnsi" w:cstheme="majorHAnsi"/>
-        </w:rPr>
-      </w:pPr>
-      <w:r>
-        <w:rPr>
-          <w:rFonts w:asciiTheme="majorHAnsi" w:hAnsiTheme="majorHAnsi" w:cstheme="majorHAnsi"/>
-        </w:rPr>
-        <w:t xml:space="preserve">Complete the table below. </w:t>
-      </w:r>
-      <w:r>
-        <w:rPr>
-          <w:rFonts w:asciiTheme="majorHAnsi" w:hAnsiTheme="majorHAnsi" w:cstheme="majorHAnsi"/>
-        </w:rPr>
-        <w:t>Excluding the final presentation, list all presentations have you done during the internship</w:t>
+          <w:b/>
+          <w:bCs/>
+        </w:rPr>
+      </w:pPr>
+      <w:r>
+        <w:rPr>
+          <w:rFonts w:asciiTheme="majorHAnsi" w:hAnsiTheme="majorHAnsi" w:cstheme="majorHAnsi"/>
+          <w:b/>
+          <w:bCs/>
+        </w:rPr>
+        <w:t>Complete the table below. Excluding the final presentation, list all presentations have you done during the internship</w:t>
       </w:r>
     </w:p>
     <w:tbl>
@@ -5382,21 +7943,6 @@
           <w:rFonts w:asciiTheme="majorHAnsi" w:hAnsiTheme="majorHAnsi" w:cstheme="majorHAnsi"/>
         </w:rPr>
       </w:pPr>
-      <w:r>
-        <w:rPr>
-          <w:rFonts w:asciiTheme="majorHAnsi" w:hAnsiTheme="majorHAnsi" w:cstheme="majorHAnsi"/>
-        </w:rPr>
-        <w:t>* Add more rows if needed</w:t>
-      </w:r>
-    </w:p>
-    <w:p>
-      <w:pPr>
-        <w:pStyle w:val="ListParagraph"/>
-        <w:ind w:left="709" w:hanging="142"/>
-        <w:rPr>
-          <w:rFonts w:asciiTheme="majorHAnsi" w:hAnsiTheme="majorHAnsi" w:cstheme="majorHAnsi"/>
-        </w:rPr>
-      </w:pPr>
     </w:p>
     <w:p>
       <w:pPr>
@@ -5408,23 +7954,31 @@
         <w:ind w:left="709"/>
         <w:rPr>
           <w:rFonts w:asciiTheme="majorHAnsi" w:hAnsiTheme="majorHAnsi" w:cstheme="majorHAnsi"/>
-        </w:rPr>
-      </w:pPr>
-      <w:r>
-        <w:rPr>
-          <w:rFonts w:asciiTheme="majorHAnsi" w:hAnsiTheme="majorHAnsi" w:cstheme="majorHAnsi"/>
+          <w:b/>
+          <w:bCs/>
+        </w:rPr>
+      </w:pPr>
+      <w:r>
+        <w:rPr>
+          <w:rFonts w:asciiTheme="majorHAnsi" w:hAnsiTheme="majorHAnsi" w:cstheme="majorHAnsi"/>
+          <w:b/>
+          <w:bCs/>
         </w:rPr>
         <w:t>What would you differently in future</w:t>
       </w:r>
       <w:r>
         <w:rPr>
           <w:rFonts w:asciiTheme="majorHAnsi" w:hAnsiTheme="majorHAnsi" w:cstheme="majorHAnsi"/>
+          <w:b/>
+          <w:bCs/>
         </w:rPr>
         <w:t xml:space="preserve"> presentations</w:t>
       </w:r>
       <w:r>
         <w:rPr>
           <w:rFonts w:asciiTheme="majorHAnsi" w:hAnsiTheme="majorHAnsi" w:cstheme="majorHAnsi"/>
+          <w:b/>
+          <w:bCs/>
         </w:rPr>
         <w:t>?</w:t>
       </w:r>
@@ -5449,6 +8003,8 @@
         <w:ind w:left="1080"/>
         <w:rPr>
           <w:rFonts w:asciiTheme="majorHAnsi" w:hAnsiTheme="majorHAnsi" w:cstheme="majorHAnsi"/>
+          <w:b/>
+          <w:bCs/>
         </w:rPr>
       </w:pPr>
     </w:p>
@@ -5461,17 +8017,23 @@
         </w:numPr>
         <w:rPr>
           <w:rFonts w:asciiTheme="majorHAnsi" w:hAnsiTheme="majorHAnsi" w:cstheme="majorHAnsi"/>
-        </w:rPr>
-      </w:pPr>
-      <w:r>
-        <w:rPr>
-          <w:rFonts w:asciiTheme="majorHAnsi" w:hAnsiTheme="majorHAnsi" w:cstheme="majorHAnsi"/>
+          <w:b/>
+          <w:bCs/>
+        </w:rPr>
+      </w:pPr>
+      <w:r>
+        <w:rPr>
+          <w:rFonts w:asciiTheme="majorHAnsi" w:hAnsiTheme="majorHAnsi" w:cstheme="majorHAnsi"/>
+          <w:b/>
+          <w:bCs/>
         </w:rPr>
         <w:t>Network</w:t>
       </w:r>
       <w:r>
         <w:rPr>
           <w:rFonts w:asciiTheme="majorHAnsi" w:hAnsiTheme="majorHAnsi" w:cstheme="majorHAnsi"/>
+          <w:b/>
+          <w:bCs/>
         </w:rPr>
         <w:t xml:space="preserve"> (LO5)</w:t>
       </w:r>
@@ -5486,19 +8048,17 @@
         <w:ind w:left="709"/>
         <w:rPr>
           <w:rFonts w:asciiTheme="majorHAnsi" w:hAnsiTheme="majorHAnsi" w:cstheme="majorHAnsi"/>
-        </w:rPr>
-      </w:pPr>
-      <w:r>
-        <w:rPr>
-          <w:rFonts w:asciiTheme="majorHAnsi" w:hAnsiTheme="majorHAnsi" w:cstheme="majorHAnsi"/>
-        </w:rPr>
-        <w:t xml:space="preserve">Complete the table below. </w:t>
-      </w:r>
-      <w:r>
-        <w:rPr>
-          <w:rFonts w:asciiTheme="majorHAnsi" w:hAnsiTheme="majorHAnsi" w:cstheme="majorHAnsi"/>
-        </w:rPr>
-        <w:t>List all the networking events that you are able to attend.</w:t>
+          <w:b/>
+          <w:bCs/>
+        </w:rPr>
+      </w:pPr>
+      <w:r>
+        <w:rPr>
+          <w:rFonts w:asciiTheme="majorHAnsi" w:hAnsiTheme="majorHAnsi" w:cstheme="majorHAnsi"/>
+          <w:b/>
+          <w:bCs/>
+        </w:rPr>
+        <w:t>Complete the table below. List all the networking events that you are able to attend.</w:t>
       </w:r>
     </w:p>
     <w:tbl>
@@ -6117,8 +8677,6 @@
     </w:p>
     <w:p>
       <w:pPr>
-        <w:pStyle w:val="ListParagraph"/>
-        <w:ind w:left="360"/>
         <w:rPr>
           <w:rFonts w:asciiTheme="majorHAnsi" w:hAnsiTheme="majorHAnsi" w:cstheme="majorHAnsi"/>
         </w:rPr>
@@ -6126,33 +8684,6 @@
     </w:p>
     <w:p>
       <w:pPr>
-        <w:pStyle w:val="ListParagraph"/>
-        <w:ind w:left="360"/>
-        <w:rPr>
-          <w:rFonts w:asciiTheme="majorHAnsi" w:hAnsiTheme="majorHAnsi" w:cstheme="majorHAnsi"/>
-        </w:rPr>
-      </w:pPr>
-    </w:p>
-    <w:p>
-      <w:pPr>
-        <w:pStyle w:val="ListParagraph"/>
-        <w:ind w:left="360"/>
-        <w:rPr>
-          <w:rFonts w:asciiTheme="majorHAnsi" w:hAnsiTheme="majorHAnsi" w:cstheme="majorHAnsi"/>
-        </w:rPr>
-      </w:pPr>
-    </w:p>
-    <w:p>
-      <w:pPr>
-        <w:pStyle w:val="ListParagraph"/>
-        <w:ind w:left="360"/>
-        <w:rPr>
-          <w:rFonts w:asciiTheme="majorHAnsi" w:hAnsiTheme="majorHAnsi" w:cstheme="majorHAnsi"/>
-        </w:rPr>
-      </w:pPr>
-    </w:p>
-    <w:p>
-      <w:pPr>
         <w:pStyle w:val="Heading1"/>
         <w:rPr>
           <w:rFonts w:asciiTheme="majorHAnsi" w:hAnsiTheme="majorHAnsi" w:cstheme="majorHAnsi"/>
@@ -6162,7 +8693,6 @@
         <w:rPr>
           <w:rFonts w:asciiTheme="majorHAnsi" w:hAnsiTheme="majorHAnsi" w:cstheme="majorHAnsi"/>
         </w:rPr>
-        <w:lastRenderedPageBreak/>
         <w:t xml:space="preserve">Overall </w:t>
       </w:r>
       <w:r>
@@ -6497,13 +9027,27 @@
         </w:rPr>
       </w:pPr>
     </w:p>
+    <w:p>
+      <w:pPr>
+        <w:rPr>
+          <w:rFonts w:asciiTheme="majorHAnsi" w:hAnsiTheme="majorHAnsi" w:cstheme="majorHAnsi"/>
+        </w:rPr>
+      </w:pPr>
+    </w:p>
+    <w:p>
+      <w:pPr>
+        <w:rPr>
+          <w:rFonts w:asciiTheme="majorHAnsi" w:hAnsiTheme="majorHAnsi" w:cstheme="majorHAnsi"/>
+        </w:rPr>
+      </w:pPr>
+    </w:p>
     <w:sectPr>
-      <w:headerReference w:type="default" r:id="rId8"/>
-      <w:footerReference w:type="even" r:id="rId9"/>
-      <w:footerReference w:type="default" r:id="rId10"/>
-      <w:footerReference w:type="first" r:id="rId11"/>
+      <w:headerReference w:type="default" r:id="rId32"/>
+      <w:footerReference w:type="even" r:id="rId33"/>
+      <w:footerReference w:type="default" r:id="rId34"/>
+      <w:footerReference w:type="first" r:id="rId35"/>
       <w:pgSz w:w="11900" w:h="16840"/>
-      <w:pgMar w:top="1440" w:right="1440" w:bottom="1440" w:left="1440" w:header="708" w:footer="708" w:gutter="0"/>
+      <w:pgMar w:top="1304" w:right="1304" w:bottom="1304" w:left="1304" w:header="708" w:footer="708" w:gutter="0"/>
       <w:cols w:space="708"/>
       <w:titlePg/>
       <w:docGrid w:linePitch="272"/>
@@ -8383,7 +10927,6 @@
   <w:style w:type="character" w:default="1" w:styleId="DefaultParagraphFont">
     <w:name w:val="Default Paragraph Font"/>
     <w:uiPriority w:val="1"/>
-    <w:semiHidden/>
     <w:unhideWhenUsed/>
   </w:style>
   <w:style w:type="table" w:default="1" w:styleId="TableNormal">
@@ -8733,7 +11276,385 @@
       <w:u w:val="single"/>
     </w:rPr>
   </w:style>
+  <w:style w:type="paragraph" w:styleId="NormalWeb">
+    <w:name w:val="Normal (Web)"/>
+    <w:basedOn w:val="Normal"/>
+    <w:uiPriority w:val="99"/>
+    <w:unhideWhenUsed/>
+    <w:rsid w:val="00F95DEB"/>
+    <w:pPr>
+      <w:spacing w:before="100" w:beforeAutospacing="1" w:after="100" w:afterAutospacing="1"/>
+    </w:pPr>
+    <w:rPr>
+      <w:rFonts w:ascii="Times New Roman" w:hAnsi="Times New Roman"/>
+      <w:sz w:val="24"/>
+      <w:szCs w:val="24"/>
+      <w:lang w:eastAsia="en-AU"/>
+    </w:rPr>
+  </w:style>
+  <w:style w:type="character" w:styleId="Strong">
+    <w:name w:val="Strong"/>
+    <w:basedOn w:val="DefaultParagraphFont"/>
+    <w:uiPriority w:val="22"/>
+    <w:qFormat/>
+    <w:rsid w:val="00F95DEB"/>
+    <w:rPr>
+      <w:b/>
+      <w:bCs/>
+    </w:rPr>
+  </w:style>
 </w:styles>
+</file>
+
+<file path=word/ink/ink1.xml><?xml version="1.0" encoding="utf-8"?>
+<inkml:ink xmlns:inkml="http://www.w3.org/2003/InkML">
+  <inkml:definitions>
+    <inkml:context xml:id="ctx0">
+      <inkml:inkSource xml:id="inkSrc0">
+        <inkml:traceFormat>
+          <inkml:channel name="X" type="integer" min="-2.14748E9" max="2.14748E9" units="cm"/>
+          <inkml:channel name="Y" type="integer" min="-2.14748E9" max="2.14748E9" units="cm"/>
+          <inkml:channel name="F" type="integer" max="32767" units="dev"/>
+        </inkml:traceFormat>
+        <inkml:channelProperties>
+          <inkml:channelProperty channel="X" name="resolution" value="1000" units="1/cm"/>
+          <inkml:channelProperty channel="Y" name="resolution" value="1000" units="1/cm"/>
+          <inkml:channelProperty channel="F" name="resolution" value="0" units="1/dev"/>
+        </inkml:channelProperties>
+      </inkml:inkSource>
+      <inkml:timestamp xml:id="ts0" timeString="2025-11-04T11:02:45.343"/>
+    </inkml:context>
+    <inkml:brush xml:id="br0">
+      <inkml:brushProperty name="width" value="0.035" units="cm"/>
+      <inkml:brushProperty name="height" value="0.035" units="cm"/>
+    </inkml:brush>
+  </inkml:definitions>
+  <inkml:trace contextRef="#ctx0" brushRef="#br0">0 101 24575,'1'1'0,"-1"-1"0,1 0 0,-1 0 0,1 0 0,-1 1 0,1-1 0,-1 0 0,1 1 0,-1-1 0,1 0 0,-1 1 0,0-1 0,1 1 0,-1-1 0,0 1 0,1-1 0,-1 0 0,0 1 0,0-1 0,1 1 0,-1 0 0,0-1 0,0 1 0,0-1 0,1 1 0,3 19 0,-2-12 0,2 14 0,0-1 0,-2 1 0,0 0 0,-2 36 0,0-50 0,0-6 0,0-1 0,0 1 0,0 0 0,0-1 0,0 1 0,0 0 0,1-1 0,-1 1 0,1-1 0,-1 1 0,1-1 0,0 1 0,-1-1 0,1 1 0,0-1 0,0 0 0,0 1 0,2 1 0,-1-2 0,0 0 0,-1 0 0,1 0 0,0 0 0,0 0 0,0-1 0,0 1 0,0-1 0,-1 1 0,1-1 0,0 0 0,0 0 0,0 1 0,0-2 0,3 1 0,4-1 0,-1 0 0,1-1 0,-1 0 0,1 0 0,-1-1 0,0 0 0,0-1 0,0 0 0,-1 0 0,1 0 0,-1-1 0,0 0 0,0-1 0,-1 1 0,0-1 0,1-1 0,-2 1 0,9-13 0,-7 11 0,-1 1 0,1 0 0,1 0 0,12-9 0,-9 8 0,-2 0 0,10-10 0,-9 9 0,-1 1 0,1 0 0,1 0 0,-1 1 0,1 0 0,14-6 0,-10 5 0,34-25 0,-33 22 0,24-14 0,-2 6-1365,-25 12-5461</inkml:trace>
+</inkml:ink>
+</file>
+
+<file path=word/ink/ink10.xml><?xml version="1.0" encoding="utf-8"?>
+<inkml:ink xmlns:inkml="http://www.w3.org/2003/InkML">
+  <inkml:definitions>
+    <inkml:context xml:id="ctx0">
+      <inkml:inkSource xml:id="inkSrc0">
+        <inkml:traceFormat>
+          <inkml:channel name="X" type="integer" min="-2.14748E9" max="2.14748E9" units="cm"/>
+          <inkml:channel name="Y" type="integer" min="-2.14748E9" max="2.14748E9" units="cm"/>
+          <inkml:channel name="F" type="integer" max="32767" units="dev"/>
+        </inkml:traceFormat>
+        <inkml:channelProperties>
+          <inkml:channelProperty channel="X" name="resolution" value="1000" units="1/cm"/>
+          <inkml:channelProperty channel="Y" name="resolution" value="1000" units="1/cm"/>
+          <inkml:channelProperty channel="F" name="resolution" value="0" units="1/dev"/>
+        </inkml:channelProperties>
+      </inkml:inkSource>
+      <inkml:timestamp xml:id="ts0" timeString="2025-11-04T11:05:48.817"/>
+    </inkml:context>
+    <inkml:brush xml:id="br0">
+      <inkml:brushProperty name="width" value="0.035" units="cm"/>
+      <inkml:brushProperty name="height" value="0.035" units="cm"/>
+    </inkml:brush>
+  </inkml:definitions>
+  <inkml:trace contextRef="#ctx0" brushRef="#br0">39 62 24575,'0'414'0,"0"-396"0,-1 0 0,-1-1 0,-6 27 0,8-42 0,0-1 0,-1 1 0,0-1 0,1 1 0,-1-1 0,0 1 0,0-1 0,1 0 0,-1 1 0,0-1 0,-1 0 0,-1 2 0,3-3 0,0 0 0,-1 1 0,1-1 0,0 0 0,0 0 0,-1 0 0,1 0 0,0 0 0,0 0 0,-1 0 0,1 0 0,0 1 0,-1-1 0,1 0 0,0 0 0,0 0 0,-1 0 0,1 0 0,0-1 0,-1 1 0,1 0 0,0 0 0,0 0 0,-1 0 0,1 0 0,-1 0 0,1-1 0,-1 0 0,1 1 0,-1-1 0,1 0 0,-1 1 0,1-1 0,-1 0 0,1 1 0,0-1 0,-1 0 0,1 0 0,0 1 0,0-1 0,-1-1 0,0-7 0,1 0 0,-1 0 0,1-1 0,1 1 0,0 0 0,3-14 0,0 1 0,22-104 0,-17 89 0,-3 19 0,0 1 0,1 1 0,16-30 0,9-20 0,-25 50 0,1 1 0,1 0 0,0 0 0,15-18 0,-10 13 0,-11 17 0,-1 0 0,1-1 0,0 1 0,0 0 0,0 1 0,0-1 0,0 0 0,1 1 0,-1 0 0,1 0 0,-1 0 0,1 0 0,0 0 0,0 1 0,7-2 0,-9 2 0,1 1 0,0 0 0,0 0 0,0 0 0,0 0 0,0 1 0,0-1 0,-1 1 0,1 0 0,0-1 0,0 1 0,-1 0 0,1 1 0,0-1 0,-1 0 0,1 1 0,-1 0 0,0-1 0,1 1 0,-1 0 0,0 0 0,3 5 0,0-1 0,-2 0 0,1 0 0,-1 0 0,1 1 0,-2 0 0,1-1 0,-1 1 0,0 0 0,0 0 0,-1 0 0,1 10 0,-1-1 0,-1 1 0,0-1 0,-5 32 0,4-43 0,-1-1 0,1 1 0,-1 0 0,0-1 0,0 1 0,0-1 0,-1 1 0,1-1 0,-1 0 0,-7 8 0,-2 0 0,-25 20 0,16-14 0,18-16-3,0 0-1,-1 1 1,1-1-1,0-1 0,-1 1 1,1 0-1,0-1 1,-1 0-1,0 1 1,-4-1-1,-2 1 58,0-1 1,-14-1-1,16 0-302,0 0 0,0 1-1,0 0 1,0 0 0,-10 3 0,6 2-6578</inkml:trace>
+</inkml:ink>
+</file>
+
+<file path=word/ink/ink11.xml><?xml version="1.0" encoding="utf-8"?>
+<inkml:ink xmlns:inkml="http://www.w3.org/2003/InkML">
+  <inkml:definitions>
+    <inkml:context xml:id="ctx0">
+      <inkml:inkSource xml:id="inkSrc0">
+        <inkml:traceFormat>
+          <inkml:channel name="X" type="integer" min="-2.14748E9" max="2.14748E9" units="cm"/>
+          <inkml:channel name="Y" type="integer" min="-2.14748E9" max="2.14748E9" units="cm"/>
+          <inkml:channel name="F" type="integer" max="32767" units="dev"/>
+        </inkml:traceFormat>
+        <inkml:channelProperties>
+          <inkml:channelProperty channel="X" name="resolution" value="1000" units="1/cm"/>
+          <inkml:channelProperty channel="Y" name="resolution" value="1000" units="1/cm"/>
+          <inkml:channelProperty channel="F" name="resolution" value="0" units="1/dev"/>
+        </inkml:channelProperties>
+      </inkml:inkSource>
+      <inkml:timestamp xml:id="ts0" timeString="2025-11-04T11:05:45.426"/>
+    </inkml:context>
+    <inkml:brush xml:id="br0">
+      <inkml:brushProperty name="width" value="0.035" units="cm"/>
+      <inkml:brushProperty name="height" value="0.035" units="cm"/>
+    </inkml:brush>
+  </inkml:definitions>
+  <inkml:trace contextRef="#ctx0" brushRef="#br0">0 225 24575,'1'-5'0,"0"0"0,0 0 0,1 0 0,-1 1 0,1-1 0,0 1 0,1-1 0,-1 1 0,1-1 0,0 1 0,5-6 0,13-23 0,-17 25 0,-3 4 0,1 0 0,0 0 0,1 0 0,-1 0 0,6-7 0,-7 10 0,1-1 0,-1 1 0,0 0 0,1 1 0,-1-1 0,1 0 0,-1 0 0,1 1 0,-1-1 0,1 1 0,-1-1 0,1 1 0,-1-1 0,1 1 0,0 0 0,-1 0 0,1 0 0,0 0 0,-1 0 0,1 0 0,1 1 0,3 0 0,11 2 0,0-1 0,29 0 0,-41-2 0,-1 0 0,0-1 0,1 1 0,-1-1 0,0 0 0,0 0 0,0-1 0,0 1 0,0-1 0,0 0 0,0 0 0,0 0 0,-1 0 0,1-1 0,-1 0 0,4-3 0,-2-1 0,-7 4 0,1 3 0,1 0 0,-1 0 0,0 1 0,1-1 0,-1 0 0,0 0 0,1 1 0,-1-1 0,1 0 0,-1 0 0,0 1 0,1-1 0,-1 1 0,1-1 0,-1 1 0,1-1 0,-1 1 0,1-1 0,-1 1 0,-5 8 0,1-1 0,-1 1 0,2 0 0,-1 0 0,1 0 0,0 0 0,-2 12 0,4-14 0,1-1 0,0 1 0,0 0 0,0 0 0,1-1 0,0 1 0,0 0 0,1 0 0,0-1 0,0 1 0,4 11 0,-4-15 0,0-1 0,1 0 0,-1 0 0,1 0 0,-1 0 0,1 0 0,0 0 0,0 0 0,0-1 0,0 1 0,0-1 0,0 1 0,0-1 0,1 0 0,-1 0 0,0 0 0,1 0 0,-1 0 0,1 0 0,-1-1 0,1 1 0,4-1 0,5 1 0,-1 0 0,1-1 0,19-2 0,-29 2 0,1-1 0,-1 1 0,1-1 0,-1 1 0,1-1 0,-1 0 0,0 0 0,0 0 0,1 0 0,-1-1 0,0 1 0,0-1 0,0 1 0,0-1 0,3-3 0,-3 2 0,1 0 0,-1-1 0,0 0 0,0 1 0,0-1 0,0 0 0,-1 0 0,2-7 0,0-4 0,-1-1 0,0 0 0,-1-30 0,-1 40 0,-2-69 0,23 151 0,-18-66 0,0 0 0,1 0 0,0-1 0,0 1 0,1-1 0,0 0 0,0-1 0,1 1 0,1-1 0,-1 0 0,11 9 0,-15-16 0,0 0 0,0 0 0,0 0 0,0 0 0,0 0 0,0 0 0,1-1 0,-1 1 0,0-1 0,0 0 0,0 0 0,1 0 0,-1 0 0,0 0 0,1 0 0,-1 0 0,0-1 0,0 1 0,0-1 0,0 0 0,1 0 0,-1 0 0,0 0 0,0 0 0,2-2 0,3-1 0,-1 0 0,1 0 0,-2-1 0,1 0 0,0-1 0,6-7 0,54-85 0,-47 66 0,-18 31 0,-1 0 0,0 0 0,1 0 0,-1 1 0,1-1 0,-1 0 0,1 0 0,0 1 0,-1-1 0,1 0 0,0 1 0,-1-1 0,1 0 0,0 1 0,0-1 0,0 1 0,0 0 0,-1-1 0,1 1 0,0 0 0,0-1 0,0 1 0,0 0 0,0 0 0,0 0 0,0 0 0,0 0 0,0 0 0,0 0 0,0 0 0,-1 0 0,1 0 0,0 0 0,0 1 0,0-1 0,0 0 0,0 1 0,0-1 0,0 0 0,-1 1 0,1-1 0,0 1 0,0 0 0,-1-1 0,1 1 0,0 0 0,-1-1 0,1 1 0,0 1 0,5 5 0,-1 0 0,0 0 0,-1 0 0,5 10 0,-8-15 0,6 12 0,0 2 0,-1-1 0,5 21 0,12-128 0,-20 85 0,0 1 0,0 0 0,0 1 0,0-1 0,1 0 0,0 1 0,0 0 0,1 0 0,5-5 0,-7 7 0,0 1 0,-1 0 0,1 0 0,0 0 0,0 0 0,0 1 0,0-1 0,0 1 0,0 0 0,1 0 0,-1 0 0,0 0 0,1 0 0,-1 1 0,0-1 0,1 1 0,-1 0 0,1 0 0,5 1 0,19 7 0,-1 1 0,0 1 0,38 21 0,-57-27 0,-1 0 0,1 1 0,-1 0 0,12 10 0,-18-14 0,0 0 0,0 0 0,0 0 0,0 0 0,0 0 0,0 0 0,0 0 0,0 0 0,0 0 0,-1 1 0,1-1 0,-1 0 0,1 1 0,-1-1 0,1 0 0,-1 1 0,1-1 0,-1 1 0,0-1 0,0 1 0,0-1 0,0 1 0,0-1 0,0 0 0,0 1 0,-1-1 0,1 1 0,0-1 0,-1 0 0,1 1 0,-1-1 0,0 0 0,1 1 0,-1-1 0,0 0 0,0 0 0,-1 2 0,-1 0 0,0 0 0,0 0 0,-1-1 0,0 1 0,1 0 0,-1-1 0,0 0 0,-5 2 0,-36 11 0,39-13 0,-99 24 0,-148 17 0,248-42 0,0 0 0,0 0 0,0 0 0,1 1 0,-1 0 0,0 0 0,1 0 0,0 1 0,-5 2 0,9-5 0,0 0 0,-1 0 0,1 1 0,0-1 0,0 0 0,0 0 0,0 0 0,0 0 0,-1 0 0,1 0 0,0 0 0,0 1 0,0-1 0,0 0 0,0 0 0,0 0 0,0 0 0,0 1 0,0-1 0,0 0 0,0 0 0,0 0 0,0 0 0,0 1 0,0-1 0,0 0 0,0 0 0,0 0 0,0 0 0,0 1 0,0-1 0,0 0 0,0 0 0,0 0 0,0 0 0,0 1 0,0-1 0,0 0 0,0 0 0,0 0 0,1 0 0,-1 0 0,0 0 0,0 1 0,0-1 0,0 0 0,0 0 0,12 5 0,16-1 0,283 1 0,-173-7 0,33 2-1365,-145 0-5461</inkml:trace>
+</inkml:ink>
+</file>
+
+<file path=word/ink/ink12.xml><?xml version="1.0" encoding="utf-8"?>
+<inkml:ink xmlns:inkml="http://www.w3.org/2003/InkML">
+  <inkml:definitions>
+    <inkml:context xml:id="ctx0">
+      <inkml:inkSource xml:id="inkSrc0">
+        <inkml:traceFormat>
+          <inkml:channel name="X" type="integer" min="-2.14748E9" max="2.14748E9" units="cm"/>
+          <inkml:channel name="Y" type="integer" min="-2.14748E9" max="2.14748E9" units="cm"/>
+          <inkml:channel name="F" type="integer" max="32767" units="dev"/>
+        </inkml:traceFormat>
+        <inkml:channelProperties>
+          <inkml:channelProperty channel="X" name="resolution" value="1000" units="1/cm"/>
+          <inkml:channelProperty channel="Y" name="resolution" value="1000" units="1/cm"/>
+          <inkml:channelProperty channel="F" name="resolution" value="0" units="1/dev"/>
+        </inkml:channelProperties>
+      </inkml:inkSource>
+      <inkml:timestamp xml:id="ts0" timeString="2025-11-04T11:05:40.505"/>
+    </inkml:context>
+    <inkml:brush xml:id="br0">
+      <inkml:brushProperty name="width" value="0.035" units="cm"/>
+      <inkml:brushProperty name="height" value="0.035" units="cm"/>
+    </inkml:brush>
+  </inkml:definitions>
+  <inkml:trace contextRef="#ctx0" brushRef="#br0">125 188 24490,'-127'-23'0,"221"-69"0,-188 184 0,623-256 0</inkml:trace>
+</inkml:ink>
+</file>
+
+<file path=word/ink/ink13.xml><?xml version="1.0" encoding="utf-8"?>
+<inkml:ink xmlns:inkml="http://www.w3.org/2003/InkML">
+  <inkml:definitions>
+    <inkml:context xml:id="ctx0">
+      <inkml:inkSource xml:id="inkSrc0">
+        <inkml:traceFormat>
+          <inkml:channel name="X" type="integer" min="-2.14748E9" max="2.14748E9" units="cm"/>
+          <inkml:channel name="Y" type="integer" min="-2.14748E9" max="2.14748E9" units="cm"/>
+          <inkml:channel name="F" type="integer" max="32767" units="dev"/>
+        </inkml:traceFormat>
+        <inkml:channelProperties>
+          <inkml:channelProperty channel="X" name="resolution" value="1000" units="1/cm"/>
+          <inkml:channelProperty channel="Y" name="resolution" value="1000" units="1/cm"/>
+          <inkml:channelProperty channel="F" name="resolution" value="0" units="1/dev"/>
+        </inkml:channelProperties>
+      </inkml:inkSource>
+      <inkml:timestamp xml:id="ts0" timeString="2025-11-04T11:05:37.865"/>
+    </inkml:context>
+    <inkml:brush xml:id="br0">
+      <inkml:brushProperty name="width" value="0.035" units="cm"/>
+      <inkml:brushProperty name="height" value="0.035" units="cm"/>
+    </inkml:brush>
+  </inkml:definitions>
+  <inkml:trace contextRef="#ctx0" brushRef="#br0">0 687 24575,'0'-56'0,"4"-135"0,-1 155 0,1 0 0,2 0 0,14-43 0,65-148 0,-84 226 0,10-19 0,-11 20 0,0-1 0,1 1 0,-1 0 0,0 0 0,0-1 0,1 1 0,-1 0 0,0 0 0,1-1 0,-1 1 0,0 0 0,0 0 0,1 0 0,-1-1 0,1 1 0,-1 0 0,0 0 0,1 0 0,-1 0 0,0 0 0,1 0 0,-1 0 0,0 0 0,1 0 0,-1 0 0,1 0 0,-1 0 0,0 0 0,1 0 0,-1 0 0,0 0 0,1 1 0,-1-1 0,0 0 0,1 0 0,-1 0 0,0 0 0,1 1 0,-1-1 0,0 0 0,0 0 0,1 1 0,-1-1 0,0 0 0,0 1 0,1-1 0,-1 0 0,0 1 0,0-1 0,0 0 0,0 1 0,1-1 0,-1 0 0,0 1 0,0-1 0,0 1 0,8 18 0,-2 0 0,0 1 0,0 0 0,3 34 0,-5-16 0,-2-18 0,1-1 0,6 28 0,-2-17 0,7 61 0,-4-14 0,-6-60 38,1 0 0,8 19 0,2 5-1517,-10-25-5347</inkml:trace>
+</inkml:ink>
+</file>
+
+<file path=word/ink/ink2.xml><?xml version="1.0" encoding="utf-8"?>
+<inkml:ink xmlns:inkml="http://www.w3.org/2003/InkML">
+  <inkml:definitions>
+    <inkml:context xml:id="ctx0">
+      <inkml:inkSource xml:id="inkSrc0">
+        <inkml:traceFormat>
+          <inkml:channel name="X" type="integer" min="-2.14748E9" max="2.14748E9" units="cm"/>
+          <inkml:channel name="Y" type="integer" min="-2.14748E9" max="2.14748E9" units="cm"/>
+          <inkml:channel name="F" type="integer" max="32767" units="dev"/>
+        </inkml:traceFormat>
+        <inkml:channelProperties>
+          <inkml:channelProperty channel="X" name="resolution" value="1000" units="1/cm"/>
+          <inkml:channelProperty channel="Y" name="resolution" value="1000" units="1/cm"/>
+          <inkml:channelProperty channel="F" name="resolution" value="0" units="1/dev"/>
+        </inkml:channelProperties>
+      </inkml:inkSource>
+      <inkml:timestamp xml:id="ts0" timeString="2025-11-04T11:07:16.243"/>
+    </inkml:context>
+    <inkml:brush xml:id="br0">
+      <inkml:brushProperty name="width" value="0.035" units="cm"/>
+      <inkml:brushProperty name="height" value="0.035" units="cm"/>
+    </inkml:brush>
+  </inkml:definitions>
+  <inkml:trace contextRef="#ctx0" brushRef="#br0">0 102 24575,'1'0'0,"-1"0"0,1 0 0,-1 1 0,1-1 0,-1 0 0,1 1 0,-1-1 0,1 0 0,-1 1 0,1-1 0,-1 0 0,0 1 0,1-1 0,-1 1 0,0-1 0,1 1 0,-1-1 0,0 1 0,1-1 0,-1 1 0,0-1 0,0 1 0,0-1 0,0 1 0,1 0 0,3 19 0,-2-12 0,2 14 0,0-1 0,-2 1 0,0 1 0,-2 35 0,0-50 0,0-7 0,0 1 0,0 0 0,0-1 0,0 1 0,0 0 0,0-1 0,1 1 0,-1-1 0,1 1 0,-1-1 0,1 1 0,0-1 0,-1 1 0,1-1 0,0 1 0,0-1 0,0 0 0,2 3 0,-1-3 0,0 0 0,-1 0 0,1 0 0,0 0 0,0-1 0,0 1 0,0 0 0,0-1 0,0 0 0,0 1 0,0-1 0,0 0 0,0 0 0,0 0 0,2 0 0,5-1 0,-1 0 0,1-1 0,-1 0 0,1-1 0,-1 1 0,0-2 0,0 1 0,0-1 0,-1 0 0,1-1 0,-1 0 0,0 0 0,0 0 0,0-1 0,-1 0 0,0 0 0,0-1 0,8-12 0,-8 11 0,1 1 0,0 0 0,0 0 0,14-9 0,-11 8 0,0 0 0,9-10 0,-10 9 0,1 0 0,0 1 0,0 0 0,1 1 0,0 0 0,13-6 0,-9 5 0,35-25 0,-34 22 0,24-14 0,-2 6-1365,-25 12-5461</inkml:trace>
+</inkml:ink>
+</file>
+
+<file path=word/ink/ink3.xml><?xml version="1.0" encoding="utf-8"?>
+<inkml:ink xmlns:inkml="http://www.w3.org/2003/InkML">
+  <inkml:definitions>
+    <inkml:context xml:id="ctx0">
+      <inkml:inkSource xml:id="inkSrc0">
+        <inkml:traceFormat>
+          <inkml:channel name="X" type="integer" min="-2.14748E9" max="2.14748E9" units="cm"/>
+          <inkml:channel name="Y" type="integer" min="-2.14748E9" max="2.14748E9" units="cm"/>
+          <inkml:channel name="F" type="integer" max="32767" units="dev"/>
+        </inkml:traceFormat>
+        <inkml:channelProperties>
+          <inkml:channelProperty channel="X" name="resolution" value="1000" units="1/cm"/>
+          <inkml:channelProperty channel="Y" name="resolution" value="1000" units="1/cm"/>
+          <inkml:channelProperty channel="F" name="resolution" value="0" units="1/dev"/>
+        </inkml:channelProperties>
+      </inkml:inkSource>
+      <inkml:timestamp xml:id="ts0" timeString="2025-11-04T11:07:21.904"/>
+    </inkml:context>
+    <inkml:brush xml:id="br0">
+      <inkml:brushProperty name="width" value="0.035" units="cm"/>
+      <inkml:brushProperty name="height" value="0.035" units="cm"/>
+    </inkml:brush>
+  </inkml:definitions>
+  <inkml:trace contextRef="#ctx0" brushRef="#br0">0 102 24575,'1'0'0,"-1"0"0,1 0 0,-1 1 0,1-1 0,-1 0 0,1 1 0,-1-1 0,1 0 0,-1 1 0,1-1 0,-1 0 0,0 1 0,1-1 0,-1 1 0,0-1 0,1 1 0,-1-1 0,0 1 0,1-1 0,-1 1 0,0-1 0,0 1 0,0-1 0,0 1 0,1 0 0,3 19 0,-2-12 0,2 14 0,0-1 0,-2 1 0,0 1 0,-2 35 0,0-50 0,0-7 0,0 1 0,0 0 0,0-1 0,0 1 0,0 0 0,0-1 0,1 1 0,-1-1 0,1 1 0,-1-1 0,1 1 0,0-1 0,-1 1 0,1-1 0,0 1 0,0-1 0,0 0 0,2 3 0,-1-3 0,0 0 0,-1 0 0,1 0 0,0 0 0,0-1 0,0 1 0,0 0 0,0-1 0,0 0 0,0 1 0,0-1 0,0 0 0,0 0 0,0 0 0,2 0 0,5-1 0,-1 0 0,1-1 0,-1 0 0,1-1 0,-1 1 0,0-2 0,0 1 0,0-1 0,-1 0 0,1-1 0,-1 0 0,0 0 0,0 0 0,0-1 0,-1 0 0,0 0 0,0-1 0,8-12 0,-8 11 0,1 1 0,0 0 0,0 0 0,14-9 0,-11 8 0,0 0 0,9-10 0,-10 9 0,1 0 0,0 1 0,0 0 0,1 1 0,0 0 0,13-6 0,-9 5 0,35-25 0,-34 22 0,24-14 0,-2 6-1365,-25 12-5461</inkml:trace>
+</inkml:ink>
+</file>
+
+<file path=word/ink/ink4.xml><?xml version="1.0" encoding="utf-8"?>
+<inkml:ink xmlns:inkml="http://www.w3.org/2003/InkML">
+  <inkml:definitions>
+    <inkml:context xml:id="ctx0">
+      <inkml:inkSource xml:id="inkSrc0">
+        <inkml:traceFormat>
+          <inkml:channel name="X" type="integer" min="-2.14748E9" max="2.14748E9" units="cm"/>
+          <inkml:channel name="Y" type="integer" min="-2.14748E9" max="2.14748E9" units="cm"/>
+          <inkml:channel name="F" type="integer" max="32767" units="dev"/>
+        </inkml:traceFormat>
+        <inkml:channelProperties>
+          <inkml:channelProperty channel="X" name="resolution" value="1000" units="1/cm"/>
+          <inkml:channelProperty channel="Y" name="resolution" value="1000" units="1/cm"/>
+          <inkml:channelProperty channel="F" name="resolution" value="0" units="1/dev"/>
+        </inkml:channelProperties>
+      </inkml:inkSource>
+      <inkml:timestamp xml:id="ts0" timeString="2025-11-04T11:07:28.634"/>
+    </inkml:context>
+    <inkml:brush xml:id="br0">
+      <inkml:brushProperty name="width" value="0.035" units="cm"/>
+      <inkml:brushProperty name="height" value="0.035" units="cm"/>
+    </inkml:brush>
+  </inkml:definitions>
+  <inkml:trace contextRef="#ctx0" brushRef="#br0">0 102 24575,'1'0'0,"-1"0"0,1 0 0,-1 1 0,1-1 0,-1 0 0,1 1 0,-1-1 0,1 0 0,-1 1 0,1-1 0,-1 0 0,0 1 0,1-1 0,-1 1 0,0-1 0,1 1 0,-1-1 0,0 1 0,1-1 0,-1 1 0,0-1 0,0 1 0,0-1 0,0 1 0,1 0 0,3 19 0,-2-12 0,2 14 0,0-1 0,-2 1 0,0 1 0,-2 35 0,0-50 0,0-7 0,0 1 0,0 0 0,0-1 0,0 1 0,0 0 0,0-1 0,1 1 0,-1-1 0,1 1 0,-1-1 0,1 1 0,0-1 0,-1 1 0,1-1 0,0 1 0,0-1 0,0 0 0,2 3 0,-1-3 0,0 0 0,-1 0 0,1 0 0,0 0 0,0-1 0,0 1 0,0 0 0,0-1 0,0 0 0,0 1 0,0-1 0,0 0 0,0 0 0,0 0 0,2 0 0,5-1 0,-1 0 0,1-1 0,-1 0 0,1-1 0,-1 1 0,0-2 0,0 1 0,0-1 0,-1 0 0,1-1 0,-1 0 0,0 0 0,0 0 0,0-1 0,-1 0 0,0 0 0,0-1 0,8-12 0,-8 11 0,1 1 0,0 0 0,0 0 0,14-9 0,-11 8 0,0 0 0,9-10 0,-10 9 0,1 0 0,0 1 0,0 0 0,1 1 0,0 0 0,13-6 0,-9 5 0,35-25 0,-34 22 0,24-14 0,-2 6-1365,-25 12-5461</inkml:trace>
+</inkml:ink>
+</file>
+
+<file path=word/ink/ink5.xml><?xml version="1.0" encoding="utf-8"?>
+<inkml:ink xmlns:inkml="http://www.w3.org/2003/InkML">
+  <inkml:definitions>
+    <inkml:context xml:id="ctx0">
+      <inkml:inkSource xml:id="inkSrc0">
+        <inkml:traceFormat>
+          <inkml:channel name="X" type="integer" min="-2.14748E9" max="2.14748E9" units="cm"/>
+          <inkml:channel name="Y" type="integer" min="-2.14748E9" max="2.14748E9" units="cm"/>
+          <inkml:channel name="F" type="integer" max="32767" units="dev"/>
+        </inkml:traceFormat>
+        <inkml:channelProperties>
+          <inkml:channelProperty channel="X" name="resolution" value="1000" units="1/cm"/>
+          <inkml:channelProperty channel="Y" name="resolution" value="1000" units="1/cm"/>
+          <inkml:channelProperty channel="F" name="resolution" value="0" units="1/dev"/>
+        </inkml:channelProperties>
+      </inkml:inkSource>
+      <inkml:timestamp xml:id="ts0" timeString="2025-11-04T11:07:33.140"/>
+    </inkml:context>
+    <inkml:brush xml:id="br0">
+      <inkml:brushProperty name="width" value="0.035" units="cm"/>
+      <inkml:brushProperty name="height" value="0.035" units="cm"/>
+    </inkml:brush>
+  </inkml:definitions>
+  <inkml:trace contextRef="#ctx0" brushRef="#br0">0 102 24575,'1'0'0,"-1"0"0,1 0 0,-1 1 0,1-1 0,-1 0 0,1 1 0,-1-1 0,1 0 0,-1 1 0,1-1 0,-1 0 0,0 1 0,1-1 0,-1 1 0,0-1 0,1 1 0,-1-1 0,0 1 0,1-1 0,-1 1 0,0-1 0,0 1 0,0-1 0,0 1 0,1 0 0,3 19 0,-2-12 0,2 14 0,0-1 0,-2 1 0,0 1 0,-2 35 0,0-50 0,0-7 0,0 1 0,0 0 0,0-1 0,0 1 0,0 0 0,0-1 0,1 1 0,-1-1 0,1 1 0,-1-1 0,1 1 0,0-1 0,-1 1 0,1-1 0,0 1 0,0-1 0,0 0 0,2 3 0,-1-3 0,0 0 0,-1 0 0,1 0 0,0 0 0,0-1 0,0 1 0,0 0 0,0-1 0,0 0 0,0 1 0,0-1 0,0 0 0,0 0 0,0 0 0,2 0 0,5-1 0,-1 0 0,1-1 0,-1 0 0,1-1 0,-1 1 0,0-2 0,0 1 0,0-1 0,-1 0 0,1-1 0,-1 0 0,0 0 0,0 0 0,0-1 0,-1 0 0,0 0 0,0-1 0,8-12 0,-8 11 0,1 1 0,0 0 0,0 0 0,14-9 0,-11 8 0,0 0 0,9-10 0,-10 9 0,1 0 0,0 1 0,0 0 0,1 1 0,0 0 0,13-6 0,-9 5 0,35-25 0,-34 22 0,24-14 0,-2 6-1365,-25 12-5461</inkml:trace>
+</inkml:ink>
+</file>
+
+<file path=word/ink/ink6.xml><?xml version="1.0" encoding="utf-8"?>
+<inkml:ink xmlns:inkml="http://www.w3.org/2003/InkML">
+  <inkml:definitions>
+    <inkml:context xml:id="ctx0">
+      <inkml:inkSource xml:id="inkSrc0">
+        <inkml:traceFormat>
+          <inkml:channel name="X" type="integer" min="-2.14748E9" max="2.14748E9" units="cm"/>
+          <inkml:channel name="Y" type="integer" min="-2.14748E9" max="2.14748E9" units="cm"/>
+          <inkml:channel name="F" type="integer" max="32767" units="dev"/>
+        </inkml:traceFormat>
+        <inkml:channelProperties>
+          <inkml:channelProperty channel="X" name="resolution" value="1000" units="1/cm"/>
+          <inkml:channelProperty channel="Y" name="resolution" value="1000" units="1/cm"/>
+          <inkml:channelProperty channel="F" name="resolution" value="0" units="1/dev"/>
+        </inkml:channelProperties>
+      </inkml:inkSource>
+      <inkml:timestamp xml:id="ts0" timeString="2025-11-04T11:07:36.742"/>
+    </inkml:context>
+    <inkml:brush xml:id="br0">
+      <inkml:brushProperty name="width" value="0.035" units="cm"/>
+      <inkml:brushProperty name="height" value="0.035" units="cm"/>
+    </inkml:brush>
+  </inkml:definitions>
+  <inkml:trace contextRef="#ctx0" brushRef="#br0">0 102 24575,'1'0'0,"-1"0"0,1 0 0,-1 1 0,1-1 0,-1 0 0,1 1 0,-1-1 0,1 0 0,-1 1 0,1-1 0,-1 0 0,0 1 0,1-1 0,-1 1 0,0-1 0,1 1 0,-1-1 0,0 1 0,1-1 0,-1 1 0,0-1 0,0 1 0,0-1 0,0 1 0,1 0 0,3 19 0,-2-12 0,2 14 0,0-1 0,-2 1 0,0 1 0,-2 35 0,0-50 0,0-7 0,0 1 0,0 0 0,0-1 0,0 1 0,0 0 0,0-1 0,1 1 0,-1-1 0,1 1 0,-1-1 0,1 1 0,0-1 0,-1 1 0,1-1 0,0 1 0,0-1 0,0 0 0,2 3 0,-1-3 0,0 0 0,-1 0 0,1 0 0,0 0 0,0-1 0,0 1 0,0 0 0,0-1 0,0 0 0,0 1 0,0-1 0,0 0 0,0 0 0,0 0 0,2 0 0,5-1 0,-1 0 0,1-1 0,-1 0 0,1-1 0,-1 1 0,0-2 0,0 1 0,0-1 0,-1 0 0,1-1 0,-1 0 0,0 0 0,0 0 0,0-1 0,-1 0 0,0 0 0,0-1 0,8-12 0,-8 11 0,1 1 0,0 0 0,0 0 0,14-9 0,-11 8 0,0 0 0,9-10 0,-10 9 0,1 0 0,0 1 0,0 0 0,1 1 0,0 0 0,13-6 0,-9 5 0,35-25 0,-34 22 0,24-14 0,-2 6-1365,-25 12-5461</inkml:trace>
+</inkml:ink>
+</file>
+
+<file path=word/ink/ink7.xml><?xml version="1.0" encoding="utf-8"?>
+<inkml:ink xmlns:inkml="http://www.w3.org/2003/InkML">
+  <inkml:definitions>
+    <inkml:context xml:id="ctx0">
+      <inkml:inkSource xml:id="inkSrc0">
+        <inkml:traceFormat>
+          <inkml:channel name="X" type="integer" min="-2.14748E9" max="2.14748E9" units="cm"/>
+          <inkml:channel name="Y" type="integer" min="-2.14748E9" max="2.14748E9" units="cm"/>
+          <inkml:channel name="F" type="integer" max="32767" units="dev"/>
+        </inkml:traceFormat>
+        <inkml:channelProperties>
+          <inkml:channelProperty channel="X" name="resolution" value="1000" units="1/cm"/>
+          <inkml:channelProperty channel="Y" name="resolution" value="1000" units="1/cm"/>
+          <inkml:channelProperty channel="F" name="resolution" value="0" units="1/dev"/>
+        </inkml:channelProperties>
+      </inkml:inkSource>
+      <inkml:timestamp xml:id="ts0" timeString="2025-11-04T11:07:40.821"/>
+    </inkml:context>
+    <inkml:brush xml:id="br0">
+      <inkml:brushProperty name="width" value="0.035" units="cm"/>
+      <inkml:brushProperty name="height" value="0.035" units="cm"/>
+    </inkml:brush>
+  </inkml:definitions>
+  <inkml:trace contextRef="#ctx0" brushRef="#br0">0 102 24575,'1'0'0,"-1"0"0,1 0 0,-1 1 0,1-1 0,-1 0 0,1 1 0,-1-1 0,1 0 0,-1 1 0,1-1 0,-1 0 0,0 1 0,1-1 0,-1 1 0,0-1 0,1 1 0,-1-1 0,0 1 0,1-1 0,-1 1 0,0-1 0,0 1 0,0-1 0,0 1 0,1 0 0,3 19 0,-2-12 0,2 14 0,0-1 0,-2 1 0,0 1 0,-2 35 0,0-50 0,0-7 0,0 1 0,0 0 0,0-1 0,0 1 0,0 0 0,0-1 0,1 1 0,-1-1 0,1 1 0,-1-1 0,1 1 0,0-1 0,-1 1 0,1-1 0,0 1 0,0-1 0,0 0 0,2 3 0,-1-3 0,0 0 0,-1 0 0,1 0 0,0 0 0,0-1 0,0 1 0,0 0 0,0-1 0,0 0 0,0 1 0,0-1 0,0 0 0,0 0 0,0 0 0,2 0 0,5-1 0,-1 0 0,1-1 0,-1 0 0,1-1 0,-1 1 0,0-2 0,0 1 0,0-1 0,-1 0 0,1-1 0,-1 0 0,0 0 0,0 0 0,0-1 0,-1 0 0,0 0 0,0-1 0,8-12 0,-8 11 0,1 1 0,0 0 0,0 0 0,14-9 0,-11 8 0,0 0 0,9-10 0,-10 9 0,1 0 0,0 1 0,0 0 0,1 1 0,0 0 0,13-6 0,-9 5 0,35-25 0,-34 22 0,24-14 0,-2 6-1365,-25 12-5461</inkml:trace>
+</inkml:ink>
+</file>
+
+<file path=word/ink/ink8.xml><?xml version="1.0" encoding="utf-8"?>
+<inkml:ink xmlns:inkml="http://www.w3.org/2003/InkML">
+  <inkml:definitions>
+    <inkml:context xml:id="ctx0">
+      <inkml:inkSource xml:id="inkSrc0">
+        <inkml:traceFormat>
+          <inkml:channel name="X" type="integer" min="-2.14748E9" max="2.14748E9" units="cm"/>
+          <inkml:channel name="Y" type="integer" min="-2.14748E9" max="2.14748E9" units="cm"/>
+          <inkml:channel name="F" type="integer" max="32767" units="dev"/>
+        </inkml:traceFormat>
+        <inkml:channelProperties>
+          <inkml:channelProperty channel="X" name="resolution" value="1000" units="1/cm"/>
+          <inkml:channelProperty channel="Y" name="resolution" value="1000" units="1/cm"/>
+          <inkml:channelProperty channel="F" name="resolution" value="0" units="1/dev"/>
+        </inkml:channelProperties>
+      </inkml:inkSource>
+      <inkml:timestamp xml:id="ts0" timeString="2025-11-04T11:06:13.465"/>
+    </inkml:context>
+    <inkml:brush xml:id="br0">
+      <inkml:brushProperty name="width" value="0.035" units="cm"/>
+      <inkml:brushProperty name="height" value="0.035" units="cm"/>
+    </inkml:brush>
+  </inkml:definitions>
+  <inkml:trace contextRef="#ctx0" brushRef="#br0">264 619 24575,'0'-3'0,"0"1"0,-1-1 0,0 1 0,1-1 0,-1 1 0,0-1 0,0 1 0,0-1 0,-1 1 0,1 0 0,-1 0 0,1-1 0,-1 1 0,0 0 0,1 0 0,-5-3 0,-4-3 0,-1 0 0,-13-7 0,11 6 0,-16-15 0,24 18 0,-1 1 0,0-1 0,-14-7 0,18 12 0,0 0 0,0 0 0,0 0 0,0 0 0,-1 0 0,1 1 0,0-1 0,-1 1 0,1 0 0,0-1 0,-1 1 0,1 0 0,0 0 0,-1 1 0,1-1 0,0 0 0,-5 2 0,5-1 0,0 0 0,0 0 0,1 1 0,-1-1 0,0 0 0,1 1 0,-1-1 0,1 1 0,-1-1 0,1 1 0,0 0 0,-3 3 0,-12 27 0,11-20 0,0-2 0,0 0 0,1 0 0,1 0 0,0 0 0,-3 15 0,6-21 0,-1-1 0,1 0 0,0 0 0,-1 0 0,2 0 0,-1 0 0,0 1 0,1-1 0,-1 0 0,1 0 0,0 0 0,0 0 0,0 0 0,0 0 0,1-1 0,-1 1 0,1 0 0,0 0 0,-1-1 0,1 1 0,1-1 0,-1 0 0,3 3 0,-4-5 0,0 1 0,0 0 0,0-1 0,0 1 0,0-1 0,0 1 0,0-1 0,0 1 0,0-1 0,0 0 0,0 0 0,1 1 0,-1-1 0,0 0 0,0 0 0,0 0 0,0 0 0,1-1 0,-1 1 0,0 0 0,0 0 0,0-1 0,0 1 0,0-1 0,1 1 0,0-1 0,3-3 0,0 1 0,-1 0 0,1-1 0,5-6 0,6-5 0,-2 5 0,-6 5 0,-1-1 0,0 0 0,8-8 0,-12 12 0,-1-1 0,0 0 0,-1 1 0,1-1 0,0 0 0,-1 0 0,0 0 0,1 0 0,-1 0 0,0 0 0,-1-1 0,2-5 0,-2 4 0,1 3 0,-1 3 0,2 12 0,-1-8 0,1 0 0,0-1 0,1 0 0,-1 1 0,1-1 0,0 0 0,0 0 0,0 0 0,1-1 0,-1 1 0,1-1 0,0 0 0,5 4 0,-7-6 0,0 0 0,0 1 0,0-1 0,0-1 0,0 1 0,0 0 0,0 0 0,1-1 0,-1 1 0,0-1 0,0 0 0,0 0 0,1 0 0,-1 0 0,0 0 0,1 0 0,-1 0 0,0-1 0,0 1 0,0-1 0,0 0 0,1 1 0,-1-1 0,0 0 0,0 0 0,0-1 0,0 1 0,-1 0 0,1-1 0,0 1 0,1-2 0,9-10 0,0-1 0,-1 0 0,12-22 0,24-49 0,-32 55 0,-14 28 0,0 0 0,0 1 0,0-1 0,0 0 0,0 1 0,0-1 0,1 1 0,-1 0 0,0-1 0,1 1 0,-1 0 0,1 0 0,-1 0 0,1 0 0,0 0 0,-1 0 0,1 0 0,0 0 0,0 1 0,0-1 0,-1 1 0,1-1 0,0 1 0,2 0 0,-1 0 0,-1 0 0,1 1 0,-1-1 0,0 1 0,1 0 0,-1-1 0,0 1 0,1 0 0,-1 1 0,0-1 0,0 0 0,0 1 0,0-1 0,0 1 0,0-1 0,-1 1 0,4 3 0,-2-1 0,0 1 0,0-1 0,0 0 0,-1 1 0,0-1 0,0 1 0,0 0 0,0-1 0,-1 1 0,0 0 0,0 0 0,0 0 0,-1 0 0,1 0 0,-1 0 0,-1 10 0,0-15 0,1 0 0,0 0 0,0 0 0,0 1 0,-1-1 0,1 0 0,0 0 0,0 0 0,-1 0 0,1 0 0,0 0 0,0 0 0,0 0 0,-1 0 0,1 0 0,0-1 0,0 1 0,-1 0 0,1 0 0,0 0 0,0 0 0,0 0 0,0 0 0,-1 0 0,1 0 0,0-1 0,0 1 0,0 0 0,0 0 0,-1 0 0,1 0 0,0-1 0,0 1 0,0 0 0,0-1 0,-13-10 0,3 1 0,7 8 0,-1 0 0,1 0 0,0 0 0,-1 0 0,0 1 0,1-1 0,-1 1 0,0 0 0,0 0 0,0 0 0,-6 0 0,8 1 0,0 0 0,1 0 0,-1 0 0,0 0 0,0 1 0,1-1 0,-1 1 0,1-1 0,-1 1 0,1 0 0,-1 0 0,1-1 0,-1 1 0,1 0 0,-1 0 0,1 0 0,0 1 0,0-1 0,0 0 0,-1 0 0,1 1 0,0-1 0,1 1 0,-1-1 0,0 1 0,0-1 0,1 1 0,-1-1 0,0 3 0,0-1 0,0-1 0,1 1 0,-1-1 0,1 0 0,-1 1 0,1-1 0,0 1 0,0-1 0,0 1 0,0-1 0,1 1 0,-1-1 0,1 1 0,-1-1 0,1 1 0,2 3 0,-2-4 0,0 0 0,1 0 0,-1 0 0,1-1 0,-1 1 0,1-1 0,0 1 0,0-1 0,0 0 0,-1 1 0,1-1 0,0 0 0,1 0 0,-1-1 0,0 1 0,0 0 0,0-1 0,0 1 0,3-1 0,3 2 0,0-1 0,0 0 0,0-1 0,0 0 0,11-1 0,-18 0 0,1 1 0,-1 0 0,1 0 0,-1 0 0,0-1 0,1 1 0,-1-1 0,1 1 0,-1-1 0,0 0 0,0 1 0,1-1 0,-1 0 0,0 0 0,0 0 0,0 0 0,0 0 0,0 0 0,0 0 0,0 0 0,0 0 0,-1 0 0,1-1 0,0 1 0,-1 0 0,1-1 0,-1 1 0,1 0 0,-1-1 0,0 1 0,1 0 0,-1-1 0,0 1 0,0-1 0,0 1 0,0-1 0,0 1 0,-1-2 0,1 0 0,0 0 0,-1 0 0,0-1 0,0 1 0,-2-4 0,3 7 0,0 0 0,0 0 0,0 0 0,0 0 0,0 0 0,0-1 0,0 1 0,-1 0 0,1 0 0,0 0 0,0 0 0,0 0 0,0 0 0,0 0 0,0 1 0,0-1 0,-1 0 0,1 0 0,0 0 0,0 0 0,0 0 0,0 0 0,0 0 0,0 0 0,0 0 0,0 0 0,-1 0 0,1 0 0,0 0 0,0 0 0,0 0 0,0 1 0,0-1 0,0 0 0,0 0 0,0 0 0,0 0 0,0 0 0,0 0 0,0 0 0,0 1 0,0-1 0,0 0 0,0 0 0,0 0 0,0 0 0,0 0 0,0 0 0,0 0 0,0 1 0,0-1 0,0 0 0,0 0 0,0 0 0,0 0 0,0 0 0,0 0 0,0 1 0,-2 10 0,-1 65 0,9 110 0,0-60 0,-5-88 0,0 2 0,-4 52 0,3-89 0,0 0 0,-1 0 0,1 1 0,-1-1 0,0 0 0,0 0 0,0 0 0,0 0 0,-3 4 0,3-6 0,0 1 0,0-1 0,-1 0 0,1 0 0,0 0 0,-1 0 0,1 0 0,-1 0 0,1-1 0,-1 1 0,1 0 0,-1-1 0,1 1 0,-1-1 0,0 1 0,1-1 0,-1 0 0,0 0 0,1 0 0,-3 0 0,-5 1 0,-1-1 0,1-1 0,-1 0 0,1 0 0,-15-4 0,20 4 0,-1-1 0,1 0 0,0 0 0,0 0 0,0 0 0,0 0 0,0-1 0,1 0 0,-1 0 0,1 0 0,0 0 0,0 0 0,-5-7 0,0-2 0,1-1 0,1 0 0,0 0 0,1 0 0,0 0 0,1-1 0,1 0 0,0 0 0,0 0 0,0-20 0,3 26 0,1 0 0,-1 0 0,1 0 0,1 0 0,-1 0 0,2 0 0,-1 0 0,1 0 0,3-7 0,8-11 0,19-29 0,-11 18 0,-9 12 0,8-11 0,-20 34 0,1 0 0,0 0 0,0 0 0,-1 1 0,1-1 0,0 0 0,0 1 0,1 0 0,-1-1 0,0 1 0,0 0 0,5-1 0,2-1 0,-1 1 0,14-1 0,-17 3 0,0 0 0,0-1 0,1 0 0,-1 0 0,0 0 0,-1-1 0,1 0 0,0 0 0,8-4 0,-11 4 0,-1 1 0,1-1 0,0 0 0,-1 0 0,1 0 0,-1 0 0,0 0 0,0 0 0,0 0 0,0 0 0,1-3 0,8-31 0,-1 2 0,-7 28 0,1 1 0,0 0 0,0 0 0,1 0 0,0 0 0,0 1 0,0-1 0,0 1 0,1 0 0,-1 0 0,7-3 0,-11 6 0,1 1 0,0-1 0,-1 1 0,1 0 0,0-1 0,0 1 0,-1 0 0,1 0 0,0 0 0,0-1 0,-1 1 0,1 0 0,0 0 0,0 0 0,-1 0 0,1 0 0,0 0 0,0 1 0,-1-1 0,1 0 0,0 0 0,0 0 0,-1 1 0,1-1 0,0 0 0,-1 1 0,1-1 0,0 1 0,-1-1 0,1 0 0,-1 1 0,1 0 0,-1-1 0,1 1 0,-1-1 0,1 1 0,-1 0 0,1-1 0,-1 1 0,0 0 0,1-1 0,-1 1 0,0 0 0,0-1 0,1 2 0,1 6 0,1-1 0,-2 1 0,3 12 0,-3-10 0,0-8 0,-1-1 0,0 1 0,0-1 0,1 0 0,-1 1 0,1-1 0,-1 0 0,1 0 0,0 1 0,-1-1 0,1 0 0,0 0 0,0 0 0,0 0 0,0 0 0,0 0 0,0 0 0,0 0 0,2 1 0,-2-2 0,0 1 0,0-1 0,1 0 0,-1 0 0,0 0 0,0 0 0,1 0 0,-1 0 0,0 0 0,0 0 0,1-1 0,-1 1 0,0 0 0,0-1 0,0 1 0,0-1 0,1 1 0,-1-1 0,0 0 0,0 1 0,2-3 0,0 1 0,-1-1 0,1 1 0,0-1 0,-1 0 0,0 0 0,1 0 0,-1 0 0,0 0 0,0 0 0,-1-1 0,3-5 0,0-5 0,5-23 0,-5 17 0,2 43 0,-3-13 0,-1-1 0,1 1 0,1-1 0,0 0 0,0 0 0,1 0 0,0 0 0,1-1 0,0 0 0,10 12 0,-13-17 0,0 0 0,0 0 0,0-1 0,1 1 0,-1-1 0,1 0 0,0 0 0,0 0 0,-1 0 0,1 0 0,0-1 0,1 0 0,-1 0 0,0 0 0,0 0 0,0-1 0,0 0 0,1 0 0,-1 0 0,0 0 0,0 0 0,1-1 0,-1 0 0,0 0 0,0 0 0,0 0 0,4-3 0,0 1 0,-1-1 0,1 0 0,-1 0 0,-1 0 0,1-1 0,0 0 0,-1-1 0,0 1 0,0-1 0,-1 0 0,0-1 0,0 1 0,0-1 0,-1 0 0,0 0 0,0-1 0,-1 1 0,0-1 0,0 0 0,-1 0 0,0 0 0,0 0 0,-1 0 0,0 0 0,0-16 0,-3 44 0,1-8 0,0 0 0,0 0 0,1 0 0,1-1 0,3 23 0,-3-30 0,1 0 0,-1 1 0,1-1 0,0 0 0,0 0 0,1 0 0,-1-1 0,1 1 0,-1-1 0,5 4 0,-6-6 0,0 0 0,0 0 0,1 0 0,-1 0 0,1 0 0,-1-1 0,1 1 0,-1 0 0,1-1 0,-1 1 0,1-1 0,0 0 0,-1 0 0,1 1 0,-1-1 0,1 0 0,0 0 0,-1-1 0,1 1 0,0 0 0,-1 0 0,1-1 0,-1 1 0,1-1 0,-1 1 0,1-1 0,-1 0 0,1 0 0,-1 0 0,2-1 0,2-1 0,0-1 0,0 1 0,-1-1 0,1-1 0,-1 1 0,0-1 0,0 1 0,3-7 0,2-4 0,10-23 0,2-4 0,-21 42 0,0 0 0,0-1 0,0 1 0,1-1 0,-1 1 0,0 0 0,1-1 0,-1 1 0,0 0 0,1-1 0,-1 1 0,1 0 0,-1 0 0,0-1 0,1 1 0,-1 0 0,1 0 0,-1 0 0,1 0 0,-1-1 0,1 1 0,-1 0 0,1 0 0,-1 0 0,1 0 0,-1 0 0,0 0 0,1 0 0,-1 0 0,1 1 0,-1-1 0,1 0 0,-1 0 0,1 0 0,-1 0 0,1 1 0,-1-1 0,0 0 0,1 0 0,-1 1 0,1-1 0,-1 0 0,0 1 0,1-1 0,-1 0 0,0 1 0,0-1 0,1 0 0,-1 1 0,17 23 0,-15-22 0,12 26 0,-12-22 0,1 0 0,0 0 0,0-1 0,0 1 0,1-1 0,0 0 0,0 0 0,0 0 0,10 8 0,-12-12 0,0 0 0,0 0 0,0 0 0,0-1 0,1 1 0,-1-1 0,0 1 0,0-1 0,1 0 0,-1 0 0,0 0 0,0 0 0,1-1 0,-1 1 0,0 0 0,4-2 0,5-2 0,0 0 0,11-6 0,-5 2 0,-4 4 0,0 0 0,0 0 0,0 1 0,1 1 0,13-1 0,-23 2 0,-1 0 0,1 0 0,0 0 0,-1 0 0,1-1 0,-1 1 0,0-1 0,1 0 0,-1 0 0,0 0 0,0 0 0,0-1 0,-1 1 0,1-1 0,0 0 0,1-3 0,5-6 0,0 0 0,10-22 0,-18 32 0,6-13 0,0 0 0,-1-1 0,-1 0 0,0 0 0,-1 0 0,-1 0 0,0-1 0,-1 0 0,-1 1 0,-1-1 0,0 0 0,-5-28 0,5 43 0,0 0 0,0 1 0,-1-1 0,1 1 0,-1-1 0,1 1 0,-1-1 0,0 1 0,1-1 0,-1 1 0,0-1 0,0 1 0,0 0 0,0 0 0,0-1 0,-1 1 0,1 0 0,0 0 0,0 0 0,-1 0 0,1 0 0,-1 1 0,1-1 0,-1 0 0,1 1 0,-1-1 0,1 1 0,-1-1 0,1 1 0,-4-1 0,2 2 0,-1-1 0,1 0 0,-1 1 0,1-1 0,0 1 0,-1 0 0,1 0 0,0 1 0,0-1 0,0 1 0,0-1 0,0 1 0,-5 3 0,2 0 0,0 1 0,0-1 0,0 1 0,1 0 0,-1 0 0,1 1 0,1-1 0,0 1 0,0 0 0,0 1 0,1-1 0,0 0 0,0 1 0,0 0 0,1 0 0,1 0 0,-1 0 0,1 0 0,1 0 0,-1 0 0,2 0 0,-1 0 0,3 13 0,-1-7 0,1 0 0,1 0 0,0 0 0,1-1 0,7 15 0,-8-19 0,1-1 0,0 0 0,0 0 0,1 0 0,0-1 0,0 0 0,1 0 0,12 10 0,-15-14 0,-1-1 0,0 0 0,1 0 0,0 0 0,-1-1 0,1 1 0,0-1 0,0 0 0,-1 0 0,1 0 0,0 0 0,0-1 0,0 0 0,0 1 0,0-2 0,0 1 0,0 0 0,0-1 0,0 0 0,0 1 0,0-2 0,0 1 0,0 0 0,-1-1 0,1 0 0,-1 0 0,1 0 0,4-3 0,1-3 0,0 1 0,0-1 0,0-1 0,-1 0 0,0 0 0,-1-1 0,0 1 0,7-15 0,-3 2 0,0-1 0,-1-1 0,-2 1 0,0-2 0,-2 1 0,0-1 0,-2 0 0,-1 0 0,-1 0 0,0 0 0,-3 0 0,-2-28 0,2 45 0,-1 1 0,0 0 0,-3-9 0,4 13 0,0 1 0,0 0 0,0-1 0,0 1 0,-1 0 0,1 0 0,-1 0 0,1 0 0,-1 0 0,0 0 0,0 1 0,-3-4 0,4 5 0,1 0 0,0 0 0,-1-1 0,1 1 0,-1 0 0,1 0 0,-1 0 0,1 0 0,-1-1 0,1 1 0,-1 0 0,1 0 0,0 0 0,-1 0 0,1 0 0,-1 0 0,1 0 0,-1 0 0,1 1 0,-1-1 0,1 0 0,-1 0 0,1 0 0,-1 0 0,1 1 0,-1-1 0,0 1 0,0 0 0,1 0 0,-1-1 0,0 1 0,0 0 0,1 0 0,-1 0 0,1 0 0,-1 0 0,0 2 0,-6 28 0,7-30 0,-5 38 0,3 0 0,1 0 0,5 46 0,23 120 0,-8-70 0,-1 14 0,-16-250 0,-2 96 0,-1 0 0,1 0 0,1-1 0,-1 1 0,3-10 0,-3 14 0,0 0 0,0 0 0,1 0 0,-1 0 0,1 0 0,-1 0 0,1 0 0,-1 1 0,1-1 0,-1 0 0,1 0 0,0 0 0,-1 1 0,1-1 0,0 0 0,0 0 0,0 1 0,0-1 0,-1 1 0,1-1 0,0 1 0,0-1 0,0 1 0,0 0 0,0 0 0,0-1 0,0 1 0,0 0 0,0 0 0,0 0 0,2 0 0,-2 0 0,1 1 0,0-1 0,0 1 0,-1-1 0,1 1 0,0 0 0,-1 0 0,1-1 0,-1 1 0,1 0 0,-1 1 0,1-1 0,-1 0 0,0 0 0,0 1 0,1-1 0,-1 0 0,0 1 0,0-1 0,0 1 0,-1 0 0,1-1 0,0 3 0,4 6 0,-1 1 0,4 16 0,-6-18 0,11 41 0,15 46 0,-22-87 0,-6-9 0,0 0 0,0 0 0,0 0 0,0 0 0,0 0 0,1 0 0,-1 0 0,0 0 0,0 0 0,0 0 0,0 0 0,0 0 0,1 0 0,-1 0 0,0 0 0,0-1 0,0 1 0,0 0 0,0 0 0,0 0 0,0 0 0,1 0 0,-1 0 0,0 0 0,0-1 0,0 1 0,0 0 0,0 0 0,0 0 0,0 0 0,0 0 0,0 0 0,0-1 0,0 1 0,0 0 0,0 0 0,3-20 0,-2-58 0,-2 48 0,6-59 0,-4 86 0,-1-1 0,1 1 0,0 0 0,0 0 0,0 0 0,1-1 0,-1 1 0,1 0 0,1-3 0,-2 5 0,0 0 0,0 0 0,0 0 0,0 0 0,0 0 0,0 1 0,0-1 0,0 0 0,1 1 0,-1-1 0,0 0 0,0 1 0,0-1 0,1 1 0,-1 0 0,0-1 0,1 1 0,-1 0 0,0 0 0,1 0 0,-1 0 0,0 0 0,1 0 0,-1 0 0,3 1 0,8 3 0,1 0 0,-1 1 0,0 0 0,0 1 0,0 0 0,-1 1 0,0 0 0,17 15 0,-25-19 0,0 0 0,-1 0 0,1 0 0,-1 1 0,0-1 0,0 1 0,0 0 0,0 0 0,-1-1 0,0 1 0,1 0 0,-1 0 0,-1 0 0,1 0 0,-1 0 0,1 1 0,-1-1 0,-1 5 0,1-5 0,0 0 0,0 1 0,-1-1 0,0 0 0,0 0 0,0 0 0,0 0 0,-1 0 0,1 0 0,-1 0 0,0-1 0,0 1 0,-1 0 0,1-1 0,-1 0 0,1 0 0,-6 5 0,7-7-3,0-1 1,1 1-1,-1-1 0,0 1 0,0-1 1,1 1-1,-1-1 0,0 0 0,0 1 1,1-1-1,-1 0 0,0 0 0,0 0 0,0 0 1,0 0-1,1 1 0,-1-2 0,0 1 1,0 0-1,0 0 0,0 0 0,0 0 1,0-1-1,-1 1 15,1-1 1,0 0 0,0 0 0,0 0-1,-1 0 1,1 0 0,0 0 0,1 0-1,-1 0 1,0 0 0,0-1 0,-1-1-1,-1-3-217,1 0 0,0 0 0,0 0 0,0-1 1,-1-6-1,2 3-792,0-1 0,0 1 0,1 0 1,2-14-1,0 10 443,0 1 0,8-25 1,-3 20 1383,13-25 1,13-14 4153,-24 46-5024,0 0 1,1 1 0,0 0 0,0 1 0,13-9 0,-17 13-6787</inkml:trace>
+</inkml:ink>
+</file>
+
+<file path=word/ink/ink9.xml><?xml version="1.0" encoding="utf-8"?>
+<inkml:ink xmlns:inkml="http://www.w3.org/2003/InkML">
+  <inkml:definitions>
+    <inkml:context xml:id="ctx0">
+      <inkml:inkSource xml:id="inkSrc0">
+        <inkml:traceFormat>
+          <inkml:channel name="X" type="integer" min="-2.14748E9" max="2.14748E9" units="cm"/>
+          <inkml:channel name="Y" type="integer" min="-2.14748E9" max="2.14748E9" units="cm"/>
+          <inkml:channel name="F" type="integer" max="32767" units="dev"/>
+        </inkml:traceFormat>
+        <inkml:channelProperties>
+          <inkml:channelProperty channel="X" name="resolution" value="1000" units="1/cm"/>
+          <inkml:channelProperty channel="Y" name="resolution" value="1000" units="1/cm"/>
+          <inkml:channelProperty channel="F" name="resolution" value="0" units="1/dev"/>
+        </inkml:channelProperties>
+      </inkml:inkSource>
+      <inkml:timestamp xml:id="ts0" timeString="2025-11-04T11:06:07.420"/>
+    </inkml:context>
+    <inkml:brush xml:id="br0">
+      <inkml:brushProperty name="width" value="0.035" units="cm"/>
+      <inkml:brushProperty name="height" value="0.035" units="cm"/>
+    </inkml:brush>
+  </inkml:definitions>
+  <inkml:trace contextRef="#ctx0" brushRef="#br0">1 1 24575,'0'17'0,"-1"4"0,1-1 0,1 1 0,1-1 0,1 0 0,1 0 0,6 20 0,-7-30 0,2 4 0,0-1 0,12 23 0,-15-32 0,0-1 0,0 1 0,1-1 0,0 0 0,-1 0 0,1 0 0,0 0 0,1 0 0,-1-1 0,0 1 0,1-1 0,-1 0 0,1 0 0,4 1 0,0 0 0,0-1 0,0 1 0,0-2 0,10 2 0,-16-3 0,0 0 0,0 0 0,0 1 0,0-1 0,-1 0 0,1-1 0,0 1 0,0 0 0,0-1 0,-1 1 0,1-1 0,0 1 0,0-1 0,-1 0 0,1 1 0,0-1 0,-1 0 0,1 0 0,-1 0 0,1-1 0,-1 1 0,0 0 0,1-1 0,1-1 0,5-15 60,8-27 0,-10 27-803,13-27 1,-14 35-6084</inkml:trace>
+</inkml:ink>
 </file>
 
 <file path=word/theme/theme1.xml><?xml version="1.0" encoding="utf-8"?>
